--- a/fuentes/CFA_01_22230062_DU.docx
+++ b/fuentes/CFA_01_22230062_DU.docx
@@ -23,7 +23,7 @@
             <wp:docPr id="6" name="Imagen 2">
               <a:extLst xmlns:a="http://schemas.openxmlformats.org/drawingml/2006/main">
                 <a:ext uri="{C183D7F6-B498-43B3-948B-1728B52AA6E4}">
-                  <adec:decorative xmlns:adec="http://schemas.microsoft.com/office/drawing/2017/decorative" xmlns:w16se="http://schemas.microsoft.com/office/word/2015/wordml/symex" xmlns:w16cid="http://schemas.microsoft.com/office/word/2016/wordml/cid" xmlns:w="http://schemas.openxmlformats.org/wordprocessingml/2006/main" xmlns:w10="urn:schemas-microsoft-com:office:word" xmlns:v="urn:schemas-microsoft-com:vml" xmlns:o="urn:schemas-microsoft-com:office:office" xmlns:am3d="http://schemas.microsoft.com/office/drawing/2017/model3d" xmlns:aink="http://schemas.microsoft.com/office/drawing/2016/ink" xmlns:cx8="http://schemas.microsoft.com/office/drawing/2016/5/14/chartex" xmlns:cx7="http://schemas.microsoft.com/office/drawing/2016/5/13/chartex" xmlns:cx6="http://schemas.microsoft.com/office/drawing/2016/5/12/chartex" xmlns:cx5="http://schemas.microsoft.com/office/drawing/2016/5/11/chartex" xmlns:cx4="http://schemas.microsoft.com/office/drawing/2016/5/10/chartex" xmlns:cx3="http://schemas.microsoft.com/office/drawing/2016/5/9/chartex" xmlns:cx2="http://schemas.microsoft.com/office/drawing/2015/10/21/chartex" xmlns:cx1="http://schemas.microsoft.com/office/drawing/2015/9/8/chartex" xmlns:cx="http://schemas.microsoft.com/office/drawing/2014/chartex" xmlns="" val="1"/>
+                  <adec:decorative xmlns="" xmlns:cx="http://schemas.microsoft.com/office/drawing/2014/chartex" xmlns:cx1="http://schemas.microsoft.com/office/drawing/2015/9/8/chartex" xmlns:cx2="http://schemas.microsoft.com/office/drawing/2015/10/21/chartex" xmlns:cx3="http://schemas.microsoft.com/office/drawing/2016/5/9/chartex" xmlns:cx4="http://schemas.microsoft.com/office/drawing/2016/5/10/chartex" xmlns:cx5="http://schemas.microsoft.com/office/drawing/2016/5/11/chartex" xmlns:cx6="http://schemas.microsoft.com/office/drawing/2016/5/12/chartex" xmlns:cx7="http://schemas.microsoft.com/office/drawing/2016/5/13/chartex" xmlns:cx8="http://schemas.microsoft.com/office/drawing/2016/5/14/chartex" xmlns:aink="http://schemas.microsoft.com/office/drawing/2016/ink" xmlns:am3d="http://schemas.microsoft.com/office/drawing/2017/model3d" xmlns:o="urn:schemas-microsoft-com:office:office" xmlns:v="urn:schemas-microsoft-com:vml" xmlns:w10="urn:schemas-microsoft-com:office:word" xmlns:w="http://schemas.openxmlformats.org/wordprocessingml/2006/main" xmlns:w16cid="http://schemas.microsoft.com/office/word/2016/wordml/cid" xmlns:w16se="http://schemas.microsoft.com/office/word/2015/wordml/symex" xmlns:adec="http://schemas.microsoft.com/office/drawing/2017/decorative" val="1"/>
                 </a:ext>
               </a:extLst>
             </wp:docPr>
@@ -151,7 +151,7 @@
                 <wp:docPr id="4" name="Rectángulo 4">
                   <a:extLst xmlns:a="http://schemas.openxmlformats.org/drawingml/2006/main">
                     <a:ext uri="{C183D7F6-B498-43B3-948B-1728B52AA6E4}">
-                      <adec:decorative xmlns:adec="http://schemas.microsoft.com/office/drawing/2017/decorative" xmlns:w16se="http://schemas.microsoft.com/office/word/2015/wordml/symex" xmlns:w16cid="http://schemas.microsoft.com/office/word/2016/wordml/cid" xmlns:w="http://schemas.openxmlformats.org/wordprocessingml/2006/main" xmlns:w10="urn:schemas-microsoft-com:office:word" xmlns:v="urn:schemas-microsoft-com:vml" xmlns:o="urn:schemas-microsoft-com:office:office" xmlns:am3d="http://schemas.microsoft.com/office/drawing/2017/model3d" xmlns:aink="http://schemas.microsoft.com/office/drawing/2016/ink" xmlns:cx8="http://schemas.microsoft.com/office/drawing/2016/5/14/chartex" xmlns:cx7="http://schemas.microsoft.com/office/drawing/2016/5/13/chartex" xmlns:cx6="http://schemas.microsoft.com/office/drawing/2016/5/12/chartex" xmlns:cx5="http://schemas.microsoft.com/office/drawing/2016/5/11/chartex" xmlns:cx4="http://schemas.microsoft.com/office/drawing/2016/5/10/chartex" xmlns:cx3="http://schemas.microsoft.com/office/drawing/2016/5/9/chartex" xmlns:cx2="http://schemas.microsoft.com/office/drawing/2015/10/21/chartex" xmlns:cx1="http://schemas.microsoft.com/office/drawing/2015/9/8/chartex" xmlns:cx="http://schemas.microsoft.com/office/drawing/2014/chartex" xmlns="" val="1"/>
+                      <adec:decorative xmlns="" xmlns:cx="http://schemas.microsoft.com/office/drawing/2014/chartex" xmlns:cx1="http://schemas.microsoft.com/office/drawing/2015/9/8/chartex" xmlns:cx2="http://schemas.microsoft.com/office/drawing/2015/10/21/chartex" xmlns:cx3="http://schemas.microsoft.com/office/drawing/2016/5/9/chartex" xmlns:cx4="http://schemas.microsoft.com/office/drawing/2016/5/10/chartex" xmlns:cx5="http://schemas.microsoft.com/office/drawing/2016/5/11/chartex" xmlns:cx6="http://schemas.microsoft.com/office/drawing/2016/5/12/chartex" xmlns:cx7="http://schemas.microsoft.com/office/drawing/2016/5/13/chartex" xmlns:cx8="http://schemas.microsoft.com/office/drawing/2016/5/14/chartex" xmlns:aink="http://schemas.microsoft.com/office/drawing/2016/ink" xmlns:am3d="http://schemas.microsoft.com/office/drawing/2017/model3d" xmlns:o="urn:schemas-microsoft-com:office:office" xmlns:v="urn:schemas-microsoft-com:vml" xmlns:w10="urn:schemas-microsoft-com:office:word" xmlns:w="http://schemas.openxmlformats.org/wordprocessingml/2006/main" xmlns:w16cid="http://schemas.microsoft.com/office/word/2016/wordml/cid" xmlns:w16se="http://schemas.microsoft.com/office/word/2015/wordml/symex" xmlns:adec="http://schemas.microsoft.com/office/drawing/2017/decorative" val="1"/>
                     </a:ext>
                   </a:extLst>
                 </wp:docPr>
@@ -213,7 +213,7 @@
               </wp:anchor>
             </w:drawing>
           </mc:Choice>
-          <mc:Fallback xmlns:w16sdtdh="http://schemas.microsoft.com/office/word/2020/wordml/sdtdatahash" xmlns:w16="http://schemas.microsoft.com/office/word/2018/wordml" xmlns:w16cex="http://schemas.microsoft.com/office/word/2018/wordml/cex" xmlns:w16se="http://schemas.microsoft.com/office/word/2015/wordml/symex" xmlns:w16cid="http://schemas.microsoft.com/office/word/2016/wordml/cid" xmlns:am3d="http://schemas.microsoft.com/office/drawing/2017/model3d" xmlns:aink="http://schemas.microsoft.com/office/drawing/2016/ink" xmlns:cx8="http://schemas.microsoft.com/office/drawing/2016/5/14/chartex" xmlns:cx7="http://schemas.microsoft.com/office/drawing/2016/5/13/chartex" xmlns:cx6="http://schemas.microsoft.com/office/drawing/2016/5/12/chartex" xmlns:cx5="http://schemas.microsoft.com/office/drawing/2016/5/11/chartex" xmlns:cx4="http://schemas.microsoft.com/office/drawing/2016/5/10/chartex" xmlns:cx3="http://schemas.microsoft.com/office/drawing/2016/5/9/chartex" xmlns:cx2="http://schemas.microsoft.com/office/drawing/2015/10/21/chartex" xmlns:cx1="http://schemas.microsoft.com/office/drawing/2015/9/8/chartex" xmlns:cx="http://schemas.microsoft.com/office/drawing/2014/chartex">
+          <mc:Fallback xmlns:cx="http://schemas.microsoft.com/office/drawing/2014/chartex" xmlns:cx1="http://schemas.microsoft.com/office/drawing/2015/9/8/chartex" xmlns:cx2="http://schemas.microsoft.com/office/drawing/2015/10/21/chartex" xmlns:cx3="http://schemas.microsoft.com/office/drawing/2016/5/9/chartex" xmlns:cx4="http://schemas.microsoft.com/office/drawing/2016/5/10/chartex" xmlns:cx5="http://schemas.microsoft.com/office/drawing/2016/5/11/chartex" xmlns:cx6="http://schemas.microsoft.com/office/drawing/2016/5/12/chartex" xmlns:cx7="http://schemas.microsoft.com/office/drawing/2016/5/13/chartex" xmlns:cx8="http://schemas.microsoft.com/office/drawing/2016/5/14/chartex" xmlns:aink="http://schemas.microsoft.com/office/drawing/2016/ink" xmlns:am3d="http://schemas.microsoft.com/office/drawing/2017/model3d" xmlns:w16cid="http://schemas.microsoft.com/office/word/2016/wordml/cid" xmlns:w16se="http://schemas.microsoft.com/office/word/2015/wordml/symex" xmlns:w16cex="http://schemas.microsoft.com/office/word/2018/wordml/cex" xmlns:w16="http://schemas.microsoft.com/office/word/2018/wordml" xmlns:w16sdtdh="http://schemas.microsoft.com/office/word/2020/wordml/sdtdatahash">
             <w:pict>
               <v:rect w14:anchorId="5C6229C9" id="Rectángulo 4" o:spid="_x0000_s1026" style="position:absolute;margin-left:-55.7pt;margin-top:29pt;width:613.85pt;height:204pt;z-index:-251659776;visibility:visible;mso-wrap-style:square;mso-width-percent:0;mso-height-percent:0;mso-wrap-distance-left:9pt;mso-wrap-distance-top:0;mso-wrap-distance-right:9pt;mso-wrap-distance-bottom:0;mso-position-horizontal:absolute;mso-position-horizontal-relative:text;mso-position-vertical:absolute;mso-position-vertical-relative:text;mso-width-percent:0;mso-height-percent:0;mso-width-relative:page;mso-height-relative:margin;v-text-anchor:middle" o:gfxdata="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" fillcolor="#00314d" stroked="f" strokeweight="1pt"/>
             </w:pict>
@@ -252,7 +252,7 @@
                 <wp:docPr id="2" name="Cuadro de texto 2">
                   <a:extLst xmlns:a="http://schemas.openxmlformats.org/drawingml/2006/main">
                     <a:ext uri="{C183D7F6-B498-43B3-948B-1728B52AA6E4}">
-                      <adec:decorative xmlns:adec="http://schemas.microsoft.com/office/drawing/2017/decorative" xmlns:w16se="http://schemas.microsoft.com/office/word/2015/wordml/symex" xmlns:w16cid="http://schemas.microsoft.com/office/word/2016/wordml/cid" xmlns:w="http://schemas.openxmlformats.org/wordprocessingml/2006/main" xmlns:w10="urn:schemas-microsoft-com:office:word" xmlns:v="urn:schemas-microsoft-com:vml" xmlns:o="urn:schemas-microsoft-com:office:office" xmlns:am3d="http://schemas.microsoft.com/office/drawing/2017/model3d" xmlns:aink="http://schemas.microsoft.com/office/drawing/2016/ink" xmlns:cx8="http://schemas.microsoft.com/office/drawing/2016/5/14/chartex" xmlns:cx7="http://schemas.microsoft.com/office/drawing/2016/5/13/chartex" xmlns:cx6="http://schemas.microsoft.com/office/drawing/2016/5/12/chartex" xmlns:cx5="http://schemas.microsoft.com/office/drawing/2016/5/11/chartex" xmlns:cx4="http://schemas.microsoft.com/office/drawing/2016/5/10/chartex" xmlns:cx3="http://schemas.microsoft.com/office/drawing/2016/5/9/chartex" xmlns:cx2="http://schemas.microsoft.com/office/drawing/2015/10/21/chartex" xmlns:cx1="http://schemas.microsoft.com/office/drawing/2015/9/8/chartex" xmlns:cx="http://schemas.microsoft.com/office/drawing/2014/chartex" xmlns="" val="1"/>
+                      <adec:decorative xmlns="" xmlns:cx="http://schemas.microsoft.com/office/drawing/2014/chartex" xmlns:cx1="http://schemas.microsoft.com/office/drawing/2015/9/8/chartex" xmlns:cx2="http://schemas.microsoft.com/office/drawing/2015/10/21/chartex" xmlns:cx3="http://schemas.microsoft.com/office/drawing/2016/5/9/chartex" xmlns:cx4="http://schemas.microsoft.com/office/drawing/2016/5/10/chartex" xmlns:cx5="http://schemas.microsoft.com/office/drawing/2016/5/11/chartex" xmlns:cx6="http://schemas.microsoft.com/office/drawing/2016/5/12/chartex" xmlns:cx7="http://schemas.microsoft.com/office/drawing/2016/5/13/chartex" xmlns:cx8="http://schemas.microsoft.com/office/drawing/2016/5/14/chartex" xmlns:aink="http://schemas.microsoft.com/office/drawing/2016/ink" xmlns:am3d="http://schemas.microsoft.com/office/drawing/2017/model3d" xmlns:o="urn:schemas-microsoft-com:office:office" xmlns:v="urn:schemas-microsoft-com:vml" xmlns:w10="urn:schemas-microsoft-com:office:word" xmlns:w="http://schemas.openxmlformats.org/wordprocessingml/2006/main" xmlns:w16cid="http://schemas.microsoft.com/office/word/2016/wordml/cid" xmlns:w16se="http://schemas.microsoft.com/office/word/2015/wordml/symex" xmlns:adec="http://schemas.microsoft.com/office/drawing/2017/decorative" val="1"/>
                     </a:ext>
                   </a:extLst>
                 </wp:docPr>
@@ -487,8 +487,6 @@
         <w:t>Tabla de contenido</w:t>
       </w:r>
     </w:p>
-    <w:bookmarkStart w:id="0" w:name="_GoBack"/>
-    <w:bookmarkEnd w:id="0"/>
     <w:p>
       <w:pPr>
         <w:pStyle w:val="TDC1"/>
@@ -1419,13 +1417,13 @@
         <w:lastRenderedPageBreak/>
         <w:fldChar w:fldCharType="end"/>
       </w:r>
-      <w:bookmarkStart w:id="1" w:name="_Toc176443691"/>
-      <w:bookmarkStart w:id="2" w:name="_Toc223941837"/>
+      <w:bookmarkStart w:id="0" w:name="_Toc176443691"/>
+      <w:bookmarkStart w:id="1" w:name="_Toc223941837"/>
       <w:r>
         <w:t>Introducción</w:t>
       </w:r>
+      <w:bookmarkEnd w:id="0"/>
       <w:bookmarkEnd w:id="1"/>
-      <w:bookmarkEnd w:id="2"/>
     </w:p>
     <w:p>
       <w:pPr>
@@ -1564,7 +1562,7 @@
         <w:t>Fundamentos de la evaluación de impactos ambientales en procesos energéticos – Introducción</w:t>
       </w:r>
     </w:p>
-    <w:bookmarkStart w:id="3" w:name="_Hlk161159634"/>
+    <w:bookmarkStart w:id="2" w:name="_Hlk161159634"/>
     <w:p>
       <w:pPr>
         <w:ind w:firstLine="0"/>
@@ -1684,7 +1682,7 @@
         </w:tc>
       </w:tr>
     </w:tbl>
-    <w:bookmarkEnd w:id="3"/>
+    <w:bookmarkEnd w:id="2"/>
     <w:p>
       <w:pPr>
         <w:spacing w:before="0" w:after="0"/>
@@ -2206,12 +2204,12 @@
         <w:spacing w:after="120"/>
         <w:ind w:left="720"/>
       </w:pPr>
-      <w:bookmarkStart w:id="4" w:name="_Toc223941838"/>
+      <w:bookmarkStart w:id="3" w:name="_Toc223941838"/>
       <w:r>
         <w:lastRenderedPageBreak/>
         <w:t>La sostenibilidad como marco de referencia</w:t>
       </w:r>
-      <w:bookmarkEnd w:id="4"/>
+      <w:bookmarkEnd w:id="3"/>
     </w:p>
     <w:p>
       <w:pPr>
@@ -2384,276 +2382,6 @@
           <w:lang w:eastAsia="es-CO"/>
         </w:rPr>
         <w:t>En esencia, la sostenibilidad es un concepto multidimensional que va más allá de la preocupación por el medio ambiente. Plantea un modelo de desarrollo que busca armonizar tres pilares fundamentales: el económico, el social y el ambiental. Solo cuando un proyecto, política o decisión integra y equilibra estos tres aspectos de manera simultánea, es posible hablar de verdadera sostenibilidad.</w:t>
-      </w:r>
-      <w:r>
-        <w:rPr>
-          <w:lang w:eastAsia="es-CO"/>
-        </w:rPr>
-        <w:tab/>
-      </w:r>
-      <w:r>
-        <w:rPr>
-          <w:lang w:eastAsia="es-CO"/>
-        </w:rPr>
-        <w:tab/>
-      </w:r>
-      <w:r>
-        <w:rPr>
-          <w:lang w:eastAsia="es-CO"/>
-        </w:rPr>
-        <w:tab/>
-      </w:r>
-      <w:r>
-        <w:rPr>
-          <w:lang w:eastAsia="es-CO"/>
-        </w:rPr>
-        <w:tab/>
-      </w:r>
-      <w:r>
-        <w:rPr>
-          <w:lang w:eastAsia="es-CO"/>
-        </w:rPr>
-        <w:tab/>
-      </w:r>
-      <w:r>
-        <w:rPr>
-          <w:lang w:eastAsia="es-CO"/>
-        </w:rPr>
-        <w:tab/>
-      </w:r>
-      <w:r>
-        <w:rPr>
-          <w:lang w:eastAsia="es-CO"/>
-        </w:rPr>
-        <w:tab/>
-      </w:r>
-      <w:r>
-        <w:rPr>
-          <w:lang w:eastAsia="es-CO"/>
-        </w:rPr>
-        <w:tab/>
-      </w:r>
-      <w:r>
-        <w:rPr>
-          <w:lang w:eastAsia="es-CO"/>
-        </w:rPr>
-        <w:tab/>
-      </w:r>
-      <w:r>
-        <w:rPr>
-          <w:lang w:eastAsia="es-CO"/>
-        </w:rPr>
-        <w:tab/>
-      </w:r>
-      <w:r>
-        <w:rPr>
-          <w:lang w:eastAsia="es-CO"/>
-        </w:rPr>
-        <w:tab/>
-      </w:r>
-      <w:r>
-        <w:rPr>
-          <w:lang w:eastAsia="es-CO"/>
-        </w:rPr>
-        <w:tab/>
-      </w:r>
-      <w:r>
-        <w:rPr>
-          <w:lang w:eastAsia="es-CO"/>
-        </w:rPr>
-        <w:tab/>
-      </w:r>
-      <w:r>
-        <w:rPr>
-          <w:lang w:eastAsia="es-CO"/>
-        </w:rPr>
-        <w:tab/>
-      </w:r>
-      <w:r>
-        <w:rPr>
-          <w:lang w:eastAsia="es-CO"/>
-        </w:rPr>
-        <w:tab/>
-      </w:r>
-      <w:r>
-        <w:rPr>
-          <w:lang w:eastAsia="es-CO"/>
-        </w:rPr>
-        <w:tab/>
-      </w:r>
-      <w:r>
-        <w:rPr>
-          <w:lang w:eastAsia="es-CO"/>
-        </w:rPr>
-        <w:tab/>
-      </w:r>
-      <w:r>
-        <w:rPr>
-          <w:lang w:eastAsia="es-CO"/>
-        </w:rPr>
-        <w:tab/>
-      </w:r>
-      <w:r>
-        <w:rPr>
-          <w:lang w:eastAsia="es-CO"/>
-        </w:rPr>
-        <w:tab/>
-      </w:r>
-      <w:r>
-        <w:rPr>
-          <w:lang w:eastAsia="es-CO"/>
-        </w:rPr>
-        <w:tab/>
-      </w:r>
-      <w:r>
-        <w:rPr>
-          <w:lang w:eastAsia="es-CO"/>
-        </w:rPr>
-        <w:tab/>
-      </w:r>
-      <w:r>
-        <w:rPr>
-          <w:lang w:eastAsia="es-CO"/>
-        </w:rPr>
-        <w:tab/>
-      </w:r>
-      <w:r>
-        <w:rPr>
-          <w:lang w:eastAsia="es-CO"/>
-        </w:rPr>
-        <w:tab/>
-      </w:r>
-      <w:r>
-        <w:rPr>
-          <w:lang w:eastAsia="es-CO"/>
-        </w:rPr>
-        <w:tab/>
-      </w:r>
-      <w:r>
-        <w:rPr>
-          <w:lang w:eastAsia="es-CO"/>
-        </w:rPr>
-        <w:tab/>
-      </w:r>
-      <w:r>
-        <w:rPr>
-          <w:lang w:eastAsia="es-CO"/>
-        </w:rPr>
-        <w:tab/>
-      </w:r>
-      <w:r>
-        <w:rPr>
-          <w:lang w:eastAsia="es-CO"/>
-        </w:rPr>
-        <w:tab/>
-      </w:r>
-      <w:r>
-        <w:rPr>
-          <w:lang w:eastAsia="es-CO"/>
-        </w:rPr>
-        <w:tab/>
-      </w:r>
-      <w:r>
-        <w:rPr>
-          <w:lang w:eastAsia="es-CO"/>
-        </w:rPr>
-        <w:tab/>
-      </w:r>
-      <w:r>
-        <w:rPr>
-          <w:lang w:eastAsia="es-CO"/>
-        </w:rPr>
-        <w:tab/>
-      </w:r>
-      <w:r>
-        <w:rPr>
-          <w:lang w:eastAsia="es-CO"/>
-        </w:rPr>
-        <w:tab/>
-      </w:r>
-      <w:r>
-        <w:rPr>
-          <w:lang w:eastAsia="es-CO"/>
-        </w:rPr>
-        <w:tab/>
-      </w:r>
-      <w:r>
-        <w:rPr>
-          <w:lang w:eastAsia="es-CO"/>
-        </w:rPr>
-        <w:tab/>
-      </w:r>
-      <w:r>
-        <w:rPr>
-          <w:lang w:eastAsia="es-CO"/>
-        </w:rPr>
-        <w:tab/>
-      </w:r>
-      <w:r>
-        <w:rPr>
-          <w:lang w:eastAsia="es-CO"/>
-        </w:rPr>
-        <w:tab/>
-      </w:r>
-      <w:r>
-        <w:rPr>
-          <w:lang w:eastAsia="es-CO"/>
-        </w:rPr>
-        <w:tab/>
-      </w:r>
-      <w:r>
-        <w:rPr>
-          <w:lang w:eastAsia="es-CO"/>
-        </w:rPr>
-        <w:tab/>
-      </w:r>
-      <w:r>
-        <w:rPr>
-          <w:lang w:eastAsia="es-CO"/>
-        </w:rPr>
-        <w:tab/>
-      </w:r>
-      <w:r>
-        <w:rPr>
-          <w:lang w:eastAsia="es-CO"/>
-        </w:rPr>
-        <w:tab/>
-      </w:r>
-      <w:r>
-        <w:rPr>
-          <w:lang w:eastAsia="es-CO"/>
-        </w:rPr>
-        <w:tab/>
-      </w:r>
-      <w:r>
-        <w:rPr>
-          <w:lang w:eastAsia="es-CO"/>
-        </w:rPr>
-        <w:tab/>
-      </w:r>
-      <w:r>
-        <w:rPr>
-          <w:lang w:eastAsia="es-CO"/>
-        </w:rPr>
-        <w:tab/>
-      </w:r>
-      <w:r>
-        <w:rPr>
-          <w:lang w:eastAsia="es-CO"/>
-        </w:rPr>
-        <w:tab/>
-      </w:r>
-      <w:r>
-        <w:rPr>
-          <w:lang w:eastAsia="es-CO"/>
-        </w:rPr>
-        <w:tab/>
-      </w:r>
-      <w:r>
-        <w:rPr>
-          <w:lang w:eastAsia="es-CO"/>
-        </w:rPr>
-        <w:tab/>
       </w:r>
       <w:r>
         <w:rPr>
@@ -2850,7 +2578,6 @@
               <w:rPr>
                 <w:b/>
               </w:rPr>
-              <w:lastRenderedPageBreak/>
               <w:t>Aplicación en el sector energético</w:t>
             </w:r>
           </w:p>
@@ -2913,6 +2640,7 @@
               <w:rPr>
                 <w:lang w:eastAsia="es-CO"/>
               </w:rPr>
+              <w:lastRenderedPageBreak/>
               <w:t xml:space="preserve">Implementación de tecnologías limpias. </w:t>
             </w:r>
           </w:p>
@@ -2955,6 +2683,7 @@
                 <w:b/>
                 <w:lang w:eastAsia="es-CO"/>
               </w:rPr>
+              <w:lastRenderedPageBreak/>
               <w:t>Ejemplos concretos</w:t>
             </w:r>
           </w:p>
@@ -3216,7 +2945,6 @@
               </w:rPr>
             </w:pPr>
             <w:r>
-              <w:lastRenderedPageBreak/>
               <w:t>Aspecto</w:t>
             </w:r>
           </w:p>
@@ -3280,7 +3008,14 @@
               <w:rPr>
                 <w:lang w:eastAsia="es-CO"/>
               </w:rPr>
-              <w:t>Garantizar la equidad, la justicia social, la inclusión, el bienestar humano y el respeto por los derechos individuales y colectivos.</w:t>
+              <w:t xml:space="preserve">Garantizar la equidad, la justicia social, la inclusión, el bienestar humano y el </w:t>
+            </w:r>
+            <w:r>
+              <w:rPr>
+                <w:lang w:eastAsia="es-CO"/>
+              </w:rPr>
+              <w:lastRenderedPageBreak/>
+              <w:t>respeto por los derechos individuales y colectivos.</w:t>
             </w:r>
           </w:p>
         </w:tc>
@@ -3302,6 +3037,7 @@
               <w:rPr>
                 <w:b/>
               </w:rPr>
+              <w:lastRenderedPageBreak/>
               <w:t>Objetivos principales</w:t>
             </w:r>
           </w:p>
@@ -3555,7 +3291,6 @@
               <w:rPr>
                 <w:b/>
               </w:rPr>
-              <w:lastRenderedPageBreak/>
               <w:t>Indicadores</w:t>
             </w:r>
           </w:p>
@@ -3599,6 +3334,7 @@
               <w:rPr>
                 <w:lang w:eastAsia="es-CO"/>
               </w:rPr>
+              <w:lastRenderedPageBreak/>
               <w:t>Índice de pobreza energética.</w:t>
             </w:r>
           </w:p>
@@ -3654,6 +3390,7 @@
         <w:rPr>
           <w:lang w:eastAsia="es-CO"/>
         </w:rPr>
+        <w:lastRenderedPageBreak/>
         <w:t>Dimensión económica</w:t>
       </w:r>
     </w:p>
@@ -3912,7 +3649,6 @@
               <w:rPr>
                 <w:lang w:eastAsia="es-CO"/>
               </w:rPr>
-              <w:lastRenderedPageBreak/>
               <w:t>Optimización de costos y recursos.</w:t>
             </w:r>
           </w:p>
@@ -4161,12 +3897,697 @@
           <w:lang w:eastAsia="es-CO"/>
         </w:rPr>
       </w:pPr>
+      <w:r>
+        <w:rPr>
+          <w:lang w:eastAsia="es-CO"/>
+        </w:rPr>
+        <w:tab/>
+      </w:r>
+      <w:r>
+        <w:rPr>
+          <w:lang w:eastAsia="es-CO"/>
+        </w:rPr>
+        <w:tab/>
+      </w:r>
+      <w:r>
+        <w:rPr>
+          <w:lang w:eastAsia="es-CO"/>
+        </w:rPr>
+        <w:tab/>
+      </w:r>
+      <w:r>
+        <w:rPr>
+          <w:lang w:eastAsia="es-CO"/>
+        </w:rPr>
+        <w:tab/>
+      </w:r>
+      <w:r>
+        <w:rPr>
+          <w:lang w:eastAsia="es-CO"/>
+        </w:rPr>
+        <w:tab/>
+      </w:r>
+      <w:r>
+        <w:rPr>
+          <w:lang w:eastAsia="es-CO"/>
+        </w:rPr>
+        <w:tab/>
+      </w:r>
+      <w:r>
+        <w:rPr>
+          <w:lang w:eastAsia="es-CO"/>
+        </w:rPr>
+        <w:tab/>
+      </w:r>
+      <w:r>
+        <w:rPr>
+          <w:lang w:eastAsia="es-CO"/>
+        </w:rPr>
+        <w:tab/>
+      </w:r>
+      <w:r>
+        <w:rPr>
+          <w:lang w:eastAsia="es-CO"/>
+        </w:rPr>
+        <w:tab/>
+      </w:r>
+      <w:r>
+        <w:rPr>
+          <w:lang w:eastAsia="es-CO"/>
+        </w:rPr>
+        <w:tab/>
+      </w:r>
+      <w:r>
+        <w:rPr>
+          <w:lang w:eastAsia="es-CO"/>
+        </w:rPr>
+        <w:tab/>
+      </w:r>
+      <w:r>
+        <w:rPr>
+          <w:lang w:eastAsia="es-CO"/>
+        </w:rPr>
+        <w:tab/>
+      </w:r>
+      <w:r>
+        <w:rPr>
+          <w:lang w:eastAsia="es-CO"/>
+        </w:rPr>
+        <w:tab/>
+      </w:r>
+      <w:r>
+        <w:rPr>
+          <w:lang w:eastAsia="es-CO"/>
+        </w:rPr>
+        <w:tab/>
+      </w:r>
+      <w:r>
+        <w:rPr>
+          <w:lang w:eastAsia="es-CO"/>
+        </w:rPr>
+        <w:tab/>
+      </w:r>
+      <w:r>
+        <w:rPr>
+          <w:lang w:eastAsia="es-CO"/>
+        </w:rPr>
+        <w:tab/>
+      </w:r>
+      <w:r>
+        <w:rPr>
+          <w:lang w:eastAsia="es-CO"/>
+        </w:rPr>
+        <w:tab/>
+      </w:r>
+      <w:r>
+        <w:rPr>
+          <w:lang w:eastAsia="es-CO"/>
+        </w:rPr>
+        <w:tab/>
+      </w:r>
+      <w:r>
+        <w:rPr>
+          <w:lang w:eastAsia="es-CO"/>
+        </w:rPr>
+        <w:tab/>
+      </w:r>
+      <w:r>
+        <w:rPr>
+          <w:lang w:eastAsia="es-CO"/>
+        </w:rPr>
+        <w:tab/>
+      </w:r>
+      <w:r>
+        <w:rPr>
+          <w:lang w:eastAsia="es-CO"/>
+        </w:rPr>
+        <w:tab/>
+      </w:r>
+      <w:r>
+        <w:rPr>
+          <w:lang w:eastAsia="es-CO"/>
+        </w:rPr>
+        <w:tab/>
+      </w:r>
+      <w:r>
+        <w:rPr>
+          <w:lang w:eastAsia="es-CO"/>
+        </w:rPr>
+        <w:tab/>
+      </w:r>
+      <w:r>
+        <w:rPr>
+          <w:lang w:eastAsia="es-CO"/>
+        </w:rPr>
+        <w:tab/>
+      </w:r>
+      <w:r>
+        <w:rPr>
+          <w:lang w:eastAsia="es-CO"/>
+        </w:rPr>
+        <w:tab/>
+      </w:r>
+      <w:r>
+        <w:rPr>
+          <w:lang w:eastAsia="es-CO"/>
+        </w:rPr>
+        <w:tab/>
+      </w:r>
+      <w:r>
+        <w:rPr>
+          <w:lang w:eastAsia="es-CO"/>
+        </w:rPr>
+        <w:tab/>
+      </w:r>
+      <w:r>
+        <w:rPr>
+          <w:lang w:eastAsia="es-CO"/>
+        </w:rPr>
+        <w:tab/>
+      </w:r>
+      <w:r>
+        <w:rPr>
+          <w:lang w:eastAsia="es-CO"/>
+        </w:rPr>
+        <w:tab/>
+      </w:r>
+      <w:r>
+        <w:rPr>
+          <w:lang w:eastAsia="es-CO"/>
+        </w:rPr>
+        <w:tab/>
+      </w:r>
+      <w:r>
+        <w:rPr>
+          <w:lang w:eastAsia="es-CO"/>
+        </w:rPr>
+        <w:tab/>
+      </w:r>
+      <w:r>
+        <w:rPr>
+          <w:lang w:eastAsia="es-CO"/>
+        </w:rPr>
+        <w:tab/>
+      </w:r>
+      <w:r>
+        <w:rPr>
+          <w:lang w:eastAsia="es-CO"/>
+        </w:rPr>
+        <w:tab/>
+      </w:r>
+      <w:r>
+        <w:rPr>
+          <w:lang w:eastAsia="es-CO"/>
+        </w:rPr>
+        <w:tab/>
+      </w:r>
+      <w:r>
+        <w:rPr>
+          <w:lang w:eastAsia="es-CO"/>
+        </w:rPr>
+        <w:tab/>
+      </w:r>
+      <w:r>
+        <w:rPr>
+          <w:lang w:eastAsia="es-CO"/>
+        </w:rPr>
+        <w:tab/>
+      </w:r>
+      <w:r>
+        <w:rPr>
+          <w:lang w:eastAsia="es-CO"/>
+        </w:rPr>
+        <w:tab/>
+      </w:r>
+      <w:r>
+        <w:rPr>
+          <w:lang w:eastAsia="es-CO"/>
+        </w:rPr>
+        <w:tab/>
+      </w:r>
+      <w:r>
+        <w:rPr>
+          <w:lang w:eastAsia="es-CO"/>
+        </w:rPr>
+        <w:tab/>
+      </w:r>
+      <w:r>
+        <w:rPr>
+          <w:lang w:eastAsia="es-CO"/>
+        </w:rPr>
+        <w:tab/>
+      </w:r>
+      <w:r>
+        <w:rPr>
+          <w:lang w:eastAsia="es-CO"/>
+        </w:rPr>
+        <w:tab/>
+      </w:r>
+      <w:r>
+        <w:rPr>
+          <w:lang w:eastAsia="es-CO"/>
+        </w:rPr>
+        <w:tab/>
+      </w:r>
+      <w:r>
+        <w:rPr>
+          <w:lang w:eastAsia="es-CO"/>
+        </w:rPr>
+        <w:tab/>
+      </w:r>
+      <w:r>
+        <w:rPr>
+          <w:lang w:eastAsia="es-CO"/>
+        </w:rPr>
+        <w:tab/>
+      </w:r>
+      <w:r>
+        <w:rPr>
+          <w:lang w:eastAsia="es-CO"/>
+        </w:rPr>
+        <w:tab/>
+      </w:r>
+      <w:r>
+        <w:rPr>
+          <w:lang w:eastAsia="es-CO"/>
+        </w:rPr>
+        <w:tab/>
+      </w:r>
+      <w:r>
+        <w:rPr>
+          <w:lang w:eastAsia="es-CO"/>
+        </w:rPr>
+        <w:tab/>
+      </w:r>
+      <w:r>
+        <w:rPr>
+          <w:lang w:eastAsia="es-CO"/>
+        </w:rPr>
+        <w:tab/>
+      </w:r>
+      <w:r>
+        <w:rPr>
+          <w:lang w:eastAsia="es-CO"/>
+        </w:rPr>
+        <w:tab/>
+      </w:r>
+      <w:r>
+        <w:rPr>
+          <w:lang w:eastAsia="es-CO"/>
+        </w:rPr>
+        <w:tab/>
+      </w:r>
+      <w:r>
+        <w:rPr>
+          <w:lang w:eastAsia="es-CO"/>
+        </w:rPr>
+        <w:tab/>
+      </w:r>
+      <w:r>
+        <w:rPr>
+          <w:lang w:eastAsia="es-CO"/>
+        </w:rPr>
+        <w:tab/>
+      </w:r>
+      <w:r>
+        <w:rPr>
+          <w:lang w:eastAsia="es-CO"/>
+        </w:rPr>
+        <w:tab/>
+      </w:r>
+      <w:r>
+        <w:rPr>
+          <w:lang w:eastAsia="es-CO"/>
+        </w:rPr>
+        <w:tab/>
+      </w:r>
+      <w:r>
+        <w:rPr>
+          <w:lang w:eastAsia="es-CO"/>
+        </w:rPr>
+        <w:tab/>
+      </w:r>
+      <w:r>
+        <w:rPr>
+          <w:lang w:eastAsia="es-CO"/>
+        </w:rPr>
+        <w:tab/>
+      </w:r>
+      <w:r>
+        <w:rPr>
+          <w:lang w:eastAsia="es-CO"/>
+        </w:rPr>
+        <w:tab/>
+      </w:r>
+      <w:r>
+        <w:rPr>
+          <w:lang w:eastAsia="es-CO"/>
+        </w:rPr>
+        <w:tab/>
+      </w:r>
+      <w:r>
+        <w:rPr>
+          <w:lang w:eastAsia="es-CO"/>
+        </w:rPr>
+        <w:tab/>
+      </w:r>
+      <w:r>
+        <w:rPr>
+          <w:lang w:eastAsia="es-CO"/>
+        </w:rPr>
+        <w:tab/>
+      </w:r>
+      <w:r>
+        <w:rPr>
+          <w:lang w:eastAsia="es-CO"/>
+        </w:rPr>
+        <w:tab/>
+      </w:r>
+      <w:r>
+        <w:rPr>
+          <w:lang w:eastAsia="es-CO"/>
+        </w:rPr>
+        <w:tab/>
+      </w:r>
+      <w:r>
+        <w:rPr>
+          <w:lang w:eastAsia="es-CO"/>
+        </w:rPr>
+        <w:tab/>
+      </w:r>
+      <w:r>
+        <w:rPr>
+          <w:lang w:eastAsia="es-CO"/>
+        </w:rPr>
+        <w:tab/>
+      </w:r>
+      <w:r>
+        <w:rPr>
+          <w:lang w:eastAsia="es-CO"/>
+        </w:rPr>
+        <w:tab/>
+      </w:r>
+      <w:r>
+        <w:rPr>
+          <w:lang w:eastAsia="es-CO"/>
+        </w:rPr>
+        <w:tab/>
+      </w:r>
+      <w:r>
+        <w:rPr>
+          <w:lang w:eastAsia="es-CO"/>
+        </w:rPr>
+        <w:tab/>
+      </w:r>
+      <w:r>
+        <w:rPr>
+          <w:lang w:eastAsia="es-CO"/>
+        </w:rPr>
+        <w:tab/>
+      </w:r>
+      <w:r>
+        <w:rPr>
+          <w:lang w:eastAsia="es-CO"/>
+        </w:rPr>
+        <w:tab/>
+      </w:r>
+      <w:r>
+        <w:rPr>
+          <w:lang w:eastAsia="es-CO"/>
+        </w:rPr>
+        <w:tab/>
+      </w:r>
+      <w:r>
+        <w:rPr>
+          <w:lang w:eastAsia="es-CO"/>
+        </w:rPr>
+        <w:tab/>
+      </w:r>
+      <w:r>
+        <w:rPr>
+          <w:lang w:eastAsia="es-CO"/>
+        </w:rPr>
+        <w:tab/>
+      </w:r>
+      <w:r>
+        <w:rPr>
+          <w:lang w:eastAsia="es-CO"/>
+        </w:rPr>
+        <w:tab/>
+      </w:r>
+      <w:r>
+        <w:rPr>
+          <w:lang w:eastAsia="es-CO"/>
+        </w:rPr>
+        <w:tab/>
+      </w:r>
+      <w:r>
+        <w:rPr>
+          <w:lang w:eastAsia="es-CO"/>
+        </w:rPr>
+        <w:tab/>
+      </w:r>
+      <w:r>
+        <w:rPr>
+          <w:lang w:eastAsia="es-CO"/>
+        </w:rPr>
+        <w:tab/>
+      </w:r>
+      <w:r>
+        <w:rPr>
+          <w:lang w:eastAsia="es-CO"/>
+        </w:rPr>
+        <w:tab/>
+      </w:r>
+      <w:r>
+        <w:rPr>
+          <w:lang w:eastAsia="es-CO"/>
+        </w:rPr>
+        <w:tab/>
+      </w:r>
+      <w:r>
+        <w:rPr>
+          <w:lang w:eastAsia="es-CO"/>
+        </w:rPr>
+        <w:tab/>
+      </w:r>
+      <w:r>
+        <w:rPr>
+          <w:lang w:eastAsia="es-CO"/>
+        </w:rPr>
+        <w:tab/>
+      </w:r>
+      <w:r>
+        <w:rPr>
+          <w:lang w:eastAsia="es-CO"/>
+        </w:rPr>
+        <w:tab/>
+      </w:r>
+      <w:r>
+        <w:rPr>
+          <w:lang w:eastAsia="es-CO"/>
+        </w:rPr>
+        <w:tab/>
+      </w:r>
+      <w:r>
+        <w:rPr>
+          <w:lang w:eastAsia="es-CO"/>
+        </w:rPr>
+        <w:tab/>
+      </w:r>
+      <w:r>
+        <w:rPr>
+          <w:lang w:eastAsia="es-CO"/>
+        </w:rPr>
+        <w:tab/>
+      </w:r>
+      <w:r>
+        <w:rPr>
+          <w:lang w:eastAsia="es-CO"/>
+        </w:rPr>
+        <w:tab/>
+      </w:r>
+      <w:r>
+        <w:rPr>
+          <w:lang w:eastAsia="es-CO"/>
+        </w:rPr>
+        <w:tab/>
+      </w:r>
+      <w:r>
+        <w:rPr>
+          <w:lang w:eastAsia="es-CO"/>
+        </w:rPr>
+        <w:tab/>
+      </w:r>
+      <w:r>
+        <w:rPr>
+          <w:lang w:eastAsia="es-CO"/>
+        </w:rPr>
+        <w:tab/>
+      </w:r>
+      <w:r>
+        <w:rPr>
+          <w:lang w:eastAsia="es-CO"/>
+        </w:rPr>
+        <w:tab/>
+      </w:r>
+      <w:r>
+        <w:rPr>
+          <w:lang w:eastAsia="es-CO"/>
+        </w:rPr>
+        <w:tab/>
+      </w:r>
+      <w:r>
+        <w:rPr>
+          <w:lang w:eastAsia="es-CO"/>
+        </w:rPr>
+        <w:tab/>
+      </w:r>
+      <w:r>
+        <w:rPr>
+          <w:lang w:eastAsia="es-CO"/>
+        </w:rPr>
+        <w:tab/>
+      </w:r>
+      <w:r>
+        <w:rPr>
+          <w:lang w:eastAsia="es-CO"/>
+        </w:rPr>
+        <w:tab/>
+      </w:r>
+      <w:r>
+        <w:rPr>
+          <w:lang w:eastAsia="es-CO"/>
+        </w:rPr>
+        <w:tab/>
+      </w:r>
+      <w:r>
+        <w:rPr>
+          <w:lang w:eastAsia="es-CO"/>
+        </w:rPr>
+        <w:tab/>
+      </w:r>
+      <w:r>
+        <w:rPr>
+          <w:lang w:eastAsia="es-CO"/>
+        </w:rPr>
+        <w:tab/>
+      </w:r>
+      <w:r>
+        <w:rPr>
+          <w:lang w:eastAsia="es-CO"/>
+        </w:rPr>
+        <w:tab/>
+      </w:r>
+      <w:r>
+        <w:rPr>
+          <w:lang w:eastAsia="es-CO"/>
+        </w:rPr>
+        <w:tab/>
+      </w:r>
+      <w:r>
+        <w:rPr>
+          <w:lang w:eastAsia="es-CO"/>
+        </w:rPr>
+        <w:tab/>
+      </w:r>
+      <w:r>
+        <w:rPr>
+          <w:lang w:eastAsia="es-CO"/>
+        </w:rPr>
+        <w:tab/>
+      </w:r>
+      <w:r>
+        <w:rPr>
+          <w:lang w:eastAsia="es-CO"/>
+        </w:rPr>
+        <w:tab/>
+      </w:r>
+      <w:r>
+        <w:rPr>
+          <w:lang w:eastAsia="es-CO"/>
+        </w:rPr>
+        <w:tab/>
+      </w:r>
+      <w:r>
+        <w:rPr>
+          <w:lang w:eastAsia="es-CO"/>
+        </w:rPr>
+        <w:tab/>
+      </w:r>
+      <w:r>
+        <w:rPr>
+          <w:lang w:eastAsia="es-CO"/>
+        </w:rPr>
+        <w:tab/>
+      </w:r>
+      <w:r>
+        <w:rPr>
+          <w:lang w:eastAsia="es-CO"/>
+        </w:rPr>
+        <w:tab/>
+      </w:r>
+      <w:r>
+        <w:rPr>
+          <w:lang w:eastAsia="es-CO"/>
+        </w:rPr>
+        <w:tab/>
+      </w:r>
+      <w:r>
+        <w:rPr>
+          <w:lang w:eastAsia="es-CO"/>
+        </w:rPr>
+        <w:tab/>
+      </w:r>
+      <w:r>
+        <w:rPr>
+          <w:lang w:eastAsia="es-CO"/>
+        </w:rPr>
+        <w:tab/>
+      </w:r>
+      <w:r>
+        <w:rPr>
+          <w:lang w:eastAsia="es-CO"/>
+        </w:rPr>
+        <w:tab/>
+      </w:r>
+      <w:r>
+        <w:rPr>
+          <w:lang w:eastAsia="es-CO"/>
+        </w:rPr>
+        <w:tab/>
+      </w:r>
+      <w:r>
+        <w:rPr>
+          <w:lang w:eastAsia="es-CO"/>
+        </w:rPr>
+        <w:tab/>
+      </w:r>
+      <w:r>
+        <w:rPr>
+          <w:lang w:eastAsia="es-CO"/>
+        </w:rPr>
+        <w:tab/>
+      </w:r>
+      <w:r>
+        <w:rPr>
+          <w:lang w:eastAsia="es-CO"/>
+        </w:rPr>
+        <w:tab/>
+      </w:r>
+      <w:r>
+        <w:rPr>
+          <w:lang w:eastAsia="es-CO"/>
+        </w:rPr>
+        <w:tab/>
+      </w:r>
     </w:p>
     <w:p>
       <w:pPr>
         <w:pStyle w:val="Figura"/>
       </w:pPr>
       <w:r>
+        <w:lastRenderedPageBreak/>
         <w:t xml:space="preserve">Figura 1. </w:t>
       </w:r>
       <w:r>
@@ -4187,7 +4608,6 @@
           <w:noProof/>
           <w:lang w:eastAsia="es-CO"/>
         </w:rPr>
-        <w:lastRenderedPageBreak/>
         <w:drawing>
           <wp:inline distT="0" distB="0" distL="0" distR="0" wp14:anchorId="05320EA4" wp14:editId="4A150F29">
             <wp:extent cx="5879582" cy="3225800"/>
@@ -4448,6 +4868,7 @@
           <w:b/>
           <w:lang w:eastAsia="es-CO"/>
         </w:rPr>
+        <w:lastRenderedPageBreak/>
         <w:t>Entre social y ambiental:</w:t>
       </w:r>
       <w:r>
@@ -4467,7 +4888,6 @@
         <w:rPr>
           <w:lang w:eastAsia="es-CO"/>
         </w:rPr>
-        <w:lastRenderedPageBreak/>
         <w:t>En el centro, donde convergen los tres componentes, se encuentra el concepto de Desarrollo sostenible, entendido como el equilibrio entre crecimiento económico, bienestar social y protección ambiental.</w:t>
       </w:r>
     </w:p>
@@ -4532,14 +4952,14 @@
         <w:rPr>
           <w:lang w:eastAsia="es-CO"/>
         </w:rPr>
-        <w:t xml:space="preserve">a sostenibilidad reconoce que las dimensiones ambiental, social y económica no operan de forma aislada. Por el contrario, están profundamente interconectadas e influyen mutuamente. Un problema ambiental, como la escasez de agua, puede tener un impacto directo en la producción económica y en el bienestar social de una comunidad. Del mismo modo, una decisión económica, como la construcción de una planta de energía sin considerar el impacto social, puede generar conflictos y degradar el medio </w:t>
+        <w:t xml:space="preserve">a sostenibilidad reconoce que las dimensiones ambiental, social y económica no operan de forma aislada. Por el contrario, están profundamente interconectadas e influyen mutuamente. Un problema ambiental, como la escasez de agua, puede tener un impacto directo en la producción económica y en el bienestar social de una comunidad. Del mismo modo, una decisión económica, como la construcción de una planta de energía </w:t>
       </w:r>
       <w:r>
         <w:rPr>
           <w:lang w:eastAsia="es-CO"/>
         </w:rPr>
         <w:lastRenderedPageBreak/>
-        <w:t>ambiente. La interdependencia exige un enfoque holístico que considere los efectos cruzados de cada acción.</w:t>
+        <w:t>sin considerar el impacto social, puede generar conflictos y degradar el medio ambiente. La interdependencia exige un enfoque holístico que considere los efectos cruzados de cada acción.</w:t>
       </w:r>
     </w:p>
     <w:p>
@@ -4710,25 +5130,25 @@
         <w:rPr>
           <w:lang w:eastAsia="es-CO"/>
         </w:rPr>
-        <w:t xml:space="preserve">a sostenibilidad opera dentro de los límites biofísicos de la tierra. La capacidad de carga se refiere a la capacidad de los ecosistemas para soportar la vida y las actividades humanas sin degradarse irreversiblemente. La sostenibilidad requiere que las actividades humanas </w:t>
+        <w:t xml:space="preserve">a sostenibilidad opera dentro de los límites biofísicos de la tierra. La capacidad de carga se refiere a la capacidad de los ecosistemas para soportar la vida y las actividades humanas sin degradarse </w:t>
       </w:r>
       <w:r>
         <w:rPr>
           <w:lang w:eastAsia="es-CO"/>
         </w:rPr>
         <w:lastRenderedPageBreak/>
-        <w:t>permanezcan dentro de esta capacidad de carga. Conceptos como la huella ecológica son herramientas clave para medir y comprender si una actividad o un estilo de vida están operando dentro de estos límites.</w:t>
+        <w:t>irreversiblemente. La sostenibilidad requiere que las actividades humanas permanezcan dentro de esta capacidad de carga. Conceptos como la huella ecológica son herramientas clave para medir y comprender si una actividad o un estilo de vida están operando dentro de estos límites.</w:t>
       </w:r>
     </w:p>
     <w:p>
       <w:pPr>
         <w:pStyle w:val="Ttulo2"/>
       </w:pPr>
-      <w:bookmarkStart w:id="5" w:name="_Toc223941839"/>
+      <w:bookmarkStart w:id="4" w:name="_Toc223941839"/>
       <w:r>
         <w:t>Huella ecológica</w:t>
       </w:r>
-      <w:bookmarkEnd w:id="5"/>
+      <w:bookmarkEnd w:id="4"/>
       <w:r>
         <w:t xml:space="preserve"> </w:t>
       </w:r>
@@ -4786,26 +5206,769 @@
         </w:rPr>
         <w:t>, estamos consumiendo más de lo que el planeta puede regenerar, lo cual es insostenible.</w:t>
       </w:r>
-    </w:p>
-    <w:p>
-      <w:pPr>
-        <w:rPr>
-          <w:lang w:eastAsia="es-CO"/>
-        </w:rPr>
-      </w:pPr>
-    </w:p>
-    <w:p>
-      <w:pPr>
-        <w:rPr>
-          <w:lang w:eastAsia="es-CO"/>
-        </w:rPr>
-      </w:pPr>
+      <w:r>
+        <w:rPr>
+          <w:lang w:eastAsia="es-CO"/>
+        </w:rPr>
+        <w:tab/>
+      </w:r>
+      <w:r>
+        <w:rPr>
+          <w:lang w:eastAsia="es-CO"/>
+        </w:rPr>
+        <w:tab/>
+      </w:r>
+      <w:r>
+        <w:rPr>
+          <w:lang w:eastAsia="es-CO"/>
+        </w:rPr>
+        <w:tab/>
+      </w:r>
+      <w:r>
+        <w:rPr>
+          <w:lang w:eastAsia="es-CO"/>
+        </w:rPr>
+        <w:tab/>
+      </w:r>
+      <w:r>
+        <w:rPr>
+          <w:lang w:eastAsia="es-CO"/>
+        </w:rPr>
+        <w:tab/>
+      </w:r>
+      <w:r>
+        <w:rPr>
+          <w:lang w:eastAsia="es-CO"/>
+        </w:rPr>
+        <w:tab/>
+      </w:r>
+      <w:r>
+        <w:rPr>
+          <w:lang w:eastAsia="es-CO"/>
+        </w:rPr>
+        <w:tab/>
+      </w:r>
+      <w:r>
+        <w:rPr>
+          <w:lang w:eastAsia="es-CO"/>
+        </w:rPr>
+        <w:tab/>
+      </w:r>
+      <w:r>
+        <w:rPr>
+          <w:lang w:eastAsia="es-CO"/>
+        </w:rPr>
+        <w:tab/>
+      </w:r>
+      <w:r>
+        <w:rPr>
+          <w:lang w:eastAsia="es-CO"/>
+        </w:rPr>
+        <w:tab/>
+      </w:r>
+      <w:r>
+        <w:rPr>
+          <w:lang w:eastAsia="es-CO"/>
+        </w:rPr>
+        <w:tab/>
+      </w:r>
+      <w:r>
+        <w:rPr>
+          <w:lang w:eastAsia="es-CO"/>
+        </w:rPr>
+        <w:tab/>
+      </w:r>
+      <w:r>
+        <w:rPr>
+          <w:lang w:eastAsia="es-CO"/>
+        </w:rPr>
+        <w:tab/>
+      </w:r>
+      <w:r>
+        <w:rPr>
+          <w:lang w:eastAsia="es-CO"/>
+        </w:rPr>
+        <w:tab/>
+      </w:r>
+      <w:r>
+        <w:rPr>
+          <w:lang w:eastAsia="es-CO"/>
+        </w:rPr>
+        <w:tab/>
+      </w:r>
+      <w:r>
+        <w:rPr>
+          <w:lang w:eastAsia="es-CO"/>
+        </w:rPr>
+        <w:tab/>
+      </w:r>
+      <w:r>
+        <w:rPr>
+          <w:lang w:eastAsia="es-CO"/>
+        </w:rPr>
+        <w:tab/>
+      </w:r>
+      <w:r>
+        <w:rPr>
+          <w:lang w:eastAsia="es-CO"/>
+        </w:rPr>
+        <w:tab/>
+      </w:r>
+      <w:r>
+        <w:rPr>
+          <w:lang w:eastAsia="es-CO"/>
+        </w:rPr>
+        <w:tab/>
+      </w:r>
+      <w:r>
+        <w:rPr>
+          <w:lang w:eastAsia="es-CO"/>
+        </w:rPr>
+        <w:tab/>
+      </w:r>
+      <w:r>
+        <w:rPr>
+          <w:lang w:eastAsia="es-CO"/>
+        </w:rPr>
+        <w:tab/>
+      </w:r>
+      <w:r>
+        <w:rPr>
+          <w:lang w:eastAsia="es-CO"/>
+        </w:rPr>
+        <w:tab/>
+      </w:r>
+      <w:r>
+        <w:rPr>
+          <w:lang w:eastAsia="es-CO"/>
+        </w:rPr>
+        <w:tab/>
+      </w:r>
+      <w:r>
+        <w:rPr>
+          <w:lang w:eastAsia="es-CO"/>
+        </w:rPr>
+        <w:tab/>
+      </w:r>
+      <w:r>
+        <w:rPr>
+          <w:lang w:eastAsia="es-CO"/>
+        </w:rPr>
+        <w:tab/>
+      </w:r>
+      <w:r>
+        <w:rPr>
+          <w:lang w:eastAsia="es-CO"/>
+        </w:rPr>
+        <w:tab/>
+      </w:r>
+      <w:r>
+        <w:rPr>
+          <w:lang w:eastAsia="es-CO"/>
+        </w:rPr>
+        <w:tab/>
+      </w:r>
+      <w:r>
+        <w:rPr>
+          <w:lang w:eastAsia="es-CO"/>
+        </w:rPr>
+        <w:tab/>
+      </w:r>
+      <w:r>
+        <w:rPr>
+          <w:lang w:eastAsia="es-CO"/>
+        </w:rPr>
+        <w:tab/>
+      </w:r>
+      <w:r>
+        <w:rPr>
+          <w:lang w:eastAsia="es-CO"/>
+        </w:rPr>
+        <w:tab/>
+      </w:r>
+      <w:r>
+        <w:rPr>
+          <w:lang w:eastAsia="es-CO"/>
+        </w:rPr>
+        <w:tab/>
+      </w:r>
+      <w:r>
+        <w:rPr>
+          <w:lang w:eastAsia="es-CO"/>
+        </w:rPr>
+        <w:tab/>
+      </w:r>
+      <w:r>
+        <w:rPr>
+          <w:lang w:eastAsia="es-CO"/>
+        </w:rPr>
+        <w:tab/>
+      </w:r>
+      <w:r>
+        <w:rPr>
+          <w:lang w:eastAsia="es-CO"/>
+        </w:rPr>
+        <w:tab/>
+      </w:r>
+      <w:r>
+        <w:rPr>
+          <w:lang w:eastAsia="es-CO"/>
+        </w:rPr>
+        <w:tab/>
+      </w:r>
+      <w:r>
+        <w:rPr>
+          <w:lang w:eastAsia="es-CO"/>
+        </w:rPr>
+        <w:tab/>
+      </w:r>
+      <w:r>
+        <w:rPr>
+          <w:lang w:eastAsia="es-CO"/>
+        </w:rPr>
+        <w:tab/>
+      </w:r>
+      <w:r>
+        <w:rPr>
+          <w:lang w:eastAsia="es-CO"/>
+        </w:rPr>
+        <w:tab/>
+      </w:r>
+      <w:r>
+        <w:rPr>
+          <w:lang w:eastAsia="es-CO"/>
+        </w:rPr>
+        <w:tab/>
+      </w:r>
+      <w:r>
+        <w:rPr>
+          <w:lang w:eastAsia="es-CO"/>
+        </w:rPr>
+        <w:tab/>
+      </w:r>
+      <w:r>
+        <w:rPr>
+          <w:lang w:eastAsia="es-CO"/>
+        </w:rPr>
+        <w:tab/>
+      </w:r>
+      <w:r>
+        <w:rPr>
+          <w:lang w:eastAsia="es-CO"/>
+        </w:rPr>
+        <w:tab/>
+      </w:r>
+      <w:r>
+        <w:rPr>
+          <w:lang w:eastAsia="es-CO"/>
+        </w:rPr>
+        <w:tab/>
+      </w:r>
+      <w:r>
+        <w:rPr>
+          <w:lang w:eastAsia="es-CO"/>
+        </w:rPr>
+        <w:tab/>
+      </w:r>
+      <w:r>
+        <w:rPr>
+          <w:lang w:eastAsia="es-CO"/>
+        </w:rPr>
+        <w:tab/>
+      </w:r>
+      <w:r>
+        <w:rPr>
+          <w:lang w:eastAsia="es-CO"/>
+        </w:rPr>
+        <w:tab/>
+      </w:r>
+      <w:r>
+        <w:rPr>
+          <w:lang w:eastAsia="es-CO"/>
+        </w:rPr>
+        <w:tab/>
+      </w:r>
+      <w:r>
+        <w:rPr>
+          <w:lang w:eastAsia="es-CO"/>
+        </w:rPr>
+        <w:tab/>
+      </w:r>
+      <w:r>
+        <w:rPr>
+          <w:lang w:eastAsia="es-CO"/>
+        </w:rPr>
+        <w:tab/>
+      </w:r>
+      <w:r>
+        <w:rPr>
+          <w:lang w:eastAsia="es-CO"/>
+        </w:rPr>
+        <w:tab/>
+      </w:r>
+      <w:r>
+        <w:rPr>
+          <w:lang w:eastAsia="es-CO"/>
+        </w:rPr>
+        <w:tab/>
+      </w:r>
+      <w:r>
+        <w:rPr>
+          <w:lang w:eastAsia="es-CO"/>
+        </w:rPr>
+        <w:tab/>
+      </w:r>
+      <w:r>
+        <w:rPr>
+          <w:lang w:eastAsia="es-CO"/>
+        </w:rPr>
+        <w:tab/>
+      </w:r>
+      <w:r>
+        <w:rPr>
+          <w:lang w:eastAsia="es-CO"/>
+        </w:rPr>
+        <w:tab/>
+      </w:r>
+      <w:r>
+        <w:rPr>
+          <w:lang w:eastAsia="es-CO"/>
+        </w:rPr>
+        <w:tab/>
+      </w:r>
+      <w:r>
+        <w:rPr>
+          <w:lang w:eastAsia="es-CO"/>
+        </w:rPr>
+        <w:tab/>
+      </w:r>
+      <w:r>
+        <w:rPr>
+          <w:lang w:eastAsia="es-CO"/>
+        </w:rPr>
+        <w:tab/>
+      </w:r>
+      <w:r>
+        <w:rPr>
+          <w:lang w:eastAsia="es-CO"/>
+        </w:rPr>
+        <w:tab/>
+      </w:r>
+      <w:r>
+        <w:rPr>
+          <w:lang w:eastAsia="es-CO"/>
+        </w:rPr>
+        <w:tab/>
+      </w:r>
+      <w:r>
+        <w:rPr>
+          <w:lang w:eastAsia="es-CO"/>
+        </w:rPr>
+        <w:tab/>
+      </w:r>
+      <w:r>
+        <w:rPr>
+          <w:lang w:eastAsia="es-CO"/>
+        </w:rPr>
+        <w:tab/>
+      </w:r>
+      <w:r>
+        <w:rPr>
+          <w:lang w:eastAsia="es-CO"/>
+        </w:rPr>
+        <w:tab/>
+      </w:r>
+      <w:r>
+        <w:rPr>
+          <w:lang w:eastAsia="es-CO"/>
+        </w:rPr>
+        <w:tab/>
+      </w:r>
+      <w:r>
+        <w:rPr>
+          <w:lang w:eastAsia="es-CO"/>
+        </w:rPr>
+        <w:tab/>
+      </w:r>
+      <w:r>
+        <w:rPr>
+          <w:lang w:eastAsia="es-CO"/>
+        </w:rPr>
+        <w:tab/>
+      </w:r>
+      <w:r>
+        <w:rPr>
+          <w:lang w:eastAsia="es-CO"/>
+        </w:rPr>
+        <w:tab/>
+      </w:r>
+      <w:r>
+        <w:rPr>
+          <w:lang w:eastAsia="es-CO"/>
+        </w:rPr>
+        <w:tab/>
+      </w:r>
+      <w:r>
+        <w:rPr>
+          <w:lang w:eastAsia="es-CO"/>
+        </w:rPr>
+        <w:tab/>
+      </w:r>
+      <w:r>
+        <w:rPr>
+          <w:lang w:eastAsia="es-CO"/>
+        </w:rPr>
+        <w:tab/>
+      </w:r>
+      <w:r>
+        <w:rPr>
+          <w:lang w:eastAsia="es-CO"/>
+        </w:rPr>
+        <w:tab/>
+      </w:r>
+      <w:r>
+        <w:rPr>
+          <w:lang w:eastAsia="es-CO"/>
+        </w:rPr>
+        <w:tab/>
+      </w:r>
+      <w:r>
+        <w:rPr>
+          <w:lang w:eastAsia="es-CO"/>
+        </w:rPr>
+        <w:tab/>
+      </w:r>
+      <w:r>
+        <w:rPr>
+          <w:lang w:eastAsia="es-CO"/>
+        </w:rPr>
+        <w:tab/>
+      </w:r>
+      <w:r>
+        <w:rPr>
+          <w:lang w:eastAsia="es-CO"/>
+        </w:rPr>
+        <w:tab/>
+      </w:r>
+      <w:r>
+        <w:rPr>
+          <w:lang w:eastAsia="es-CO"/>
+        </w:rPr>
+        <w:tab/>
+      </w:r>
+      <w:r>
+        <w:rPr>
+          <w:lang w:eastAsia="es-CO"/>
+        </w:rPr>
+        <w:tab/>
+      </w:r>
+      <w:r>
+        <w:rPr>
+          <w:lang w:eastAsia="es-CO"/>
+        </w:rPr>
+        <w:tab/>
+      </w:r>
+      <w:r>
+        <w:rPr>
+          <w:lang w:eastAsia="es-CO"/>
+        </w:rPr>
+        <w:tab/>
+      </w:r>
+      <w:r>
+        <w:rPr>
+          <w:lang w:eastAsia="es-CO"/>
+        </w:rPr>
+        <w:tab/>
+      </w:r>
+      <w:r>
+        <w:rPr>
+          <w:lang w:eastAsia="es-CO"/>
+        </w:rPr>
+        <w:tab/>
+      </w:r>
+      <w:r>
+        <w:rPr>
+          <w:lang w:eastAsia="es-CO"/>
+        </w:rPr>
+        <w:tab/>
+      </w:r>
+      <w:r>
+        <w:rPr>
+          <w:lang w:eastAsia="es-CO"/>
+        </w:rPr>
+        <w:tab/>
+      </w:r>
+      <w:r>
+        <w:rPr>
+          <w:lang w:eastAsia="es-CO"/>
+        </w:rPr>
+        <w:tab/>
+      </w:r>
+      <w:r>
+        <w:rPr>
+          <w:lang w:eastAsia="es-CO"/>
+        </w:rPr>
+        <w:tab/>
+      </w:r>
+      <w:r>
+        <w:rPr>
+          <w:lang w:eastAsia="es-CO"/>
+        </w:rPr>
+        <w:tab/>
+      </w:r>
+      <w:r>
+        <w:rPr>
+          <w:lang w:eastAsia="es-CO"/>
+        </w:rPr>
+        <w:tab/>
+      </w:r>
+      <w:r>
+        <w:rPr>
+          <w:lang w:eastAsia="es-CO"/>
+        </w:rPr>
+        <w:tab/>
+      </w:r>
+      <w:r>
+        <w:rPr>
+          <w:lang w:eastAsia="es-CO"/>
+        </w:rPr>
+        <w:tab/>
+      </w:r>
+      <w:r>
+        <w:rPr>
+          <w:lang w:eastAsia="es-CO"/>
+        </w:rPr>
+        <w:tab/>
+      </w:r>
+      <w:r>
+        <w:rPr>
+          <w:lang w:eastAsia="es-CO"/>
+        </w:rPr>
+        <w:tab/>
+      </w:r>
+      <w:r>
+        <w:rPr>
+          <w:lang w:eastAsia="es-CO"/>
+        </w:rPr>
+        <w:tab/>
+      </w:r>
+      <w:r>
+        <w:rPr>
+          <w:lang w:eastAsia="es-CO"/>
+        </w:rPr>
+        <w:tab/>
+      </w:r>
+      <w:r>
+        <w:rPr>
+          <w:lang w:eastAsia="es-CO"/>
+        </w:rPr>
+        <w:tab/>
+      </w:r>
+      <w:r>
+        <w:rPr>
+          <w:lang w:eastAsia="es-CO"/>
+        </w:rPr>
+        <w:tab/>
+      </w:r>
+      <w:r>
+        <w:rPr>
+          <w:lang w:eastAsia="es-CO"/>
+        </w:rPr>
+        <w:tab/>
+      </w:r>
+      <w:r>
+        <w:rPr>
+          <w:lang w:eastAsia="es-CO"/>
+        </w:rPr>
+        <w:tab/>
+      </w:r>
+      <w:r>
+        <w:rPr>
+          <w:lang w:eastAsia="es-CO"/>
+        </w:rPr>
+        <w:tab/>
+      </w:r>
+      <w:r>
+        <w:rPr>
+          <w:lang w:eastAsia="es-CO"/>
+        </w:rPr>
+        <w:tab/>
+      </w:r>
+      <w:r>
+        <w:rPr>
+          <w:lang w:eastAsia="es-CO"/>
+        </w:rPr>
+        <w:tab/>
+      </w:r>
+      <w:r>
+        <w:rPr>
+          <w:lang w:eastAsia="es-CO"/>
+        </w:rPr>
+        <w:tab/>
+      </w:r>
+      <w:r>
+        <w:rPr>
+          <w:lang w:eastAsia="es-CO"/>
+        </w:rPr>
+        <w:tab/>
+      </w:r>
+      <w:r>
+        <w:rPr>
+          <w:lang w:eastAsia="es-CO"/>
+        </w:rPr>
+        <w:tab/>
+      </w:r>
+      <w:r>
+        <w:rPr>
+          <w:lang w:eastAsia="es-CO"/>
+        </w:rPr>
+        <w:tab/>
+      </w:r>
+      <w:r>
+        <w:rPr>
+          <w:lang w:eastAsia="es-CO"/>
+        </w:rPr>
+        <w:tab/>
+      </w:r>
+      <w:r>
+        <w:rPr>
+          <w:lang w:eastAsia="es-CO"/>
+        </w:rPr>
+        <w:tab/>
+      </w:r>
+      <w:r>
+        <w:rPr>
+          <w:lang w:eastAsia="es-CO"/>
+        </w:rPr>
+        <w:tab/>
+      </w:r>
+      <w:r>
+        <w:rPr>
+          <w:lang w:eastAsia="es-CO"/>
+        </w:rPr>
+        <w:tab/>
+      </w:r>
+      <w:r>
+        <w:rPr>
+          <w:lang w:eastAsia="es-CO"/>
+        </w:rPr>
+        <w:tab/>
+      </w:r>
+      <w:r>
+        <w:rPr>
+          <w:lang w:eastAsia="es-CO"/>
+        </w:rPr>
+        <w:tab/>
+      </w:r>
+      <w:r>
+        <w:rPr>
+          <w:lang w:eastAsia="es-CO"/>
+        </w:rPr>
+        <w:tab/>
+      </w:r>
+      <w:r>
+        <w:rPr>
+          <w:lang w:eastAsia="es-CO"/>
+        </w:rPr>
+        <w:tab/>
+      </w:r>
+      <w:r>
+        <w:rPr>
+          <w:lang w:eastAsia="es-CO"/>
+        </w:rPr>
+        <w:tab/>
+      </w:r>
+      <w:r>
+        <w:rPr>
+          <w:lang w:eastAsia="es-CO"/>
+        </w:rPr>
+        <w:tab/>
+      </w:r>
+      <w:r>
+        <w:rPr>
+          <w:lang w:eastAsia="es-CO"/>
+        </w:rPr>
+        <w:tab/>
+      </w:r>
+      <w:r>
+        <w:rPr>
+          <w:lang w:eastAsia="es-CO"/>
+        </w:rPr>
+        <w:tab/>
+      </w:r>
+      <w:r>
+        <w:rPr>
+          <w:lang w:eastAsia="es-CO"/>
+        </w:rPr>
+        <w:tab/>
+      </w:r>
+      <w:r>
+        <w:rPr>
+          <w:lang w:eastAsia="es-CO"/>
+        </w:rPr>
+        <w:tab/>
+      </w:r>
+      <w:r>
+        <w:rPr>
+          <w:lang w:eastAsia="es-CO"/>
+        </w:rPr>
+        <w:tab/>
+      </w:r>
+      <w:r>
+        <w:rPr>
+          <w:lang w:eastAsia="es-CO"/>
+        </w:rPr>
+        <w:tab/>
+      </w:r>
+      <w:r>
+        <w:rPr>
+          <w:lang w:eastAsia="es-CO"/>
+        </w:rPr>
+        <w:tab/>
+      </w:r>
+      <w:r>
+        <w:rPr>
+          <w:lang w:eastAsia="es-CO"/>
+        </w:rPr>
+        <w:tab/>
+      </w:r>
+      <w:r>
+        <w:rPr>
+          <w:lang w:eastAsia="es-CO"/>
+        </w:rPr>
+        <w:tab/>
+      </w:r>
+      <w:r>
+        <w:rPr>
+          <w:lang w:eastAsia="es-CO"/>
+        </w:rPr>
+        <w:tab/>
+      </w:r>
+      <w:r>
+        <w:rPr>
+          <w:lang w:eastAsia="es-CO"/>
+        </w:rPr>
+        <w:tab/>
+      </w:r>
+      <w:r>
+        <w:rPr>
+          <w:lang w:eastAsia="es-CO"/>
+        </w:rPr>
+        <w:tab/>
+      </w:r>
+      <w:r>
+        <w:rPr>
+          <w:lang w:eastAsia="es-CO"/>
+        </w:rPr>
+        <w:tab/>
+      </w:r>
     </w:p>
     <w:p>
       <w:pPr>
         <w:pStyle w:val="Figura"/>
       </w:pPr>
       <w:r>
+        <w:lastRenderedPageBreak/>
         <w:t>Figura 2.</w:t>
       </w:r>
       <w:r>
@@ -4827,10 +5990,9 @@
           <w:noProof/>
           <w:lang w:eastAsia="es-CO"/>
         </w:rPr>
-        <w:lastRenderedPageBreak/>
         <w:drawing>
-          <wp:inline distT="0" distB="0" distL="0" distR="0" wp14:anchorId="017E5D6D" wp14:editId="58203562">
-            <wp:extent cx="2044805" cy="2819545"/>
+          <wp:inline distT="0" distB="0" distL="0" distR="0" wp14:anchorId="017E5D6D" wp14:editId="154032CF">
+            <wp:extent cx="2044700" cy="2933700"/>
             <wp:effectExtent l="0" t="0" r="0" b="0"/>
             <wp:docPr id="7" name="Imagen 7" descr="Representa la huella ecológica mediante la silueta de un pie, sintetiza cómo las actividades humanas generan una presión conjunta sobre la naturaleza y cuánto territorio biológicamente productivo se requiere para sostener ese estilo de vida."/>
             <wp:cNvGraphicFramePr>
@@ -4858,7 +6020,7 @@
                   <pic:spPr>
                     <a:xfrm>
                       <a:off x="0" y="0"/>
-                      <a:ext cx="2044805" cy="2819545"/>
+                      <a:ext cx="2044808" cy="2933855"/>
                     </a:xfrm>
                     <a:prstGeom prst="rect">
                       <a:avLst/>
@@ -4870,6 +6032,8 @@
           </wp:inline>
         </w:drawing>
       </w:r>
+      <w:bookmarkStart w:id="5" w:name="_GoBack"/>
+      <w:bookmarkEnd w:id="5"/>
     </w:p>
     <w:p>
       <w:pPr>
@@ -5060,6 +6224,7 @@
           <w:b/>
           <w:lang w:eastAsia="es-CO"/>
         </w:rPr>
+        <w:lastRenderedPageBreak/>
         <w:t>Área urbanizada:</w:t>
       </w:r>
       <w:r>
@@ -5092,7 +6257,6 @@
           <w:b/>
           <w:lang w:eastAsia="es-CO"/>
         </w:rPr>
-        <w:lastRenderedPageBreak/>
         <w:t>Área de absorción de carbono:</w:t>
       </w:r>
       <w:r>
@@ -5272,6 +6436,7 @@
         </w:rPr>
       </w:pPr>
       <w:r>
+        <w:lastRenderedPageBreak/>
         <w:t xml:space="preserve">Figura 3. </w:t>
       </w:r>
       <w:r>
@@ -5292,7 +6457,6 @@
           <w:noProof/>
           <w:lang w:eastAsia="es-CO"/>
         </w:rPr>
-        <w:lastRenderedPageBreak/>
         <w:drawing>
           <wp:inline distT="0" distB="0" distL="0" distR="0" wp14:anchorId="07867C1E" wp14:editId="0CCE27D2">
             <wp:extent cx="5772150" cy="1473200"/>
@@ -12492,7 +13656,7 @@
         <w:noProof/>
         <w:lang w:val="es-ES"/>
       </w:rPr>
-      <w:t>2</w:t>
+      <w:t>26</w:t>
     </w:r>
     <w:r>
       <w:fldChar w:fldCharType="end"/>
@@ -16939,15 +18103,6 @@
 </file>
 
 <file path=customXml/item2.xml><?xml version="1.0" encoding="utf-8"?>
-<?mso-contentType ?>
-<FormTemplates xmlns="http://schemas.microsoft.com/sharepoint/v3/contenttype/forms">
-  <Display>DocumentLibraryForm</Display>
-  <Edit>DocumentLibraryForm</Edit>
-  <New>DocumentLibraryForm</New>
-</FormTemplates>
-</file>
-
-<file path=customXml/item3.xml><?xml version="1.0" encoding="utf-8"?>
 <p:properties xmlns:p="http://schemas.microsoft.com/office/2006/metadata/properties" xmlns:xsi="http://www.w3.org/2001/XMLSchema-instance" xmlns:pc="http://schemas.microsoft.com/office/infopath/2007/PartnerControls">
   <documentManagement>
     <TaxCatchAll xmlns="285d351f-f218-493a-825f-85a9dfbde315" xsi:nil="true"/>
@@ -16958,23 +18113,24 @@
 </p:properties>
 </file>
 
+<file path=customXml/item3.xml><?xml version="1.0" encoding="utf-8"?>
+<?mso-contentType ?>
+<FormTemplates xmlns="http://schemas.microsoft.com/sharepoint/v3/contenttype/forms">
+  <Display>DocumentLibraryForm</Display>
+  <Edit>DocumentLibraryForm</Edit>
+  <New>DocumentLibraryForm</New>
+</FormTemplates>
+</file>
+
 <file path=customXml/item4.xml><?xml version="1.0" encoding="utf-8"?>
 <b:Sources xmlns:b="http://schemas.openxmlformats.org/officeDocument/2006/bibliography" xmlns="http://schemas.openxmlformats.org/officeDocument/2006/bibliography" SelectedStyle="\APASixthEditionOfficeOnline.xsl" StyleName="APA" Version="6"/>
 </file>
 
 <file path=customXml/itemProps1.xml><?xml version="1.0" encoding="utf-8"?>
-<ds:datastoreItem xmlns:ds="http://schemas.openxmlformats.org/officeDocument/2006/customXml" ds:itemID="{006994CE-ACFF-4132-8DC6-0CF448508DC9}"/>
+<ds:datastoreItem xmlns:ds="http://schemas.openxmlformats.org/officeDocument/2006/customXml" ds:itemID="{C1DF00C1-2CE9-465D-963E-2326FAFE5914}"/>
 </file>
 
 <file path=customXml/itemProps2.xml><?xml version="1.0" encoding="utf-8"?>
-<ds:datastoreItem xmlns:ds="http://schemas.openxmlformats.org/officeDocument/2006/customXml" ds:itemID="{91756AAB-0645-4FFC-990B-34BB6096B23B}">
-  <ds:schemaRefs>
-    <ds:schemaRef ds:uri="http://schemas.microsoft.com/sharepoint/v3/contenttype/forms"/>
-  </ds:schemaRefs>
-</ds:datastoreItem>
-</file>
-
-<file path=customXml/itemProps3.xml><?xml version="1.0" encoding="utf-8"?>
 <ds:datastoreItem xmlns:ds="http://schemas.openxmlformats.org/officeDocument/2006/customXml" ds:itemID="{CEECB56F-E1D8-45BF-A0A3-B5258E7263D4}">
   <ds:schemaRefs>
     <ds:schemaRef ds:uri="http://schemas.microsoft.com/office/2006/metadata/properties"/>
@@ -16985,8 +18141,16 @@
 </ds:datastoreItem>
 </file>
 
+<file path=customXml/itemProps3.xml><?xml version="1.0" encoding="utf-8"?>
+<ds:datastoreItem xmlns:ds="http://schemas.openxmlformats.org/officeDocument/2006/customXml" ds:itemID="{91756AAB-0645-4FFC-990B-34BB6096B23B}">
+  <ds:schemaRefs>
+    <ds:schemaRef ds:uri="http://schemas.microsoft.com/sharepoint/v3/contenttype/forms"/>
+  </ds:schemaRefs>
+</ds:datastoreItem>
+</file>
+
 <file path=customXml/itemProps4.xml><?xml version="1.0" encoding="utf-8"?>
-<ds:datastoreItem xmlns:ds="http://schemas.openxmlformats.org/officeDocument/2006/customXml" ds:itemID="{8D664C20-E56C-4004-A91D-E161C6BD8DAD}">
+<ds:datastoreItem xmlns:ds="http://schemas.openxmlformats.org/officeDocument/2006/customXml" ds:itemID="{B6F340F9-2386-4DBD-B5F6-3C33D611CC46}">
   <ds:schemaRefs>
     <ds:schemaRef ds:uri="http://schemas.openxmlformats.org/officeDocument/2006/bibliography"/>
   </ds:schemaRefs>

--- a/fuentes/CFA_01_22230062_DU.docx
+++ b/fuentes/CFA_01_22230062_DU.docx
@@ -1,6 +1,6 @@
 
 <file path=word/document.xml><?xml version="1.0" encoding="utf-8"?>
-<w:document xmlns:wpc="http://schemas.microsoft.com/office/word/2010/wordprocessingCanvas" xmlns:mc="http://schemas.openxmlformats.org/markup-compatibility/2006" xmlns:o="urn:schemas-microsoft-com:office:office" xmlns:r="http://schemas.openxmlformats.org/officeDocument/2006/relationships" xmlns:m="http://schemas.openxmlformats.org/officeDocument/2006/math" xmlns:v="urn:schemas-microsoft-com:vml" xmlns:wp14="http://schemas.microsoft.com/office/word/2010/wordprocessingDrawing" xmlns:wp="http://schemas.openxmlformats.org/drawingml/2006/wordprocessingDrawing" xmlns:w10="urn:schemas-microsoft-com:office:word" xmlns:w="http://schemas.openxmlformats.org/wordprocessingml/2006/main" xmlns:w14="http://schemas.microsoft.com/office/word/2010/wordml" xmlns:w15="http://schemas.microsoft.com/office/word/2012/wordml" xmlns:wpg="http://schemas.microsoft.com/office/word/2010/wordprocessingGroup" xmlns:wpi="http://schemas.microsoft.com/office/word/2010/wordprocessingInk" xmlns:wne="http://schemas.microsoft.com/office/word/2006/wordml" xmlns:wps="http://schemas.microsoft.com/office/word/2010/wordprocessingShape" mc:Ignorable="w14 w15 wp14">
+<w:document xmlns:wpc="http://schemas.microsoft.com/office/word/2010/wordprocessingCanvas" xmlns:cx="http://schemas.microsoft.com/office/drawing/2014/chartex" xmlns:cx1="http://schemas.microsoft.com/office/drawing/2015/9/8/chartex" xmlns:cx2="http://schemas.microsoft.com/office/drawing/2015/10/21/chartex" xmlns:cx3="http://schemas.microsoft.com/office/drawing/2016/5/9/chartex" xmlns:cx4="http://schemas.microsoft.com/office/drawing/2016/5/10/chartex" xmlns:cx5="http://schemas.microsoft.com/office/drawing/2016/5/11/chartex" xmlns:cx6="http://schemas.microsoft.com/office/drawing/2016/5/12/chartex" xmlns:cx7="http://schemas.microsoft.com/office/drawing/2016/5/13/chartex" xmlns:cx8="http://schemas.microsoft.com/office/drawing/2016/5/14/chartex" xmlns:mc="http://schemas.openxmlformats.org/markup-compatibility/2006" xmlns:aink="http://schemas.microsoft.com/office/drawing/2016/ink" xmlns:am3d="http://schemas.microsoft.com/office/drawing/2017/model3d" xmlns:o="urn:schemas-microsoft-com:office:office" xmlns:oel="http://schemas.microsoft.com/office/2019/extlst" xmlns:r="http://schemas.openxmlformats.org/officeDocument/2006/relationships" xmlns:m="http://schemas.openxmlformats.org/officeDocument/2006/math" xmlns:v="urn:schemas-microsoft-com:vml" xmlns:wp14="http://schemas.microsoft.com/office/word/2010/wordprocessingDrawing" xmlns:wp="http://schemas.openxmlformats.org/drawingml/2006/wordprocessingDrawing" xmlns:w10="urn:schemas-microsoft-com:office:word" xmlns:w="http://schemas.openxmlformats.org/wordprocessingml/2006/main" xmlns:w14="http://schemas.microsoft.com/office/word/2010/wordml" xmlns:w15="http://schemas.microsoft.com/office/word/2012/wordml" xmlns:w16cex="http://schemas.microsoft.com/office/word/2018/wordml/cex" xmlns:w16cid="http://schemas.microsoft.com/office/word/2016/wordml/cid" xmlns:w16="http://schemas.microsoft.com/office/word/2018/wordml" xmlns:w16du="http://schemas.microsoft.com/office/word/2023/wordml/word16du" xmlns:w16sdtdh="http://schemas.microsoft.com/office/word/2020/wordml/sdtdatahash" xmlns:w16sdtfl="http://schemas.microsoft.com/office/word/2024/wordml/sdtformatlock" xmlns:w16se="http://schemas.microsoft.com/office/word/2015/wordml/symex" xmlns:wpg="http://schemas.microsoft.com/office/word/2010/wordprocessingGroup" xmlns:wpi="http://schemas.microsoft.com/office/word/2010/wordprocessingInk" xmlns:wne="http://schemas.microsoft.com/office/word/2006/wordml" xmlns:wps="http://schemas.microsoft.com/office/word/2010/wordprocessingShape" mc:Ignorable="w14 w15 w16se w16cid w16 w16cex w16sdtdh w16sdtfl w16du wp14">
   <w:body>
     <w:p>
       <w:r>
@@ -23,7 +23,7 @@
             <wp:docPr id="6" name="Imagen 2">
               <a:extLst xmlns:a="http://schemas.openxmlformats.org/drawingml/2006/main">
                 <a:ext uri="{C183D7F6-B498-43B3-948B-1728B52AA6E4}">
-                  <adec:decorative xmlns="" xmlns:cx="http://schemas.microsoft.com/office/drawing/2014/chartex" xmlns:cx1="http://schemas.microsoft.com/office/drawing/2015/9/8/chartex" xmlns:cx2="http://schemas.microsoft.com/office/drawing/2015/10/21/chartex" xmlns:cx3="http://schemas.microsoft.com/office/drawing/2016/5/9/chartex" xmlns:cx4="http://schemas.microsoft.com/office/drawing/2016/5/10/chartex" xmlns:cx5="http://schemas.microsoft.com/office/drawing/2016/5/11/chartex" xmlns:cx6="http://schemas.microsoft.com/office/drawing/2016/5/12/chartex" xmlns:cx7="http://schemas.microsoft.com/office/drawing/2016/5/13/chartex" xmlns:cx8="http://schemas.microsoft.com/office/drawing/2016/5/14/chartex" xmlns:aink="http://schemas.microsoft.com/office/drawing/2016/ink" xmlns:am3d="http://schemas.microsoft.com/office/drawing/2017/model3d" xmlns:o="urn:schemas-microsoft-com:office:office" xmlns:v="urn:schemas-microsoft-com:vml" xmlns:w10="urn:schemas-microsoft-com:office:word" xmlns:w="http://schemas.openxmlformats.org/wordprocessingml/2006/main" xmlns:w16cid="http://schemas.microsoft.com/office/word/2016/wordml/cid" xmlns:w16se="http://schemas.microsoft.com/office/word/2015/wordml/symex" xmlns:adec="http://schemas.microsoft.com/office/drawing/2017/decorative" val="1"/>
+                  <adec:decorative xmlns:adec="http://schemas.microsoft.com/office/drawing/2017/decorative" val="1"/>
                 </a:ext>
               </a:extLst>
             </wp:docPr>
@@ -151,7 +151,7 @@
                 <wp:docPr id="4" name="Rectángulo 4">
                   <a:extLst xmlns:a="http://schemas.openxmlformats.org/drawingml/2006/main">
                     <a:ext uri="{C183D7F6-B498-43B3-948B-1728B52AA6E4}">
-                      <adec:decorative xmlns="" xmlns:cx="http://schemas.microsoft.com/office/drawing/2014/chartex" xmlns:cx1="http://schemas.microsoft.com/office/drawing/2015/9/8/chartex" xmlns:cx2="http://schemas.microsoft.com/office/drawing/2015/10/21/chartex" xmlns:cx3="http://schemas.microsoft.com/office/drawing/2016/5/9/chartex" xmlns:cx4="http://schemas.microsoft.com/office/drawing/2016/5/10/chartex" xmlns:cx5="http://schemas.microsoft.com/office/drawing/2016/5/11/chartex" xmlns:cx6="http://schemas.microsoft.com/office/drawing/2016/5/12/chartex" xmlns:cx7="http://schemas.microsoft.com/office/drawing/2016/5/13/chartex" xmlns:cx8="http://schemas.microsoft.com/office/drawing/2016/5/14/chartex" xmlns:aink="http://schemas.microsoft.com/office/drawing/2016/ink" xmlns:am3d="http://schemas.microsoft.com/office/drawing/2017/model3d" xmlns:o="urn:schemas-microsoft-com:office:office" xmlns:v="urn:schemas-microsoft-com:vml" xmlns:w10="urn:schemas-microsoft-com:office:word" xmlns:w="http://schemas.openxmlformats.org/wordprocessingml/2006/main" xmlns:w16cid="http://schemas.microsoft.com/office/word/2016/wordml/cid" xmlns:w16se="http://schemas.microsoft.com/office/word/2015/wordml/symex" xmlns:adec="http://schemas.microsoft.com/office/drawing/2017/decorative" val="1"/>
+                      <adec:decorative xmlns:adec="http://schemas.microsoft.com/office/drawing/2017/decorative" val="1"/>
                     </a:ext>
                   </a:extLst>
                 </wp:docPr>
@@ -213,7 +213,7 @@
               </wp:anchor>
             </w:drawing>
           </mc:Choice>
-          <mc:Fallback xmlns:cx="http://schemas.microsoft.com/office/drawing/2014/chartex" xmlns:cx1="http://schemas.microsoft.com/office/drawing/2015/9/8/chartex" xmlns:cx2="http://schemas.microsoft.com/office/drawing/2015/10/21/chartex" xmlns:cx3="http://schemas.microsoft.com/office/drawing/2016/5/9/chartex" xmlns:cx4="http://schemas.microsoft.com/office/drawing/2016/5/10/chartex" xmlns:cx5="http://schemas.microsoft.com/office/drawing/2016/5/11/chartex" xmlns:cx6="http://schemas.microsoft.com/office/drawing/2016/5/12/chartex" xmlns:cx7="http://schemas.microsoft.com/office/drawing/2016/5/13/chartex" xmlns:cx8="http://schemas.microsoft.com/office/drawing/2016/5/14/chartex" xmlns:aink="http://schemas.microsoft.com/office/drawing/2016/ink" xmlns:am3d="http://schemas.microsoft.com/office/drawing/2017/model3d" xmlns:w16cid="http://schemas.microsoft.com/office/word/2016/wordml/cid" xmlns:w16se="http://schemas.microsoft.com/office/word/2015/wordml/symex" xmlns:w16cex="http://schemas.microsoft.com/office/word/2018/wordml/cex" xmlns:w16="http://schemas.microsoft.com/office/word/2018/wordml" xmlns:w16sdtdh="http://schemas.microsoft.com/office/word/2020/wordml/sdtdatahash">
+          <mc:Fallback>
             <w:pict>
               <v:rect w14:anchorId="5C6229C9" id="Rectángulo 4" o:spid="_x0000_s1026" style="position:absolute;margin-left:-55.7pt;margin-top:29pt;width:613.85pt;height:204pt;z-index:-251659776;visibility:visible;mso-wrap-style:square;mso-width-percent:0;mso-height-percent:0;mso-wrap-distance-left:9pt;mso-wrap-distance-top:0;mso-wrap-distance-right:9pt;mso-wrap-distance-bottom:0;mso-position-horizontal:absolute;mso-position-horizontal-relative:text;mso-position-vertical:absolute;mso-position-vertical-relative:text;mso-width-percent:0;mso-height-percent:0;mso-width-relative:page;mso-height-relative:margin;v-text-anchor:middle" o:gfxdata="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" fillcolor="#00314d" stroked="f" strokeweight="1pt"/>
             </w:pict>
@@ -238,21 +238,21 @@
         <mc:AlternateContent>
           <mc:Choice Requires="wps">
             <w:drawing>
-              <wp:anchor distT="45720" distB="45720" distL="114300" distR="114300" simplePos="0" relativeHeight="251657728" behindDoc="0" locked="0" layoutInCell="1" allowOverlap="1" wp14:anchorId="5E459EE6" wp14:editId="6DB25ECF">
+              <wp:anchor distT="45720" distB="45720" distL="114300" distR="114300" simplePos="0" relativeHeight="251657728" behindDoc="0" locked="0" layoutInCell="1" allowOverlap="1" wp14:anchorId="5E459EE6" wp14:editId="6A771569">
                 <wp:simplePos x="0" y="0"/>
-                <wp:positionH relativeFrom="column">
-                  <wp:posOffset>-262890</wp:posOffset>
+                <wp:positionH relativeFrom="margin">
+                  <wp:align>center</wp:align>
                 </wp:positionH>
                 <wp:positionV relativeFrom="paragraph">
-                  <wp:posOffset>279400</wp:posOffset>
+                  <wp:posOffset>226060</wp:posOffset>
                 </wp:positionV>
-                <wp:extent cx="6209665" cy="1857375"/>
+                <wp:extent cx="6076950" cy="1857375"/>
                 <wp:effectExtent l="0" t="0" r="0" b="9525"/>
                 <wp:wrapNone/>
                 <wp:docPr id="2" name="Cuadro de texto 2">
                   <a:extLst xmlns:a="http://schemas.openxmlformats.org/drawingml/2006/main">
                     <a:ext uri="{C183D7F6-B498-43B3-948B-1728B52AA6E4}">
-                      <adec:decorative xmlns="" xmlns:cx="http://schemas.microsoft.com/office/drawing/2014/chartex" xmlns:cx1="http://schemas.microsoft.com/office/drawing/2015/9/8/chartex" xmlns:cx2="http://schemas.microsoft.com/office/drawing/2015/10/21/chartex" xmlns:cx3="http://schemas.microsoft.com/office/drawing/2016/5/9/chartex" xmlns:cx4="http://schemas.microsoft.com/office/drawing/2016/5/10/chartex" xmlns:cx5="http://schemas.microsoft.com/office/drawing/2016/5/11/chartex" xmlns:cx6="http://schemas.microsoft.com/office/drawing/2016/5/12/chartex" xmlns:cx7="http://schemas.microsoft.com/office/drawing/2016/5/13/chartex" xmlns:cx8="http://schemas.microsoft.com/office/drawing/2016/5/14/chartex" xmlns:aink="http://schemas.microsoft.com/office/drawing/2016/ink" xmlns:am3d="http://schemas.microsoft.com/office/drawing/2017/model3d" xmlns:o="urn:schemas-microsoft-com:office:office" xmlns:v="urn:schemas-microsoft-com:vml" xmlns:w10="urn:schemas-microsoft-com:office:word" xmlns:w="http://schemas.openxmlformats.org/wordprocessingml/2006/main" xmlns:w16cid="http://schemas.microsoft.com/office/word/2016/wordml/cid" xmlns:w16se="http://schemas.microsoft.com/office/word/2015/wordml/symex" xmlns:adec="http://schemas.microsoft.com/office/drawing/2017/decorative" val="1"/>
+                      <adec:decorative xmlns:adec="http://schemas.microsoft.com/office/drawing/2017/decorative" val="1"/>
                     </a:ext>
                   </a:extLst>
                 </wp:docPr>
@@ -268,7 +268,7 @@
                       <wps:spPr bwMode="auto">
                         <a:xfrm>
                           <a:off x="0" y="0"/>
-                          <a:ext cx="6209665" cy="1857375"/>
+                          <a:ext cx="6076950" cy="1857375"/>
                         </a:xfrm>
                         <a:prstGeom prst="rect">
                           <a:avLst/>
@@ -318,7 +318,7 @@
                 <v:stroke joinstyle="miter"/>
                 <v:path gradientshapeok="t" o:connecttype="rect"/>
               </v:shapetype>
-              <v:shape id="Cuadro de texto 2" o:spid="_x0000_s1026" type="#_x0000_t202" style="position:absolute;left:0;text-align:left;margin-left:-20.7pt;margin-top:22pt;width:488.95pt;height:146.25pt;z-index:251657728;visibility:visible;mso-wrap-style:square;mso-width-percent:0;mso-height-percent:0;mso-wrap-distance-left:9pt;mso-wrap-distance-top:3.6pt;mso-wrap-distance-right:9pt;mso-wrap-distance-bottom:3.6pt;mso-position-horizontal:absolute;mso-position-horizontal-relative:text;mso-position-vertical:absolute;mso-position-vertical-relative:text;mso-width-percent:0;mso-height-percent:0;mso-width-relative:margin;mso-height-relative:margin;v-text-anchor:top" o:gfxdata="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" filled="f" stroked="f">
+              <v:shape id="Cuadro de texto 2" o:spid="_x0000_s1026" type="#_x0000_t202" alt="&quot;&quot;" style="position:absolute;left:0;text-align:left;margin-left:0;margin-top:17.8pt;width:478.5pt;height:146.25pt;z-index:251657728;visibility:visible;mso-wrap-style:square;mso-width-percent:0;mso-height-percent:0;mso-wrap-distance-left:9pt;mso-wrap-distance-top:3.6pt;mso-wrap-distance-right:9pt;mso-wrap-distance-bottom:3.6pt;mso-position-horizontal:center;mso-position-horizontal-relative:margin;mso-position-vertical:absolute;mso-position-vertical-relative:text;mso-width-percent:0;mso-height-percent:0;mso-width-relative:margin;mso-height-relative:margin;v-text-anchor:top" o:gfxdata="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" filled="f" stroked="f">
                 <v:textbox>
                   <w:txbxContent>
                     <w:p>
@@ -337,6 +337,7 @@
                     </w:p>
                   </w:txbxContent>
                 </v:textbox>
+                <w10:wrap anchorx="margin"/>
               </v:shape>
             </w:pict>
           </mc:Fallback>
@@ -442,6 +443,7 @@
     </w:p>
     <w:p>
       <w:pPr>
+        <w:ind w:firstLine="0"/>
         <w:jc w:val="center"/>
         <w:rPr>
           <w:lang w:val="es-ES"/>
@@ -480,7 +482,7 @@
     </w:p>
     <w:p>
       <w:pPr>
-        <w:pStyle w:val="TtulodeTDC"/>
+        <w:pStyle w:val="TtuloTDC"/>
       </w:pPr>
       <w:r>
         <w:lastRenderedPageBreak/>
@@ -1487,27 +1489,34 @@
     <w:p>
       <w:pPr>
         <w:pStyle w:val="Video"/>
+        <w:ind w:left="0" w:right="758" w:firstLine="0"/>
         <w:jc w:val="left"/>
       </w:pPr>
       <w:r>
+        <w:lastRenderedPageBreak/>
+        <w:t xml:space="preserve">Fundamentos de la evaluación de impactos ambientales en procesos energéticos </w:t>
+      </w:r>
+    </w:p>
+    <w:p>
+      <w:pPr>
+        <w:ind w:firstLine="0"/>
+        <w:jc w:val="center"/>
+      </w:pPr>
+      <w:r>
         <w:rPr>
           <w:noProof/>
-          <w:lang w:eastAsia="es-CO"/>
-        </w:rPr>
-        <w:lastRenderedPageBreak/>
+        </w:rPr>
         <w:drawing>
-          <wp:anchor distT="0" distB="0" distL="114300" distR="114300" simplePos="0" relativeHeight="251660800" behindDoc="0" locked="0" layoutInCell="1" allowOverlap="1" wp14:anchorId="35D87803" wp14:editId="38D18FD0">
-            <wp:simplePos x="0" y="0"/>
-            <wp:positionH relativeFrom="column">
-              <wp:posOffset>3908</wp:posOffset>
-            </wp:positionH>
-            <wp:positionV relativeFrom="paragraph">
-              <wp:posOffset>657176</wp:posOffset>
-            </wp:positionV>
-            <wp:extent cx="5473700" cy="3078957"/>
-            <wp:effectExtent l="0" t="0" r="0" b="7620"/>
-            <wp:wrapTopAndBottom/>
-            <wp:docPr id="16" name="Imagen 16"/>
+          <wp:inline distT="0" distB="0" distL="0" distR="0" wp14:anchorId="54CA632C" wp14:editId="0170745C">
+            <wp:extent cx="4165600" cy="3124200"/>
+            <wp:effectExtent l="0" t="0" r="6350" b="0"/>
+            <wp:docPr id="280484432" name="Imagen 4">
+              <a:extLst xmlns:a="http://schemas.openxmlformats.org/drawingml/2006/main">
+                <a:ext uri="{C183D7F6-B498-43B3-948B-1728B52AA6E4}">
+                  <adec:decorative xmlns:adec="http://schemas.microsoft.com/office/drawing/2017/decorative" val="1"/>
+                </a:ext>
+              </a:extLst>
+            </wp:docPr>
             <wp:cNvGraphicFramePr>
               <a:graphicFrameLocks xmlns:a="http://schemas.openxmlformats.org/drawingml/2006/main" noChangeAspect="1"/>
             </wp:cNvGraphicFramePr>
@@ -1515,7 +1524,13 @@
               <a:graphicData uri="http://schemas.openxmlformats.org/drawingml/2006/picture">
                 <pic:pic xmlns:pic="http://schemas.openxmlformats.org/drawingml/2006/picture">
                   <pic:nvPicPr>
-                    <pic:cNvPr id="0" name="Picture 1" descr="https://i3.ytimg.com/vi/Xjkc9ChBmWk/maxresdefault.jpg"/>
+                    <pic:cNvPr id="280484432" name="Imagen 4">
+                      <a:extLst>
+                        <a:ext uri="{C183D7F6-B498-43B3-948B-1728B52AA6E4}">
+                          <adec:decorative xmlns:adec="http://schemas.microsoft.com/office/drawing/2017/decorative" val="1"/>
+                        </a:ext>
+                      </a:extLst>
+                    </pic:cNvPr>
                     <pic:cNvPicPr>
                       <a:picLocks noChangeAspect="1" noChangeArrowheads="1"/>
                     </pic:cNvPicPr>
@@ -1536,7 +1551,7 @@
                   <pic:spPr bwMode="auto">
                     <a:xfrm>
                       <a:off x="0" y="0"/>
-                      <a:ext cx="5473700" cy="3078957"/>
+                      <a:ext cx="4166843" cy="3125132"/>
                     </a:xfrm>
                     <a:prstGeom prst="rect">
                       <a:avLst/>
@@ -1549,18 +1564,9 @@
                 </pic:pic>
               </a:graphicData>
             </a:graphic>
-            <wp14:sizeRelH relativeFrom="page">
-              <wp14:pctWidth>0</wp14:pctWidth>
-            </wp14:sizeRelH>
-            <wp14:sizeRelV relativeFrom="page">
-              <wp14:pctHeight>0</wp14:pctHeight>
-            </wp14:sizeRelV>
-          </wp:anchor>
+          </wp:inline>
         </w:drawing>
       </w:r>
-      <w:r>
-        <w:t>Fundamentos de la evaluación de impactos ambientales en procesos energéticos – Introducción</w:t>
-      </w:r>
     </w:p>
     <w:bookmarkStart w:id="2" w:name="_Hlk161159634"/>
     <w:p>
@@ -1581,6 +1587,11 @@
           <w:b/>
         </w:rPr>
         <w:instrText xml:space="preserve"> HYPERLINK "https://www.youtube.com/watch?v=Xjkc9ChBmWk" </w:instrText>
+      </w:r>
+      <w:r>
+        <w:rPr>
+          <w:b/>
+        </w:rPr>
       </w:r>
       <w:r>
         <w:rPr>
@@ -1618,7 +1629,8 @@
           </w:tcPr>
           <w:p>
             <w:pPr>
-              <w:jc w:val="center"/>
+              <w:spacing w:before="0" w:after="0"/>
+              <w:ind w:firstLine="0"/>
               <w:rPr>
                 <w:b/>
               </w:rPr>
@@ -1627,10 +1639,16 @@
               <w:rPr>
                 <w:b/>
               </w:rPr>
-              <w:t xml:space="preserve">Síntesis del video: </w:t>
-            </w:r>
-            <w:r>
-              <w:t>Fundamentos de la evaluación de impactos ambientales en procesos energéticos – Introducción</w:t>
+              <w:t xml:space="preserve">Transcripción </w:t>
+            </w:r>
+            <w:r>
+              <w:rPr>
+                <w:b/>
+              </w:rPr>
+              <w:t xml:space="preserve">del video: </w:t>
+            </w:r>
+            <w:r>
+              <w:t xml:space="preserve">Fundamentos de la evaluación de impactos ambientales en procesos energéticos </w:t>
             </w:r>
           </w:p>
         </w:tc>
@@ -1641,16 +1659,25 @@
             <w:tcW w:w="9962" w:type="dxa"/>
           </w:tcPr>
           <w:p>
+            <w:pPr>
+              <w:spacing w:before="0" w:after="0"/>
+            </w:pPr>
             <w:r>
               <w:t xml:space="preserve">En un mundo donde la demanda de energía crece cada día, comprender cómo las actividades energéticas afectan el entorno ya no es una alternativa, sino una responsabilidad. </w:t>
             </w:r>
           </w:p>
           <w:p>
+            <w:pPr>
+              <w:spacing w:before="0" w:after="0"/>
+            </w:pPr>
             <w:r>
               <w:t xml:space="preserve">Evaluar los impactos ambientales se ha convertido en una herramienta esencial para garantizar el uso eficiente de los recursos, proteger los ecosistemas y avanzar hacia un desarrollo verdaderamente sostenible. </w:t>
             </w:r>
           </w:p>
           <w:p>
+            <w:pPr>
+              <w:spacing w:before="0" w:after="0"/>
+            </w:pPr>
             <w:r>
               <w:t xml:space="preserve">Este componente formativo busca brindar a los aprendices los conocimientos y habilidades necesarios para analizar cómo los procesos energéticos interactúan con el </w:t>
             </w:r>
@@ -1660,21 +1687,33 @@
             </w:r>
           </w:p>
           <w:p>
+            <w:pPr>
+              <w:spacing w:before="0" w:after="0"/>
+            </w:pPr>
             <w:r>
               <w:t xml:space="preserve">A través del estudio del ciclo de vida energético, el aprendiz identifica los impactos directos e indirectos en cada etapa del proceso, y propone acciones de mejora orientadas a la gestión responsable de los recursos naturales. </w:t>
             </w:r>
           </w:p>
           <w:p>
+            <w:pPr>
+              <w:spacing w:before="0" w:after="0"/>
+            </w:pPr>
             <w:r>
               <w:t xml:space="preserve">Se abordan aspectos clave como la identificación de impactos, el análisis de riesgos, la formulación de medidas de manejo y la orientación de prácticas energéticas más sostenibles. </w:t>
             </w:r>
           </w:p>
           <w:p>
+            <w:pPr>
+              <w:spacing w:before="0" w:after="0"/>
+            </w:pPr>
             <w:r>
               <w:t xml:space="preserve">Evaluar no es solo medir efectos. </w:t>
             </w:r>
           </w:p>
           <w:p>
+            <w:pPr>
+              <w:spacing w:before="0" w:after="0"/>
+            </w:pPr>
             <w:r>
               <w:t>¡Es tomar decisiones informadas para proteger el futuro ambiental de Colombia!</w:t>
             </w:r>
@@ -2206,21 +2245,21 @@
       </w:pPr>
       <w:bookmarkStart w:id="3" w:name="_Toc223941838"/>
       <w:r>
+        <w:t>La sostenibilidad como marco de referencia</w:t>
+      </w:r>
+      <w:bookmarkEnd w:id="3"/>
+    </w:p>
+    <w:p>
+      <w:pPr>
+        <w:rPr>
+          <w:lang w:eastAsia="es-CO"/>
+        </w:rPr>
+      </w:pPr>
+      <w:r>
+        <w:rPr>
+          <w:lang w:eastAsia="es-CO"/>
+        </w:rPr>
         <w:lastRenderedPageBreak/>
-        <w:t>La sostenibilidad como marco de referencia</w:t>
-      </w:r>
-      <w:bookmarkEnd w:id="3"/>
-    </w:p>
-    <w:p>
-      <w:pPr>
-        <w:rPr>
-          <w:lang w:eastAsia="es-CO"/>
-        </w:rPr>
-      </w:pPr>
-      <w:r>
-        <w:rPr>
-          <w:lang w:eastAsia="es-CO"/>
-        </w:rPr>
         <w:t>En el núcleo de la gestión sostenible de la energía se encuentra el concepto de sostenibilidad. Aunque el término se utiliza con frecuencia, su significado es profundo y abarca múltiples dimensiones. En esencia, la sostenibilidad se refiere a la capacidad de mantener un proceso o sistema en el tiempo sin agotar los recursos que lo sustentan ni generar dañ</w:t>
       </w:r>
       <w:r>
@@ -2240,21 +2279,7 @@
         <w:rPr>
           <w:lang w:eastAsia="es-CO"/>
         </w:rPr>
-        <w:t xml:space="preserve">La definición más ampliamente aceptada proviene del Informe </w:t>
-      </w:r>
-      <w:proofErr w:type="spellStart"/>
-      <w:r>
-        <w:rPr>
-          <w:lang w:eastAsia="es-CO"/>
-        </w:rPr>
-        <w:t>Brundtland</w:t>
-      </w:r>
-      <w:proofErr w:type="spellEnd"/>
-      <w:r>
-        <w:rPr>
-          <w:lang w:eastAsia="es-CO"/>
-        </w:rPr>
-        <w:t xml:space="preserve"> de 1987, que concibe la sostenibilidad como el “desarrollo que satisface las necesidades del presente sin comprometer la capacidad de las generaciones futuras para satisfacer sus propias necesidades”. Esta perspectiva constituye el pilar fundamental para orientar las decisiones y estrategias en materia energética hacia un equilibrio entre progreso, eq</w:t>
+        <w:t>La definición más ampliamente aceptada proviene del Informe Brundtland de 1987, que concibe la sostenibilidad como el “desarrollo que satisface las necesidades del presente sin comprometer la capacidad de las generaciones futuras para satisfacer sus propias necesidades”. Esta perspectiva constituye el pilar fundamental para orientar las decisiones y estrategias en materia energética hacia un equilibrio entre progreso, eq</w:t>
       </w:r>
       <w:r>
         <w:rPr>
@@ -2361,26 +2386,20 @@
         <w:rPr>
           <w:lang w:eastAsia="es-CO"/>
         </w:rPr>
-        <w:t xml:space="preserve">La sostenibilidad se construye a partir de la interdependencia entre tres dimensiones clave. Estas no funcionan por separado, cada una influye y depende de las otras. Una iniciativa puede ser económicamente rentable, pero si deteriora la calidad </w:t>
-      </w:r>
+        <w:t>La sostenibilidad se construye a partir de la interdependencia entre tres dimensiones clave. Estas no funcionan por separado, cada una influye y depende de las otras. Una iniciativa puede ser económicamente rentable, pero si deteriora la calidad del aire (dimensión ambiental) o afecta la salud y el bienestar de las comunidades (dimensión social), no puede considerarse sostenible.</w:t>
+      </w:r>
+    </w:p>
+    <w:p>
+      <w:pPr>
+        <w:rPr>
+          <w:lang w:eastAsia="es-CO"/>
+        </w:rPr>
+      </w:pPr>
       <w:r>
         <w:rPr>
           <w:lang w:eastAsia="es-CO"/>
         </w:rPr>
         <w:lastRenderedPageBreak/>
-        <w:t>del aire (dimensión ambiental) o afecta la salud y el bienestar de las comunidades (dimensión social), no puede considerarse sostenible.</w:t>
-      </w:r>
-    </w:p>
-    <w:p>
-      <w:pPr>
-        <w:rPr>
-          <w:lang w:eastAsia="es-CO"/>
-        </w:rPr>
-      </w:pPr>
-      <w:r>
-        <w:rPr>
-          <w:lang w:eastAsia="es-CO"/>
-        </w:rPr>
         <w:t>En esencia, la sostenibilidad es un concepto multidimensional que va más allá de la preocupación por el medio ambiente. Plantea un modelo de desarrollo que busca armonizar tres pilares fundamentales: el económico, el social y el ambiental. Solo cuando un proyecto, política o decisión integra y equilibra estos tres aspectos de manera simultánea, es posible hablar de verdadera sostenibilidad.</w:t>
       </w:r>
       <w:r>
@@ -2640,7 +2659,6 @@
               <w:rPr>
                 <w:lang w:eastAsia="es-CO"/>
               </w:rPr>
-              <w:lastRenderedPageBreak/>
               <w:t xml:space="preserve">Implementación de tecnologías limpias. </w:t>
             </w:r>
           </w:p>
@@ -2660,6 +2678,7 @@
               <w:rPr>
                 <w:lang w:eastAsia="es-CO"/>
               </w:rPr>
+              <w:lastRenderedPageBreak/>
               <w:t>Restauración ambiental y manejo adecuado de residuos.</w:t>
             </w:r>
           </w:p>
@@ -2814,21 +2833,19 @@
               <w:rPr>
                 <w:lang w:eastAsia="es-CO"/>
               </w:rPr>
-              <w:t xml:space="preserve">Toneladas de </w:t>
-            </w:r>
-            <w:proofErr w:type="spellStart"/>
-            <w:r>
-              <w:rPr>
-                <w:lang w:eastAsia="es-CO"/>
-              </w:rPr>
-              <w:t>CO₂e</w:t>
-            </w:r>
-            <w:proofErr w:type="spellEnd"/>
-            <w:r>
-              <w:rPr>
-                <w:lang w:eastAsia="es-CO"/>
-              </w:rPr>
-              <w:t xml:space="preserve"> emitidas. </w:t>
+              <w:t>Toneladas de CO₂</w:t>
+            </w:r>
+            <w:r>
+              <w:rPr>
+                <w:lang w:eastAsia="es-CO"/>
+              </w:rPr>
+              <w:t xml:space="preserve"> </w:t>
+            </w:r>
+            <w:r>
+              <w:rPr>
+                <w:lang w:eastAsia="es-CO"/>
+              </w:rPr>
+              <w:t xml:space="preserve">emitidas. </w:t>
             </w:r>
           </w:p>
           <w:p>
@@ -3008,14 +3025,7 @@
               <w:rPr>
                 <w:lang w:eastAsia="es-CO"/>
               </w:rPr>
-              <w:t xml:space="preserve">Garantizar la equidad, la justicia social, la inclusión, el bienestar humano y el </w:t>
-            </w:r>
-            <w:r>
-              <w:rPr>
-                <w:lang w:eastAsia="es-CO"/>
-              </w:rPr>
-              <w:lastRenderedPageBreak/>
-              <w:t>respeto por los derechos individuales y colectivos.</w:t>
+              <w:t>Garantizar la equidad, la justicia social, la inclusión, el bienestar humano y el respeto por los derechos individuales y colectivos.</w:t>
             </w:r>
           </w:p>
         </w:tc>
@@ -3334,7 +3344,6 @@
               <w:rPr>
                 <w:lang w:eastAsia="es-CO"/>
               </w:rPr>
-              <w:lastRenderedPageBreak/>
               <w:t>Índice de pobreza energética.</w:t>
             </w:r>
           </w:p>
@@ -3354,6 +3363,7 @@
               <w:rPr>
                 <w:lang w:eastAsia="es-CO"/>
               </w:rPr>
+              <w:lastRenderedPageBreak/>
               <w:t>Participación efectiva en procesos de toma de decisiones.</w:t>
             </w:r>
           </w:p>
@@ -5176,35 +5186,7 @@
         <w:rPr>
           <w:lang w:eastAsia="es-CO"/>
         </w:rPr>
-        <w:t xml:space="preserve">Su relevancia radica en que nos permite comparar nuestra demanda de recursos con la </w:t>
-      </w:r>
-      <w:proofErr w:type="spellStart"/>
-      <w:r>
-        <w:rPr>
-          <w:lang w:eastAsia="es-CO"/>
-        </w:rPr>
-        <w:t>biocapacidad</w:t>
-      </w:r>
-      <w:proofErr w:type="spellEnd"/>
-      <w:r>
-        <w:rPr>
-          <w:lang w:eastAsia="es-CO"/>
-        </w:rPr>
-        <w:t xml:space="preserve"> de la tierra, que es la capacidad del planeta para regenerar esos recursos y absorber los residuos. Cuando nuestra huella ecológica excede la </w:t>
-      </w:r>
-      <w:proofErr w:type="spellStart"/>
-      <w:r>
-        <w:rPr>
-          <w:lang w:eastAsia="es-CO"/>
-        </w:rPr>
-        <w:t>biocapacidad</w:t>
-      </w:r>
-      <w:proofErr w:type="spellEnd"/>
-      <w:r>
-        <w:rPr>
-          <w:lang w:eastAsia="es-CO"/>
-        </w:rPr>
-        <w:t>, estamos consumiendo más de lo que el planeta puede regenerar, lo cual es insostenible.</w:t>
+        <w:t>Su relevancia radica en que nos permite comparar nuestra demanda de recursos con la biocapacidad de la tierra, que es la capacidad del planeta para regenerar esos recursos y absorber los residuos. Cuando nuestra huella ecológica excede la biocapacidad, estamos consumiendo más de lo que el planeta puede regenerar, lo cual es insostenible.</w:t>
       </w:r>
       <w:r>
         <w:rPr>
@@ -6032,8 +6014,6 @@
           </wp:inline>
         </w:drawing>
       </w:r>
-      <w:bookmarkStart w:id="5" w:name="_GoBack"/>
-      <w:bookmarkEnd w:id="5"/>
     </w:p>
     <w:p>
       <w:pPr>
@@ -6361,62 +6341,34 @@
         <w:rPr>
           <w:lang w:eastAsia="es-CO"/>
         </w:rPr>
-        <w:t xml:space="preserve"> utiliza electricidad proveniente de una combinación de fuentes energéticas, entre ellas combustibles fósiles. Su consumo anual asciende a 2,000 </w:t>
+        <w:t xml:space="preserve"> utiliza electricidad proveniente de una combinación de fuentes energéticas, entre ellas combustibles fósiles. Su consumo anual asciende a 2,000 kWh.</w:t>
+      </w:r>
+    </w:p>
+    <w:p>
+      <w:pPr>
+        <w:rPr>
+          <w:lang w:eastAsia="es-CO"/>
+        </w:rPr>
+      </w:pPr>
+      <w:r>
+        <w:rPr>
+          <w:lang w:eastAsia="es-CO"/>
+        </w:rPr>
+        <w:t>Considerando un factor simplificado de 0.5 hectáreas globales (</w:t>
       </w:r>
       <w:proofErr w:type="spellStart"/>
       <w:r>
         <w:rPr>
           <w:lang w:eastAsia="es-CO"/>
         </w:rPr>
-        <w:t>kWh</w:t>
+        <w:t>gha</w:t>
       </w:r>
       <w:proofErr w:type="spellEnd"/>
       <w:r>
         <w:rPr>
           <w:lang w:eastAsia="es-CO"/>
         </w:rPr>
-        <w:t>.</w:t>
-      </w:r>
-    </w:p>
-    <w:p>
-      <w:pPr>
-        <w:rPr>
-          <w:lang w:eastAsia="es-CO"/>
-        </w:rPr>
-      </w:pPr>
-      <w:r>
-        <w:rPr>
-          <w:lang w:eastAsia="es-CO"/>
-        </w:rPr>
-        <w:t>Considerando un factor simplificado de 0.5 hectáreas globales (</w:t>
-      </w:r>
-      <w:proofErr w:type="spellStart"/>
-      <w:r>
-        <w:rPr>
-          <w:lang w:eastAsia="es-CO"/>
-        </w:rPr>
-        <w:t>gha</w:t>
-      </w:r>
-      <w:proofErr w:type="spellEnd"/>
-      <w:r>
-        <w:rPr>
-          <w:lang w:eastAsia="es-CO"/>
-        </w:rPr>
-        <w:t xml:space="preserve">) por cada 1,000 </w:t>
-      </w:r>
-      <w:proofErr w:type="spellStart"/>
-      <w:r>
-        <w:rPr>
-          <w:lang w:eastAsia="es-CO"/>
-        </w:rPr>
-        <w:t>kWh</w:t>
-      </w:r>
-      <w:proofErr w:type="spellEnd"/>
-      <w:r>
-        <w:rPr>
-          <w:lang w:eastAsia="es-CO"/>
-        </w:rPr>
-        <w:t>, necesario para absorber el CO₂ emitido en la generación eléctrica, la huella correspondiente se calcula de la siguiente manera:</w:t>
+        <w:t>) por cada 1,000 kWh, necesario para absorber el CO₂ emitido en la generación eléctrica, la huella correspondiente se calcula de la siguiente manera:</w:t>
       </w:r>
     </w:p>
     <w:p>
@@ -7021,21 +6973,7 @@
         <w:rPr>
           <w:lang w:eastAsia="es-CO"/>
         </w:rPr>
-        <w:t xml:space="preserve">), corresponde a la huella ecológica estimada de Sofía. Para comprender su significado, este resultado puede compararse con la </w:t>
-      </w:r>
-      <w:proofErr w:type="spellStart"/>
-      <w:r>
-        <w:rPr>
-          <w:lang w:eastAsia="es-CO"/>
-        </w:rPr>
-        <w:t>biocapacidad</w:t>
-      </w:r>
-      <w:proofErr w:type="spellEnd"/>
-      <w:r>
-        <w:rPr>
-          <w:lang w:eastAsia="es-CO"/>
-        </w:rPr>
-        <w:t xml:space="preserve"> per cápita disponible a nivel mundial, que se estima en aproximadamente 1.6 </w:t>
+        <w:t xml:space="preserve">), corresponde a la huella ecológica estimada de Sofía. Para comprender su significado, este resultado puede compararse con la biocapacidad per cápita disponible a nivel mundial, que se estima en aproximadamente 1.6 </w:t>
       </w:r>
       <w:proofErr w:type="spellStart"/>
       <w:r>
@@ -7094,62 +7032,20 @@
         <w:rPr>
           <w:lang w:eastAsia="es-CO"/>
         </w:rPr>
-        <w:t xml:space="preserve"> comparación entre la huella y la </w:t>
-      </w:r>
-      <w:proofErr w:type="spellStart"/>
-      <w:r>
-        <w:rPr>
-          <w:lang w:eastAsia="es-CO"/>
-        </w:rPr>
-        <w:t>biocapacidad</w:t>
-      </w:r>
-      <w:proofErr w:type="spellEnd"/>
-      <w:r>
-        <w:rPr>
-          <w:lang w:eastAsia="es-CO"/>
-        </w:rPr>
-        <w:t xml:space="preserve"> del planeta como un límite de la sostenibilidad.</w:t>
-      </w:r>
-    </w:p>
-    <w:p>
-      <w:pPr>
-        <w:rPr>
-          <w:lang w:eastAsia="es-CO"/>
-        </w:rPr>
-      </w:pPr>
-      <w:r>
-        <w:rPr>
-          <w:lang w:eastAsia="es-CO"/>
-        </w:rPr>
-        <w:t xml:space="preserve">La relevancia de la huella ecológica radica en que nos permite comparar la demanda humana con la </w:t>
-      </w:r>
-      <w:proofErr w:type="spellStart"/>
-      <w:r>
-        <w:rPr>
-          <w:lang w:eastAsia="es-CO"/>
-        </w:rPr>
-        <w:t>biocapacidad</w:t>
-      </w:r>
-      <w:proofErr w:type="spellEnd"/>
-      <w:r>
-        <w:rPr>
-          <w:lang w:eastAsia="es-CO"/>
-        </w:rPr>
-        <w:t xml:space="preserve"> de la tierra. La </w:t>
-      </w:r>
-      <w:proofErr w:type="spellStart"/>
-      <w:r>
-        <w:rPr>
-          <w:lang w:eastAsia="es-CO"/>
-        </w:rPr>
-        <w:t>biocapacidad</w:t>
-      </w:r>
-      <w:proofErr w:type="spellEnd"/>
-      <w:r>
-        <w:rPr>
-          <w:lang w:eastAsia="es-CO"/>
-        </w:rPr>
-        <w:t xml:space="preserve"> es la capacidad de los ecosistemas para regenerar los recursos que usamos y absorb</w:t>
+        <w:t xml:space="preserve"> comparación entre la huella y la biocapacidad del planeta como un límite de la sostenibilidad.</w:t>
+      </w:r>
+    </w:p>
+    <w:p>
+      <w:pPr>
+        <w:rPr>
+          <w:lang w:eastAsia="es-CO"/>
+        </w:rPr>
+      </w:pPr>
+      <w:r>
+        <w:rPr>
+          <w:lang w:eastAsia="es-CO"/>
+        </w:rPr>
+        <w:t>La relevancia de la huella ecológica radica en que nos permite comparar la demanda humana con la biocapacidad de la tierra. La biocapacidad es la capacidad de los ecosistemas para regenerar los recursos que usamos y absorb</w:t>
       </w:r>
       <w:r>
         <w:rPr>
@@ -7168,35 +7064,7 @@
         <w:rPr>
           <w:lang w:eastAsia="es-CO"/>
         </w:rPr>
-        <w:t xml:space="preserve">Cuando la huella ecológica de la humanidad excede la </w:t>
-      </w:r>
-      <w:proofErr w:type="spellStart"/>
-      <w:r>
-        <w:rPr>
-          <w:lang w:eastAsia="es-CO"/>
-        </w:rPr>
-        <w:t>biocapacidad</w:t>
-      </w:r>
-      <w:proofErr w:type="spellEnd"/>
-      <w:r>
-        <w:rPr>
-          <w:lang w:eastAsia="es-CO"/>
-        </w:rPr>
-        <w:t xml:space="preserve">, entramos en un déficit ecológico. Esto significa que estamos consumiendo los recursos naturales más rápido de lo que los ecosistemas pueden regenerarlos y estamos acumulando residuos, como el dióxido de carbono en la atmósfera. En este momento, la huella ecológica global ya ha superado la </w:t>
-      </w:r>
-      <w:proofErr w:type="spellStart"/>
-      <w:r>
-        <w:rPr>
-          <w:lang w:eastAsia="es-CO"/>
-        </w:rPr>
-        <w:t>biocapacidad</w:t>
-      </w:r>
-      <w:proofErr w:type="spellEnd"/>
-      <w:r>
-        <w:rPr>
-          <w:lang w:eastAsia="es-CO"/>
-        </w:rPr>
-        <w:t xml:space="preserve"> del planeta. Esto indica que el modelo de desarrollo actual es insostenible y que estamos viviendo de los "créditos" de recursos de las generaciones futuras.</w:t>
+        <w:t>Cuando la huella ecológica de la humanidad excede la biocapacidad, entramos en un déficit ecológico. Esto significa que estamos consumiendo los recursos naturales más rápido de lo que los ecosistemas pueden regenerarlos y estamos acumulando residuos, como el dióxido de carbono en la atmósfera. En este momento, la huella ecológica global ya ha superado la biocapacidad del planeta. Esto indica que el modelo de desarrollo actual es insostenible y que estamos viviendo de los "créditos" de recursos de las generaciones futuras.</w:t>
       </w:r>
     </w:p>
     <w:p>
@@ -7217,11 +7085,11 @@
       <w:pPr>
         <w:pStyle w:val="Ttulo2"/>
       </w:pPr>
-      <w:bookmarkStart w:id="6" w:name="_Toc223941840"/>
+      <w:bookmarkStart w:id="5" w:name="_Toc223941840"/>
       <w:r>
         <w:t>Desarrollo sostenible</w:t>
       </w:r>
-      <w:bookmarkEnd w:id="6"/>
+      <w:bookmarkEnd w:id="5"/>
     </w:p>
     <w:p>
       <w:pPr>
@@ -7471,11 +7339,11 @@
       <w:pPr>
         <w:pStyle w:val="Ttulo2"/>
       </w:pPr>
-      <w:bookmarkStart w:id="7" w:name="_Toc223941841"/>
+      <w:bookmarkStart w:id="6" w:name="_Toc223941841"/>
       <w:r>
         <w:t>Economía circular</w:t>
       </w:r>
-      <w:bookmarkEnd w:id="7"/>
+      <w:bookmarkEnd w:id="6"/>
     </w:p>
     <w:p>
       <w:pPr>
@@ -7623,7 +7491,7 @@
         <w:rPr>
           <w:lang w:eastAsia="es-CO"/>
         </w:rPr>
-        <w:t>El modelo de la economía circular se fundamenta en un diseño sistémico que busca un flujo continuo de materiales y energía, imitando los ciclos de la naturaleza. A diferencia del modelo lineal de "tomar - hacer - desechar," la circularidad se basa en tres principios clave que actúan de manera interconectada:</w:t>
+        <w:t>El modelo de la economía circular se fundamenta en un diseño sistémico que busca un flujo continuo de materiales y energía, imitando los ciclos de la naturaleza. A diferencia del modelo lineal de "tomar - hacer - desechar" la circularidad se basa en tres principios clave que actúan de manera interconectada:</w:t>
       </w:r>
     </w:p>
     <w:p>
@@ -7737,21 +7605,12 @@
           <w:lang w:eastAsia="es-CO"/>
         </w:rPr>
       </w:pPr>
-      <w:proofErr w:type="spellStart"/>
       <w:r>
         <w:rPr>
           <w:b/>
           <w:lang w:eastAsia="es-CO"/>
         </w:rPr>
-        <w:t>Remanufactura</w:t>
-      </w:r>
-      <w:proofErr w:type="spellEnd"/>
-      <w:r>
-        <w:rPr>
-          <w:b/>
-          <w:lang w:eastAsia="es-CO"/>
-        </w:rPr>
-        <w:t>:</w:t>
+        <w:t>Remanufactura:</w:t>
       </w:r>
       <w:r>
         <w:rPr>
@@ -8048,21 +7907,7 @@
         <w:rPr>
           <w:lang w:eastAsia="es-CO"/>
         </w:rPr>
-        <w:t xml:space="preserve">En contraste, la economía circular busca eliminar el concepto mismo de residuo. Propone un sistema en el que los productos y materiales se mantienen dentro de un ciclo continuo de valor. En lugar de finalizar en un vertedero, los materiales regresan al sistema productivo mediante estrategias como la reutilización, reparación, </w:t>
-      </w:r>
-      <w:proofErr w:type="spellStart"/>
-      <w:r>
-        <w:rPr>
-          <w:lang w:eastAsia="es-CO"/>
-        </w:rPr>
-        <w:t>remanufactura</w:t>
-      </w:r>
-      <w:proofErr w:type="spellEnd"/>
-      <w:r>
-        <w:rPr>
-          <w:lang w:eastAsia="es-CO"/>
-        </w:rPr>
-        <w:t xml:space="preserve"> y reciclaje. Esto permite reducir significativamente la extracción de nuevas materias primas y emular los ciclos naturales.</w:t>
+        <w:t>En contraste, la economía circular busca eliminar el concepto mismo de residuo. Propone un sistema en el que los productos y materiales se mantienen dentro de un ciclo continuo de valor. En lugar de finalizar en un vertedero, los materiales regresan al sistema productivo mediante estrategias como la reutilización, reparación, remanufactura y reciclaje. Esto permite reducir significativamente la extracción de nuevas materias primas y emular los ciclos naturales.</w:t>
       </w:r>
     </w:p>
     <w:p>
@@ -8192,12 +8037,12 @@
         <w:spacing w:after="120"/>
         <w:ind w:left="720"/>
       </w:pPr>
-      <w:bookmarkStart w:id="8" w:name="_Toc223941842"/>
+      <w:bookmarkStart w:id="7" w:name="_Toc223941842"/>
       <w:r>
         <w:lastRenderedPageBreak/>
         <w:t>El ciclo de vida del proceso energético</w:t>
       </w:r>
-      <w:bookmarkEnd w:id="8"/>
+      <w:bookmarkEnd w:id="7"/>
     </w:p>
     <w:p>
       <w:pPr>
@@ -8991,41 +8836,13 @@
               <w:rPr>
                 <w:lang w:eastAsia="es-CO"/>
               </w:rPr>
-              <w:t xml:space="preserve">umo energético y emisiones de </w:t>
-            </w:r>
-            <w:proofErr w:type="spellStart"/>
-            <w:r>
-              <w:rPr>
-                <w:lang w:eastAsia="es-CO"/>
-              </w:rPr>
-              <w:t>SOx</w:t>
-            </w:r>
-            <w:proofErr w:type="spellEnd"/>
-            <w:r>
-              <w:rPr>
-                <w:lang w:eastAsia="es-CO"/>
-              </w:rPr>
-              <w:t xml:space="preserve"> y </w:t>
-            </w:r>
-            <w:proofErr w:type="spellStart"/>
-            <w:r>
-              <w:rPr>
-                <w:lang w:eastAsia="es-CO"/>
-              </w:rPr>
-              <w:t>NO</w:t>
-            </w:r>
-            <w:r>
-              <w:rPr>
-                <w:lang w:eastAsia="es-CO"/>
-              </w:rPr>
-              <w:t>x</w:t>
-            </w:r>
-            <w:proofErr w:type="spellEnd"/>
-            <w:r>
-              <w:rPr>
-                <w:lang w:eastAsia="es-CO"/>
-              </w:rPr>
-              <w:t>.</w:t>
+              <w:t>umo energético y emisiones de SOx y NO</w:t>
+            </w:r>
+            <w:r>
+              <w:rPr>
+                <w:lang w:eastAsia="es-CO"/>
+              </w:rPr>
+              <w:t>x.</w:t>
             </w:r>
           </w:p>
           <w:p>
@@ -9836,35 +9653,7 @@
               <w:rPr>
                 <w:lang w:eastAsia="es-CO"/>
               </w:rPr>
-              <w:t>Altas emisiones de CO₂, metano y contaminantes (</w:t>
-            </w:r>
-            <w:proofErr w:type="spellStart"/>
-            <w:r>
-              <w:rPr>
-                <w:lang w:eastAsia="es-CO"/>
-              </w:rPr>
-              <w:t>SOx</w:t>
-            </w:r>
-            <w:proofErr w:type="spellEnd"/>
-            <w:r>
-              <w:rPr>
-                <w:lang w:eastAsia="es-CO"/>
-              </w:rPr>
-              <w:t xml:space="preserve">, </w:t>
-            </w:r>
-            <w:proofErr w:type="spellStart"/>
-            <w:r>
-              <w:rPr>
-                <w:lang w:eastAsia="es-CO"/>
-              </w:rPr>
-              <w:t>NOx</w:t>
-            </w:r>
-            <w:proofErr w:type="spellEnd"/>
-            <w:r>
-              <w:rPr>
-                <w:lang w:eastAsia="es-CO"/>
-              </w:rPr>
-              <w:t>, partículas, mercurio).</w:t>
+              <w:t>Altas emisiones de CO₂, metano y contaminantes (SOx, NOx, partículas, mercurio).</w:t>
             </w:r>
           </w:p>
           <w:p>
@@ -11600,12 +11389,12 @@
         <w:spacing w:after="120"/>
         <w:ind w:left="720"/>
       </w:pPr>
-      <w:bookmarkStart w:id="9" w:name="_Toc223941843"/>
+      <w:bookmarkStart w:id="8" w:name="_Toc223941843"/>
       <w:r>
         <w:lastRenderedPageBreak/>
         <w:t>Impactos ambientales en el proceso energético</w:t>
       </w:r>
-      <w:bookmarkEnd w:id="9"/>
+      <w:bookmarkEnd w:id="8"/>
     </w:p>
     <w:p>
       <w:pPr>
@@ -12022,23 +11811,7 @@
           <w:b/>
           <w:lang w:eastAsia="es-CO"/>
         </w:rPr>
-        <w:t>Óxidos de nitrógeno (</w:t>
-      </w:r>
-      <w:proofErr w:type="spellStart"/>
-      <w:r>
-        <w:rPr>
-          <w:b/>
-          <w:lang w:eastAsia="es-CO"/>
-        </w:rPr>
-        <w:t>NOx</w:t>
-      </w:r>
-      <w:proofErr w:type="spellEnd"/>
-      <w:r>
-        <w:rPr>
-          <w:b/>
-          <w:lang w:eastAsia="es-CO"/>
-        </w:rPr>
-        <w:t xml:space="preserve">): </w:t>
+        <w:t xml:space="preserve">Óxidos de nitrógeno (NOx): </w:t>
       </w:r>
       <w:r>
         <w:rPr>
@@ -12180,12 +11953,12 @@
       <w:pPr>
         <w:pStyle w:val="Titulosgenerales"/>
       </w:pPr>
-      <w:bookmarkStart w:id="10" w:name="_Toc223941844"/>
+      <w:bookmarkStart w:id="9" w:name="_Toc223941844"/>
       <w:r>
         <w:lastRenderedPageBreak/>
         <w:t>Síntesis</w:t>
       </w:r>
-      <w:bookmarkEnd w:id="10"/>
+      <w:bookmarkEnd w:id="9"/>
     </w:p>
     <w:p>
       <w:pPr>
@@ -12293,14 +12066,14 @@
       <w:pPr>
         <w:pStyle w:val="Titulosgenerales"/>
       </w:pPr>
-      <w:bookmarkStart w:id="11" w:name="_Toc176443725"/>
-      <w:bookmarkStart w:id="12" w:name="_Toc223941845"/>
+      <w:bookmarkStart w:id="10" w:name="_Toc176443725"/>
+      <w:bookmarkStart w:id="11" w:name="_Toc223941845"/>
       <w:r>
         <w:lastRenderedPageBreak/>
         <w:t>Glosario</w:t>
       </w:r>
+      <w:bookmarkEnd w:id="10"/>
       <w:bookmarkEnd w:id="11"/>
-      <w:bookmarkEnd w:id="12"/>
     </w:p>
     <w:p>
       <w:pPr>
@@ -12488,21 +12261,7 @@
         <w:rPr>
           <w:lang w:eastAsia="es-CO"/>
         </w:rPr>
-        <w:t xml:space="preserve"> liberación de gases de efecto invernadero que contribuyen al calentamiento global, como CO₂, CH₄ y </w:t>
-      </w:r>
-      <w:proofErr w:type="spellStart"/>
-      <w:r>
-        <w:rPr>
-          <w:lang w:eastAsia="es-CO"/>
-        </w:rPr>
-        <w:t>NOx</w:t>
-      </w:r>
-      <w:proofErr w:type="spellEnd"/>
-      <w:r>
-        <w:rPr>
-          <w:lang w:eastAsia="es-CO"/>
-        </w:rPr>
-        <w:t>.</w:t>
+        <w:t xml:space="preserve"> liberación de gases de efecto invernadero que contribuyen al calentamiento global, como CO₂, CH₄ y NOx.</w:t>
       </w:r>
     </w:p>
     <w:p>
@@ -12662,8 +12421,8 @@
           <w:lang w:val="es-MX"/>
         </w:rPr>
       </w:pPr>
-      <w:bookmarkStart w:id="13" w:name="_Toc176443726"/>
-      <w:bookmarkStart w:id="14" w:name="_Toc223941846"/>
+      <w:bookmarkStart w:id="12" w:name="_Toc176443726"/>
+      <w:bookmarkStart w:id="13" w:name="_Toc223941846"/>
       <w:r>
         <w:rPr>
           <w:lang w:val="es-MX"/>
@@ -12671,8 +12430,8 @@
         <w:lastRenderedPageBreak/>
         <w:t>Referencias bibliográficas</w:t>
       </w:r>
+      <w:bookmarkEnd w:id="12"/>
       <w:bookmarkEnd w:id="13"/>
-      <w:bookmarkEnd w:id="14"/>
     </w:p>
     <w:p>
       <w:pPr>
@@ -12815,14 +12574,14 @@
       <w:pPr>
         <w:pStyle w:val="Titulosgenerales"/>
       </w:pPr>
-      <w:bookmarkStart w:id="15" w:name="_Toc176443727"/>
-      <w:bookmarkStart w:id="16" w:name="_Toc223941847"/>
+      <w:bookmarkStart w:id="14" w:name="_Toc176443727"/>
+      <w:bookmarkStart w:id="15" w:name="_Toc223941847"/>
       <w:r>
         <w:lastRenderedPageBreak/>
         <w:t>Créditos</w:t>
       </w:r>
+      <w:bookmarkEnd w:id="14"/>
       <w:bookmarkEnd w:id="15"/>
-      <w:bookmarkEnd w:id="16"/>
     </w:p>
     <w:tbl>
       <w:tblPr>
@@ -12856,6 +12615,7 @@
           </w:tcPr>
           <w:p>
             <w:pPr>
+              <w:spacing w:before="0" w:after="0"/>
               <w:jc w:val="both"/>
               <w:rPr>
                 <w:b/>
@@ -12878,6 +12638,7 @@
           </w:tcPr>
           <w:p>
             <w:pPr>
+              <w:spacing w:before="0" w:after="0"/>
               <w:jc w:val="both"/>
               <w:rPr>
                 <w:b/>
@@ -12900,6 +12661,7 @@
           </w:tcPr>
           <w:p>
             <w:pPr>
+              <w:spacing w:before="0" w:after="0"/>
               <w:ind w:firstLine="0"/>
               <w:jc w:val="both"/>
               <w:rPr>
@@ -12928,6 +12690,7 @@
           </w:tcPr>
           <w:p>
             <w:pPr>
+              <w:spacing w:before="0" w:after="0"/>
               <w:ind w:firstLine="0"/>
               <w:rPr>
                 <w:rFonts w:asciiTheme="minorHAnsi" w:hAnsiTheme="minorHAnsi" w:cstheme="minorHAnsi"/>
@@ -12948,6 +12711,7 @@
           </w:tcPr>
           <w:p>
             <w:pPr>
+              <w:spacing w:before="0" w:after="0"/>
               <w:ind w:firstLine="0"/>
               <w:rPr>
                 <w:rFonts w:asciiTheme="minorHAnsi" w:hAnsiTheme="minorHAnsi" w:cstheme="minorHAnsi"/>
@@ -12968,6 +12732,7 @@
           </w:tcPr>
           <w:p>
             <w:pPr>
+              <w:spacing w:before="0" w:after="0"/>
               <w:ind w:firstLine="0"/>
               <w:rPr>
                 <w:rFonts w:asciiTheme="minorHAnsi" w:hAnsiTheme="minorHAnsi" w:cstheme="minorHAnsi"/>
@@ -12989,6 +12754,7 @@
           </w:tcPr>
           <w:p>
             <w:pPr>
+              <w:spacing w:before="0" w:after="0"/>
               <w:ind w:firstLine="0"/>
               <w:rPr>
                 <w:rFonts w:asciiTheme="minorHAnsi" w:hAnsiTheme="minorHAnsi" w:cstheme="minorHAnsi"/>
@@ -13008,6 +12774,7 @@
           </w:tcPr>
           <w:p>
             <w:pPr>
+              <w:spacing w:before="0" w:after="0"/>
               <w:ind w:firstLine="0"/>
               <w:rPr>
                 <w:rFonts w:asciiTheme="minorHAnsi" w:hAnsiTheme="minorHAnsi" w:cstheme="minorHAnsi"/>
@@ -13027,6 +12794,7 @@
           </w:tcPr>
           <w:p>
             <w:pPr>
+              <w:spacing w:before="0" w:after="0"/>
               <w:ind w:firstLine="0"/>
               <w:rPr>
                 <w:rFonts w:asciiTheme="minorHAnsi" w:hAnsiTheme="minorHAnsi" w:cstheme="minorHAnsi"/>
@@ -13052,6 +12820,7 @@
           </w:tcPr>
           <w:p>
             <w:pPr>
+              <w:spacing w:before="0" w:after="0"/>
               <w:ind w:firstLine="0"/>
               <w:rPr>
                 <w:rFonts w:asciiTheme="minorHAnsi" w:hAnsiTheme="minorHAnsi" w:cstheme="minorHAnsi"/>
@@ -13072,6 +12841,7 @@
           </w:tcPr>
           <w:p>
             <w:pPr>
+              <w:spacing w:before="0" w:after="0"/>
               <w:ind w:firstLine="0"/>
               <w:rPr>
                 <w:rFonts w:asciiTheme="minorHAnsi" w:hAnsiTheme="minorHAnsi" w:cstheme="minorHAnsi"/>
@@ -13092,6 +12862,7 @@
           </w:tcPr>
           <w:p>
             <w:pPr>
+              <w:spacing w:before="0" w:after="0"/>
               <w:ind w:firstLine="0"/>
               <w:rPr>
                 <w:rFonts w:asciiTheme="minorHAnsi" w:hAnsiTheme="minorHAnsi" w:cstheme="minorHAnsi"/>
@@ -13113,6 +12884,7 @@
           </w:tcPr>
           <w:p>
             <w:pPr>
+              <w:spacing w:before="0" w:after="0"/>
               <w:ind w:firstLine="0"/>
               <w:rPr>
                 <w:rFonts w:asciiTheme="minorHAnsi" w:hAnsiTheme="minorHAnsi" w:cstheme="minorHAnsi"/>
@@ -13132,6 +12904,7 @@
           </w:tcPr>
           <w:p>
             <w:pPr>
+              <w:spacing w:before="0" w:after="0"/>
               <w:ind w:firstLine="0"/>
               <w:rPr>
                 <w:rFonts w:asciiTheme="minorHAnsi" w:hAnsiTheme="minorHAnsi" w:cstheme="minorHAnsi"/>
@@ -13151,6 +12924,7 @@
           </w:tcPr>
           <w:p>
             <w:pPr>
+              <w:spacing w:before="0" w:after="0"/>
               <w:ind w:firstLine="0"/>
               <w:rPr>
                 <w:rFonts w:asciiTheme="minorHAnsi" w:hAnsiTheme="minorHAnsi" w:cstheme="minorHAnsi"/>
@@ -13173,6 +12947,7 @@
           </w:tcPr>
           <w:p>
             <w:pPr>
+              <w:spacing w:before="0" w:after="0"/>
               <w:ind w:firstLine="0"/>
               <w:rPr>
                 <w:rFonts w:asciiTheme="minorHAnsi" w:hAnsiTheme="minorHAnsi" w:cstheme="minorHAnsi"/>
@@ -13193,6 +12968,7 @@
           </w:tcPr>
           <w:p>
             <w:pPr>
+              <w:spacing w:before="0" w:after="0"/>
               <w:ind w:firstLine="0"/>
               <w:rPr>
                 <w:rFonts w:asciiTheme="minorHAnsi" w:hAnsiTheme="minorHAnsi" w:cstheme="minorHAnsi"/>
@@ -13213,6 +12989,7 @@
           </w:tcPr>
           <w:p>
             <w:pPr>
+              <w:spacing w:before="0" w:after="0"/>
               <w:ind w:firstLine="0"/>
               <w:rPr>
                 <w:rFonts w:asciiTheme="minorHAnsi" w:hAnsiTheme="minorHAnsi" w:cstheme="minorHAnsi"/>
@@ -13234,6 +13011,7 @@
           </w:tcPr>
           <w:p>
             <w:pPr>
+              <w:spacing w:before="0" w:after="0"/>
               <w:ind w:firstLine="0"/>
               <w:rPr>
                 <w:rFonts w:asciiTheme="minorHAnsi" w:hAnsiTheme="minorHAnsi" w:cstheme="minorHAnsi"/>
@@ -13253,6 +13031,7 @@
           </w:tcPr>
           <w:p>
             <w:pPr>
+              <w:spacing w:before="0" w:after="0"/>
               <w:ind w:firstLine="0"/>
               <w:rPr>
                 <w:rFonts w:asciiTheme="minorHAnsi" w:hAnsiTheme="minorHAnsi" w:cstheme="minorHAnsi"/>
@@ -13278,6 +13057,7 @@
           </w:tcPr>
           <w:p>
             <w:pPr>
+              <w:spacing w:before="0" w:after="0"/>
               <w:ind w:firstLine="0"/>
               <w:rPr>
                 <w:rFonts w:asciiTheme="minorHAnsi" w:hAnsiTheme="minorHAnsi" w:cstheme="minorHAnsi"/>
@@ -13300,6 +13080,7 @@
           </w:tcPr>
           <w:p>
             <w:pPr>
+              <w:spacing w:before="0" w:after="0"/>
               <w:ind w:firstLine="0"/>
               <w:rPr>
                 <w:rFonts w:asciiTheme="minorHAnsi" w:hAnsiTheme="minorHAnsi" w:cstheme="minorHAnsi"/>
@@ -13320,6 +13101,7 @@
           </w:tcPr>
           <w:p>
             <w:pPr>
+              <w:spacing w:before="0" w:after="0"/>
               <w:ind w:firstLine="0"/>
               <w:rPr>
                 <w:rFonts w:asciiTheme="minorHAnsi" w:hAnsiTheme="minorHAnsi" w:cstheme="minorHAnsi"/>
@@ -13340,6 +13122,7 @@
           </w:tcPr>
           <w:p>
             <w:pPr>
+              <w:spacing w:before="0" w:after="0"/>
               <w:ind w:firstLine="0"/>
               <w:rPr>
                 <w:rFonts w:asciiTheme="minorHAnsi" w:hAnsiTheme="minorHAnsi" w:cstheme="minorHAnsi"/>
@@ -13361,6 +13144,7 @@
           </w:tcPr>
           <w:p>
             <w:pPr>
+              <w:spacing w:before="0" w:after="0"/>
               <w:ind w:firstLine="0"/>
               <w:rPr>
                 <w:rFonts w:asciiTheme="minorHAnsi" w:hAnsiTheme="minorHAnsi" w:cstheme="minorHAnsi"/>
@@ -13370,7 +13154,6 @@
               </w:rPr>
             </w:pPr>
             <w:r>
-              <w:lastRenderedPageBreak/>
               <w:t>Yineth Ibette Gonzalez Quintero</w:t>
             </w:r>
           </w:p>
@@ -13381,6 +13164,7 @@
           </w:tcPr>
           <w:p>
             <w:pPr>
+              <w:spacing w:before="0" w:after="0"/>
               <w:ind w:firstLine="0"/>
               <w:rPr>
                 <w:rFonts w:asciiTheme="minorHAnsi" w:hAnsiTheme="minorHAnsi" w:cstheme="minorHAnsi"/>
@@ -13400,6 +13184,7 @@
           </w:tcPr>
           <w:p>
             <w:pPr>
+              <w:spacing w:before="0" w:after="0"/>
               <w:ind w:firstLine="0"/>
               <w:rPr>
                 <w:rFonts w:asciiTheme="minorHAnsi" w:hAnsiTheme="minorHAnsi" w:cstheme="minorHAnsi"/>
@@ -13422,6 +13207,7 @@
           </w:tcPr>
           <w:p>
             <w:pPr>
+              <w:spacing w:before="0" w:after="0"/>
               <w:ind w:firstLine="0"/>
               <w:rPr>
                 <w:rFonts w:asciiTheme="minorHAnsi" w:hAnsiTheme="minorHAnsi" w:cstheme="minorHAnsi"/>
@@ -13442,6 +13228,7 @@
           </w:tcPr>
           <w:p>
             <w:pPr>
+              <w:spacing w:before="0" w:after="0"/>
               <w:ind w:firstLine="0"/>
               <w:rPr>
                 <w:rFonts w:asciiTheme="minorHAnsi" w:hAnsiTheme="minorHAnsi" w:cstheme="minorHAnsi"/>
@@ -13462,6 +13249,7 @@
           </w:tcPr>
           <w:p>
             <w:pPr>
+              <w:spacing w:before="0" w:after="0"/>
               <w:ind w:firstLine="0"/>
               <w:rPr>
                 <w:rFonts w:asciiTheme="minorHAnsi" w:hAnsiTheme="minorHAnsi" w:cstheme="minorHAnsi"/>
@@ -13509,7 +13297,7 @@
 </file>
 
 <file path=word/endnotes.xml><?xml version="1.0" encoding="utf-8"?>
-<w:endnotes xmlns:wpc="http://schemas.microsoft.com/office/word/2010/wordprocessingCanvas" xmlns:mc="http://schemas.openxmlformats.org/markup-compatibility/2006" xmlns:o="urn:schemas-microsoft-com:office:office" xmlns:r="http://schemas.openxmlformats.org/officeDocument/2006/relationships" xmlns:m="http://schemas.openxmlformats.org/officeDocument/2006/math" xmlns:v="urn:schemas-microsoft-com:vml" xmlns:wp14="http://schemas.microsoft.com/office/word/2010/wordprocessingDrawing" xmlns:wp="http://schemas.openxmlformats.org/drawingml/2006/wordprocessingDrawing" xmlns:w10="urn:schemas-microsoft-com:office:word" xmlns:w="http://schemas.openxmlformats.org/wordprocessingml/2006/main" xmlns:w14="http://schemas.microsoft.com/office/word/2010/wordml" xmlns:w15="http://schemas.microsoft.com/office/word/2012/wordml" xmlns:wpg="http://schemas.microsoft.com/office/word/2010/wordprocessingGroup" xmlns:wpi="http://schemas.microsoft.com/office/word/2010/wordprocessingInk" xmlns:wne="http://schemas.microsoft.com/office/word/2006/wordml" xmlns:wps="http://schemas.microsoft.com/office/word/2010/wordprocessingShape" mc:Ignorable="w14 w15 wp14">
+<w:endnotes xmlns:wpc="http://schemas.microsoft.com/office/word/2010/wordprocessingCanvas" xmlns:cx="http://schemas.microsoft.com/office/drawing/2014/chartex" xmlns:cx1="http://schemas.microsoft.com/office/drawing/2015/9/8/chartex" xmlns:cx2="http://schemas.microsoft.com/office/drawing/2015/10/21/chartex" xmlns:cx3="http://schemas.microsoft.com/office/drawing/2016/5/9/chartex" xmlns:cx4="http://schemas.microsoft.com/office/drawing/2016/5/10/chartex" xmlns:cx5="http://schemas.microsoft.com/office/drawing/2016/5/11/chartex" xmlns:cx6="http://schemas.microsoft.com/office/drawing/2016/5/12/chartex" xmlns:cx7="http://schemas.microsoft.com/office/drawing/2016/5/13/chartex" xmlns:cx8="http://schemas.microsoft.com/office/drawing/2016/5/14/chartex" xmlns:mc="http://schemas.openxmlformats.org/markup-compatibility/2006" xmlns:aink="http://schemas.microsoft.com/office/drawing/2016/ink" xmlns:am3d="http://schemas.microsoft.com/office/drawing/2017/model3d" xmlns:o="urn:schemas-microsoft-com:office:office" xmlns:oel="http://schemas.microsoft.com/office/2019/extlst" xmlns:r="http://schemas.openxmlformats.org/officeDocument/2006/relationships" xmlns:m="http://schemas.openxmlformats.org/officeDocument/2006/math" xmlns:v="urn:schemas-microsoft-com:vml" xmlns:wp14="http://schemas.microsoft.com/office/word/2010/wordprocessingDrawing" xmlns:wp="http://schemas.openxmlformats.org/drawingml/2006/wordprocessingDrawing" xmlns:w10="urn:schemas-microsoft-com:office:word" xmlns:w="http://schemas.openxmlformats.org/wordprocessingml/2006/main" xmlns:w14="http://schemas.microsoft.com/office/word/2010/wordml" xmlns:w15="http://schemas.microsoft.com/office/word/2012/wordml" xmlns:w16cex="http://schemas.microsoft.com/office/word/2018/wordml/cex" xmlns:w16cid="http://schemas.microsoft.com/office/word/2016/wordml/cid" xmlns:w16="http://schemas.microsoft.com/office/word/2018/wordml" xmlns:w16du="http://schemas.microsoft.com/office/word/2023/wordml/word16du" xmlns:w16sdtdh="http://schemas.microsoft.com/office/word/2020/wordml/sdtdatahash" xmlns:w16sdtfl="http://schemas.microsoft.com/office/word/2024/wordml/sdtformatlock" xmlns:w16se="http://schemas.microsoft.com/office/word/2015/wordml/symex" xmlns:wpg="http://schemas.microsoft.com/office/word/2010/wordprocessingGroup" xmlns:wpi="http://schemas.microsoft.com/office/word/2010/wordprocessingInk" xmlns:wne="http://schemas.microsoft.com/office/word/2006/wordml" xmlns:wps="http://schemas.microsoft.com/office/word/2010/wordprocessingShape" mc:Ignorable="w14 w15 w16se w16cid w16 w16cex w16sdtdh w16sdtfl w16du wp14">
   <w:endnote w:type="separator" w:id="-1">
     <w:p>
       <w:pPr>
@@ -13534,7 +13322,7 @@
 </file>
 
 <file path=word/footer1.xml><?xml version="1.0" encoding="utf-8"?>
-<w:ftr xmlns:wpc="http://schemas.microsoft.com/office/word/2010/wordprocessingCanvas" xmlns:mc="http://schemas.openxmlformats.org/markup-compatibility/2006" xmlns:o="urn:schemas-microsoft-com:office:office" xmlns:r="http://schemas.openxmlformats.org/officeDocument/2006/relationships" xmlns:m="http://schemas.openxmlformats.org/officeDocument/2006/math" xmlns:v="urn:schemas-microsoft-com:vml" xmlns:wp14="http://schemas.microsoft.com/office/word/2010/wordprocessingDrawing" xmlns:wp="http://schemas.openxmlformats.org/drawingml/2006/wordprocessingDrawing" xmlns:w10="urn:schemas-microsoft-com:office:word" xmlns:w="http://schemas.openxmlformats.org/wordprocessingml/2006/main" xmlns:w14="http://schemas.microsoft.com/office/word/2010/wordml" xmlns:w15="http://schemas.microsoft.com/office/word/2012/wordml" xmlns:wpg="http://schemas.microsoft.com/office/word/2010/wordprocessingGroup" xmlns:wpi="http://schemas.microsoft.com/office/word/2010/wordprocessingInk" xmlns:wne="http://schemas.microsoft.com/office/word/2006/wordml" xmlns:wps="http://schemas.microsoft.com/office/word/2010/wordprocessingShape" mc:Ignorable="w14 w15 wp14">
+<w:ftr xmlns:wpc="http://schemas.microsoft.com/office/word/2010/wordprocessingCanvas" xmlns:cx="http://schemas.microsoft.com/office/drawing/2014/chartex" xmlns:cx1="http://schemas.microsoft.com/office/drawing/2015/9/8/chartex" xmlns:cx2="http://schemas.microsoft.com/office/drawing/2015/10/21/chartex" xmlns:cx3="http://schemas.microsoft.com/office/drawing/2016/5/9/chartex" xmlns:cx4="http://schemas.microsoft.com/office/drawing/2016/5/10/chartex" xmlns:cx5="http://schemas.microsoft.com/office/drawing/2016/5/11/chartex" xmlns:cx6="http://schemas.microsoft.com/office/drawing/2016/5/12/chartex" xmlns:cx7="http://schemas.microsoft.com/office/drawing/2016/5/13/chartex" xmlns:cx8="http://schemas.microsoft.com/office/drawing/2016/5/14/chartex" xmlns:mc="http://schemas.openxmlformats.org/markup-compatibility/2006" xmlns:aink="http://schemas.microsoft.com/office/drawing/2016/ink" xmlns:am3d="http://schemas.microsoft.com/office/drawing/2017/model3d" xmlns:o="urn:schemas-microsoft-com:office:office" xmlns:oel="http://schemas.microsoft.com/office/2019/extlst" xmlns:r="http://schemas.openxmlformats.org/officeDocument/2006/relationships" xmlns:m="http://schemas.openxmlformats.org/officeDocument/2006/math" xmlns:v="urn:schemas-microsoft-com:vml" xmlns:wp14="http://schemas.microsoft.com/office/word/2010/wordprocessingDrawing" xmlns:wp="http://schemas.openxmlformats.org/drawingml/2006/wordprocessingDrawing" xmlns:w10="urn:schemas-microsoft-com:office:word" xmlns:w="http://schemas.openxmlformats.org/wordprocessingml/2006/main" xmlns:w14="http://schemas.microsoft.com/office/word/2010/wordml" xmlns:w15="http://schemas.microsoft.com/office/word/2012/wordml" xmlns:w16cex="http://schemas.microsoft.com/office/word/2018/wordml/cex" xmlns:w16cid="http://schemas.microsoft.com/office/word/2016/wordml/cid" xmlns:w16="http://schemas.microsoft.com/office/word/2018/wordml" xmlns:w16du="http://schemas.microsoft.com/office/word/2023/wordml/word16du" xmlns:w16sdtdh="http://schemas.microsoft.com/office/word/2020/wordml/sdtdatahash" xmlns:w16sdtfl="http://schemas.microsoft.com/office/word/2024/wordml/sdtformatlock" xmlns:w16se="http://schemas.microsoft.com/office/word/2015/wordml/symex" xmlns:wpg="http://schemas.microsoft.com/office/word/2010/wordprocessingGroup" xmlns:wpi="http://schemas.microsoft.com/office/word/2010/wordprocessingInk" xmlns:wne="http://schemas.microsoft.com/office/word/2006/wordml" xmlns:wps="http://schemas.microsoft.com/office/word/2010/wordprocessingShape" mc:Ignorable="w14 w15 w16se w16cid w16 w16cex w16sdtdh w16sdtfl w16du wp14">
   <w:p>
     <w:pPr>
       <w:pStyle w:val="Piedepgina"/>
@@ -13622,7 +13410,7 @@
               <v:stroke joinstyle="miter"/>
               <v:path gradientshapeok="t" o:connecttype="rect"/>
             </v:shapetype>
-            <v:shape id="Cuadro de texto 1" o:spid="_x0000_s1027" type="#_x0000_t202" style="position:absolute;left:0;text-align:left;margin-left:16.1pt;margin-top:.65pt;width:455.15pt;height:41.4pt;z-index:251658240;visibility:visible;mso-wrap-style:square;mso-width-percent:0;mso-height-percent:0;mso-wrap-distance-left:9pt;mso-wrap-distance-top:3.6pt;mso-wrap-distance-right:9pt;mso-wrap-distance-bottom:3.6pt;mso-position-horizontal:absolute;mso-position-horizontal-relative:text;mso-position-vertical:absolute;mso-position-vertical-relative:text;mso-width-percent:0;mso-height-percent:0;mso-width-relative:margin;mso-height-relative:margin;v-text-anchor:top" o:gfxdata="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" stroked="f">
+            <v:shape id="Cuadro de texto 1" o:spid="_x0000_s1027" type="#_x0000_t202" style="position:absolute;left:0;text-align:left;margin-left:16.1pt;margin-top:.65pt;width:455.15pt;height:41.4pt;z-index:251658240;visibility:visible;mso-wrap-style:square;mso-width-percent:0;mso-height-percent:0;mso-wrap-distance-left:9pt;mso-wrap-distance-top:3.6pt;mso-wrap-distance-right:9pt;mso-wrap-distance-bottom:3.6pt;mso-position-horizontal:absolute;mso-position-horizontal-relative:text;mso-position-vertical:absolute;mso-position-vertical-relative:text;mso-width-percent:0;mso-height-percent:0;mso-width-relative:margin;mso-height-relative:margin;v-text-anchor:top" o:gfxdata="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" stroked="f">
               <v:textbox>
                 <w:txbxContent>
                   <w:p>
@@ -13671,7 +13459,7 @@
 </file>
 
 <file path=word/footnotes.xml><?xml version="1.0" encoding="utf-8"?>
-<w:footnotes xmlns:wpc="http://schemas.microsoft.com/office/word/2010/wordprocessingCanvas" xmlns:mc="http://schemas.openxmlformats.org/markup-compatibility/2006" xmlns:o="urn:schemas-microsoft-com:office:office" xmlns:r="http://schemas.openxmlformats.org/officeDocument/2006/relationships" xmlns:m="http://schemas.openxmlformats.org/officeDocument/2006/math" xmlns:v="urn:schemas-microsoft-com:vml" xmlns:wp14="http://schemas.microsoft.com/office/word/2010/wordprocessingDrawing" xmlns:wp="http://schemas.openxmlformats.org/drawingml/2006/wordprocessingDrawing" xmlns:w10="urn:schemas-microsoft-com:office:word" xmlns:w="http://schemas.openxmlformats.org/wordprocessingml/2006/main" xmlns:w14="http://schemas.microsoft.com/office/word/2010/wordml" xmlns:w15="http://schemas.microsoft.com/office/word/2012/wordml" xmlns:wpg="http://schemas.microsoft.com/office/word/2010/wordprocessingGroup" xmlns:wpi="http://schemas.microsoft.com/office/word/2010/wordprocessingInk" xmlns:wne="http://schemas.microsoft.com/office/word/2006/wordml" xmlns:wps="http://schemas.microsoft.com/office/word/2010/wordprocessingShape" mc:Ignorable="w14 w15 wp14">
+<w:footnotes xmlns:wpc="http://schemas.microsoft.com/office/word/2010/wordprocessingCanvas" xmlns:cx="http://schemas.microsoft.com/office/drawing/2014/chartex" xmlns:cx1="http://schemas.microsoft.com/office/drawing/2015/9/8/chartex" xmlns:cx2="http://schemas.microsoft.com/office/drawing/2015/10/21/chartex" xmlns:cx3="http://schemas.microsoft.com/office/drawing/2016/5/9/chartex" xmlns:cx4="http://schemas.microsoft.com/office/drawing/2016/5/10/chartex" xmlns:cx5="http://schemas.microsoft.com/office/drawing/2016/5/11/chartex" xmlns:cx6="http://schemas.microsoft.com/office/drawing/2016/5/12/chartex" xmlns:cx7="http://schemas.microsoft.com/office/drawing/2016/5/13/chartex" xmlns:cx8="http://schemas.microsoft.com/office/drawing/2016/5/14/chartex" xmlns:mc="http://schemas.openxmlformats.org/markup-compatibility/2006" xmlns:aink="http://schemas.microsoft.com/office/drawing/2016/ink" xmlns:am3d="http://schemas.microsoft.com/office/drawing/2017/model3d" xmlns:o="urn:schemas-microsoft-com:office:office" xmlns:oel="http://schemas.microsoft.com/office/2019/extlst" xmlns:r="http://schemas.openxmlformats.org/officeDocument/2006/relationships" xmlns:m="http://schemas.openxmlformats.org/officeDocument/2006/math" xmlns:v="urn:schemas-microsoft-com:vml" xmlns:wp14="http://schemas.microsoft.com/office/word/2010/wordprocessingDrawing" xmlns:wp="http://schemas.openxmlformats.org/drawingml/2006/wordprocessingDrawing" xmlns:w10="urn:schemas-microsoft-com:office:word" xmlns:w="http://schemas.openxmlformats.org/wordprocessingml/2006/main" xmlns:w14="http://schemas.microsoft.com/office/word/2010/wordml" xmlns:w15="http://schemas.microsoft.com/office/word/2012/wordml" xmlns:w16cex="http://schemas.microsoft.com/office/word/2018/wordml/cex" xmlns:w16cid="http://schemas.microsoft.com/office/word/2016/wordml/cid" xmlns:w16="http://schemas.microsoft.com/office/word/2018/wordml" xmlns:w16du="http://schemas.microsoft.com/office/word/2023/wordml/word16du" xmlns:w16sdtdh="http://schemas.microsoft.com/office/word/2020/wordml/sdtdatahash" xmlns:w16sdtfl="http://schemas.microsoft.com/office/word/2024/wordml/sdtformatlock" xmlns:w16se="http://schemas.microsoft.com/office/word/2015/wordml/symex" xmlns:wpg="http://schemas.microsoft.com/office/word/2010/wordprocessingGroup" xmlns:wpi="http://schemas.microsoft.com/office/word/2010/wordprocessingInk" xmlns:wne="http://schemas.microsoft.com/office/word/2006/wordml" xmlns:wps="http://schemas.microsoft.com/office/word/2010/wordprocessingShape" mc:Ignorable="w14 w15 w16se w16cid w16 w16cex w16sdtdh w16sdtfl w16du wp14">
   <w:footnote w:type="separator" w:id="-1">
     <w:p>
       <w:pPr>
@@ -13696,7 +13484,7 @@
 </file>
 
 <file path=word/header1.xml><?xml version="1.0" encoding="utf-8"?>
-<w:hdr xmlns:wpc="http://schemas.microsoft.com/office/word/2010/wordprocessingCanvas" xmlns:mc="http://schemas.openxmlformats.org/markup-compatibility/2006" xmlns:o="urn:schemas-microsoft-com:office:office" xmlns:r="http://schemas.openxmlformats.org/officeDocument/2006/relationships" xmlns:m="http://schemas.openxmlformats.org/officeDocument/2006/math" xmlns:v="urn:schemas-microsoft-com:vml" xmlns:wp14="http://schemas.microsoft.com/office/word/2010/wordprocessingDrawing" xmlns:wp="http://schemas.openxmlformats.org/drawingml/2006/wordprocessingDrawing" xmlns:w10="urn:schemas-microsoft-com:office:word" xmlns:w="http://schemas.openxmlformats.org/wordprocessingml/2006/main" xmlns:w14="http://schemas.microsoft.com/office/word/2010/wordml" xmlns:w15="http://schemas.microsoft.com/office/word/2012/wordml" xmlns:wpg="http://schemas.microsoft.com/office/word/2010/wordprocessingGroup" xmlns:wpi="http://schemas.microsoft.com/office/word/2010/wordprocessingInk" xmlns:wne="http://schemas.microsoft.com/office/word/2006/wordml" xmlns:wps="http://schemas.microsoft.com/office/word/2010/wordprocessingShape" mc:Ignorable="w14 w15 wp14">
+<w:hdr xmlns:wpc="http://schemas.microsoft.com/office/word/2010/wordprocessingCanvas" xmlns:cx="http://schemas.microsoft.com/office/drawing/2014/chartex" xmlns:cx1="http://schemas.microsoft.com/office/drawing/2015/9/8/chartex" xmlns:cx2="http://schemas.microsoft.com/office/drawing/2015/10/21/chartex" xmlns:cx3="http://schemas.microsoft.com/office/drawing/2016/5/9/chartex" xmlns:cx4="http://schemas.microsoft.com/office/drawing/2016/5/10/chartex" xmlns:cx5="http://schemas.microsoft.com/office/drawing/2016/5/11/chartex" xmlns:cx6="http://schemas.microsoft.com/office/drawing/2016/5/12/chartex" xmlns:cx7="http://schemas.microsoft.com/office/drawing/2016/5/13/chartex" xmlns:cx8="http://schemas.microsoft.com/office/drawing/2016/5/14/chartex" xmlns:mc="http://schemas.openxmlformats.org/markup-compatibility/2006" xmlns:aink="http://schemas.microsoft.com/office/drawing/2016/ink" xmlns:am3d="http://schemas.microsoft.com/office/drawing/2017/model3d" xmlns:o="urn:schemas-microsoft-com:office:office" xmlns:oel="http://schemas.microsoft.com/office/2019/extlst" xmlns:r="http://schemas.openxmlformats.org/officeDocument/2006/relationships" xmlns:m="http://schemas.openxmlformats.org/officeDocument/2006/math" xmlns:v="urn:schemas-microsoft-com:vml" xmlns:wp14="http://schemas.microsoft.com/office/word/2010/wordprocessingDrawing" xmlns:wp="http://schemas.openxmlformats.org/drawingml/2006/wordprocessingDrawing" xmlns:w10="urn:schemas-microsoft-com:office:word" xmlns:w="http://schemas.openxmlformats.org/wordprocessingml/2006/main" xmlns:w14="http://schemas.microsoft.com/office/word/2010/wordml" xmlns:w15="http://schemas.microsoft.com/office/word/2012/wordml" xmlns:w16cex="http://schemas.microsoft.com/office/word/2018/wordml/cex" xmlns:w16cid="http://schemas.microsoft.com/office/word/2016/wordml/cid" xmlns:w16="http://schemas.microsoft.com/office/word/2018/wordml" xmlns:w16du="http://schemas.microsoft.com/office/word/2023/wordml/word16du" xmlns:w16sdtdh="http://schemas.microsoft.com/office/word/2020/wordml/sdtdatahash" xmlns:w16sdtfl="http://schemas.microsoft.com/office/word/2024/wordml/sdtformatlock" xmlns:w16se="http://schemas.microsoft.com/office/word/2015/wordml/symex" xmlns:wpg="http://schemas.microsoft.com/office/word/2010/wordprocessingGroup" xmlns:wpi="http://schemas.microsoft.com/office/word/2010/wordprocessingInk" xmlns:wne="http://schemas.microsoft.com/office/word/2006/wordml" xmlns:wps="http://schemas.microsoft.com/office/word/2010/wordprocessingShape" mc:Ignorable="w14 w15 w16se w16cid w16 w16cex w16sdtdh w16sdtfl w16du wp14">
   <w:p>
     <w:pPr>
       <w:pStyle w:val="Encabezado"/>
@@ -13768,7 +13556,7 @@
 </file>
 
 <file path=word/numbering.xml><?xml version="1.0" encoding="utf-8"?>
-<w:numbering xmlns:wpc="http://schemas.microsoft.com/office/word/2010/wordprocessingCanvas" xmlns:mc="http://schemas.openxmlformats.org/markup-compatibility/2006" xmlns:o="urn:schemas-microsoft-com:office:office" xmlns:r="http://schemas.openxmlformats.org/officeDocument/2006/relationships" xmlns:m="http://schemas.openxmlformats.org/officeDocument/2006/math" xmlns:v="urn:schemas-microsoft-com:vml" xmlns:wp14="http://schemas.microsoft.com/office/word/2010/wordprocessingDrawing" xmlns:wp="http://schemas.openxmlformats.org/drawingml/2006/wordprocessingDrawing" xmlns:w10="urn:schemas-microsoft-com:office:word" xmlns:w="http://schemas.openxmlformats.org/wordprocessingml/2006/main" xmlns:w14="http://schemas.microsoft.com/office/word/2010/wordml" xmlns:w15="http://schemas.microsoft.com/office/word/2012/wordml" xmlns:wpg="http://schemas.microsoft.com/office/word/2010/wordprocessingGroup" xmlns:wpi="http://schemas.microsoft.com/office/word/2010/wordprocessingInk" xmlns:wne="http://schemas.microsoft.com/office/word/2006/wordml" xmlns:wps="http://schemas.microsoft.com/office/word/2010/wordprocessingShape" mc:Ignorable="w14 w15 wp14">
+<w:numbering xmlns:wpc="http://schemas.microsoft.com/office/word/2010/wordprocessingCanvas" xmlns:cx="http://schemas.microsoft.com/office/drawing/2014/chartex" xmlns:cx1="http://schemas.microsoft.com/office/drawing/2015/9/8/chartex" xmlns:cx2="http://schemas.microsoft.com/office/drawing/2015/10/21/chartex" xmlns:cx3="http://schemas.microsoft.com/office/drawing/2016/5/9/chartex" xmlns:cx4="http://schemas.microsoft.com/office/drawing/2016/5/10/chartex" xmlns:cx5="http://schemas.microsoft.com/office/drawing/2016/5/11/chartex" xmlns:cx6="http://schemas.microsoft.com/office/drawing/2016/5/12/chartex" xmlns:cx7="http://schemas.microsoft.com/office/drawing/2016/5/13/chartex" xmlns:cx8="http://schemas.microsoft.com/office/drawing/2016/5/14/chartex" xmlns:mc="http://schemas.openxmlformats.org/markup-compatibility/2006" xmlns:aink="http://schemas.microsoft.com/office/drawing/2016/ink" xmlns:am3d="http://schemas.microsoft.com/office/drawing/2017/model3d" xmlns:o="urn:schemas-microsoft-com:office:office" xmlns:oel="http://schemas.microsoft.com/office/2019/extlst" xmlns:r="http://schemas.openxmlformats.org/officeDocument/2006/relationships" xmlns:m="http://schemas.openxmlformats.org/officeDocument/2006/math" xmlns:v="urn:schemas-microsoft-com:vml" xmlns:wp14="http://schemas.microsoft.com/office/word/2010/wordprocessingDrawing" xmlns:wp="http://schemas.openxmlformats.org/drawingml/2006/wordprocessingDrawing" xmlns:w10="urn:schemas-microsoft-com:office:word" xmlns:w="http://schemas.openxmlformats.org/wordprocessingml/2006/main" xmlns:w14="http://schemas.microsoft.com/office/word/2010/wordml" xmlns:w15="http://schemas.microsoft.com/office/word/2012/wordml" xmlns:w16cex="http://schemas.microsoft.com/office/word/2018/wordml/cex" xmlns:w16cid="http://schemas.microsoft.com/office/word/2016/wordml/cid" xmlns:w16="http://schemas.microsoft.com/office/word/2018/wordml" xmlns:w16du="http://schemas.microsoft.com/office/word/2023/wordml/word16du" xmlns:w16sdtdh="http://schemas.microsoft.com/office/word/2020/wordml/sdtdatahash" xmlns:w16sdtfl="http://schemas.microsoft.com/office/word/2024/wordml/sdtformatlock" xmlns:w16se="http://schemas.microsoft.com/office/word/2015/wordml/symex" xmlns:wpg="http://schemas.microsoft.com/office/word/2010/wordprocessingGroup" xmlns:wpi="http://schemas.microsoft.com/office/word/2010/wordprocessingInk" xmlns:wne="http://schemas.microsoft.com/office/word/2006/wordml" xmlns:wps="http://schemas.microsoft.com/office/word/2010/wordprocessingShape" mc:Ignorable="w14 w15 w16se w16cid w16 w16cex w16sdtdh w16sdtfl w16du wp14">
   <w:abstractNum w:abstractNumId="0" w15:restartNumberingAfterBreak="0">
     <w:nsid w:val="FFFFFF89"/>
     <w:multiLevelType w:val="singleLevel"/>
@@ -16115,73 +15903,73 @@
       </w:pPr>
     </w:lvl>
   </w:abstractNum>
-  <w:num w:numId="1">
+  <w:num w:numId="1" w16cid:durableId="123423716">
     <w:abstractNumId w:val="22"/>
   </w:num>
-  <w:num w:numId="2">
+  <w:num w:numId="2" w16cid:durableId="1216741828">
     <w:abstractNumId w:val="0"/>
   </w:num>
-  <w:num w:numId="3">
+  <w:num w:numId="3" w16cid:durableId="1543251326">
     <w:abstractNumId w:val="16"/>
   </w:num>
-  <w:num w:numId="4">
+  <w:num w:numId="4" w16cid:durableId="1871843017">
     <w:abstractNumId w:val="10"/>
   </w:num>
-  <w:num w:numId="5">
+  <w:num w:numId="5" w16cid:durableId="811404389">
     <w:abstractNumId w:val="15"/>
   </w:num>
-  <w:num w:numId="6">
+  <w:num w:numId="6" w16cid:durableId="1101683189">
     <w:abstractNumId w:val="21"/>
   </w:num>
-  <w:num w:numId="7">
+  <w:num w:numId="7" w16cid:durableId="928581937">
     <w:abstractNumId w:val="12"/>
   </w:num>
-  <w:num w:numId="8">
+  <w:num w:numId="8" w16cid:durableId="1820802567">
     <w:abstractNumId w:val="1"/>
   </w:num>
-  <w:num w:numId="9">
+  <w:num w:numId="9" w16cid:durableId="1922719098">
     <w:abstractNumId w:val="9"/>
   </w:num>
-  <w:num w:numId="10">
+  <w:num w:numId="10" w16cid:durableId="771128429">
     <w:abstractNumId w:val="6"/>
   </w:num>
-  <w:num w:numId="11">
+  <w:num w:numId="11" w16cid:durableId="988749449">
     <w:abstractNumId w:val="4"/>
   </w:num>
-  <w:num w:numId="12">
+  <w:num w:numId="12" w16cid:durableId="238633780">
     <w:abstractNumId w:val="2"/>
   </w:num>
-  <w:num w:numId="13">
+  <w:num w:numId="13" w16cid:durableId="1506632214">
     <w:abstractNumId w:val="20"/>
   </w:num>
-  <w:num w:numId="14">
+  <w:num w:numId="14" w16cid:durableId="1783451775">
     <w:abstractNumId w:val="17"/>
   </w:num>
-  <w:num w:numId="15">
+  <w:num w:numId="15" w16cid:durableId="1613974463">
     <w:abstractNumId w:val="14"/>
   </w:num>
-  <w:num w:numId="16">
+  <w:num w:numId="16" w16cid:durableId="1727023023">
     <w:abstractNumId w:val="11"/>
   </w:num>
-  <w:num w:numId="17">
+  <w:num w:numId="17" w16cid:durableId="105854109">
     <w:abstractNumId w:val="13"/>
   </w:num>
-  <w:num w:numId="18">
+  <w:num w:numId="18" w16cid:durableId="1672565339">
     <w:abstractNumId w:val="5"/>
   </w:num>
-  <w:num w:numId="19">
+  <w:num w:numId="19" w16cid:durableId="701904924">
     <w:abstractNumId w:val="8"/>
   </w:num>
-  <w:num w:numId="20">
+  <w:num w:numId="20" w16cid:durableId="371803605">
     <w:abstractNumId w:val="19"/>
   </w:num>
-  <w:num w:numId="21">
+  <w:num w:numId="21" w16cid:durableId="1107193295">
     <w:abstractNumId w:val="18"/>
   </w:num>
-  <w:num w:numId="22">
+  <w:num w:numId="22" w16cid:durableId="900673492">
     <w:abstractNumId w:val="7"/>
   </w:num>
-  <w:num w:numId="23">
+  <w:num w:numId="23" w16cid:durableId="492838320">
     <w:abstractNumId w:val="3"/>
   </w:num>
   <w:numIdMacAtCleanup w:val="23"/>
@@ -16189,7 +15977,7 @@
 </file>
 
 <file path=word/styles.xml><?xml version="1.0" encoding="utf-8"?>
-<w:styles xmlns:mc="http://schemas.openxmlformats.org/markup-compatibility/2006" xmlns:r="http://schemas.openxmlformats.org/officeDocument/2006/relationships" xmlns:w="http://schemas.openxmlformats.org/wordprocessingml/2006/main" xmlns:w14="http://schemas.microsoft.com/office/word/2010/wordml" xmlns:w15="http://schemas.microsoft.com/office/word/2012/wordml" mc:Ignorable="w14 w15">
+<w:styles xmlns:mc="http://schemas.openxmlformats.org/markup-compatibility/2006" xmlns:r="http://schemas.openxmlformats.org/officeDocument/2006/relationships" xmlns:w="http://schemas.openxmlformats.org/wordprocessingml/2006/main" xmlns:w14="http://schemas.microsoft.com/office/word/2010/wordml" xmlns:w15="http://schemas.microsoft.com/office/word/2012/wordml" xmlns:w16cex="http://schemas.microsoft.com/office/word/2018/wordml/cex" xmlns:w16cid="http://schemas.microsoft.com/office/word/2016/wordml/cid" xmlns:w16="http://schemas.microsoft.com/office/word/2018/wordml" xmlns:w16du="http://schemas.microsoft.com/office/word/2023/wordml/word16du" xmlns:w16sdtdh="http://schemas.microsoft.com/office/word/2020/wordml/sdtdatahash" xmlns:w16sdtfl="http://schemas.microsoft.com/office/word/2024/wordml/sdtformatlock" xmlns:w16se="http://schemas.microsoft.com/office/word/2015/wordml/symex" mc:Ignorable="w14 w15 w16se w16cid w16 w16cex w16sdtdh w16sdtfl w16du">
   <w:docDefaults>
     <w:rPrDefault>
       <w:rPr>
@@ -16199,7 +15987,7 @@
     </w:rPrDefault>
     <w:pPrDefault/>
   </w:docDefaults>
-  <w:latentStyles w:defLockedState="0" w:defUIPriority="99" w:defSemiHidden="0" w:defUnhideWhenUsed="0" w:defQFormat="0" w:count="371">
+  <w:latentStyles w:defLockedState="0" w:defUIPriority="99" w:defSemiHidden="0" w:defUnhideWhenUsed="0" w:defQFormat="0" w:count="376">
     <w:lsdException w:name="Normal" w:uiPriority="0" w:qFormat="1"/>
     <w:lsdException w:name="heading 1" w:uiPriority="9" w:qFormat="1"/>
     <w:lsdException w:name="heading 2" w:semiHidden="1" w:uiPriority="9" w:unhideWhenUsed="1" w:qFormat="1"/>
@@ -16571,6 +16359,11 @@
     <w:lsdException w:name="List Table 5 Dark Accent 6" w:uiPriority="50"/>
     <w:lsdException w:name="List Table 6 Colorful Accent 6" w:uiPriority="51"/>
     <w:lsdException w:name="List Table 7 Colorful Accent 6" w:uiPriority="52"/>
+    <w:lsdException w:name="Mention" w:semiHidden="1" w:unhideWhenUsed="1"/>
+    <w:lsdException w:name="Smart Hyperlink" w:semiHidden="1" w:unhideWhenUsed="1"/>
+    <w:lsdException w:name="Hashtag" w:semiHidden="1" w:unhideWhenUsed="1"/>
+    <w:lsdException w:name="Unresolved Mention" w:semiHidden="1" w:unhideWhenUsed="1"/>
+    <w:lsdException w:name="Smart Link" w:semiHidden="1" w:unhideWhenUsed="1"/>
   </w:latentStyles>
   <w:style w:type="paragraph" w:default="1" w:styleId="Normal">
     <w:name w:val="Normal"/>
@@ -16589,7 +16382,7 @@
   </w:style>
   <w:style w:type="paragraph" w:styleId="Ttulo1">
     <w:name w:val="heading 1"/>
-    <w:basedOn w:val="Puesto"/>
+    <w:basedOn w:val="Ttulo"/>
     <w:next w:val="Normal"/>
     <w:link w:val="Ttulo1Car"/>
     <w:autoRedefine/>
@@ -16999,11 +16792,11 @@
       <w:szCs w:val="24"/>
     </w:rPr>
   </w:style>
-  <w:style w:type="paragraph" w:styleId="Puesto">
+  <w:style w:type="paragraph" w:styleId="Ttulo">
     <w:name w:val="Title"/>
     <w:basedOn w:val="Normal"/>
     <w:next w:val="Normal"/>
-    <w:link w:val="PuestoCar"/>
+    <w:link w:val="TtuloCar"/>
     <w:uiPriority w:val="10"/>
     <w:qFormat/>
     <w:rsid w:val="00590D20"/>
@@ -17019,10 +16812,10 @@
       <w:szCs w:val="56"/>
     </w:rPr>
   </w:style>
-  <w:style w:type="character" w:customStyle="1" w:styleId="PuestoCar">
-    <w:name w:val="Puesto Car"/>
+  <w:style w:type="character" w:customStyle="1" w:styleId="TtuloCar">
+    <w:name w:val="Título Car"/>
     <w:basedOn w:val="Fuentedeprrafopredeter"/>
-    <w:link w:val="Puesto"/>
+    <w:link w:val="Ttulo"/>
     <w:uiPriority w:val="10"/>
     <w:rsid w:val="00590D20"/>
     <w:rPr>
@@ -17298,7 +17091,7 @@
       <w:ind w:left="560"/>
     </w:pPr>
   </w:style>
-  <w:style w:type="paragraph" w:styleId="TtulodeTDC">
+  <w:style w:type="paragraph" w:styleId="TtuloTDC">
     <w:name w:val="TOC Heading"/>
     <w:basedOn w:val="Ttulo1"/>
     <w:next w:val="Normal"/>
@@ -17598,7 +17391,7 @@
       <w:lang w:eastAsia="es-CO"/>
     </w:rPr>
   </w:style>
-  <w:style w:type="character" w:styleId="Textoennegrita">
+  <w:style w:type="character" w:styleId="Fuerte">
     <w:name w:val="Strong"/>
     <w:basedOn w:val="Fuentedeprrafopredeter"/>
     <w:uiPriority w:val="22"/>
@@ -17908,6 +17701,30 @@
 </file>
 
 <file path=customXml/item1.xml><?xml version="1.0" encoding="utf-8"?>
+<b:Sources xmlns:b="http://schemas.openxmlformats.org/officeDocument/2006/bibliography" xmlns="http://schemas.openxmlformats.org/officeDocument/2006/bibliography" SelectedStyle="\APASixthEditionOfficeOnline.xsl" StyleName="APA" Version="6"/>
+</file>
+
+<file path=customXml/item2.xml><?xml version="1.0" encoding="utf-8"?>
+<?mso-contentType ?>
+<FormTemplates xmlns="http://schemas.microsoft.com/sharepoint/v3/contenttype/forms">
+  <Display>DocumentLibraryForm</Display>
+  <Edit>DocumentLibraryForm</Edit>
+  <New>DocumentLibraryForm</New>
+</FormTemplates>
+</file>
+
+<file path=customXml/item3.xml><?xml version="1.0" encoding="utf-8"?>
+<p:properties xmlns:p="http://schemas.microsoft.com/office/2006/metadata/properties" xmlns:xsi="http://www.w3.org/2001/XMLSchema-instance" xmlns:pc="http://schemas.microsoft.com/office/infopath/2007/PartnerControls">
+  <documentManagement>
+    <TaxCatchAll xmlns="285d351f-f218-493a-825f-85a9dfbde315" xsi:nil="true"/>
+    <lcf76f155ced4ddcb4097134ff3c332f xmlns="55abea07-cd72-4a95-add0-1082a24cf9e9">
+      <Terms xmlns="http://schemas.microsoft.com/office/infopath/2007/PartnerControls"/>
+    </lcf76f155ced4ddcb4097134ff3c332f>
+  </documentManagement>
+</p:properties>
+</file>
+
+<file path=customXml/item4.xml><?xml version="1.0" encoding="utf-8"?>
 <ct:contentTypeSchema xmlns:ct="http://schemas.microsoft.com/office/2006/metadata/contentType" xmlns:ma="http://schemas.microsoft.com/office/2006/metadata/properties/metaAttributes" ct:_="" ma:_="" ma:contentTypeName="Documento" ma:contentTypeID="0x0101005D7421CBAB376F47AC1876466873BE0C" ma:contentTypeVersion="11" ma:contentTypeDescription="Crear nuevo documento." ma:contentTypeScope="" ma:versionID="f360f8b6fb6f4c8bd21c6a7e407e2e16">
   <xsd:schema xmlns:xsd="http://www.w3.org/2001/XMLSchema" xmlns:xs="http://www.w3.org/2001/XMLSchema" xmlns:p="http://schemas.microsoft.com/office/2006/metadata/properties" xmlns:ns2="55abea07-cd72-4a95-add0-1082a24cf9e9" xmlns:ns3="285d351f-f218-493a-825f-85a9dfbde315" targetNamespace="http://schemas.microsoft.com/office/2006/metadata/properties" ma:root="true" ma:fieldsID="45e32b76c8e436055369618aac27ad35" ns2:_="" ns3:_="">
     <xsd:import namespace="55abea07-cd72-4a95-add0-1082a24cf9e9"/>
@@ -18102,46 +17919,15 @@
 </ct:contentTypeSchema>
 </file>
 
-<file path=customXml/item2.xml><?xml version="1.0" encoding="utf-8"?>
-<p:properties xmlns:p="http://schemas.microsoft.com/office/2006/metadata/properties" xmlns:xsi="http://www.w3.org/2001/XMLSchema-instance" xmlns:pc="http://schemas.microsoft.com/office/infopath/2007/PartnerControls">
-  <documentManagement>
-    <TaxCatchAll xmlns="285d351f-f218-493a-825f-85a9dfbde315" xsi:nil="true"/>
-    <lcf76f155ced4ddcb4097134ff3c332f xmlns="55abea07-cd72-4a95-add0-1082a24cf9e9">
-      <Terms xmlns="http://schemas.microsoft.com/office/infopath/2007/PartnerControls"/>
-    </lcf76f155ced4ddcb4097134ff3c332f>
-  </documentManagement>
-</p:properties>
-</file>
-
-<file path=customXml/item3.xml><?xml version="1.0" encoding="utf-8"?>
-<?mso-contentType ?>
-<FormTemplates xmlns="http://schemas.microsoft.com/sharepoint/v3/contenttype/forms">
-  <Display>DocumentLibraryForm</Display>
-  <Edit>DocumentLibraryForm</Edit>
-  <New>DocumentLibraryForm</New>
-</FormTemplates>
-</file>
-
-<file path=customXml/item4.xml><?xml version="1.0" encoding="utf-8"?>
-<b:Sources xmlns:b="http://schemas.openxmlformats.org/officeDocument/2006/bibliography" xmlns="http://schemas.openxmlformats.org/officeDocument/2006/bibliography" SelectedStyle="\APASixthEditionOfficeOnline.xsl" StyleName="APA" Version="6"/>
-</file>
-
 <file path=customXml/itemProps1.xml><?xml version="1.0" encoding="utf-8"?>
-<ds:datastoreItem xmlns:ds="http://schemas.openxmlformats.org/officeDocument/2006/customXml" ds:itemID="{C1DF00C1-2CE9-465D-963E-2326FAFE5914}"/>
-</file>
-
-<file path=customXml/itemProps2.xml><?xml version="1.0" encoding="utf-8"?>
-<ds:datastoreItem xmlns:ds="http://schemas.openxmlformats.org/officeDocument/2006/customXml" ds:itemID="{CEECB56F-E1D8-45BF-A0A3-B5258E7263D4}">
+<ds:datastoreItem xmlns:ds="http://schemas.openxmlformats.org/officeDocument/2006/customXml" ds:itemID="{B6F340F9-2386-4DBD-B5F6-3C33D611CC46}">
   <ds:schemaRefs>
-    <ds:schemaRef ds:uri="http://schemas.microsoft.com/office/2006/metadata/properties"/>
-    <ds:schemaRef ds:uri="http://schemas.microsoft.com/office/infopath/2007/PartnerControls"/>
-    <ds:schemaRef ds:uri="2c0ff4f8-6664-4eb8-8bb0-965f2536cb1b"/>
-    <ds:schemaRef ds:uri="2b6b437a-5846-4934-ac66-7de06297595b"/>
+    <ds:schemaRef ds:uri="http://schemas.openxmlformats.org/officeDocument/2006/bibliography"/>
   </ds:schemaRefs>
 </ds:datastoreItem>
 </file>
 
-<file path=customXml/itemProps3.xml><?xml version="1.0" encoding="utf-8"?>
+<file path=customXml/itemProps2.xml><?xml version="1.0" encoding="utf-8"?>
 <ds:datastoreItem xmlns:ds="http://schemas.openxmlformats.org/officeDocument/2006/customXml" ds:itemID="{91756AAB-0645-4FFC-990B-34BB6096B23B}">
   <ds:schemaRefs>
     <ds:schemaRef ds:uri="http://schemas.microsoft.com/sharepoint/v3/contenttype/forms"/>
@@ -18149,10 +17935,32 @@
 </ds:datastoreItem>
 </file>
 
+<file path=customXml/itemProps3.xml><?xml version="1.0" encoding="utf-8"?>
+<ds:datastoreItem xmlns:ds="http://schemas.openxmlformats.org/officeDocument/2006/customXml" ds:itemID="{CEECB56F-E1D8-45BF-A0A3-B5258E7263D4}">
+  <ds:schemaRefs>
+    <ds:schemaRef ds:uri="http://schemas.microsoft.com/office/2006/metadata/properties"/>
+    <ds:schemaRef ds:uri="http://schemas.microsoft.com/office/infopath/2007/PartnerControls"/>
+    <ds:schemaRef ds:uri="285d351f-f218-493a-825f-85a9dfbde315"/>
+    <ds:schemaRef ds:uri="55abea07-cd72-4a95-add0-1082a24cf9e9"/>
+  </ds:schemaRefs>
+</ds:datastoreItem>
+</file>
+
 <file path=customXml/itemProps4.xml><?xml version="1.0" encoding="utf-8"?>
-<ds:datastoreItem xmlns:ds="http://schemas.openxmlformats.org/officeDocument/2006/customXml" ds:itemID="{B6F340F9-2386-4DBD-B5F6-3C33D611CC46}">
+<ds:datastoreItem xmlns:ds="http://schemas.openxmlformats.org/officeDocument/2006/customXml" ds:itemID="{C1DF00C1-2CE9-465D-963E-2326FAFE5914}">
   <ds:schemaRefs>
-    <ds:schemaRef ds:uri="http://schemas.openxmlformats.org/officeDocument/2006/bibliography"/>
+    <ds:schemaRef ds:uri="http://schemas.microsoft.com/office/2006/metadata/contentType"/>
+    <ds:schemaRef ds:uri="http://schemas.microsoft.com/office/2006/metadata/properties/metaAttributes"/>
+    <ds:schemaRef ds:uri="http://www.w3.org/2001/XMLSchema"/>
+    <ds:schemaRef ds:uri="http://schemas.microsoft.com/office/2006/metadata/properties"/>
+    <ds:schemaRef ds:uri="55abea07-cd72-4a95-add0-1082a24cf9e9"/>
+    <ds:schemaRef ds:uri="285d351f-f218-493a-825f-85a9dfbde315"/>
+    <ds:schemaRef ds:uri="http://schemas.microsoft.com/office/2006/documentManagement/types"/>
+    <ds:schemaRef ds:uri="http://schemas.microsoft.com/office/infopath/2007/PartnerControls"/>
+    <ds:schemaRef ds:uri="http://schemas.openxmlformats.org/package/2006/metadata/core-properties"/>
+    <ds:schemaRef ds:uri="http://purl.org/dc/elements/1.1/"/>
+    <ds:schemaRef ds:uri="http://purl.org/dc/terms/"/>
+    <ds:schemaRef ds:uri="http://schemas.microsoft.com/internal/obd"/>
   </ds:schemaRefs>
 </ds:datastoreItem>
 </file>
--- a/fuentes/CFA_01_22230062_DU.docx
+++ b/fuentes/CFA_01_22230062_DU.docx
@@ -137,15 +137,15 @@
         <mc:AlternateContent>
           <mc:Choice Requires="wps">
             <w:drawing>
-              <wp:anchor distT="0" distB="0" distL="114300" distR="114300" simplePos="0" relativeHeight="251656704" behindDoc="1" locked="0" layoutInCell="1" allowOverlap="1" wp14:anchorId="0AE2D280" wp14:editId="1DC81753">
+              <wp:anchor distT="0" distB="0" distL="114300" distR="114300" simplePos="0" relativeHeight="251656704" behindDoc="1" locked="0" layoutInCell="1" allowOverlap="1" wp14:anchorId="0AE2D280" wp14:editId="3A4A0FC4">
                 <wp:simplePos x="0" y="0"/>
                 <wp:positionH relativeFrom="column">
-                  <wp:posOffset>-707390</wp:posOffset>
+                  <wp:posOffset>-708367</wp:posOffset>
                 </wp:positionH>
                 <wp:positionV relativeFrom="paragraph">
-                  <wp:posOffset>368355</wp:posOffset>
+                  <wp:posOffset>370449</wp:posOffset>
                 </wp:positionV>
-                <wp:extent cx="7795895" cy="2590800"/>
+                <wp:extent cx="7795895" cy="2420816"/>
                 <wp:effectExtent l="0" t="0" r="0" b="0"/>
                 <wp:wrapNone/>
                 <wp:docPr id="4" name="Rectángulo 4">
@@ -167,7 +167,7 @@
                       <wps:spPr>
                         <a:xfrm>
                           <a:off x="0" y="0"/>
-                          <a:ext cx="7795895" cy="2590800"/>
+                          <a:ext cx="7795895" cy="2420816"/>
                         </a:xfrm>
                         <a:prstGeom prst="rect">
                           <a:avLst/>
@@ -215,7 +215,7 @@
           </mc:Choice>
           <mc:Fallback>
             <w:pict>
-              <v:rect w14:anchorId="5C6229C9" id="Rectángulo 4" o:spid="_x0000_s1026" style="position:absolute;margin-left:-55.7pt;margin-top:29pt;width:613.85pt;height:204pt;z-index:-251659776;visibility:visible;mso-wrap-style:square;mso-width-percent:0;mso-height-percent:0;mso-wrap-distance-left:9pt;mso-wrap-distance-top:0;mso-wrap-distance-right:9pt;mso-wrap-distance-bottom:0;mso-position-horizontal:absolute;mso-position-horizontal-relative:text;mso-position-vertical:absolute;mso-position-vertical-relative:text;mso-width-percent:0;mso-height-percent:0;mso-width-relative:page;mso-height-relative:margin;v-text-anchor:middle" o:gfxdata="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" fillcolor="#00314d" stroked="f" strokeweight="1pt"/>
+              <v:rect w14:anchorId="574FF8BD" id="Rectángulo 4" o:spid="_x0000_s1026" alt="&quot;&quot;" style="position:absolute;margin-left:-55.8pt;margin-top:29.15pt;width:613.85pt;height:190.6pt;z-index:-251659776;visibility:visible;mso-wrap-style:square;mso-width-percent:0;mso-height-percent:0;mso-wrap-distance-left:9pt;mso-wrap-distance-top:0;mso-wrap-distance-right:9pt;mso-wrap-distance-bottom:0;mso-position-horizontal:absolute;mso-position-horizontal-relative:text;mso-position-vertical:absolute;mso-position-vertical-relative:text;mso-width-percent:0;mso-height-percent:0;mso-width-relative:page;mso-height-relative:margin;v-text-anchor:middle" o:gfxdata="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" fillcolor="#00314d" stroked="f" strokeweight="1pt"/>
             </w:pict>
           </mc:Fallback>
         </mc:AlternateContent>
@@ -498,9 +498,10 @@
         <w:rPr>
           <w:rFonts w:asciiTheme="minorHAnsi" w:eastAsiaTheme="minorEastAsia" w:hAnsiTheme="minorHAnsi" w:cstheme="minorBidi"/>
           <w:noProof/>
-          <w:kern w:val="0"/>
-          <w:sz w:val="22"/>
-          <w:lang w:eastAsia="es-CO"/>
+          <w:sz w:val="24"/>
+          <w:szCs w:val="24"/>
+          <w:lang w:eastAsia="es-CO"/>
+          <w14:ligatures w14:val="standardContextual"/>
         </w:rPr>
       </w:pPr>
       <w:r>
@@ -521,7 +522,7 @@
         </w:rPr>
         <w:fldChar w:fldCharType="separate"/>
       </w:r>
-      <w:hyperlink w:anchor="_Toc223941837" w:history="1">
+      <w:hyperlink w:anchor="_Toc227574131" w:history="1">
         <w:r>
           <w:rPr>
             <w:rStyle w:val="Hipervnculo"/>
@@ -548,7 +549,7 @@
             <w:noProof/>
             <w:webHidden/>
           </w:rPr>
-          <w:instrText xml:space="preserve"> PAGEREF _Toc223941837 \h </w:instrText>
+          <w:instrText xml:space="preserve"> PAGEREF _Toc227574131 \h </w:instrText>
         </w:r>
         <w:r>
           <w:rPr>
@@ -583,18 +584,19 @@
       <w:pPr>
         <w:pStyle w:val="TDC1"/>
         <w:tabs>
-          <w:tab w:val="left" w:pos="1320"/>
+          <w:tab w:val="left" w:pos="1200"/>
           <w:tab w:val="right" w:leader="dot" w:pos="9962"/>
         </w:tabs>
         <w:rPr>
           <w:rFonts w:asciiTheme="minorHAnsi" w:eastAsiaTheme="minorEastAsia" w:hAnsiTheme="minorHAnsi" w:cstheme="minorBidi"/>
           <w:noProof/>
-          <w:kern w:val="0"/>
-          <w:sz w:val="22"/>
-          <w:lang w:eastAsia="es-CO"/>
-        </w:rPr>
-      </w:pPr>
-      <w:hyperlink w:anchor="_Toc223941838" w:history="1">
+          <w:sz w:val="24"/>
+          <w:szCs w:val="24"/>
+          <w:lang w:eastAsia="es-CO"/>
+          <w14:ligatures w14:val="standardContextual"/>
+        </w:rPr>
+      </w:pPr>
+      <w:hyperlink w:anchor="_Toc227574132" w:history="1">
         <w:r>
           <w:rPr>
             <w:rStyle w:val="Hipervnculo"/>
@@ -606,9 +608,10 @@
           <w:rPr>
             <w:rFonts w:asciiTheme="minorHAnsi" w:eastAsiaTheme="minorEastAsia" w:hAnsiTheme="minorHAnsi" w:cstheme="minorBidi"/>
             <w:noProof/>
-            <w:kern w:val="0"/>
-            <w:sz w:val="22"/>
+            <w:sz w:val="24"/>
+            <w:szCs w:val="24"/>
             <w:lang w:eastAsia="es-CO"/>
+            <w14:ligatures w14:val="standardContextual"/>
           </w:rPr>
           <w:tab/>
         </w:r>
@@ -638,7 +641,7 @@
             <w:noProof/>
             <w:webHidden/>
           </w:rPr>
-          <w:instrText xml:space="preserve"> PAGEREF _Toc223941838 \h </w:instrText>
+          <w:instrText xml:space="preserve"> PAGEREF _Toc227574132 \h </w:instrText>
         </w:r>
         <w:r>
           <w:rPr>
@@ -673,18 +676,19 @@
       <w:pPr>
         <w:pStyle w:val="TDC2"/>
         <w:tabs>
-          <w:tab w:val="left" w:pos="1760"/>
+          <w:tab w:val="left" w:pos="1680"/>
           <w:tab w:val="right" w:leader="dot" w:pos="9962"/>
         </w:tabs>
         <w:rPr>
           <w:rFonts w:asciiTheme="minorHAnsi" w:eastAsiaTheme="minorEastAsia" w:hAnsiTheme="minorHAnsi" w:cstheme="minorBidi"/>
           <w:noProof/>
-          <w:kern w:val="0"/>
-          <w:sz w:val="22"/>
-          <w:lang w:eastAsia="es-CO"/>
-        </w:rPr>
-      </w:pPr>
-      <w:hyperlink w:anchor="_Toc223941839" w:history="1">
+          <w:sz w:val="24"/>
+          <w:szCs w:val="24"/>
+          <w:lang w:eastAsia="es-CO"/>
+          <w14:ligatures w14:val="standardContextual"/>
+        </w:rPr>
+      </w:pPr>
+      <w:hyperlink w:anchor="_Toc227574133" w:history="1">
         <w:r>
           <w:rPr>
             <w:rStyle w:val="Hipervnculo"/>
@@ -696,9 +700,10 @@
           <w:rPr>
             <w:rFonts w:asciiTheme="minorHAnsi" w:eastAsiaTheme="minorEastAsia" w:hAnsiTheme="minorHAnsi" w:cstheme="minorBidi"/>
             <w:noProof/>
-            <w:kern w:val="0"/>
-            <w:sz w:val="22"/>
+            <w:sz w:val="24"/>
+            <w:szCs w:val="24"/>
             <w:lang w:eastAsia="es-CO"/>
+            <w14:ligatures w14:val="standardContextual"/>
           </w:rPr>
           <w:tab/>
         </w:r>
@@ -728,7 +733,7 @@
             <w:noProof/>
             <w:webHidden/>
           </w:rPr>
-          <w:instrText xml:space="preserve"> PAGEREF _Toc223941839 \h </w:instrText>
+          <w:instrText xml:space="preserve"> PAGEREF _Toc227574133 \h </w:instrText>
         </w:r>
         <w:r>
           <w:rPr>
@@ -748,7 +753,7 @@
             <w:noProof/>
             <w:webHidden/>
           </w:rPr>
-          <w:t>15</w:t>
+          <w:t>14</w:t>
         </w:r>
         <w:r>
           <w:rPr>
@@ -763,18 +768,19 @@
       <w:pPr>
         <w:pStyle w:val="TDC2"/>
         <w:tabs>
-          <w:tab w:val="left" w:pos="1760"/>
+          <w:tab w:val="left" w:pos="1680"/>
           <w:tab w:val="right" w:leader="dot" w:pos="9962"/>
         </w:tabs>
         <w:rPr>
           <w:rFonts w:asciiTheme="minorHAnsi" w:eastAsiaTheme="minorEastAsia" w:hAnsiTheme="minorHAnsi" w:cstheme="minorBidi"/>
           <w:noProof/>
-          <w:kern w:val="0"/>
-          <w:sz w:val="22"/>
-          <w:lang w:eastAsia="es-CO"/>
-        </w:rPr>
-      </w:pPr>
-      <w:hyperlink w:anchor="_Toc223941840" w:history="1">
+          <w:sz w:val="24"/>
+          <w:szCs w:val="24"/>
+          <w:lang w:eastAsia="es-CO"/>
+          <w14:ligatures w14:val="standardContextual"/>
+        </w:rPr>
+      </w:pPr>
+      <w:hyperlink w:anchor="_Toc227574134" w:history="1">
         <w:r>
           <w:rPr>
             <w:rStyle w:val="Hipervnculo"/>
@@ -786,9 +792,10 @@
           <w:rPr>
             <w:rFonts w:asciiTheme="minorHAnsi" w:eastAsiaTheme="minorEastAsia" w:hAnsiTheme="minorHAnsi" w:cstheme="minorBidi"/>
             <w:noProof/>
-            <w:kern w:val="0"/>
-            <w:sz w:val="22"/>
+            <w:sz w:val="24"/>
+            <w:szCs w:val="24"/>
             <w:lang w:eastAsia="es-CO"/>
+            <w14:ligatures w14:val="standardContextual"/>
           </w:rPr>
           <w:tab/>
         </w:r>
@@ -818,7 +825,99 @@
             <w:noProof/>
             <w:webHidden/>
           </w:rPr>
-          <w:instrText xml:space="preserve"> PAGEREF _Toc223941840 \h </w:instrText>
+          <w:instrText xml:space="preserve"> PAGEREF _Toc227574134 \h </w:instrText>
+        </w:r>
+        <w:r>
+          <w:rPr>
+            <w:noProof/>
+            <w:webHidden/>
+          </w:rPr>
+        </w:r>
+        <w:r>
+          <w:rPr>
+            <w:noProof/>
+            <w:webHidden/>
+          </w:rPr>
+          <w:fldChar w:fldCharType="separate"/>
+        </w:r>
+        <w:r>
+          <w:rPr>
+            <w:noProof/>
+            <w:webHidden/>
+          </w:rPr>
+          <w:t>19</w:t>
+        </w:r>
+        <w:r>
+          <w:rPr>
+            <w:noProof/>
+            <w:webHidden/>
+          </w:rPr>
+          <w:fldChar w:fldCharType="end"/>
+        </w:r>
+      </w:hyperlink>
+    </w:p>
+    <w:p>
+      <w:pPr>
+        <w:pStyle w:val="TDC2"/>
+        <w:tabs>
+          <w:tab w:val="left" w:pos="1680"/>
+          <w:tab w:val="right" w:leader="dot" w:pos="9962"/>
+        </w:tabs>
+        <w:rPr>
+          <w:rFonts w:asciiTheme="minorHAnsi" w:eastAsiaTheme="minorEastAsia" w:hAnsiTheme="minorHAnsi" w:cstheme="minorBidi"/>
+          <w:noProof/>
+          <w:sz w:val="24"/>
+          <w:szCs w:val="24"/>
+          <w:lang w:eastAsia="es-CO"/>
+          <w14:ligatures w14:val="standardContextual"/>
+        </w:rPr>
+      </w:pPr>
+      <w:hyperlink w:anchor="_Toc227574135" w:history="1">
+        <w:r>
+          <w:rPr>
+            <w:rStyle w:val="Hipervnculo"/>
+            <w:noProof/>
+          </w:rPr>
+          <w:t>1.3.</w:t>
+        </w:r>
+        <w:r>
+          <w:rPr>
+            <w:rFonts w:asciiTheme="minorHAnsi" w:eastAsiaTheme="minorEastAsia" w:hAnsiTheme="minorHAnsi" w:cstheme="minorBidi"/>
+            <w:noProof/>
+            <w:sz w:val="24"/>
+            <w:szCs w:val="24"/>
+            <w:lang w:eastAsia="es-CO"/>
+            <w14:ligatures w14:val="standardContextual"/>
+          </w:rPr>
+          <w:tab/>
+        </w:r>
+        <w:r>
+          <w:rPr>
+            <w:rStyle w:val="Hipervnculo"/>
+            <w:noProof/>
+          </w:rPr>
+          <w:t>Economía circular</w:t>
+        </w:r>
+        <w:r>
+          <w:rPr>
+            <w:noProof/>
+            <w:webHidden/>
+          </w:rPr>
+          <w:tab/>
+        </w:r>
+        <w:r>
+          <w:rPr>
+            <w:noProof/>
+            <w:webHidden/>
+          </w:rPr>
+          <w:fldChar w:fldCharType="begin"/>
+        </w:r>
+        <w:r>
+          <w:rPr>
+            <w:noProof/>
+            <w:webHidden/>
+          </w:rPr>
+          <w:instrText xml:space="preserve"> PAGEREF _Toc227574135 \h </w:instrText>
         </w:r>
         <w:r>
           <w:rPr>
@@ -851,110 +950,21 @@
     </w:p>
     <w:p>
       <w:pPr>
-        <w:pStyle w:val="TDC2"/>
+        <w:pStyle w:val="TDC1"/>
         <w:tabs>
-          <w:tab w:val="left" w:pos="1760"/>
+          <w:tab w:val="left" w:pos="1200"/>
           <w:tab w:val="right" w:leader="dot" w:pos="9962"/>
         </w:tabs>
         <w:rPr>
           <w:rFonts w:asciiTheme="minorHAnsi" w:eastAsiaTheme="minorEastAsia" w:hAnsiTheme="minorHAnsi" w:cstheme="minorBidi"/>
           <w:noProof/>
-          <w:kern w:val="0"/>
-          <w:sz w:val="22"/>
-          <w:lang w:eastAsia="es-CO"/>
-        </w:rPr>
-      </w:pPr>
-      <w:hyperlink w:anchor="_Toc223941841" w:history="1">
-        <w:r>
-          <w:rPr>
-            <w:rStyle w:val="Hipervnculo"/>
-            <w:noProof/>
-          </w:rPr>
-          <w:t>1.3.</w:t>
-        </w:r>
-        <w:r>
-          <w:rPr>
-            <w:rFonts w:asciiTheme="minorHAnsi" w:eastAsiaTheme="minorEastAsia" w:hAnsiTheme="minorHAnsi" w:cstheme="minorBidi"/>
-            <w:noProof/>
-            <w:kern w:val="0"/>
-            <w:sz w:val="22"/>
-            <w:lang w:eastAsia="es-CO"/>
-          </w:rPr>
-          <w:tab/>
-        </w:r>
-        <w:r>
-          <w:rPr>
-            <w:rStyle w:val="Hipervnculo"/>
-            <w:noProof/>
-          </w:rPr>
-          <w:t>Economía circular</w:t>
-        </w:r>
-        <w:r>
-          <w:rPr>
-            <w:noProof/>
-            <w:webHidden/>
-          </w:rPr>
-          <w:tab/>
-        </w:r>
-        <w:r>
-          <w:rPr>
-            <w:noProof/>
-            <w:webHidden/>
-          </w:rPr>
-          <w:fldChar w:fldCharType="begin"/>
-        </w:r>
-        <w:r>
-          <w:rPr>
-            <w:noProof/>
-            <w:webHidden/>
-          </w:rPr>
-          <w:instrText xml:space="preserve"> PAGEREF _Toc223941841 \h </w:instrText>
-        </w:r>
-        <w:r>
-          <w:rPr>
-            <w:noProof/>
-            <w:webHidden/>
-          </w:rPr>
-        </w:r>
-        <w:r>
-          <w:rPr>
-            <w:noProof/>
-            <w:webHidden/>
-          </w:rPr>
-          <w:fldChar w:fldCharType="separate"/>
-        </w:r>
-        <w:r>
-          <w:rPr>
-            <w:noProof/>
-            <w:webHidden/>
-          </w:rPr>
-          <w:t>23</w:t>
-        </w:r>
-        <w:r>
-          <w:rPr>
-            <w:noProof/>
-            <w:webHidden/>
-          </w:rPr>
-          <w:fldChar w:fldCharType="end"/>
-        </w:r>
-      </w:hyperlink>
-    </w:p>
-    <w:p>
-      <w:pPr>
-        <w:pStyle w:val="TDC1"/>
-        <w:tabs>
-          <w:tab w:val="left" w:pos="1320"/>
-          <w:tab w:val="right" w:leader="dot" w:pos="9962"/>
-        </w:tabs>
-        <w:rPr>
-          <w:rFonts w:asciiTheme="minorHAnsi" w:eastAsiaTheme="minorEastAsia" w:hAnsiTheme="minorHAnsi" w:cstheme="minorBidi"/>
-          <w:noProof/>
-          <w:kern w:val="0"/>
-          <w:sz w:val="22"/>
-          <w:lang w:eastAsia="es-CO"/>
-        </w:rPr>
-      </w:pPr>
-      <w:hyperlink w:anchor="_Toc223941842" w:history="1">
+          <w:sz w:val="24"/>
+          <w:szCs w:val="24"/>
+          <w:lang w:eastAsia="es-CO"/>
+          <w14:ligatures w14:val="standardContextual"/>
+        </w:rPr>
+      </w:pPr>
+      <w:hyperlink w:anchor="_Toc227574136" w:history="1">
         <w:r>
           <w:rPr>
             <w:rStyle w:val="Hipervnculo"/>
@@ -966,9 +976,10 @@
           <w:rPr>
             <w:rFonts w:asciiTheme="minorHAnsi" w:eastAsiaTheme="minorEastAsia" w:hAnsiTheme="minorHAnsi" w:cstheme="minorBidi"/>
             <w:noProof/>
-            <w:kern w:val="0"/>
-            <w:sz w:val="22"/>
+            <w:sz w:val="24"/>
+            <w:szCs w:val="24"/>
             <w:lang w:eastAsia="es-CO"/>
+            <w14:ligatures w14:val="standardContextual"/>
           </w:rPr>
           <w:tab/>
         </w:r>
@@ -998,7 +1009,7 @@
             <w:noProof/>
             <w:webHidden/>
           </w:rPr>
-          <w:instrText xml:space="preserve"> PAGEREF _Toc223941842 \h </w:instrText>
+          <w:instrText xml:space="preserve"> PAGEREF _Toc227574136 \h </w:instrText>
         </w:r>
         <w:r>
           <w:rPr>
@@ -1018,7 +1029,7 @@
             <w:noProof/>
             <w:webHidden/>
           </w:rPr>
-          <w:t>27</w:t>
+          <w:t>25</w:t>
         </w:r>
         <w:r>
           <w:rPr>
@@ -1033,18 +1044,19 @@
       <w:pPr>
         <w:pStyle w:val="TDC1"/>
         <w:tabs>
-          <w:tab w:val="left" w:pos="1320"/>
+          <w:tab w:val="left" w:pos="1200"/>
           <w:tab w:val="right" w:leader="dot" w:pos="9962"/>
         </w:tabs>
         <w:rPr>
           <w:rFonts w:asciiTheme="minorHAnsi" w:eastAsiaTheme="minorEastAsia" w:hAnsiTheme="minorHAnsi" w:cstheme="minorBidi"/>
           <w:noProof/>
-          <w:kern w:val="0"/>
-          <w:sz w:val="22"/>
-          <w:lang w:eastAsia="es-CO"/>
-        </w:rPr>
-      </w:pPr>
-      <w:hyperlink w:anchor="_Toc223941843" w:history="1">
+          <w:sz w:val="24"/>
+          <w:szCs w:val="24"/>
+          <w:lang w:eastAsia="es-CO"/>
+          <w14:ligatures w14:val="standardContextual"/>
+        </w:rPr>
+      </w:pPr>
+      <w:hyperlink w:anchor="_Toc227574137" w:history="1">
         <w:r>
           <w:rPr>
             <w:rStyle w:val="Hipervnculo"/>
@@ -1056,9 +1068,10 @@
           <w:rPr>
             <w:rFonts w:asciiTheme="minorHAnsi" w:eastAsiaTheme="minorEastAsia" w:hAnsiTheme="minorHAnsi" w:cstheme="minorBidi"/>
             <w:noProof/>
-            <w:kern w:val="0"/>
-            <w:sz w:val="22"/>
+            <w:sz w:val="24"/>
+            <w:szCs w:val="24"/>
             <w:lang w:eastAsia="es-CO"/>
+            <w14:ligatures w14:val="standardContextual"/>
           </w:rPr>
           <w:tab/>
         </w:r>
@@ -1088,7 +1101,7 @@
             <w:noProof/>
             <w:webHidden/>
           </w:rPr>
-          <w:instrText xml:space="preserve"> PAGEREF _Toc223941843 \h </w:instrText>
+          <w:instrText xml:space="preserve"> PAGEREF _Toc227574137 \h </w:instrText>
         </w:r>
         <w:r>
           <w:rPr>
@@ -1108,7 +1121,7 @@
             <w:noProof/>
             <w:webHidden/>
           </w:rPr>
-          <w:t>36</w:t>
+          <w:t>34</w:t>
         </w:r>
         <w:r>
           <w:rPr>
@@ -1128,12 +1141,13 @@
         <w:rPr>
           <w:rFonts w:asciiTheme="minorHAnsi" w:eastAsiaTheme="minorEastAsia" w:hAnsiTheme="minorHAnsi" w:cstheme="minorBidi"/>
           <w:noProof/>
-          <w:kern w:val="0"/>
-          <w:sz w:val="22"/>
-          <w:lang w:eastAsia="es-CO"/>
-        </w:rPr>
-      </w:pPr>
-      <w:hyperlink w:anchor="_Toc223941844" w:history="1">
+          <w:sz w:val="24"/>
+          <w:szCs w:val="24"/>
+          <w:lang w:eastAsia="es-CO"/>
+          <w14:ligatures w14:val="standardContextual"/>
+        </w:rPr>
+      </w:pPr>
+      <w:hyperlink w:anchor="_Toc227574138" w:history="1">
         <w:r>
           <w:rPr>
             <w:rStyle w:val="Hipervnculo"/>
@@ -1160,7 +1174,7 @@
             <w:noProof/>
             <w:webHidden/>
           </w:rPr>
-          <w:instrText xml:space="preserve"> PAGEREF _Toc223941844 \h </w:instrText>
+          <w:instrText xml:space="preserve"> PAGEREF _Toc227574138 \h </w:instrText>
         </w:r>
         <w:r>
           <w:rPr>
@@ -1180,7 +1194,7 @@
             <w:noProof/>
             <w:webHidden/>
           </w:rPr>
-          <w:t>40</w:t>
+          <w:t>39</w:t>
         </w:r>
         <w:r>
           <w:rPr>
@@ -1200,12 +1214,13 @@
         <w:rPr>
           <w:rFonts w:asciiTheme="minorHAnsi" w:eastAsiaTheme="minorEastAsia" w:hAnsiTheme="minorHAnsi" w:cstheme="minorBidi"/>
           <w:noProof/>
-          <w:kern w:val="0"/>
-          <w:sz w:val="22"/>
-          <w:lang w:eastAsia="es-CO"/>
-        </w:rPr>
-      </w:pPr>
-      <w:hyperlink w:anchor="_Toc223941845" w:history="1">
+          <w:sz w:val="24"/>
+          <w:szCs w:val="24"/>
+          <w:lang w:eastAsia="es-CO"/>
+          <w14:ligatures w14:val="standardContextual"/>
+        </w:rPr>
+      </w:pPr>
+      <w:hyperlink w:anchor="_Toc227574139" w:history="1">
         <w:r>
           <w:rPr>
             <w:rStyle w:val="Hipervnculo"/>
@@ -1232,7 +1247,7 @@
             <w:noProof/>
             <w:webHidden/>
           </w:rPr>
-          <w:instrText xml:space="preserve"> PAGEREF _Toc223941845 \h </w:instrText>
+          <w:instrText xml:space="preserve"> PAGEREF _Toc227574139 \h </w:instrText>
         </w:r>
         <w:r>
           <w:rPr>
@@ -1252,7 +1267,7 @@
             <w:noProof/>
             <w:webHidden/>
           </w:rPr>
-          <w:t>42</w:t>
+          <w:t>41</w:t>
         </w:r>
         <w:r>
           <w:rPr>
@@ -1272,12 +1287,13 @@
         <w:rPr>
           <w:rFonts w:asciiTheme="minorHAnsi" w:eastAsiaTheme="minorEastAsia" w:hAnsiTheme="minorHAnsi" w:cstheme="minorBidi"/>
           <w:noProof/>
-          <w:kern w:val="0"/>
-          <w:sz w:val="22"/>
-          <w:lang w:eastAsia="es-CO"/>
-        </w:rPr>
-      </w:pPr>
-      <w:hyperlink w:anchor="_Toc223941846" w:history="1">
+          <w:sz w:val="24"/>
+          <w:szCs w:val="24"/>
+          <w:lang w:eastAsia="es-CO"/>
+          <w14:ligatures w14:val="standardContextual"/>
+        </w:rPr>
+      </w:pPr>
+      <w:hyperlink w:anchor="_Toc227574140" w:history="1">
         <w:r>
           <w:rPr>
             <w:rStyle w:val="Hipervnculo"/>
@@ -1305,7 +1321,80 @@
             <w:noProof/>
             <w:webHidden/>
           </w:rPr>
-          <w:instrText xml:space="preserve"> PAGEREF _Toc223941846 \h </w:instrText>
+          <w:instrText xml:space="preserve"> PAGEREF _Toc227574140 \h </w:instrText>
+        </w:r>
+        <w:r>
+          <w:rPr>
+            <w:noProof/>
+            <w:webHidden/>
+          </w:rPr>
+        </w:r>
+        <w:r>
+          <w:rPr>
+            <w:noProof/>
+            <w:webHidden/>
+          </w:rPr>
+          <w:fldChar w:fldCharType="separate"/>
+        </w:r>
+        <w:r>
+          <w:rPr>
+            <w:noProof/>
+            <w:webHidden/>
+          </w:rPr>
+          <w:t>43</w:t>
+        </w:r>
+        <w:r>
+          <w:rPr>
+            <w:noProof/>
+            <w:webHidden/>
+          </w:rPr>
+          <w:fldChar w:fldCharType="end"/>
+        </w:r>
+      </w:hyperlink>
+    </w:p>
+    <w:p>
+      <w:pPr>
+        <w:pStyle w:val="TDC1"/>
+        <w:tabs>
+          <w:tab w:val="right" w:leader="dot" w:pos="9962"/>
+        </w:tabs>
+        <w:rPr>
+          <w:rFonts w:asciiTheme="minorHAnsi" w:eastAsiaTheme="minorEastAsia" w:hAnsiTheme="minorHAnsi" w:cstheme="minorBidi"/>
+          <w:noProof/>
+          <w:sz w:val="24"/>
+          <w:szCs w:val="24"/>
+          <w:lang w:eastAsia="es-CO"/>
+          <w14:ligatures w14:val="standardContextual"/>
+        </w:rPr>
+      </w:pPr>
+      <w:hyperlink w:anchor="_Toc227574141" w:history="1">
+        <w:r>
+          <w:rPr>
+            <w:rStyle w:val="Hipervnculo"/>
+            <w:noProof/>
+          </w:rPr>
+          <w:t>Créditos</w:t>
+        </w:r>
+        <w:r>
+          <w:rPr>
+            <w:noProof/>
+            <w:webHidden/>
+          </w:rPr>
+          <w:tab/>
+        </w:r>
+        <w:r>
+          <w:rPr>
+            <w:noProof/>
+            <w:webHidden/>
+          </w:rPr>
+          <w:fldChar w:fldCharType="begin"/>
+        </w:r>
+        <w:r>
+          <w:rPr>
+            <w:noProof/>
+            <w:webHidden/>
+          </w:rPr>
+          <w:instrText xml:space="preserve"> PAGEREF _Toc227574141 \h </w:instrText>
         </w:r>
         <w:r>
           <w:rPr>
@@ -1338,78 +1427,6 @@
     </w:p>
     <w:p>
       <w:pPr>
-        <w:pStyle w:val="TDC1"/>
-        <w:tabs>
-          <w:tab w:val="right" w:leader="dot" w:pos="9962"/>
-        </w:tabs>
-        <w:rPr>
-          <w:rFonts w:asciiTheme="minorHAnsi" w:eastAsiaTheme="minorEastAsia" w:hAnsiTheme="minorHAnsi" w:cstheme="minorBidi"/>
-          <w:noProof/>
-          <w:kern w:val="0"/>
-          <w:sz w:val="22"/>
-          <w:lang w:eastAsia="es-CO"/>
-        </w:rPr>
-      </w:pPr>
-      <w:hyperlink w:anchor="_Toc223941847" w:history="1">
-        <w:r>
-          <w:rPr>
-            <w:rStyle w:val="Hipervnculo"/>
-            <w:noProof/>
-          </w:rPr>
-          <w:t>Créditos</w:t>
-        </w:r>
-        <w:r>
-          <w:rPr>
-            <w:noProof/>
-            <w:webHidden/>
-          </w:rPr>
-          <w:tab/>
-        </w:r>
-        <w:r>
-          <w:rPr>
-            <w:noProof/>
-            <w:webHidden/>
-          </w:rPr>
-          <w:fldChar w:fldCharType="begin"/>
-        </w:r>
-        <w:r>
-          <w:rPr>
-            <w:noProof/>
-            <w:webHidden/>
-          </w:rPr>
-          <w:instrText xml:space="preserve"> PAGEREF _Toc223941847 \h </w:instrText>
-        </w:r>
-        <w:r>
-          <w:rPr>
-            <w:noProof/>
-            <w:webHidden/>
-          </w:rPr>
-        </w:r>
-        <w:r>
-          <w:rPr>
-            <w:noProof/>
-            <w:webHidden/>
-          </w:rPr>
-          <w:fldChar w:fldCharType="separate"/>
-        </w:r>
-        <w:r>
-          <w:rPr>
-            <w:noProof/>
-            <w:webHidden/>
-          </w:rPr>
-          <w:t>45</w:t>
-        </w:r>
-        <w:r>
-          <w:rPr>
-            <w:noProof/>
-            <w:webHidden/>
-          </w:rPr>
-          <w:fldChar w:fldCharType="end"/>
-        </w:r>
-      </w:hyperlink>
-    </w:p>
-    <w:p>
-      <w:pPr>
         <w:pStyle w:val="Titulosgenerales"/>
       </w:pPr>
       <w:r>
@@ -1420,7 +1437,7 @@
         <w:fldChar w:fldCharType="end"/>
       </w:r>
       <w:bookmarkStart w:id="0" w:name="_Toc176443691"/>
-      <w:bookmarkStart w:id="1" w:name="_Toc223941837"/>
+      <w:bookmarkStart w:id="1" w:name="_Toc227574131"/>
       <w:r>
         <w:t>Introducción</w:t>
       </w:r>
@@ -1481,20 +1498,22 @@
     </w:p>
     <w:p>
       <w:pPr>
-        <w:rPr>
-          <w:lang w:eastAsia="es-CO"/>
-        </w:rPr>
-      </w:pPr>
-    </w:p>
-    <w:p>
-      <w:pPr>
         <w:pStyle w:val="Video"/>
-        <w:ind w:left="0" w:right="758" w:firstLine="0"/>
+        <w:numPr>
+          <w:ilvl w:val="0"/>
+          <w:numId w:val="0"/>
+        </w:numPr>
+        <w:ind w:right="758"/>
         <w:jc w:val="left"/>
       </w:pPr>
+    </w:p>
+    <w:p>
+      <w:pPr>
+        <w:pStyle w:val="Video"/>
+      </w:pPr>
       <w:r>
         <w:lastRenderedPageBreak/>
-        <w:t xml:space="preserve">Fundamentos de la evaluación de impactos ambientales en procesos energéticos </w:t>
+        <w:t>Fundamentos de la evaluación de impactos ambientales en procesos energéticos</w:t>
       </w:r>
     </w:p>
     <w:p>
@@ -1507,16 +1526,10 @@
           <w:noProof/>
         </w:rPr>
         <w:drawing>
-          <wp:inline distT="0" distB="0" distL="0" distR="0" wp14:anchorId="54CA632C" wp14:editId="0170745C">
-            <wp:extent cx="4165600" cy="3124200"/>
-            <wp:effectExtent l="0" t="0" r="6350" b="0"/>
-            <wp:docPr id="280484432" name="Imagen 4">
-              <a:extLst xmlns:a="http://schemas.openxmlformats.org/drawingml/2006/main">
-                <a:ext uri="{C183D7F6-B498-43B3-948B-1728B52AA6E4}">
-                  <adec:decorative xmlns:adec="http://schemas.microsoft.com/office/drawing/2017/decorative" val="1"/>
-                </a:ext>
-              </a:extLst>
-            </wp:docPr>
+          <wp:inline distT="0" distB="0" distL="0" distR="0" wp14:anchorId="4CF2A0DD" wp14:editId="4D4CFBDA">
+            <wp:extent cx="4168390" cy="2344615"/>
+            <wp:effectExtent l="0" t="0" r="3810" b="0"/>
+            <wp:docPr id="279627367" name="Imagen 4"/>
             <wp:cNvGraphicFramePr>
               <a:graphicFrameLocks xmlns:a="http://schemas.openxmlformats.org/drawingml/2006/main" noChangeAspect="1"/>
             </wp:cNvGraphicFramePr>
@@ -1524,19 +1537,13 @@
               <a:graphicData uri="http://schemas.openxmlformats.org/drawingml/2006/picture">
                 <pic:pic xmlns:pic="http://schemas.openxmlformats.org/drawingml/2006/picture">
                   <pic:nvPicPr>
-                    <pic:cNvPr id="280484432" name="Imagen 4">
-                      <a:extLst>
-                        <a:ext uri="{C183D7F6-B498-43B3-948B-1728B52AA6E4}">
-                          <adec:decorative xmlns:adec="http://schemas.microsoft.com/office/drawing/2017/decorative" val="1"/>
-                        </a:ext>
-                      </a:extLst>
-                    </pic:cNvPr>
+                    <pic:cNvPr id="0" name="Picture 1"/>
                     <pic:cNvPicPr>
                       <a:picLocks noChangeAspect="1" noChangeArrowheads="1"/>
                     </pic:cNvPicPr>
                   </pic:nvPicPr>
                   <pic:blipFill>
-                    <a:blip r:embed="rId12">
+                    <a:blip r:embed="rId12" cstate="print">
                       <a:extLst>
                         <a:ext uri="{28A0092B-C50C-407E-A947-70E740481C1C}">
                           <a14:useLocalDpi xmlns:a14="http://schemas.microsoft.com/office/drawing/2010/main" val="0"/>
@@ -1551,7 +1558,7 @@
                   <pic:spPr bwMode="auto">
                     <a:xfrm>
                       <a:off x="0" y="0"/>
-                      <a:ext cx="4166843" cy="3125132"/>
+                      <a:ext cx="4183402" cy="2353059"/>
                     </a:xfrm>
                     <a:prstGeom prst="rect">
                       <a:avLst/>
@@ -1572,6 +1579,7 @@
     <w:p>
       <w:pPr>
         <w:ind w:firstLine="0"/>
+        <w:jc w:val="center"/>
         <w:rPr>
           <w:b/>
         </w:rPr>
@@ -1586,7 +1594,7 @@
         <w:rPr>
           <w:b/>
         </w:rPr>
-        <w:instrText xml:space="preserve"> HYPERLINK "https://www.youtube.com/watch?v=Xjkc9ChBmWk" </w:instrText>
+        <w:instrText>HYPERLINK "https://www.youtube.com/watch?v=Xjkc9ChBmWk"</w:instrText>
       </w:r>
       <w:r>
         <w:rPr>
@@ -1679,18 +1687,15 @@
               <w:spacing w:before="0" w:after="0"/>
             </w:pPr>
             <w:r>
-              <w:t xml:space="preserve">Este componente formativo busca brindar a los aprendices los conocimientos y habilidades necesarios para analizar cómo los procesos energéticos interactúan con el </w:t>
-            </w:r>
+              <w:t xml:space="preserve">Este componente formativo busca brindar a los aprendices los conocimientos y habilidades necesarios para analizar cómo los procesos energéticos interactúan con el ambiente, aplicando herramientas de evaluación ambiental y criterios de sostenibilidad. </w:t>
+            </w:r>
+          </w:p>
+          <w:p>
+            <w:pPr>
+              <w:spacing w:before="0" w:after="0"/>
+            </w:pPr>
             <w:r>
               <w:lastRenderedPageBreak/>
-              <w:t xml:space="preserve">ambiente, aplicando herramientas de evaluación ambiental y criterios de sostenibilidad. </w:t>
-            </w:r>
-          </w:p>
-          <w:p>
-            <w:pPr>
-              <w:spacing w:before="0" w:after="0"/>
-            </w:pPr>
-            <w:r>
               <w:t xml:space="preserve">A través del estudio del ciclo de vida energético, el aprendiz identifica los impactos directos e indirectos en cada etapa del proceso, y propone acciones de mejora orientadas a la gestión responsable de los recursos naturales. </w:t>
             </w:r>
           </w:p>
@@ -2151,6 +2156,24 @@
       <w:r>
         <w:tab/>
       </w:r>
+    </w:p>
+    <w:p>
+      <w:pPr>
+        <w:spacing w:before="0" w:after="0"/>
+        <w:ind w:firstLine="0"/>
+      </w:pPr>
+    </w:p>
+    <w:p>
+      <w:pPr>
+        <w:spacing w:before="0" w:after="0"/>
+        <w:ind w:firstLine="0"/>
+      </w:pPr>
+    </w:p>
+    <w:p>
+      <w:pPr>
+        <w:spacing w:before="0" w:after="0"/>
+        <w:ind w:firstLine="0"/>
+      </w:pPr>
       <w:r>
         <w:tab/>
       </w:r>
@@ -2243,8 +2266,9 @@
         <w:spacing w:after="120"/>
         <w:ind w:left="720"/>
       </w:pPr>
-      <w:bookmarkStart w:id="3" w:name="_Toc223941838"/>
-      <w:r>
+      <w:bookmarkStart w:id="3" w:name="_Toc227574132"/>
+      <w:r>
+        <w:lastRenderedPageBreak/>
         <w:t>La sostenibilidad como marco de referencia</w:t>
       </w:r>
       <w:bookmarkEnd w:id="3"/>
@@ -2259,7 +2283,6 @@
         <w:rPr>
           <w:lang w:eastAsia="es-CO"/>
         </w:rPr>
-        <w:lastRenderedPageBreak/>
         <w:t>En el núcleo de la gestión sostenible de la energía se encuentra el concepto de sostenibilidad. Aunque el término se utiliza con frecuencia, su significado es profundo y abarca múltiples dimensiones. En esencia, la sostenibilidad se refiere a la capacidad de mantener un proceso o sistema en el tiempo sin agotar los recursos que lo sustentan ni generar dañ</w:t>
       </w:r>
       <w:r>
@@ -2386,20 +2409,26 @@
         <w:rPr>
           <w:lang w:eastAsia="es-CO"/>
         </w:rPr>
-        <w:t>La sostenibilidad se construye a partir de la interdependencia entre tres dimensiones clave. Estas no funcionan por separado, cada una influye y depende de las otras. Una iniciativa puede ser económicamente rentable, pero si deteriora la calidad del aire (dimensión ambiental) o afecta la salud y el bienestar de las comunidades (dimensión social), no puede considerarse sostenible.</w:t>
-      </w:r>
-    </w:p>
-    <w:p>
-      <w:pPr>
-        <w:rPr>
-          <w:lang w:eastAsia="es-CO"/>
-        </w:rPr>
-      </w:pPr>
+        <w:t xml:space="preserve">La sostenibilidad se construye a partir de la interdependencia entre tres dimensiones clave. Estas no funcionan por separado, cada una influye y depende de las otras. Una iniciativa puede ser económicamente rentable, pero si deteriora la calidad </w:t>
+      </w:r>
       <w:r>
         <w:rPr>
           <w:lang w:eastAsia="es-CO"/>
         </w:rPr>
         <w:lastRenderedPageBreak/>
+        <w:t>del aire (dimensión ambiental) o afecta la salud y el bienestar de las comunidades (dimensión social), no puede considerarse sostenible.</w:t>
+      </w:r>
+    </w:p>
+    <w:p>
+      <w:pPr>
+        <w:rPr>
+          <w:lang w:eastAsia="es-CO"/>
+        </w:rPr>
+      </w:pPr>
+      <w:r>
+        <w:rPr>
+          <w:lang w:eastAsia="es-CO"/>
+        </w:rPr>
         <w:t>En esencia, la sostenibilidad es un concepto multidimensional que va más allá de la preocupación por el medio ambiente. Plantea un modelo de desarrollo que busca armonizar tres pilares fundamentales: el económico, el social y el ambiental. Solo cuando un proyecto, política o decisión integra y equilibra estos tres aspectos de manera simultánea, es posible hablar de verdadera sostenibilidad.</w:t>
       </w:r>
       <w:r>
@@ -2448,8 +2477,8 @@
         <w:tblLook w:val="04A0" w:firstRow="1" w:lastRow="0" w:firstColumn="1" w:lastColumn="0" w:noHBand="0" w:noVBand="1"/>
       </w:tblPr>
       <w:tblGrid>
-        <w:gridCol w:w="4981"/>
-        <w:gridCol w:w="4981"/>
+        <w:gridCol w:w="3681"/>
+        <w:gridCol w:w="6281"/>
       </w:tblGrid>
       <w:tr>
         <w:trPr>
@@ -2458,10 +2487,11 @@
         </w:trPr>
         <w:tc>
           <w:tcPr>
-            <w:tcW w:w="4981" w:type="dxa"/>
+            <w:tcW w:w="3681" w:type="dxa"/>
           </w:tcPr>
           <w:p>
             <w:pPr>
+              <w:spacing w:before="0" w:after="0"/>
               <w:ind w:firstLine="0"/>
               <w:rPr>
                 <w:lang w:eastAsia="es-CO"/>
@@ -2474,10 +2504,11 @@
         </w:tc>
         <w:tc>
           <w:tcPr>
-            <w:tcW w:w="4981" w:type="dxa"/>
+            <w:tcW w:w="6281" w:type="dxa"/>
           </w:tcPr>
           <w:p>
             <w:pPr>
+              <w:spacing w:before="0" w:after="0"/>
               <w:ind w:firstLine="0"/>
               <w:rPr>
                 <w:lang w:eastAsia="es-CO"/>
@@ -2498,10 +2529,11 @@
         </w:trPr>
         <w:tc>
           <w:tcPr>
-            <w:tcW w:w="4981" w:type="dxa"/>
+            <w:tcW w:w="3681" w:type="dxa"/>
           </w:tcPr>
           <w:p>
             <w:pPr>
+              <w:spacing w:before="0" w:after="0"/>
               <w:ind w:firstLine="0"/>
               <w:rPr>
                 <w:b/>
@@ -2518,10 +2550,11 @@
         </w:tc>
         <w:tc>
           <w:tcPr>
-            <w:tcW w:w="4981" w:type="dxa"/>
+            <w:tcW w:w="6281" w:type="dxa"/>
           </w:tcPr>
           <w:p>
             <w:pPr>
+              <w:spacing w:before="0" w:after="0"/>
               <w:ind w:firstLine="0"/>
               <w:rPr>
                 <w:lang w:eastAsia="es-CO"/>
@@ -2539,10 +2572,11 @@
       <w:tr>
         <w:tc>
           <w:tcPr>
-            <w:tcW w:w="4981" w:type="dxa"/>
+            <w:tcW w:w="3681" w:type="dxa"/>
           </w:tcPr>
           <w:p>
             <w:pPr>
+              <w:spacing w:before="0" w:after="0"/>
               <w:ind w:firstLine="0"/>
               <w:rPr>
                 <w:b/>
@@ -2559,10 +2593,11 @@
         </w:tc>
         <w:tc>
           <w:tcPr>
-            <w:tcW w:w="4981" w:type="dxa"/>
+            <w:tcW w:w="6281" w:type="dxa"/>
           </w:tcPr>
           <w:p>
             <w:pPr>
+              <w:spacing w:before="0" w:after="0"/>
               <w:ind w:firstLine="0"/>
               <w:rPr>
                 <w:lang w:eastAsia="es-CO"/>
@@ -2583,10 +2618,11 @@
         </w:trPr>
         <w:tc>
           <w:tcPr>
-            <w:tcW w:w="4981" w:type="dxa"/>
+            <w:tcW w:w="3681" w:type="dxa"/>
           </w:tcPr>
           <w:p>
             <w:pPr>
+              <w:spacing w:before="0" w:after="0"/>
               <w:ind w:firstLine="0"/>
               <w:rPr>
                 <w:b/>
@@ -2603,7 +2639,7 @@
         </w:tc>
         <w:tc>
           <w:tcPr>
-            <w:tcW w:w="4981" w:type="dxa"/>
+            <w:tcW w:w="6281" w:type="dxa"/>
           </w:tcPr>
           <w:p>
             <w:pPr>
@@ -2612,6 +2648,7 @@
                 <w:ilvl w:val="0"/>
                 <w:numId w:val="17"/>
               </w:numPr>
+              <w:spacing w:before="0" w:after="0"/>
               <w:ind w:left="293"/>
               <w:rPr>
                 <w:lang w:eastAsia="es-CO"/>
@@ -2631,6 +2668,7 @@
                 <w:ilvl w:val="0"/>
                 <w:numId w:val="17"/>
               </w:numPr>
+              <w:spacing w:before="0" w:after="0"/>
               <w:ind w:left="293"/>
               <w:rPr>
                 <w:lang w:eastAsia="es-CO"/>
@@ -2650,6 +2688,7 @@
                 <w:ilvl w:val="0"/>
                 <w:numId w:val="17"/>
               </w:numPr>
+              <w:spacing w:before="0" w:after="0"/>
               <w:ind w:left="293"/>
               <w:rPr>
                 <w:lang w:eastAsia="es-CO"/>
@@ -2669,6 +2708,7 @@
                 <w:ilvl w:val="0"/>
                 <w:numId w:val="17"/>
               </w:numPr>
+              <w:spacing w:before="0" w:after="0"/>
               <w:ind w:left="293"/>
               <w:rPr>
                 <w:lang w:eastAsia="es-CO"/>
@@ -2678,7 +2718,6 @@
               <w:rPr>
                 <w:lang w:eastAsia="es-CO"/>
               </w:rPr>
-              <w:lastRenderedPageBreak/>
               <w:t>Restauración ambiental y manejo adecuado de residuos.</w:t>
             </w:r>
           </w:p>
@@ -2687,10 +2726,11 @@
       <w:tr>
         <w:tc>
           <w:tcPr>
-            <w:tcW w:w="4981" w:type="dxa"/>
+            <w:tcW w:w="3681" w:type="dxa"/>
           </w:tcPr>
           <w:p>
             <w:pPr>
+              <w:spacing w:before="0" w:after="0"/>
               <w:ind w:firstLine="0"/>
               <w:rPr>
                 <w:b/>
@@ -2702,14 +2742,13 @@
                 <w:b/>
                 <w:lang w:eastAsia="es-CO"/>
               </w:rPr>
-              <w:lastRenderedPageBreak/>
               <w:t>Ejemplos concretos</w:t>
             </w:r>
           </w:p>
         </w:tc>
         <w:tc>
           <w:tcPr>
-            <w:tcW w:w="4981" w:type="dxa"/>
+            <w:tcW w:w="6281" w:type="dxa"/>
           </w:tcPr>
           <w:p>
             <w:pPr>
@@ -2718,6 +2757,7 @@
                 <w:ilvl w:val="0"/>
                 <w:numId w:val="17"/>
               </w:numPr>
+              <w:spacing w:before="0" w:after="0"/>
               <w:ind w:left="293"/>
               <w:rPr>
                 <w:lang w:eastAsia="es-CO"/>
@@ -2737,6 +2777,7 @@
                 <w:ilvl w:val="0"/>
                 <w:numId w:val="17"/>
               </w:numPr>
+              <w:spacing w:before="0" w:after="0"/>
               <w:ind w:left="293"/>
               <w:rPr>
                 <w:lang w:eastAsia="es-CO"/>
@@ -2756,6 +2797,7 @@
                 <w:ilvl w:val="0"/>
                 <w:numId w:val="17"/>
               </w:numPr>
+              <w:spacing w:before="0" w:after="0"/>
               <w:ind w:left="293"/>
               <w:rPr>
                 <w:lang w:eastAsia="es-CO"/>
@@ -2765,6 +2807,7 @@
               <w:rPr>
                 <w:lang w:eastAsia="es-CO"/>
               </w:rPr>
+              <w:lastRenderedPageBreak/>
               <w:t xml:space="preserve">Programas de compensación ambiental. </w:t>
             </w:r>
           </w:p>
@@ -2775,6 +2818,7 @@
                 <w:ilvl w:val="0"/>
                 <w:numId w:val="17"/>
               </w:numPr>
+              <w:spacing w:before="0" w:after="0"/>
               <w:ind w:left="293"/>
               <w:rPr>
                 <w:lang w:eastAsia="es-CO"/>
@@ -2795,10 +2839,11 @@
         </w:trPr>
         <w:tc>
           <w:tcPr>
-            <w:tcW w:w="4981" w:type="dxa"/>
+            <w:tcW w:w="3681" w:type="dxa"/>
           </w:tcPr>
           <w:p>
             <w:pPr>
+              <w:spacing w:before="0" w:after="0"/>
               <w:ind w:firstLine="0"/>
               <w:rPr>
                 <w:b/>
@@ -2809,13 +2854,14 @@
               <w:rPr>
                 <w:b/>
               </w:rPr>
+              <w:lastRenderedPageBreak/>
               <w:t>Indicadores</w:t>
             </w:r>
           </w:p>
         </w:tc>
         <w:tc>
           <w:tcPr>
-            <w:tcW w:w="4981" w:type="dxa"/>
+            <w:tcW w:w="6281" w:type="dxa"/>
           </w:tcPr>
           <w:p>
             <w:pPr>
@@ -2824,6 +2870,7 @@
                 <w:ilvl w:val="0"/>
                 <w:numId w:val="17"/>
               </w:numPr>
+              <w:spacing w:before="0" w:after="0"/>
               <w:ind w:left="293"/>
               <w:rPr>
                 <w:lang w:eastAsia="es-CO"/>
@@ -2855,6 +2902,7 @@
                 <w:ilvl w:val="0"/>
                 <w:numId w:val="17"/>
               </w:numPr>
+              <w:spacing w:before="0" w:after="0"/>
               <w:ind w:left="293"/>
               <w:rPr>
                 <w:lang w:eastAsia="es-CO"/>
@@ -2880,6 +2928,7 @@
                 <w:ilvl w:val="0"/>
                 <w:numId w:val="17"/>
               </w:numPr>
+              <w:spacing w:before="0" w:after="0"/>
               <w:ind w:left="293"/>
               <w:rPr>
                 <w:lang w:eastAsia="es-CO"/>
@@ -2905,6 +2954,7 @@
                 <w:ilvl w:val="0"/>
                 <w:numId w:val="17"/>
               </w:numPr>
+              <w:spacing w:before="0" w:after="0"/>
               <w:ind w:left="293"/>
               <w:rPr>
                 <w:lang w:eastAsia="es-CO"/>
@@ -2942,8 +2992,8 @@
         <w:tblLook w:val="04A0" w:firstRow="1" w:lastRow="0" w:firstColumn="1" w:lastColumn="0" w:noHBand="0" w:noVBand="1"/>
       </w:tblPr>
       <w:tblGrid>
-        <w:gridCol w:w="4981"/>
-        <w:gridCol w:w="4981"/>
+        <w:gridCol w:w="3823"/>
+        <w:gridCol w:w="6139"/>
       </w:tblGrid>
       <w:tr>
         <w:trPr>
@@ -2952,10 +3002,11 @@
         </w:trPr>
         <w:tc>
           <w:tcPr>
-            <w:tcW w:w="4981" w:type="dxa"/>
+            <w:tcW w:w="3823" w:type="dxa"/>
           </w:tcPr>
           <w:p>
             <w:pPr>
+              <w:spacing w:before="0" w:after="0"/>
               <w:ind w:firstLine="0"/>
               <w:rPr>
                 <w:lang w:eastAsia="es-CO"/>
@@ -2968,10 +3019,11 @@
         </w:tc>
         <w:tc>
           <w:tcPr>
-            <w:tcW w:w="4981" w:type="dxa"/>
+            <w:tcW w:w="6139" w:type="dxa"/>
           </w:tcPr>
           <w:p>
             <w:pPr>
+              <w:spacing w:before="0" w:after="0"/>
               <w:ind w:firstLine="0"/>
               <w:rPr>
                 <w:lang w:eastAsia="es-CO"/>
@@ -2992,10 +3044,11 @@
         </w:trPr>
         <w:tc>
           <w:tcPr>
-            <w:tcW w:w="4981" w:type="dxa"/>
+            <w:tcW w:w="3823" w:type="dxa"/>
           </w:tcPr>
           <w:p>
             <w:pPr>
+              <w:spacing w:before="0" w:after="0"/>
               <w:ind w:firstLine="0"/>
               <w:rPr>
                 <w:b/>
@@ -3012,10 +3065,11 @@
         </w:tc>
         <w:tc>
           <w:tcPr>
-            <w:tcW w:w="4981" w:type="dxa"/>
+            <w:tcW w:w="6139" w:type="dxa"/>
           </w:tcPr>
           <w:p>
             <w:pPr>
+              <w:spacing w:before="0" w:after="0"/>
               <w:ind w:firstLine="0"/>
               <w:rPr>
                 <w:lang w:eastAsia="es-CO"/>
@@ -3033,10 +3087,11 @@
       <w:tr>
         <w:tc>
           <w:tcPr>
-            <w:tcW w:w="4981" w:type="dxa"/>
+            <w:tcW w:w="3823" w:type="dxa"/>
           </w:tcPr>
           <w:p>
             <w:pPr>
+              <w:spacing w:before="0" w:after="0"/>
               <w:ind w:firstLine="0"/>
               <w:rPr>
                 <w:b/>
@@ -3047,17 +3102,17 @@
               <w:rPr>
                 <w:b/>
               </w:rPr>
-              <w:lastRenderedPageBreak/>
               <w:t>Objetivos principales</w:t>
             </w:r>
           </w:p>
         </w:tc>
         <w:tc>
           <w:tcPr>
-            <w:tcW w:w="4981" w:type="dxa"/>
+            <w:tcW w:w="6139" w:type="dxa"/>
           </w:tcPr>
           <w:p>
             <w:pPr>
+              <w:spacing w:before="0" w:after="0"/>
               <w:ind w:firstLine="0"/>
               <w:rPr>
                 <w:lang w:eastAsia="es-CO"/>
@@ -3078,10 +3133,11 @@
         </w:trPr>
         <w:tc>
           <w:tcPr>
-            <w:tcW w:w="4981" w:type="dxa"/>
+            <w:tcW w:w="3823" w:type="dxa"/>
           </w:tcPr>
           <w:p>
             <w:pPr>
+              <w:spacing w:before="0" w:after="0"/>
               <w:ind w:firstLine="0"/>
               <w:rPr>
                 <w:b/>
@@ -3098,7 +3154,7 @@
         </w:tc>
         <w:tc>
           <w:tcPr>
-            <w:tcW w:w="4981" w:type="dxa"/>
+            <w:tcW w:w="6139" w:type="dxa"/>
           </w:tcPr>
           <w:p>
             <w:pPr>
@@ -3107,6 +3163,7 @@
                 <w:ilvl w:val="0"/>
                 <w:numId w:val="17"/>
               </w:numPr>
+              <w:spacing w:before="0" w:after="0"/>
               <w:ind w:left="293"/>
               <w:rPr>
                 <w:lang w:eastAsia="es-CO"/>
@@ -3126,6 +3183,7 @@
                 <w:ilvl w:val="0"/>
                 <w:numId w:val="17"/>
               </w:numPr>
+              <w:spacing w:before="0" w:after="0"/>
               <w:ind w:left="293"/>
               <w:rPr>
                 <w:lang w:eastAsia="es-CO"/>
@@ -3145,6 +3203,7 @@
                 <w:ilvl w:val="0"/>
                 <w:numId w:val="17"/>
               </w:numPr>
+              <w:spacing w:before="0" w:after="0"/>
               <w:ind w:left="293"/>
               <w:rPr>
                 <w:lang w:eastAsia="es-CO"/>
@@ -3164,6 +3223,7 @@
                 <w:ilvl w:val="0"/>
                 <w:numId w:val="17"/>
               </w:numPr>
+              <w:spacing w:before="0" w:after="0"/>
               <w:ind w:left="293"/>
               <w:rPr>
                 <w:lang w:eastAsia="es-CO"/>
@@ -3181,10 +3241,11 @@
       <w:tr>
         <w:tc>
           <w:tcPr>
-            <w:tcW w:w="4981" w:type="dxa"/>
+            <w:tcW w:w="3823" w:type="dxa"/>
           </w:tcPr>
           <w:p>
             <w:pPr>
+              <w:spacing w:before="0" w:after="0"/>
               <w:ind w:firstLine="0"/>
               <w:rPr>
                 <w:b/>
@@ -3201,7 +3262,7 @@
         </w:tc>
         <w:tc>
           <w:tcPr>
-            <w:tcW w:w="4981" w:type="dxa"/>
+            <w:tcW w:w="6139" w:type="dxa"/>
           </w:tcPr>
           <w:p>
             <w:pPr>
@@ -3210,6 +3271,7 @@
                 <w:ilvl w:val="0"/>
                 <w:numId w:val="17"/>
               </w:numPr>
+              <w:spacing w:before="0" w:after="0"/>
               <w:ind w:left="293"/>
               <w:rPr>
                 <w:lang w:eastAsia="es-CO"/>
@@ -3229,6 +3291,7 @@
                 <w:ilvl w:val="0"/>
                 <w:numId w:val="17"/>
               </w:numPr>
+              <w:spacing w:before="0" w:after="0"/>
               <w:ind w:left="293"/>
               <w:rPr>
                 <w:lang w:eastAsia="es-CO"/>
@@ -3248,6 +3311,7 @@
                 <w:ilvl w:val="0"/>
                 <w:numId w:val="17"/>
               </w:numPr>
+              <w:spacing w:before="0" w:after="0"/>
               <w:ind w:left="293"/>
               <w:rPr>
                 <w:lang w:eastAsia="es-CO"/>
@@ -3257,6 +3321,7 @@
               <w:rPr>
                 <w:lang w:eastAsia="es-CO"/>
               </w:rPr>
+              <w:lastRenderedPageBreak/>
               <w:t>Educación energética en comunidades.</w:t>
             </w:r>
           </w:p>
@@ -3267,6 +3332,7 @@
                 <w:ilvl w:val="0"/>
                 <w:numId w:val="17"/>
               </w:numPr>
+              <w:spacing w:before="0" w:after="0"/>
               <w:ind w:left="293"/>
               <w:rPr>
                 <w:lang w:eastAsia="es-CO"/>
@@ -3287,10 +3353,11 @@
         </w:trPr>
         <w:tc>
           <w:tcPr>
-            <w:tcW w:w="4981" w:type="dxa"/>
+            <w:tcW w:w="3823" w:type="dxa"/>
           </w:tcPr>
           <w:p>
             <w:pPr>
+              <w:spacing w:before="0" w:after="0"/>
               <w:ind w:firstLine="0"/>
               <w:rPr>
                 <w:b/>
@@ -3301,13 +3368,14 @@
               <w:rPr>
                 <w:b/>
               </w:rPr>
+              <w:lastRenderedPageBreak/>
               <w:t>Indicadores</w:t>
             </w:r>
           </w:p>
         </w:tc>
         <w:tc>
           <w:tcPr>
-            <w:tcW w:w="4981" w:type="dxa"/>
+            <w:tcW w:w="6139" w:type="dxa"/>
           </w:tcPr>
           <w:p>
             <w:pPr>
@@ -3316,6 +3384,7 @@
                 <w:ilvl w:val="0"/>
                 <w:numId w:val="17"/>
               </w:numPr>
+              <w:spacing w:before="0" w:after="0"/>
               <w:ind w:left="293"/>
               <w:rPr>
                 <w:lang w:eastAsia="es-CO"/>
@@ -3335,6 +3404,7 @@
                 <w:ilvl w:val="0"/>
                 <w:numId w:val="17"/>
               </w:numPr>
+              <w:spacing w:before="0" w:after="0"/>
               <w:ind w:left="293"/>
               <w:rPr>
                 <w:lang w:eastAsia="es-CO"/>
@@ -3354,6 +3424,7 @@
                 <w:ilvl w:val="0"/>
                 <w:numId w:val="17"/>
               </w:numPr>
+              <w:spacing w:before="0" w:after="0"/>
               <w:ind w:left="293"/>
               <w:rPr>
                 <w:lang w:eastAsia="es-CO"/>
@@ -3363,7 +3434,6 @@
               <w:rPr>
                 <w:lang w:eastAsia="es-CO"/>
               </w:rPr>
-              <w:lastRenderedPageBreak/>
               <w:t>Participación efectiva en procesos de toma de decisiones.</w:t>
             </w:r>
           </w:p>
@@ -3374,6 +3444,7 @@
                 <w:ilvl w:val="0"/>
                 <w:numId w:val="17"/>
               </w:numPr>
+              <w:spacing w:before="0" w:after="0"/>
               <w:ind w:left="293"/>
               <w:rPr>
                 <w:lang w:eastAsia="es-CO"/>
@@ -3400,7 +3471,6 @@
         <w:rPr>
           <w:lang w:eastAsia="es-CO"/>
         </w:rPr>
-        <w:lastRenderedPageBreak/>
         <w:t>Dimensión económica</w:t>
       </w:r>
     </w:p>
@@ -3411,8 +3481,8 @@
         <w:tblLook w:val="04A0" w:firstRow="1" w:lastRow="0" w:firstColumn="1" w:lastColumn="0" w:noHBand="0" w:noVBand="1"/>
       </w:tblPr>
       <w:tblGrid>
-        <w:gridCol w:w="4981"/>
-        <w:gridCol w:w="4981"/>
+        <w:gridCol w:w="3823"/>
+        <w:gridCol w:w="6139"/>
       </w:tblGrid>
       <w:tr>
         <w:trPr>
@@ -3421,10 +3491,11 @@
         </w:trPr>
         <w:tc>
           <w:tcPr>
-            <w:tcW w:w="4981" w:type="dxa"/>
+            <w:tcW w:w="3823" w:type="dxa"/>
           </w:tcPr>
           <w:p>
             <w:pPr>
+              <w:spacing w:before="0" w:after="0"/>
               <w:ind w:firstLine="0"/>
               <w:rPr>
                 <w:lang w:eastAsia="es-CO"/>
@@ -3437,10 +3508,11 @@
         </w:tc>
         <w:tc>
           <w:tcPr>
-            <w:tcW w:w="4981" w:type="dxa"/>
+            <w:tcW w:w="6139" w:type="dxa"/>
           </w:tcPr>
           <w:p>
             <w:pPr>
+              <w:spacing w:before="0" w:after="0"/>
               <w:ind w:firstLine="0"/>
               <w:rPr>
                 <w:lang w:eastAsia="es-CO"/>
@@ -3461,10 +3533,11 @@
         </w:trPr>
         <w:tc>
           <w:tcPr>
-            <w:tcW w:w="4981" w:type="dxa"/>
+            <w:tcW w:w="3823" w:type="dxa"/>
           </w:tcPr>
           <w:p>
             <w:pPr>
+              <w:spacing w:before="0" w:after="0"/>
               <w:ind w:firstLine="0"/>
               <w:rPr>
                 <w:b/>
@@ -3481,10 +3554,11 @@
         </w:tc>
         <w:tc>
           <w:tcPr>
-            <w:tcW w:w="4981" w:type="dxa"/>
+            <w:tcW w:w="6139" w:type="dxa"/>
           </w:tcPr>
           <w:p>
             <w:pPr>
+              <w:spacing w:before="0" w:after="0"/>
               <w:ind w:firstLine="0"/>
               <w:rPr>
                 <w:lang w:eastAsia="es-CO"/>
@@ -3502,10 +3576,11 @@
       <w:tr>
         <w:tc>
           <w:tcPr>
-            <w:tcW w:w="4981" w:type="dxa"/>
+            <w:tcW w:w="3823" w:type="dxa"/>
           </w:tcPr>
           <w:p>
             <w:pPr>
+              <w:spacing w:before="0" w:after="0"/>
               <w:ind w:firstLine="0"/>
               <w:rPr>
                 <w:b/>
@@ -3522,10 +3597,11 @@
         </w:tc>
         <w:tc>
           <w:tcPr>
-            <w:tcW w:w="4981" w:type="dxa"/>
+            <w:tcW w:w="6139" w:type="dxa"/>
           </w:tcPr>
           <w:p>
             <w:pPr>
+              <w:spacing w:before="0" w:after="0"/>
               <w:ind w:firstLine="0"/>
               <w:rPr>
                 <w:lang w:eastAsia="es-CO"/>
@@ -3546,10 +3622,11 @@
         </w:trPr>
         <w:tc>
           <w:tcPr>
-            <w:tcW w:w="4981" w:type="dxa"/>
+            <w:tcW w:w="3823" w:type="dxa"/>
           </w:tcPr>
           <w:p>
             <w:pPr>
+              <w:spacing w:before="0" w:after="0"/>
               <w:ind w:firstLine="0"/>
               <w:rPr>
                 <w:b/>
@@ -3566,7 +3643,7 @@
         </w:tc>
         <w:tc>
           <w:tcPr>
-            <w:tcW w:w="4981" w:type="dxa"/>
+            <w:tcW w:w="6139" w:type="dxa"/>
           </w:tcPr>
           <w:p>
             <w:pPr>
@@ -3575,6 +3652,7 @@
                 <w:ilvl w:val="0"/>
                 <w:numId w:val="17"/>
               </w:numPr>
+              <w:spacing w:before="0" w:after="0"/>
               <w:ind w:left="293"/>
               <w:rPr>
                 <w:lang w:eastAsia="es-CO"/>
@@ -3600,6 +3678,7 @@
                 <w:ilvl w:val="0"/>
                 <w:numId w:val="17"/>
               </w:numPr>
+              <w:spacing w:before="0" w:after="0"/>
               <w:ind w:left="293"/>
               <w:rPr>
                 <w:lang w:eastAsia="es-CO"/>
@@ -3625,6 +3704,7 @@
                 <w:ilvl w:val="0"/>
                 <w:numId w:val="17"/>
               </w:numPr>
+              <w:spacing w:before="0" w:after="0"/>
               <w:ind w:left="293"/>
               <w:rPr>
                 <w:lang w:eastAsia="es-CO"/>
@@ -3650,6 +3730,7 @@
                 <w:ilvl w:val="0"/>
                 <w:numId w:val="17"/>
               </w:numPr>
+              <w:spacing w:before="0" w:after="0"/>
               <w:ind w:left="293"/>
               <w:rPr>
                 <w:lang w:eastAsia="es-CO"/>
@@ -3667,10 +3748,11 @@
       <w:tr>
         <w:tc>
           <w:tcPr>
-            <w:tcW w:w="4981" w:type="dxa"/>
+            <w:tcW w:w="3823" w:type="dxa"/>
           </w:tcPr>
           <w:p>
             <w:pPr>
+              <w:spacing w:before="0" w:after="0"/>
               <w:ind w:firstLine="0"/>
               <w:rPr>
                 <w:b/>
@@ -3681,14 +3763,13 @@
               <w:rPr>
                 <w:b/>
               </w:rPr>
-              <w:lastRenderedPageBreak/>
               <w:t>Ejemplos concretos</w:t>
             </w:r>
           </w:p>
         </w:tc>
         <w:tc>
           <w:tcPr>
-            <w:tcW w:w="4981" w:type="dxa"/>
+            <w:tcW w:w="6139" w:type="dxa"/>
           </w:tcPr>
           <w:p>
             <w:pPr>
@@ -3697,6 +3778,7 @@
                 <w:ilvl w:val="0"/>
                 <w:numId w:val="17"/>
               </w:numPr>
+              <w:spacing w:before="0" w:after="0"/>
               <w:ind w:left="293"/>
               <w:rPr>
                 <w:lang w:eastAsia="es-CO"/>
@@ -3716,6 +3798,7 @@
                 <w:ilvl w:val="0"/>
                 <w:numId w:val="17"/>
               </w:numPr>
+              <w:spacing w:before="0" w:after="0"/>
               <w:ind w:left="293"/>
               <w:rPr>
                 <w:lang w:eastAsia="es-CO"/>
@@ -3725,6 +3808,7 @@
               <w:rPr>
                 <w:lang w:eastAsia="es-CO"/>
               </w:rPr>
+              <w:lastRenderedPageBreak/>
               <w:t>Auditorías energéticas para reducir consumo.</w:t>
             </w:r>
           </w:p>
@@ -3735,6 +3819,7 @@
                 <w:ilvl w:val="0"/>
                 <w:numId w:val="17"/>
               </w:numPr>
+              <w:spacing w:before="0" w:after="0"/>
               <w:ind w:left="293"/>
               <w:rPr>
                 <w:lang w:eastAsia="es-CO"/>
@@ -3766,6 +3851,7 @@
                 <w:ilvl w:val="0"/>
                 <w:numId w:val="17"/>
               </w:numPr>
+              <w:spacing w:before="0" w:after="0"/>
               <w:ind w:left="293"/>
               <w:rPr>
                 <w:lang w:eastAsia="es-CO"/>
@@ -3786,10 +3872,11 @@
         </w:trPr>
         <w:tc>
           <w:tcPr>
-            <w:tcW w:w="4981" w:type="dxa"/>
+            <w:tcW w:w="3823" w:type="dxa"/>
           </w:tcPr>
           <w:p>
             <w:pPr>
+              <w:spacing w:before="0" w:after="0"/>
               <w:ind w:firstLine="0"/>
               <w:rPr>
                 <w:b/>
@@ -3800,13 +3887,14 @@
               <w:rPr>
                 <w:b/>
               </w:rPr>
+              <w:lastRenderedPageBreak/>
               <w:t>Indicadores</w:t>
             </w:r>
           </w:p>
         </w:tc>
         <w:tc>
           <w:tcPr>
-            <w:tcW w:w="4981" w:type="dxa"/>
+            <w:tcW w:w="6139" w:type="dxa"/>
           </w:tcPr>
           <w:p>
             <w:pPr>
@@ -3815,6 +3903,7 @@
                 <w:ilvl w:val="0"/>
                 <w:numId w:val="17"/>
               </w:numPr>
+              <w:spacing w:before="0" w:after="0"/>
               <w:ind w:left="293"/>
               <w:rPr>
                 <w:lang w:eastAsia="es-CO"/>
@@ -3846,6 +3935,7 @@
                 <w:ilvl w:val="0"/>
                 <w:numId w:val="17"/>
               </w:numPr>
+              <w:spacing w:before="0" w:after="0"/>
               <w:ind w:left="293"/>
               <w:rPr>
                 <w:lang w:eastAsia="es-CO"/>
@@ -3865,6 +3955,7 @@
                 <w:ilvl w:val="0"/>
                 <w:numId w:val="17"/>
               </w:numPr>
+              <w:spacing w:before="0" w:after="0"/>
               <w:ind w:left="293"/>
               <w:rPr>
                 <w:lang w:eastAsia="es-CO"/>
@@ -3884,6 +3975,7 @@
                 <w:ilvl w:val="0"/>
                 <w:numId w:val="17"/>
               </w:numPr>
+              <w:spacing w:before="0" w:after="0"/>
               <w:ind w:left="293"/>
               <w:rPr>
                 <w:lang w:eastAsia="es-CO"/>
@@ -3985,630 +4077,27 @@
         </w:rPr>
         <w:tab/>
       </w:r>
-      <w:r>
-        <w:rPr>
-          <w:lang w:eastAsia="es-CO"/>
-        </w:rPr>
-        <w:tab/>
-      </w:r>
-      <w:r>
-        <w:rPr>
-          <w:lang w:eastAsia="es-CO"/>
-        </w:rPr>
-        <w:tab/>
-      </w:r>
-      <w:r>
-        <w:rPr>
-          <w:lang w:eastAsia="es-CO"/>
-        </w:rPr>
-        <w:tab/>
-      </w:r>
-      <w:r>
-        <w:rPr>
-          <w:lang w:eastAsia="es-CO"/>
-        </w:rPr>
-        <w:tab/>
-      </w:r>
-      <w:r>
-        <w:rPr>
-          <w:lang w:eastAsia="es-CO"/>
-        </w:rPr>
-        <w:tab/>
-      </w:r>
-      <w:r>
-        <w:rPr>
-          <w:lang w:eastAsia="es-CO"/>
-        </w:rPr>
-        <w:tab/>
-      </w:r>
-      <w:r>
-        <w:rPr>
-          <w:lang w:eastAsia="es-CO"/>
-        </w:rPr>
-        <w:tab/>
-      </w:r>
-      <w:r>
-        <w:rPr>
-          <w:lang w:eastAsia="es-CO"/>
-        </w:rPr>
-        <w:tab/>
-      </w:r>
-      <w:r>
-        <w:rPr>
-          <w:lang w:eastAsia="es-CO"/>
-        </w:rPr>
-        <w:tab/>
-      </w:r>
-      <w:r>
-        <w:rPr>
-          <w:lang w:eastAsia="es-CO"/>
-        </w:rPr>
-        <w:tab/>
-      </w:r>
-      <w:r>
-        <w:rPr>
-          <w:lang w:eastAsia="es-CO"/>
-        </w:rPr>
-        <w:tab/>
-      </w:r>
-      <w:r>
-        <w:rPr>
-          <w:lang w:eastAsia="es-CO"/>
-        </w:rPr>
-        <w:tab/>
-      </w:r>
-      <w:r>
-        <w:rPr>
-          <w:lang w:eastAsia="es-CO"/>
-        </w:rPr>
-        <w:tab/>
-      </w:r>
-      <w:r>
-        <w:rPr>
-          <w:lang w:eastAsia="es-CO"/>
-        </w:rPr>
-        <w:tab/>
-      </w:r>
-      <w:r>
-        <w:rPr>
-          <w:lang w:eastAsia="es-CO"/>
-        </w:rPr>
-        <w:tab/>
-      </w:r>
-      <w:r>
-        <w:rPr>
-          <w:lang w:eastAsia="es-CO"/>
-        </w:rPr>
-        <w:tab/>
-      </w:r>
-      <w:r>
-        <w:rPr>
-          <w:lang w:eastAsia="es-CO"/>
-        </w:rPr>
-        <w:tab/>
-      </w:r>
-      <w:r>
-        <w:rPr>
-          <w:lang w:eastAsia="es-CO"/>
-        </w:rPr>
-        <w:tab/>
-      </w:r>
-      <w:r>
-        <w:rPr>
-          <w:lang w:eastAsia="es-CO"/>
-        </w:rPr>
-        <w:tab/>
-      </w:r>
-      <w:r>
-        <w:rPr>
-          <w:lang w:eastAsia="es-CO"/>
-        </w:rPr>
-        <w:tab/>
-      </w:r>
-      <w:r>
-        <w:rPr>
-          <w:lang w:eastAsia="es-CO"/>
-        </w:rPr>
-        <w:tab/>
-      </w:r>
-      <w:r>
-        <w:rPr>
-          <w:lang w:eastAsia="es-CO"/>
-        </w:rPr>
-        <w:tab/>
-      </w:r>
-      <w:r>
-        <w:rPr>
-          <w:lang w:eastAsia="es-CO"/>
-        </w:rPr>
-        <w:tab/>
-      </w:r>
-      <w:r>
-        <w:rPr>
-          <w:lang w:eastAsia="es-CO"/>
-        </w:rPr>
-        <w:tab/>
-      </w:r>
-      <w:r>
-        <w:rPr>
-          <w:lang w:eastAsia="es-CO"/>
-        </w:rPr>
-        <w:tab/>
-      </w:r>
-      <w:r>
-        <w:rPr>
-          <w:lang w:eastAsia="es-CO"/>
-        </w:rPr>
-        <w:tab/>
-      </w:r>
-      <w:r>
-        <w:rPr>
-          <w:lang w:eastAsia="es-CO"/>
-        </w:rPr>
-        <w:tab/>
-      </w:r>
-      <w:r>
-        <w:rPr>
-          <w:lang w:eastAsia="es-CO"/>
-        </w:rPr>
-        <w:tab/>
-      </w:r>
-      <w:r>
-        <w:rPr>
-          <w:lang w:eastAsia="es-CO"/>
-        </w:rPr>
-        <w:tab/>
-      </w:r>
-      <w:r>
-        <w:rPr>
-          <w:lang w:eastAsia="es-CO"/>
-        </w:rPr>
-        <w:tab/>
-      </w:r>
-      <w:r>
-        <w:rPr>
-          <w:lang w:eastAsia="es-CO"/>
-        </w:rPr>
-        <w:tab/>
-      </w:r>
-      <w:r>
-        <w:rPr>
-          <w:lang w:eastAsia="es-CO"/>
-        </w:rPr>
-        <w:tab/>
-      </w:r>
-      <w:r>
-        <w:rPr>
-          <w:lang w:eastAsia="es-CO"/>
-        </w:rPr>
-        <w:tab/>
-      </w:r>
-      <w:r>
-        <w:rPr>
-          <w:lang w:eastAsia="es-CO"/>
-        </w:rPr>
-        <w:tab/>
-      </w:r>
-      <w:r>
-        <w:rPr>
-          <w:lang w:eastAsia="es-CO"/>
-        </w:rPr>
-        <w:tab/>
-      </w:r>
-      <w:r>
-        <w:rPr>
-          <w:lang w:eastAsia="es-CO"/>
-        </w:rPr>
-        <w:tab/>
-      </w:r>
-      <w:r>
-        <w:rPr>
-          <w:lang w:eastAsia="es-CO"/>
-        </w:rPr>
-        <w:tab/>
-      </w:r>
-      <w:r>
-        <w:rPr>
-          <w:lang w:eastAsia="es-CO"/>
-        </w:rPr>
-        <w:tab/>
-      </w:r>
-      <w:r>
-        <w:rPr>
-          <w:lang w:eastAsia="es-CO"/>
-        </w:rPr>
-        <w:tab/>
-      </w:r>
-      <w:r>
-        <w:rPr>
-          <w:lang w:eastAsia="es-CO"/>
-        </w:rPr>
-        <w:tab/>
-      </w:r>
-      <w:r>
-        <w:rPr>
-          <w:lang w:eastAsia="es-CO"/>
-        </w:rPr>
-        <w:tab/>
-      </w:r>
-      <w:r>
-        <w:rPr>
-          <w:lang w:eastAsia="es-CO"/>
-        </w:rPr>
-        <w:tab/>
-      </w:r>
-      <w:r>
-        <w:rPr>
-          <w:lang w:eastAsia="es-CO"/>
-        </w:rPr>
-        <w:tab/>
-      </w:r>
-      <w:r>
-        <w:rPr>
-          <w:lang w:eastAsia="es-CO"/>
-        </w:rPr>
-        <w:tab/>
-      </w:r>
-      <w:r>
-        <w:rPr>
-          <w:lang w:eastAsia="es-CO"/>
-        </w:rPr>
-        <w:tab/>
-      </w:r>
-      <w:r>
-        <w:rPr>
-          <w:lang w:eastAsia="es-CO"/>
-        </w:rPr>
-        <w:tab/>
-      </w:r>
-      <w:r>
-        <w:rPr>
-          <w:lang w:eastAsia="es-CO"/>
-        </w:rPr>
-        <w:tab/>
-      </w:r>
-      <w:r>
-        <w:rPr>
-          <w:lang w:eastAsia="es-CO"/>
-        </w:rPr>
-        <w:tab/>
-      </w:r>
-      <w:r>
-        <w:rPr>
-          <w:lang w:eastAsia="es-CO"/>
-        </w:rPr>
-        <w:tab/>
-      </w:r>
-      <w:r>
-        <w:rPr>
-          <w:lang w:eastAsia="es-CO"/>
-        </w:rPr>
-        <w:tab/>
-      </w:r>
-      <w:r>
-        <w:rPr>
-          <w:lang w:eastAsia="es-CO"/>
-        </w:rPr>
-        <w:tab/>
-      </w:r>
-      <w:r>
-        <w:rPr>
-          <w:lang w:eastAsia="es-CO"/>
-        </w:rPr>
-        <w:tab/>
-      </w:r>
-      <w:r>
-        <w:rPr>
-          <w:lang w:eastAsia="es-CO"/>
-        </w:rPr>
-        <w:tab/>
-      </w:r>
-      <w:r>
-        <w:rPr>
-          <w:lang w:eastAsia="es-CO"/>
-        </w:rPr>
-        <w:tab/>
-      </w:r>
-      <w:r>
-        <w:rPr>
-          <w:lang w:eastAsia="es-CO"/>
-        </w:rPr>
-        <w:tab/>
-      </w:r>
-      <w:r>
-        <w:rPr>
-          <w:lang w:eastAsia="es-CO"/>
-        </w:rPr>
-        <w:tab/>
-      </w:r>
-      <w:r>
-        <w:rPr>
-          <w:lang w:eastAsia="es-CO"/>
-        </w:rPr>
-        <w:tab/>
-      </w:r>
-      <w:r>
-        <w:rPr>
-          <w:lang w:eastAsia="es-CO"/>
-        </w:rPr>
-        <w:tab/>
-      </w:r>
-      <w:r>
-        <w:rPr>
-          <w:lang w:eastAsia="es-CO"/>
-        </w:rPr>
-        <w:tab/>
-      </w:r>
-      <w:r>
-        <w:rPr>
-          <w:lang w:eastAsia="es-CO"/>
-        </w:rPr>
-        <w:tab/>
-      </w:r>
-      <w:r>
-        <w:rPr>
-          <w:lang w:eastAsia="es-CO"/>
-        </w:rPr>
-        <w:tab/>
-      </w:r>
-      <w:r>
-        <w:rPr>
-          <w:lang w:eastAsia="es-CO"/>
-        </w:rPr>
-        <w:tab/>
-      </w:r>
-      <w:r>
-        <w:rPr>
-          <w:lang w:eastAsia="es-CO"/>
-        </w:rPr>
-        <w:tab/>
-      </w:r>
-      <w:r>
-        <w:rPr>
-          <w:lang w:eastAsia="es-CO"/>
-        </w:rPr>
-        <w:tab/>
-      </w:r>
-      <w:r>
-        <w:rPr>
-          <w:lang w:eastAsia="es-CO"/>
-        </w:rPr>
-        <w:tab/>
-      </w:r>
-      <w:r>
-        <w:rPr>
-          <w:lang w:eastAsia="es-CO"/>
-        </w:rPr>
-        <w:tab/>
-      </w:r>
-      <w:r>
-        <w:rPr>
-          <w:lang w:eastAsia="es-CO"/>
-        </w:rPr>
-        <w:tab/>
-      </w:r>
-      <w:r>
-        <w:rPr>
-          <w:lang w:eastAsia="es-CO"/>
-        </w:rPr>
-        <w:tab/>
-      </w:r>
-      <w:r>
-        <w:rPr>
-          <w:lang w:eastAsia="es-CO"/>
-        </w:rPr>
-        <w:tab/>
-      </w:r>
-      <w:r>
-        <w:rPr>
-          <w:lang w:eastAsia="es-CO"/>
-        </w:rPr>
-        <w:tab/>
-      </w:r>
-      <w:r>
-        <w:rPr>
-          <w:lang w:eastAsia="es-CO"/>
-        </w:rPr>
-        <w:tab/>
-      </w:r>
-      <w:r>
-        <w:rPr>
-          <w:lang w:eastAsia="es-CO"/>
-        </w:rPr>
-        <w:tab/>
-      </w:r>
-      <w:r>
-        <w:rPr>
-          <w:lang w:eastAsia="es-CO"/>
-        </w:rPr>
-        <w:tab/>
-      </w:r>
-      <w:r>
-        <w:rPr>
-          <w:lang w:eastAsia="es-CO"/>
-        </w:rPr>
-        <w:tab/>
-      </w:r>
-      <w:r>
-        <w:rPr>
-          <w:lang w:eastAsia="es-CO"/>
-        </w:rPr>
-        <w:tab/>
-      </w:r>
-      <w:r>
-        <w:rPr>
-          <w:lang w:eastAsia="es-CO"/>
-        </w:rPr>
-        <w:tab/>
-      </w:r>
-      <w:r>
-        <w:rPr>
-          <w:lang w:eastAsia="es-CO"/>
-        </w:rPr>
-        <w:tab/>
-      </w:r>
-      <w:r>
-        <w:rPr>
-          <w:lang w:eastAsia="es-CO"/>
-        </w:rPr>
-        <w:tab/>
-      </w:r>
-      <w:r>
-        <w:rPr>
-          <w:lang w:eastAsia="es-CO"/>
-        </w:rPr>
-        <w:tab/>
-      </w:r>
-      <w:r>
-        <w:rPr>
-          <w:lang w:eastAsia="es-CO"/>
-        </w:rPr>
-        <w:tab/>
-      </w:r>
-      <w:r>
-        <w:rPr>
-          <w:lang w:eastAsia="es-CO"/>
-        </w:rPr>
-        <w:tab/>
-      </w:r>
-      <w:r>
-        <w:rPr>
-          <w:lang w:eastAsia="es-CO"/>
-        </w:rPr>
-        <w:tab/>
-      </w:r>
-      <w:r>
-        <w:rPr>
-          <w:lang w:eastAsia="es-CO"/>
-        </w:rPr>
-        <w:tab/>
-      </w:r>
-      <w:r>
-        <w:rPr>
-          <w:lang w:eastAsia="es-CO"/>
-        </w:rPr>
-        <w:tab/>
-      </w:r>
-      <w:r>
-        <w:rPr>
-          <w:lang w:eastAsia="es-CO"/>
-        </w:rPr>
-        <w:tab/>
-      </w:r>
-      <w:r>
-        <w:rPr>
-          <w:lang w:eastAsia="es-CO"/>
-        </w:rPr>
-        <w:tab/>
-      </w:r>
-      <w:r>
-        <w:rPr>
-          <w:lang w:eastAsia="es-CO"/>
-        </w:rPr>
-        <w:tab/>
-      </w:r>
-      <w:r>
-        <w:rPr>
-          <w:lang w:eastAsia="es-CO"/>
-        </w:rPr>
-        <w:tab/>
-      </w:r>
-      <w:r>
-        <w:rPr>
-          <w:lang w:eastAsia="es-CO"/>
-        </w:rPr>
-        <w:tab/>
-      </w:r>
-      <w:r>
-        <w:rPr>
-          <w:lang w:eastAsia="es-CO"/>
-        </w:rPr>
-        <w:tab/>
-      </w:r>
-      <w:r>
-        <w:rPr>
-          <w:lang w:eastAsia="es-CO"/>
-        </w:rPr>
-        <w:tab/>
-      </w:r>
-      <w:r>
-        <w:rPr>
-          <w:lang w:eastAsia="es-CO"/>
-        </w:rPr>
-        <w:tab/>
-      </w:r>
-      <w:r>
-        <w:rPr>
-          <w:lang w:eastAsia="es-CO"/>
-        </w:rPr>
-        <w:tab/>
-      </w:r>
-      <w:r>
-        <w:rPr>
-          <w:lang w:eastAsia="es-CO"/>
-        </w:rPr>
-        <w:tab/>
-      </w:r>
-      <w:r>
-        <w:rPr>
-          <w:lang w:eastAsia="es-CO"/>
-        </w:rPr>
-        <w:tab/>
-      </w:r>
-      <w:r>
-        <w:rPr>
-          <w:lang w:eastAsia="es-CO"/>
-        </w:rPr>
-        <w:tab/>
-      </w:r>
-      <w:r>
-        <w:rPr>
-          <w:lang w:eastAsia="es-CO"/>
-        </w:rPr>
-        <w:tab/>
-      </w:r>
-      <w:r>
-        <w:rPr>
-          <w:lang w:eastAsia="es-CO"/>
-        </w:rPr>
-        <w:tab/>
-      </w:r>
-      <w:r>
-        <w:rPr>
-          <w:lang w:eastAsia="es-CO"/>
-        </w:rPr>
-        <w:tab/>
-      </w:r>
-      <w:r>
-        <w:rPr>
-          <w:lang w:eastAsia="es-CO"/>
-        </w:rPr>
-        <w:tab/>
-      </w:r>
-      <w:r>
-        <w:rPr>
-          <w:lang w:eastAsia="es-CO"/>
-        </w:rPr>
-        <w:tab/>
-      </w:r>
     </w:p>
     <w:p>
       <w:pPr>
         <w:pStyle w:val="Figura"/>
       </w:pPr>
       <w:r>
-        <w:lastRenderedPageBreak/>
         <w:t xml:space="preserve">Figura 1. </w:t>
       </w:r>
       <w:r>
         <w:rPr>
           <w:b w:val="0"/>
+          <w:bCs/>
         </w:rPr>
         <w:t>Los tres pilares del desarrollo sostenible</w:t>
       </w:r>
     </w:p>
     <w:p>
       <w:pPr>
+        <w:spacing w:before="0" w:after="0"/>
+        <w:ind w:firstLine="0"/>
+        <w:jc w:val="center"/>
         <w:rPr>
           <w:lang w:eastAsia="es-CO"/>
         </w:rPr>
@@ -4619,9 +4108,9 @@
           <w:lang w:eastAsia="es-CO"/>
         </w:rPr>
         <w:drawing>
-          <wp:inline distT="0" distB="0" distL="0" distR="0" wp14:anchorId="05320EA4" wp14:editId="4A150F29">
-            <wp:extent cx="5879582" cy="3225800"/>
-            <wp:effectExtent l="0" t="0" r="6985" b="0"/>
+          <wp:inline distT="0" distB="0" distL="0" distR="0" wp14:anchorId="05320EA4" wp14:editId="0D8B16F2">
+            <wp:extent cx="4015154" cy="3041650"/>
+            <wp:effectExtent l="0" t="0" r="4445" b="6350"/>
             <wp:docPr id="18" name="Imagen 18" descr="Se representa el concepto de desarrollo sostenible a través de un esquema de superposición de tres componentes fundamentales. En el centro, se define el desarrollo sostenible como el punto de equilibrio entre tres pilares principales: el económico, el social y el ambiental. El modelo indica que el desarrollo es equitativo cuando se logra el balance entre los aspectos económico y social; es viable cuando se equilibra lo económico y lo ambiental; y es vivible (o soportable) cuando se encuentra el balance entre lo social y lo ambiental. El desarrollo sostenible se logra, por lo tanto, únicamente cuando se satisfacen las tres condiciones simultáneamente."/>
             <wp:cNvGraphicFramePr>
               <a:graphicFrameLocks xmlns:a="http://schemas.openxmlformats.org/drawingml/2006/main" noChangeAspect="1"/>
@@ -4648,7 +4137,7 @@
                   <pic:spPr>
                     <a:xfrm>
                       <a:off x="0" y="0"/>
-                      <a:ext cx="5894781" cy="3234139"/>
+                      <a:ext cx="4054435" cy="3071407"/>
                     </a:xfrm>
                     <a:prstGeom prst="rect">
                       <a:avLst/>
@@ -4663,6 +4152,8 @@
     </w:p>
     <w:p>
       <w:pPr>
+        <w:spacing w:before="0" w:after="0"/>
+        <w:ind w:firstLine="0"/>
         <w:rPr>
           <w:lang w:eastAsia="es-CO"/>
         </w:rPr>
@@ -4697,6 +4188,7 @@
     </w:p>
     <w:p>
       <w:pPr>
+        <w:spacing w:before="0" w:after="0"/>
         <w:ind w:firstLine="0"/>
         <w:rPr>
           <w:b/>
@@ -4725,6 +4217,7 @@
           <w:ilvl w:val="0"/>
           <w:numId w:val="5"/>
         </w:numPr>
+        <w:spacing w:before="0" w:after="0"/>
         <w:rPr>
           <w:lang w:eastAsia="es-CO"/>
         </w:rPr>
@@ -4750,6 +4243,7 @@
           <w:ilvl w:val="0"/>
           <w:numId w:val="5"/>
         </w:numPr>
+        <w:spacing w:before="0" w:after="0"/>
         <w:rPr>
           <w:lang w:eastAsia="es-CO"/>
         </w:rPr>
@@ -4759,6 +4253,7 @@
           <w:b/>
           <w:lang w:eastAsia="es-CO"/>
         </w:rPr>
+        <w:lastRenderedPageBreak/>
         <w:t xml:space="preserve">Social (parte izquierda): </w:t>
       </w:r>
       <w:r>
@@ -4775,6 +4270,7 @@
           <w:ilvl w:val="0"/>
           <w:numId w:val="5"/>
         </w:numPr>
+        <w:spacing w:before="0" w:after="0"/>
         <w:rPr>
           <w:lang w:eastAsia="es-CO"/>
         </w:rPr>
@@ -4795,6 +4291,7 @@
     </w:p>
     <w:p>
       <w:pPr>
+        <w:spacing w:before="0" w:after="0"/>
         <w:ind w:firstLine="0"/>
         <w:rPr>
           <w:b/>
@@ -4816,6 +4313,7 @@
           <w:ilvl w:val="0"/>
           <w:numId w:val="5"/>
         </w:numPr>
+        <w:spacing w:before="0" w:after="0"/>
         <w:rPr>
           <w:b/>
           <w:lang w:eastAsia="es-CO"/>
@@ -4842,6 +4340,7 @@
           <w:ilvl w:val="0"/>
           <w:numId w:val="5"/>
         </w:numPr>
+        <w:spacing w:before="0" w:after="0"/>
         <w:rPr>
           <w:b/>
           <w:lang w:eastAsia="es-CO"/>
@@ -4868,6 +4367,7 @@
           <w:ilvl w:val="0"/>
           <w:numId w:val="5"/>
         </w:numPr>
+        <w:spacing w:before="0" w:after="0"/>
         <w:rPr>
           <w:b/>
           <w:lang w:eastAsia="es-CO"/>
@@ -4878,7 +4378,6 @@
           <w:b/>
           <w:lang w:eastAsia="es-CO"/>
         </w:rPr>
-        <w:lastRenderedPageBreak/>
         <w:t>Entre social y ambiental:</w:t>
       </w:r>
       <w:r>
@@ -4890,6 +4389,7 @@
     </w:p>
     <w:p>
       <w:pPr>
+        <w:spacing w:before="0" w:after="0"/>
         <w:rPr>
           <w:lang w:eastAsia="es-CO"/>
         </w:rPr>
@@ -4943,6 +4443,7 @@
           <w:b/>
           <w:lang w:eastAsia="es-CO"/>
         </w:rPr>
+        <w:lastRenderedPageBreak/>
         <w:t>Interdependencia</w:t>
       </w:r>
       <w:r>
@@ -4962,14 +4463,7 @@
         <w:rPr>
           <w:lang w:eastAsia="es-CO"/>
         </w:rPr>
-        <w:t xml:space="preserve">a sostenibilidad reconoce que las dimensiones ambiental, social y económica no operan de forma aislada. Por el contrario, están profundamente interconectadas e influyen mutuamente. Un problema ambiental, como la escasez de agua, puede tener un impacto directo en la producción económica y en el bienestar social de una comunidad. Del mismo modo, una decisión económica, como la construcción de una planta de energía </w:t>
-      </w:r>
-      <w:r>
-        <w:rPr>
-          <w:lang w:eastAsia="es-CO"/>
-        </w:rPr>
-        <w:lastRenderedPageBreak/>
-        <w:t>sin considerar el impacto social, puede generar conflictos y degradar el medio ambiente. La interdependencia exige un enfoque holístico que considere los efectos cruzados de cada acción.</w:t>
+        <w:t>a sostenibilidad reconoce que las dimensiones ambiental, social y económica no operan de forma aislada. Por el contrario, están profundamente interconectadas e influyen mutuamente. Un problema ambiental, como la escasez de agua, puede tener un impacto directo en la producción económica y en el bienestar social de una comunidad. Del mismo modo, una decisión económica, como la construcción de una planta de energía sin considerar el impacto social, puede generar conflictos y degradar el medio ambiente. La interdependencia exige un enfoque holístico que considere los efectos cruzados de cada acción.</w:t>
       </w:r>
     </w:p>
     <w:p>
@@ -5089,6 +4583,7 @@
           <w:b/>
           <w:lang w:eastAsia="es-CO"/>
         </w:rPr>
+        <w:lastRenderedPageBreak/>
         <w:t>Equidad intergeneracional:</w:t>
       </w:r>
       <w:r>
@@ -5140,21 +4635,23 @@
         <w:rPr>
           <w:lang w:eastAsia="es-CO"/>
         </w:rPr>
-        <w:t xml:space="preserve">a sostenibilidad opera dentro de los límites biofísicos de la tierra. La capacidad de carga se refiere a la capacidad de los ecosistemas para soportar la vida y las actividades humanas sin degradarse </w:t>
-      </w:r>
-      <w:r>
-        <w:rPr>
-          <w:lang w:eastAsia="es-CO"/>
-        </w:rPr>
-        <w:lastRenderedPageBreak/>
-        <w:t>irreversiblemente. La sostenibilidad requiere que las actividades humanas permanezcan dentro de esta capacidad de carga. Conceptos como la huella ecológica son herramientas clave para medir y comprender si una actividad o un estilo de vida están operando dentro de estos límites.</w:t>
-      </w:r>
+        <w:t>a sostenibilidad opera dentro de los límites biofísicos de la tierra. La capacidad de carga se refiere a la capacidad de los ecosistemas para soportar la vida y las actividades humanas sin degradarse irreversiblemente. La sostenibilidad requiere que las actividades humanas permanezcan dentro de esta capacidad de carga. Conceptos como la huella ecológica son herramientas clave para medir y comprender si una actividad o un estilo de vida están operando dentro de estos límites.</w:t>
+      </w:r>
+    </w:p>
+    <w:p>
+      <w:pPr>
+        <w:pStyle w:val="Prrafodelista"/>
+        <w:ind w:firstLine="0"/>
+        <w:rPr>
+          <w:lang w:eastAsia="es-CO"/>
+        </w:rPr>
+      </w:pPr>
     </w:p>
     <w:p>
       <w:pPr>
         <w:pStyle w:val="Ttulo2"/>
       </w:pPr>
-      <w:bookmarkStart w:id="4" w:name="_Toc223941839"/>
+      <w:bookmarkStart w:id="4" w:name="_Toc227574133"/>
       <w:r>
         <w:t>Huella ecológica</w:t>
       </w:r>
@@ -5165,6 +4662,7 @@
     </w:p>
     <w:p>
       <w:pPr>
+        <w:spacing w:before="0" w:after="0"/>
         <w:rPr>
           <w:lang w:eastAsia="es-CO"/>
         </w:rPr>
@@ -5178,6 +4676,7 @@
     </w:p>
     <w:p>
       <w:pPr>
+        <w:spacing w:before="0" w:after="0"/>
         <w:rPr>
           <w:lang w:eastAsia="es-CO"/>
         </w:rPr>
@@ -5188,690 +4687,22 @@
         </w:rPr>
         <w:t>Su relevancia radica en que nos permite comparar nuestra demanda de recursos con la biocapacidad de la tierra, que es la capacidad del planeta para regenerar esos recursos y absorber los residuos. Cuando nuestra huella ecológica excede la biocapacidad, estamos consumiendo más de lo que el planeta puede regenerar, lo cual es insostenible.</w:t>
       </w:r>
-      <w:r>
-        <w:rPr>
-          <w:lang w:eastAsia="es-CO"/>
-        </w:rPr>
-        <w:tab/>
-      </w:r>
-      <w:r>
-        <w:rPr>
-          <w:lang w:eastAsia="es-CO"/>
-        </w:rPr>
-        <w:tab/>
-      </w:r>
-      <w:r>
-        <w:rPr>
-          <w:lang w:eastAsia="es-CO"/>
-        </w:rPr>
-        <w:tab/>
-      </w:r>
-      <w:r>
-        <w:rPr>
-          <w:lang w:eastAsia="es-CO"/>
-        </w:rPr>
-        <w:tab/>
-      </w:r>
-      <w:r>
-        <w:rPr>
-          <w:lang w:eastAsia="es-CO"/>
-        </w:rPr>
-        <w:tab/>
-      </w:r>
-      <w:r>
-        <w:rPr>
-          <w:lang w:eastAsia="es-CO"/>
-        </w:rPr>
-        <w:tab/>
-      </w:r>
-      <w:r>
-        <w:rPr>
-          <w:lang w:eastAsia="es-CO"/>
-        </w:rPr>
-        <w:tab/>
-      </w:r>
-      <w:r>
-        <w:rPr>
-          <w:lang w:eastAsia="es-CO"/>
-        </w:rPr>
-        <w:tab/>
-      </w:r>
-      <w:r>
-        <w:rPr>
-          <w:lang w:eastAsia="es-CO"/>
-        </w:rPr>
-        <w:tab/>
-      </w:r>
-      <w:r>
-        <w:rPr>
-          <w:lang w:eastAsia="es-CO"/>
-        </w:rPr>
-        <w:tab/>
-      </w:r>
-      <w:r>
-        <w:rPr>
-          <w:lang w:eastAsia="es-CO"/>
-        </w:rPr>
-        <w:tab/>
-      </w:r>
-      <w:r>
-        <w:rPr>
-          <w:lang w:eastAsia="es-CO"/>
-        </w:rPr>
-        <w:tab/>
-      </w:r>
-      <w:r>
-        <w:rPr>
-          <w:lang w:eastAsia="es-CO"/>
-        </w:rPr>
-        <w:tab/>
-      </w:r>
-      <w:r>
-        <w:rPr>
-          <w:lang w:eastAsia="es-CO"/>
-        </w:rPr>
-        <w:tab/>
-      </w:r>
-      <w:r>
-        <w:rPr>
-          <w:lang w:eastAsia="es-CO"/>
-        </w:rPr>
-        <w:tab/>
-      </w:r>
-      <w:r>
-        <w:rPr>
-          <w:lang w:eastAsia="es-CO"/>
-        </w:rPr>
-        <w:tab/>
-      </w:r>
-      <w:r>
-        <w:rPr>
-          <w:lang w:eastAsia="es-CO"/>
-        </w:rPr>
-        <w:tab/>
-      </w:r>
-      <w:r>
-        <w:rPr>
-          <w:lang w:eastAsia="es-CO"/>
-        </w:rPr>
-        <w:tab/>
-      </w:r>
-      <w:r>
-        <w:rPr>
-          <w:lang w:eastAsia="es-CO"/>
-        </w:rPr>
-        <w:tab/>
-      </w:r>
-      <w:r>
-        <w:rPr>
-          <w:lang w:eastAsia="es-CO"/>
-        </w:rPr>
-        <w:tab/>
-      </w:r>
-      <w:r>
-        <w:rPr>
-          <w:lang w:eastAsia="es-CO"/>
-        </w:rPr>
-        <w:tab/>
-      </w:r>
-      <w:r>
-        <w:rPr>
-          <w:lang w:eastAsia="es-CO"/>
-        </w:rPr>
-        <w:tab/>
-      </w:r>
-      <w:r>
-        <w:rPr>
-          <w:lang w:eastAsia="es-CO"/>
-        </w:rPr>
-        <w:tab/>
-      </w:r>
-      <w:r>
-        <w:rPr>
-          <w:lang w:eastAsia="es-CO"/>
-        </w:rPr>
-        <w:tab/>
-      </w:r>
-      <w:r>
-        <w:rPr>
-          <w:lang w:eastAsia="es-CO"/>
-        </w:rPr>
-        <w:tab/>
-      </w:r>
-      <w:r>
-        <w:rPr>
-          <w:lang w:eastAsia="es-CO"/>
-        </w:rPr>
-        <w:tab/>
-      </w:r>
-      <w:r>
-        <w:rPr>
-          <w:lang w:eastAsia="es-CO"/>
-        </w:rPr>
-        <w:tab/>
-      </w:r>
-      <w:r>
-        <w:rPr>
-          <w:lang w:eastAsia="es-CO"/>
-        </w:rPr>
-        <w:tab/>
-      </w:r>
-      <w:r>
-        <w:rPr>
-          <w:lang w:eastAsia="es-CO"/>
-        </w:rPr>
-        <w:tab/>
-      </w:r>
-      <w:r>
-        <w:rPr>
-          <w:lang w:eastAsia="es-CO"/>
-        </w:rPr>
-        <w:tab/>
-      </w:r>
-      <w:r>
-        <w:rPr>
-          <w:lang w:eastAsia="es-CO"/>
-        </w:rPr>
-        <w:tab/>
-      </w:r>
-      <w:r>
-        <w:rPr>
-          <w:lang w:eastAsia="es-CO"/>
-        </w:rPr>
-        <w:tab/>
-      </w:r>
-      <w:r>
-        <w:rPr>
-          <w:lang w:eastAsia="es-CO"/>
-        </w:rPr>
-        <w:tab/>
-      </w:r>
-      <w:r>
-        <w:rPr>
-          <w:lang w:eastAsia="es-CO"/>
-        </w:rPr>
-        <w:tab/>
-      </w:r>
-      <w:r>
-        <w:rPr>
-          <w:lang w:eastAsia="es-CO"/>
-        </w:rPr>
-        <w:tab/>
-      </w:r>
-      <w:r>
-        <w:rPr>
-          <w:lang w:eastAsia="es-CO"/>
-        </w:rPr>
-        <w:tab/>
-      </w:r>
-      <w:r>
-        <w:rPr>
-          <w:lang w:eastAsia="es-CO"/>
-        </w:rPr>
-        <w:tab/>
-      </w:r>
-      <w:r>
-        <w:rPr>
-          <w:lang w:eastAsia="es-CO"/>
-        </w:rPr>
-        <w:tab/>
-      </w:r>
-      <w:r>
-        <w:rPr>
-          <w:lang w:eastAsia="es-CO"/>
-        </w:rPr>
-        <w:tab/>
-      </w:r>
-      <w:r>
-        <w:rPr>
-          <w:lang w:eastAsia="es-CO"/>
-        </w:rPr>
-        <w:tab/>
-      </w:r>
-      <w:r>
-        <w:rPr>
-          <w:lang w:eastAsia="es-CO"/>
-        </w:rPr>
-        <w:tab/>
-      </w:r>
-      <w:r>
-        <w:rPr>
-          <w:lang w:eastAsia="es-CO"/>
-        </w:rPr>
-        <w:tab/>
-      </w:r>
-      <w:r>
-        <w:rPr>
-          <w:lang w:eastAsia="es-CO"/>
-        </w:rPr>
-        <w:tab/>
-      </w:r>
-      <w:r>
-        <w:rPr>
-          <w:lang w:eastAsia="es-CO"/>
-        </w:rPr>
-        <w:tab/>
-      </w:r>
-      <w:r>
-        <w:rPr>
-          <w:lang w:eastAsia="es-CO"/>
-        </w:rPr>
-        <w:tab/>
-      </w:r>
-      <w:r>
-        <w:rPr>
-          <w:lang w:eastAsia="es-CO"/>
-        </w:rPr>
-        <w:tab/>
-      </w:r>
-      <w:r>
-        <w:rPr>
-          <w:lang w:eastAsia="es-CO"/>
-        </w:rPr>
-        <w:tab/>
-      </w:r>
-      <w:r>
-        <w:rPr>
-          <w:lang w:eastAsia="es-CO"/>
-        </w:rPr>
-        <w:tab/>
-      </w:r>
-      <w:r>
-        <w:rPr>
-          <w:lang w:eastAsia="es-CO"/>
-        </w:rPr>
-        <w:tab/>
-      </w:r>
-      <w:r>
-        <w:rPr>
-          <w:lang w:eastAsia="es-CO"/>
-        </w:rPr>
-        <w:tab/>
-      </w:r>
-      <w:r>
-        <w:rPr>
-          <w:lang w:eastAsia="es-CO"/>
-        </w:rPr>
-        <w:tab/>
-      </w:r>
-      <w:r>
-        <w:rPr>
-          <w:lang w:eastAsia="es-CO"/>
-        </w:rPr>
-        <w:tab/>
-      </w:r>
-      <w:r>
-        <w:rPr>
-          <w:lang w:eastAsia="es-CO"/>
-        </w:rPr>
-        <w:tab/>
-      </w:r>
-      <w:r>
-        <w:rPr>
-          <w:lang w:eastAsia="es-CO"/>
-        </w:rPr>
-        <w:tab/>
-      </w:r>
-      <w:r>
-        <w:rPr>
-          <w:lang w:eastAsia="es-CO"/>
-        </w:rPr>
-        <w:tab/>
-      </w:r>
-      <w:r>
-        <w:rPr>
-          <w:lang w:eastAsia="es-CO"/>
-        </w:rPr>
-        <w:tab/>
-      </w:r>
-      <w:r>
-        <w:rPr>
-          <w:lang w:eastAsia="es-CO"/>
-        </w:rPr>
-        <w:tab/>
-      </w:r>
-      <w:r>
-        <w:rPr>
-          <w:lang w:eastAsia="es-CO"/>
-        </w:rPr>
-        <w:tab/>
-      </w:r>
-      <w:r>
-        <w:rPr>
-          <w:lang w:eastAsia="es-CO"/>
-        </w:rPr>
-        <w:tab/>
-      </w:r>
-      <w:r>
-        <w:rPr>
-          <w:lang w:eastAsia="es-CO"/>
-        </w:rPr>
-        <w:tab/>
-      </w:r>
-      <w:r>
-        <w:rPr>
-          <w:lang w:eastAsia="es-CO"/>
-        </w:rPr>
-        <w:tab/>
-      </w:r>
-      <w:r>
-        <w:rPr>
-          <w:lang w:eastAsia="es-CO"/>
-        </w:rPr>
-        <w:tab/>
-      </w:r>
-      <w:r>
-        <w:rPr>
-          <w:lang w:eastAsia="es-CO"/>
-        </w:rPr>
-        <w:tab/>
-      </w:r>
-      <w:r>
-        <w:rPr>
-          <w:lang w:eastAsia="es-CO"/>
-        </w:rPr>
-        <w:tab/>
-      </w:r>
-      <w:r>
-        <w:rPr>
-          <w:lang w:eastAsia="es-CO"/>
-        </w:rPr>
-        <w:tab/>
-      </w:r>
-      <w:r>
-        <w:rPr>
-          <w:lang w:eastAsia="es-CO"/>
-        </w:rPr>
-        <w:tab/>
-      </w:r>
-      <w:r>
-        <w:rPr>
-          <w:lang w:eastAsia="es-CO"/>
-        </w:rPr>
-        <w:tab/>
-      </w:r>
-      <w:r>
-        <w:rPr>
-          <w:lang w:eastAsia="es-CO"/>
-        </w:rPr>
-        <w:tab/>
-      </w:r>
-      <w:r>
-        <w:rPr>
-          <w:lang w:eastAsia="es-CO"/>
-        </w:rPr>
-        <w:tab/>
-      </w:r>
-      <w:r>
-        <w:rPr>
-          <w:lang w:eastAsia="es-CO"/>
-        </w:rPr>
-        <w:tab/>
-      </w:r>
-      <w:r>
-        <w:rPr>
-          <w:lang w:eastAsia="es-CO"/>
-        </w:rPr>
-        <w:tab/>
-      </w:r>
-      <w:r>
-        <w:rPr>
-          <w:lang w:eastAsia="es-CO"/>
-        </w:rPr>
-        <w:tab/>
-      </w:r>
-      <w:r>
-        <w:rPr>
-          <w:lang w:eastAsia="es-CO"/>
-        </w:rPr>
-        <w:tab/>
-      </w:r>
-      <w:r>
-        <w:rPr>
-          <w:lang w:eastAsia="es-CO"/>
-        </w:rPr>
-        <w:tab/>
-      </w:r>
-      <w:r>
-        <w:rPr>
-          <w:lang w:eastAsia="es-CO"/>
-        </w:rPr>
-        <w:tab/>
-      </w:r>
-      <w:r>
-        <w:rPr>
-          <w:lang w:eastAsia="es-CO"/>
-        </w:rPr>
-        <w:tab/>
-      </w:r>
-      <w:r>
-        <w:rPr>
-          <w:lang w:eastAsia="es-CO"/>
-        </w:rPr>
-        <w:tab/>
-      </w:r>
-      <w:r>
-        <w:rPr>
-          <w:lang w:eastAsia="es-CO"/>
-        </w:rPr>
-        <w:tab/>
-      </w:r>
-      <w:r>
-        <w:rPr>
-          <w:lang w:eastAsia="es-CO"/>
-        </w:rPr>
-        <w:tab/>
-      </w:r>
-      <w:r>
-        <w:rPr>
-          <w:lang w:eastAsia="es-CO"/>
-        </w:rPr>
-        <w:tab/>
-      </w:r>
-      <w:r>
-        <w:rPr>
-          <w:lang w:eastAsia="es-CO"/>
-        </w:rPr>
-        <w:tab/>
-      </w:r>
-      <w:r>
-        <w:rPr>
-          <w:lang w:eastAsia="es-CO"/>
-        </w:rPr>
-        <w:tab/>
-      </w:r>
-      <w:r>
-        <w:rPr>
-          <w:lang w:eastAsia="es-CO"/>
-        </w:rPr>
-        <w:tab/>
-      </w:r>
-      <w:r>
-        <w:rPr>
-          <w:lang w:eastAsia="es-CO"/>
-        </w:rPr>
-        <w:tab/>
-      </w:r>
-      <w:r>
-        <w:rPr>
-          <w:lang w:eastAsia="es-CO"/>
-        </w:rPr>
-        <w:tab/>
-      </w:r>
-      <w:r>
-        <w:rPr>
-          <w:lang w:eastAsia="es-CO"/>
-        </w:rPr>
-        <w:tab/>
-      </w:r>
-      <w:r>
-        <w:rPr>
-          <w:lang w:eastAsia="es-CO"/>
-        </w:rPr>
-        <w:tab/>
-      </w:r>
-      <w:r>
-        <w:rPr>
-          <w:lang w:eastAsia="es-CO"/>
-        </w:rPr>
-        <w:tab/>
-      </w:r>
-      <w:r>
-        <w:rPr>
-          <w:lang w:eastAsia="es-CO"/>
-        </w:rPr>
-        <w:tab/>
-      </w:r>
-      <w:r>
-        <w:rPr>
-          <w:lang w:eastAsia="es-CO"/>
-        </w:rPr>
-        <w:tab/>
-      </w:r>
-      <w:r>
-        <w:rPr>
-          <w:lang w:eastAsia="es-CO"/>
-        </w:rPr>
-        <w:tab/>
-      </w:r>
-      <w:r>
-        <w:rPr>
-          <w:lang w:eastAsia="es-CO"/>
-        </w:rPr>
-        <w:tab/>
-      </w:r>
-      <w:r>
-        <w:rPr>
-          <w:lang w:eastAsia="es-CO"/>
-        </w:rPr>
-        <w:tab/>
-      </w:r>
-      <w:r>
-        <w:rPr>
-          <w:lang w:eastAsia="es-CO"/>
-        </w:rPr>
-        <w:tab/>
-      </w:r>
-      <w:r>
-        <w:rPr>
-          <w:lang w:eastAsia="es-CO"/>
-        </w:rPr>
-        <w:tab/>
-      </w:r>
-      <w:r>
-        <w:rPr>
-          <w:lang w:eastAsia="es-CO"/>
-        </w:rPr>
-        <w:tab/>
-      </w:r>
-      <w:r>
-        <w:rPr>
-          <w:lang w:eastAsia="es-CO"/>
-        </w:rPr>
-        <w:tab/>
-      </w:r>
-      <w:r>
-        <w:rPr>
-          <w:lang w:eastAsia="es-CO"/>
-        </w:rPr>
-        <w:tab/>
-      </w:r>
-      <w:r>
-        <w:rPr>
-          <w:lang w:eastAsia="es-CO"/>
-        </w:rPr>
-        <w:tab/>
-      </w:r>
-      <w:r>
-        <w:rPr>
-          <w:lang w:eastAsia="es-CO"/>
-        </w:rPr>
-        <w:tab/>
-      </w:r>
-      <w:r>
-        <w:rPr>
-          <w:lang w:eastAsia="es-CO"/>
-        </w:rPr>
-        <w:tab/>
-      </w:r>
-      <w:r>
-        <w:rPr>
-          <w:lang w:eastAsia="es-CO"/>
-        </w:rPr>
-        <w:tab/>
-      </w:r>
-      <w:r>
-        <w:rPr>
-          <w:lang w:eastAsia="es-CO"/>
-        </w:rPr>
-        <w:tab/>
-      </w:r>
-      <w:r>
-        <w:rPr>
-          <w:lang w:eastAsia="es-CO"/>
-        </w:rPr>
-        <w:tab/>
-      </w:r>
-      <w:r>
-        <w:rPr>
-          <w:lang w:eastAsia="es-CO"/>
-        </w:rPr>
-        <w:tab/>
-      </w:r>
-      <w:r>
-        <w:rPr>
-          <w:lang w:eastAsia="es-CO"/>
-        </w:rPr>
-        <w:tab/>
-      </w:r>
-      <w:r>
-        <w:rPr>
-          <w:lang w:eastAsia="es-CO"/>
-        </w:rPr>
-        <w:tab/>
-      </w:r>
-      <w:r>
-        <w:rPr>
-          <w:lang w:eastAsia="es-CO"/>
-        </w:rPr>
-        <w:tab/>
-      </w:r>
-      <w:r>
-        <w:rPr>
-          <w:lang w:eastAsia="es-CO"/>
-        </w:rPr>
-        <w:tab/>
-      </w:r>
-      <w:r>
-        <w:rPr>
-          <w:lang w:eastAsia="es-CO"/>
-        </w:rPr>
-        <w:tab/>
-      </w:r>
-      <w:r>
-        <w:rPr>
-          <w:lang w:eastAsia="es-CO"/>
-        </w:rPr>
-        <w:tab/>
-      </w:r>
-      <w:r>
-        <w:rPr>
-          <w:lang w:eastAsia="es-CO"/>
-        </w:rPr>
-        <w:tab/>
-      </w:r>
-      <w:r>
-        <w:rPr>
-          <w:lang w:eastAsia="es-CO"/>
-        </w:rPr>
-        <w:tab/>
-      </w:r>
-      <w:r>
-        <w:rPr>
-          <w:lang w:eastAsia="es-CO"/>
-        </w:rPr>
-        <w:tab/>
-      </w:r>
+    </w:p>
+    <w:p>
+      <w:pPr>
+        <w:spacing w:before="0" w:after="0"/>
+        <w:rPr>
+          <w:lang w:eastAsia="es-CO"/>
+        </w:rPr>
+      </w:pPr>
+    </w:p>
+    <w:p>
+      <w:pPr>
+        <w:spacing w:before="0" w:after="0"/>
+        <w:rPr>
+          <w:lang w:eastAsia="es-CO"/>
+        </w:rPr>
+      </w:pPr>
       <w:r>
         <w:rPr>
           <w:lang w:eastAsia="es-CO"/>
@@ -5948,6 +4779,7 @@
     <w:p>
       <w:pPr>
         <w:pStyle w:val="Figura"/>
+        <w:spacing w:before="0" w:after="0"/>
       </w:pPr>
       <w:r>
         <w:lastRenderedPageBreak/>
@@ -5963,6 +4795,7 @@
     <w:p>
       <w:pPr>
         <w:ind w:firstLine="0"/>
+        <w:jc w:val="center"/>
         <w:rPr>
           <w:lang w:eastAsia="es-CO"/>
         </w:rPr>
@@ -6017,6 +4850,7 @@
     </w:p>
     <w:p>
       <w:pPr>
+        <w:spacing w:before="0" w:after="0"/>
         <w:rPr>
           <w:lang w:eastAsia="es-CO"/>
         </w:rPr>
@@ -6056,6 +4890,7 @@
     </w:p>
     <w:p>
       <w:pPr>
+        <w:spacing w:before="0" w:after="0"/>
         <w:rPr>
           <w:lang w:eastAsia="es-CO"/>
         </w:rPr>
@@ -6074,6 +4909,7 @@
           <w:ilvl w:val="0"/>
           <w:numId w:val="19"/>
         </w:numPr>
+        <w:spacing w:before="0" w:after="0"/>
         <w:rPr>
           <w:lang w:eastAsia="es-CO"/>
         </w:rPr>
@@ -6099,6 +4935,7 @@
           <w:ilvl w:val="0"/>
           <w:numId w:val="19"/>
         </w:numPr>
+        <w:spacing w:before="0" w:after="0"/>
         <w:rPr>
           <w:lang w:eastAsia="es-CO"/>
         </w:rPr>
@@ -6131,6 +4968,7 @@
           <w:ilvl w:val="0"/>
           <w:numId w:val="19"/>
         </w:numPr>
+        <w:spacing w:before="0" w:after="0"/>
         <w:rPr>
           <w:lang w:eastAsia="es-CO"/>
         </w:rPr>
@@ -6163,6 +5001,7 @@
           <w:ilvl w:val="0"/>
           <w:numId w:val="19"/>
         </w:numPr>
+        <w:spacing w:before="0" w:after="0"/>
         <w:rPr>
           <w:lang w:eastAsia="es-CO"/>
         </w:rPr>
@@ -6195,6 +5034,7 @@
           <w:ilvl w:val="0"/>
           <w:numId w:val="19"/>
         </w:numPr>
+        <w:spacing w:before="0" w:after="0"/>
         <w:rPr>
           <w:lang w:eastAsia="es-CO"/>
         </w:rPr>
@@ -6228,6 +5068,7 @@
           <w:ilvl w:val="0"/>
           <w:numId w:val="19"/>
         </w:numPr>
+        <w:spacing w:before="0" w:after="0"/>
         <w:rPr>
           <w:lang w:eastAsia="es-CO"/>
         </w:rPr>
@@ -6248,6 +5089,7 @@
     </w:p>
     <w:p>
       <w:pPr>
+        <w:spacing w:before="0" w:after="0"/>
         <w:rPr>
           <w:lang w:eastAsia="es-CO"/>
         </w:rPr>
@@ -6261,6 +5103,7 @@
     </w:p>
     <w:p>
       <w:pPr>
+        <w:spacing w:before="0" w:after="0"/>
         <w:rPr>
           <w:lang w:eastAsia="es-CO"/>
         </w:rPr>
@@ -6271,6 +5114,14 @@
         </w:rPr>
         <w:t>A continuación, se presenta un ejemplo simplificado de un cálculo de huella ecológica, para entender cómo se aplica el concepto de una manera práctica.</w:t>
       </w:r>
+    </w:p>
+    <w:p>
+      <w:pPr>
+        <w:spacing w:before="0" w:after="0"/>
+        <w:rPr>
+          <w:lang w:eastAsia="es-CO"/>
+        </w:rPr>
+      </w:pPr>
     </w:p>
     <w:p>
       <w:pPr>
@@ -6279,6 +5130,7 @@
           <w:ilvl w:val="0"/>
           <w:numId w:val="20"/>
         </w:numPr>
+        <w:spacing w:before="0" w:after="0"/>
         <w:rPr>
           <w:b/>
           <w:lang w:eastAsia="es-CO"/>
@@ -6294,6 +5146,7 @@
     </w:p>
     <w:p>
       <w:pPr>
+        <w:spacing w:before="0" w:after="0"/>
         <w:rPr>
           <w:lang w:eastAsia="es-CO"/>
         </w:rPr>
@@ -6312,6 +5165,7 @@
           <w:ilvl w:val="0"/>
           <w:numId w:val="8"/>
         </w:numPr>
+        <w:spacing w:before="0" w:after="0"/>
         <w:rPr>
           <w:lang w:eastAsia="es-CO"/>
         </w:rPr>
@@ -6346,6 +5200,7 @@
     </w:p>
     <w:p>
       <w:pPr>
+        <w:spacing w:before="0" w:after="0"/>
         <w:rPr>
           <w:lang w:eastAsia="es-CO"/>
         </w:rPr>
@@ -6373,16 +5228,26 @@
     </w:p>
     <w:p>
       <w:pPr>
-        <w:rPr>
-          <w:rStyle w:val="FiguraCar"/>
-          <w:b w:val="0"/>
-          <w:lang w:eastAsia="es-CO"/>
-        </w:rPr>
-      </w:pPr>
-    </w:p>
-    <w:p>
-      <w:pPr>
         <w:pStyle w:val="Figura"/>
+        <w:spacing w:before="0" w:after="0"/>
+      </w:pPr>
+    </w:p>
+    <w:p>
+      <w:pPr>
+        <w:pStyle w:val="Figura"/>
+        <w:spacing w:before="0" w:after="0"/>
+      </w:pPr>
+    </w:p>
+    <w:p>
+      <w:pPr>
+        <w:pStyle w:val="Figura"/>
+        <w:spacing w:before="0" w:after="0"/>
+      </w:pPr>
+    </w:p>
+    <w:p>
+      <w:pPr>
+        <w:pStyle w:val="Figura"/>
+        <w:spacing w:before="0" w:after="0"/>
         <w:rPr>
           <w:b w:val="0"/>
         </w:rPr>
@@ -6400,6 +5265,9 @@
     </w:p>
     <w:p>
       <w:pPr>
+        <w:spacing w:before="0" w:after="0"/>
+        <w:ind w:firstLine="0"/>
+        <w:jc w:val="center"/>
         <w:rPr>
           <w:lang w:eastAsia="es-CO"/>
         </w:rPr>
@@ -6410,8 +5278,8 @@
           <w:lang w:eastAsia="es-CO"/>
         </w:rPr>
         <w:drawing>
-          <wp:inline distT="0" distB="0" distL="0" distR="0" wp14:anchorId="07867C1E" wp14:editId="0CCE27D2">
-            <wp:extent cx="5772150" cy="1473200"/>
+          <wp:inline distT="0" distB="0" distL="0" distR="0" wp14:anchorId="07867C1E" wp14:editId="4C42F6F2">
+            <wp:extent cx="4179832" cy="1066800"/>
             <wp:effectExtent l="0" t="0" r="0" b="0"/>
             <wp:docPr id="23" name="Imagen 23" descr="La fórmula representa el cálculo de la huella ecológica generada por el consumo anual de energía eléctrica. En ella, se divide el consumo total de electricidad entre 1,000 kWh para estandarizar la medida y posteriormente se multiplica por el factor de 0.5 gha, correspondiente al área necesaria para absorber las emisiones de CO₂ asociadas a su producción. El resultado expresa la demanda ecológica derivada del uso de electricidad por parte de Sofía."/>
             <wp:cNvGraphicFramePr>
@@ -6442,7 +5310,7 @@
                   <pic:spPr bwMode="auto">
                     <a:xfrm>
                       <a:off x="0" y="0"/>
-                      <a:ext cx="5875419" cy="1499557"/>
+                      <a:ext cx="4280558" cy="1092508"/>
                     </a:xfrm>
                     <a:prstGeom prst="rect">
                       <a:avLst/>
@@ -6463,6 +5331,7 @@
           <w:ilvl w:val="0"/>
           <w:numId w:val="8"/>
         </w:numPr>
+        <w:spacing w:before="0" w:after="0"/>
         <w:rPr>
           <w:b/>
           <w:lang w:eastAsia="es-CO"/>
@@ -6538,22 +5407,26 @@
     <w:p>
       <w:pPr>
         <w:pStyle w:val="Figura"/>
+        <w:tabs>
+          <w:tab w:val="clear" w:pos="1134"/>
+          <w:tab w:val="left" w:pos="426"/>
+        </w:tabs>
       </w:pPr>
       <w:r>
         <w:rPr>
           <w:noProof/>
         </w:rPr>
         <w:drawing>
-          <wp:anchor distT="0" distB="0" distL="114300" distR="114300" simplePos="0" relativeHeight="251658752" behindDoc="0" locked="0" layoutInCell="1" allowOverlap="1" wp14:anchorId="05D18EB7" wp14:editId="50CC4E5E">
+          <wp:anchor distT="0" distB="0" distL="114300" distR="114300" simplePos="0" relativeHeight="251658752" behindDoc="0" locked="0" layoutInCell="1" allowOverlap="1" wp14:anchorId="05D18EB7" wp14:editId="0E1C66F8">
             <wp:simplePos x="0" y="0"/>
-            <wp:positionH relativeFrom="column">
-              <wp:posOffset>41910</wp:posOffset>
+            <wp:positionH relativeFrom="margin">
+              <wp:posOffset>1184910</wp:posOffset>
             </wp:positionH>
             <wp:positionV relativeFrom="paragraph">
-              <wp:posOffset>425450</wp:posOffset>
+              <wp:posOffset>337185</wp:posOffset>
             </wp:positionV>
-            <wp:extent cx="5945505" cy="1733550"/>
-            <wp:effectExtent l="0" t="0" r="0" b="0"/>
+            <wp:extent cx="3921125" cy="1142365"/>
+            <wp:effectExtent l="0" t="0" r="3175" b="635"/>
             <wp:wrapTopAndBottom/>
             <wp:docPr id="24" name="Imagen 24" descr="Esta fórmula muestra la estimación de la huella ecológica causada por el consumo anual de gasolina. Primero, se divide el volumen total de combustible utilizado entre 100 litros, con el fin de aplicar el factor de huella asociado a ese intervalo. Luego se multiplica por 0.1 gha, que corresponde al espacio requerido para la producción del combustible y la absorción de las emisiones generadas. El resultado refleja el impacto ambiental del transporte individual de Sofía."/>
             <wp:cNvGraphicFramePr>
@@ -6581,7 +5454,7 @@
                   <pic:spPr>
                     <a:xfrm>
                       <a:off x="0" y="0"/>
-                      <a:ext cx="5945505" cy="1733550"/>
+                      <a:ext cx="3921125" cy="1142365"/>
                     </a:xfrm>
                     <a:prstGeom prst="rect">
                       <a:avLst/>
@@ -6665,43 +5538,48 @@
         <w:rPr>
           <w:lang w:eastAsia="es-CO"/>
         </w:rPr>
+        <w:t xml:space="preserve">Bajo factores simplificados de huella ecológica, donde la producción de carne requiere 0.05 </w:t>
+      </w:r>
+      <w:proofErr w:type="spellStart"/>
+      <w:r>
+        <w:rPr>
+          <w:lang w:eastAsia="es-CO"/>
+        </w:rPr>
+        <w:t>gha</w:t>
+      </w:r>
+      <w:proofErr w:type="spellEnd"/>
+      <w:r>
+        <w:rPr>
+          <w:lang w:eastAsia="es-CO"/>
+        </w:rPr>
+        <w:t xml:space="preserve"> / kg y la producción de vegetales 0.01 </w:t>
+      </w:r>
+      <w:proofErr w:type="spellStart"/>
+      <w:r>
+        <w:rPr>
+          <w:lang w:eastAsia="es-CO"/>
+        </w:rPr>
+        <w:t>gha</w:t>
+      </w:r>
+      <w:proofErr w:type="spellEnd"/>
+      <w:r>
+        <w:rPr>
+          <w:lang w:eastAsia="es-CO"/>
+        </w:rPr>
+        <w:t xml:space="preserve"> / kg, la estimación se realiza así:</w:t>
+      </w:r>
+    </w:p>
+    <w:p>
+      <w:pPr>
+        <w:pStyle w:val="Figura"/>
+      </w:pPr>
+    </w:p>
+    <w:p>
+      <w:pPr>
+        <w:pStyle w:val="Figura"/>
+      </w:pPr>
+      <w:r>
         <w:lastRenderedPageBreak/>
-        <w:t xml:space="preserve">Bajo factores simplificados de huella ecológica, donde la producción de carne requiere 0.05 </w:t>
-      </w:r>
-      <w:proofErr w:type="spellStart"/>
-      <w:r>
-        <w:rPr>
-          <w:lang w:eastAsia="es-CO"/>
-        </w:rPr>
-        <w:t>gha</w:t>
-      </w:r>
-      <w:proofErr w:type="spellEnd"/>
-      <w:r>
-        <w:rPr>
-          <w:lang w:eastAsia="es-CO"/>
-        </w:rPr>
-        <w:t xml:space="preserve"> / kg y la producción de vegetales 0.01 </w:t>
-      </w:r>
-      <w:proofErr w:type="spellStart"/>
-      <w:r>
-        <w:rPr>
-          <w:lang w:eastAsia="es-CO"/>
-        </w:rPr>
-        <w:t>gha</w:t>
-      </w:r>
-      <w:proofErr w:type="spellEnd"/>
-      <w:r>
-        <w:rPr>
-          <w:lang w:eastAsia="es-CO"/>
-        </w:rPr>
-        <w:t xml:space="preserve"> / kg, la estimación se realiza así:</w:t>
-      </w:r>
-    </w:p>
-    <w:p>
-      <w:pPr>
-        <w:pStyle w:val="Figura"/>
-      </w:pPr>
-      <w:r>
         <w:t xml:space="preserve">Figura 5. </w:t>
       </w:r>
       <w:r>
@@ -6713,6 +5591,8 @@
     </w:p>
     <w:p>
       <w:pPr>
+        <w:ind w:firstLine="0"/>
+        <w:jc w:val="center"/>
         <w:rPr>
           <w:lang w:eastAsia="es-CO"/>
         </w:rPr>
@@ -6723,8 +5603,8 @@
           <w:lang w:eastAsia="es-CO"/>
         </w:rPr>
         <w:drawing>
-          <wp:inline distT="0" distB="0" distL="0" distR="0" wp14:anchorId="2CDDFE71" wp14:editId="3B4EC630">
-            <wp:extent cx="5753100" cy="1828800"/>
+          <wp:inline distT="0" distB="0" distL="0" distR="0" wp14:anchorId="2CDDFE71" wp14:editId="5B295ABB">
+            <wp:extent cx="4556857" cy="1448538"/>
             <wp:effectExtent l="0" t="0" r="0" b="0"/>
             <wp:docPr id="25" name="Imagen 25" descr="Las fórmulas estiman la huella ecológica derivada del consumo anual de carne y vegetales. Ambas multiplican la cantidad consumida en kilogramos por un factor de huella específico (0.05 gha / kg para la carne y 0.01 gha / kg para los vegetales), reflejando los recursos necesarios para su producción. El resultado muestra la presión ambiental generada por la dieta de Sofía."/>
             <wp:cNvGraphicFramePr>
@@ -6752,7 +5632,7 @@
                   <pic:spPr>
                     <a:xfrm>
                       <a:off x="0" y="0"/>
-                      <a:ext cx="5753408" cy="1828898"/>
+                      <a:ext cx="4573257" cy="1453751"/>
                     </a:xfrm>
                     <a:prstGeom prst="rect">
                       <a:avLst/>
@@ -6827,6 +5707,7 @@
     </w:p>
     <w:p>
       <w:pPr>
+        <w:spacing w:before="0" w:after="0"/>
         <w:rPr>
           <w:lang w:eastAsia="es-CO"/>
         </w:rPr>
@@ -6845,6 +5726,7 @@
           <w:ilvl w:val="0"/>
           <w:numId w:val="5"/>
         </w:numPr>
+        <w:spacing w:before="0" w:after="0"/>
         <w:rPr>
           <w:lang w:eastAsia="es-CO"/>
         </w:rPr>
@@ -6871,6 +5753,7 @@
           <w:ilvl w:val="0"/>
           <w:numId w:val="5"/>
         </w:numPr>
+        <w:spacing w:before="0" w:after="0"/>
         <w:rPr>
           <w:lang w:eastAsia="es-CO"/>
         </w:rPr>
@@ -6897,6 +5780,7 @@
           <w:ilvl w:val="0"/>
           <w:numId w:val="5"/>
         </w:numPr>
+        <w:spacing w:before="0" w:after="0"/>
         <w:rPr>
           <w:lang w:eastAsia="es-CO"/>
         </w:rPr>
@@ -6923,6 +5807,7 @@
           <w:ilvl w:val="0"/>
           <w:numId w:val="5"/>
         </w:numPr>
+        <w:spacing w:before="0" w:after="0"/>
         <w:rPr>
           <w:b/>
           <w:lang w:eastAsia="es-CO"/>
@@ -6987,27 +5872,27 @@
         <w:rPr>
           <w:lang w:eastAsia="es-CO"/>
         </w:rPr>
-        <w:t xml:space="preserve"> por persona. La diferencia evidencia que el estilo de vida de </w:t>
+        <w:t xml:space="preserve"> por persona. La diferencia evidencia que el estilo de vida de Sofía supera ampliamente la capacidad del planeta para regenerar los recursos que utiliza, lo que señala un nivel de consumo ambientalmente insostenible.</w:t>
+      </w:r>
+    </w:p>
+    <w:p>
+      <w:pPr>
+        <w:rPr>
+          <w:lang w:eastAsia="es-CO"/>
+        </w:rPr>
+      </w:pPr>
+      <w:r>
+        <w:rPr>
+          <w:lang w:eastAsia="es-CO"/>
+        </w:rPr>
+        <w:t xml:space="preserve">Es importante señalar que este es un ejemplo simplificado. Un cálculo real de huella ecológica incorpora otros aspectos relevantes, como la construcción de viviendas, el uso de agua, la generación de residuos y el consumo de bienes y servicios. </w:t>
       </w:r>
       <w:r>
         <w:rPr>
           <w:lang w:eastAsia="es-CO"/>
         </w:rPr>
         <w:lastRenderedPageBreak/>
-        <w:t>Sofía supera ampliamente la capacidad del planeta para regenerar los recursos que utiliza, lo que señala un nivel de consumo ambientalmente insostenible.</w:t>
-      </w:r>
-    </w:p>
-    <w:p>
-      <w:pPr>
-        <w:rPr>
-          <w:lang w:eastAsia="es-CO"/>
-        </w:rPr>
-      </w:pPr>
-      <w:r>
-        <w:rPr>
-          <w:lang w:eastAsia="es-CO"/>
-        </w:rPr>
-        <w:t>Es importante señalar que este es un ejemplo simplificado. Un cálculo real de huella ecológica incorpora otros aspectos relevantes, como la construcción de viviendas, el uso de agua, la generación de residuos y el consumo de bienes y servicios. No obstante, el ejercicio permite ilustrar un principio esencial: la huella ecológica convierte el impacto de nuestras actividades en un valor asociado a la superficie de tierra biológicamente productiva necesaria para sostenerlas, facilitando así la comprensión de nuestra presión sobre los ecosistemas.</w:t>
+        <w:t>No obstante, el ejercicio permite ilustrar un principio esencial: la huella ecológica convierte el impacto de nuestras actividades en un valor asociado a la superficie de tierra biológicamente productiva necesaria para sostenerlas, facilitando así la comprensión de nuestra presión sobre los ecosistemas.</w:t>
       </w:r>
     </w:p>
     <w:p>
@@ -7077,16 +5962,16 @@
         <w:rPr>
           <w:lang w:eastAsia="es-CO"/>
         </w:rPr>
+        <w:t>Por lo tanto, la huella ecológica no solo es una herramienta de medición, sino un indicador de advertencia que nos muestra que la sostenibilidad requiere una acción inmediata para reducir nuestra demanda de recursos y vivir dentro de los límites ecológicos del planeta.</w:t>
+      </w:r>
+    </w:p>
+    <w:p>
+      <w:pPr>
+        <w:pStyle w:val="Ttulo2"/>
+      </w:pPr>
+      <w:bookmarkStart w:id="5" w:name="_Toc227574134"/>
+      <w:r>
         <w:lastRenderedPageBreak/>
-        <w:t>Por lo tanto, la huella ecológica no solo es una herramienta de medición, sino un indicador de advertencia que nos muestra que la sostenibilidad requiere una acción inmediata para reducir nuestra demanda de recursos y vivir dentro de los límites ecológicos del planeta.</w:t>
-      </w:r>
-    </w:p>
-    <w:p>
-      <w:pPr>
-        <w:pStyle w:val="Ttulo2"/>
-      </w:pPr>
-      <w:bookmarkStart w:id="5" w:name="_Toc223941840"/>
-      <w:r>
         <w:t>Desarrollo sostenible</w:t>
       </w:r>
       <w:bookmarkEnd w:id="5"/>
@@ -7197,8 +6082,14 @@
         <w:rPr>
           <w:lang w:eastAsia="es-CO"/>
         </w:rPr>
+        <w:t xml:space="preserve">En el sector energético, esto se traduce en buscar soluciones que no solo generen energía de manera eficiente y asequible, sino que también minimicen la contaminación y no dejen un legado de problemas ambientales y sociales para las próximas </w:t>
+      </w:r>
+      <w:r>
+        <w:rPr>
+          <w:lang w:eastAsia="es-CO"/>
+        </w:rPr>
         <w:lastRenderedPageBreak/>
-        <w:t>En el sector energético, esto se traduce en buscar soluciones que no solo generen energía de manera eficiente y asequible, sino que también minimicen la contaminación y no dejen un legado de problemas ambientales y sociales para las próximas generaciones (por ejemplo, la gestión de residuos nucleares o la contaminación del suelo por la minería del carbón).</w:t>
+        <w:t>generaciones (por ejemplo, la gestión de residuos nucleares o la contaminación del suelo por la minería del carbón).</w:t>
       </w:r>
     </w:p>
     <w:p>
@@ -7331,16 +6222,16 @@
         <w:rPr>
           <w:lang w:eastAsia="es-CO"/>
         </w:rPr>
+        <w:t>Estos principios están interconectados y deben aplicarse de manera integrada. El verdadero desafío del desarrollo sostenible reside en encontrar el punto de equilibrio donde los tres pilares se apoyen mutuamente, permitiendo un progreso genuino y duradero.</w:t>
+      </w:r>
+    </w:p>
+    <w:p>
+      <w:pPr>
+        <w:pStyle w:val="Ttulo2"/>
+      </w:pPr>
+      <w:bookmarkStart w:id="6" w:name="_Toc227574135"/>
+      <w:r>
         <w:lastRenderedPageBreak/>
-        <w:t>Estos principios están interconectados y deben aplicarse de manera integrada. El verdadero desafío del desarrollo sostenible reside en encontrar el punto de equilibrio donde los tres pilares se apoyen mutuamente, permitiendo un progreso genuino y duradero.</w:t>
-      </w:r>
-    </w:p>
-    <w:p>
-      <w:pPr>
-        <w:pStyle w:val="Ttulo2"/>
-      </w:pPr>
-      <w:bookmarkStart w:id="6" w:name="_Toc223941841"/>
-      <w:r>
         <w:t>Economía circular</w:t>
       </w:r>
       <w:bookmarkEnd w:id="6"/>
@@ -7374,6 +6265,8 @@
     </w:p>
     <w:p>
       <w:pPr>
+        <w:ind w:firstLine="0"/>
+        <w:jc w:val="center"/>
         <w:rPr>
           <w:lang w:eastAsia="es-CO"/>
         </w:rPr>
@@ -7384,10 +6277,10 @@
           <w:lang w:eastAsia="es-CO"/>
         </w:rPr>
         <w:drawing>
-          <wp:inline distT="0" distB="0" distL="0" distR="0" wp14:anchorId="062B8DA6" wp14:editId="4480B6A7">
-            <wp:extent cx="5753100" cy="3352800"/>
+          <wp:inline distT="0" distB="0" distL="0" distR="0" wp14:anchorId="56320178" wp14:editId="54979AC7">
+            <wp:extent cx="3716215" cy="3533449"/>
             <wp:effectExtent l="0" t="0" r="0" b="0"/>
-            <wp:docPr id="27" name="Imagen 27" descr="El proceso inicia con las materias primas, continúa con el diseño, la producción, la distribución y el consumo, y prioriza la reutilización y reparación para extender la vida útil de los productos. Finalmente, los materiales se recolectan y reciclan para reintegrarse al ciclo productivo, dejando solo una mínima fracción como residuo."/>
+            <wp:docPr id="1203257398" name="Imagen 6" descr="El proceso inicia con las materias primas, continúa con el diseño, la producción, la distribución y el consumo, y prioriza la reutilización y reparación para extender la vida útil de los productos. Finalmente, los materiales se recolectan y reciclan para reintegrarse al ciclo productivo, dejando solo una mínima fracción como residuo."/>
             <wp:cNvGraphicFramePr>
               <a:graphicFrameLocks xmlns:a="http://schemas.openxmlformats.org/drawingml/2006/main" noChangeAspect="1"/>
             </wp:cNvGraphicFramePr>
@@ -7395,36 +6288,33 @@
               <a:graphicData uri="http://schemas.openxmlformats.org/drawingml/2006/picture">
                 <pic:pic xmlns:pic="http://schemas.openxmlformats.org/drawingml/2006/picture">
                   <pic:nvPicPr>
-                    <pic:cNvPr id="27" name="1E05AB9.tmp"/>
-                    <pic:cNvPicPr/>
+                    <pic:cNvPr id="1203257398" name="Imagen 6" descr="El proceso inicia con las materias primas, continúa con el diseño, la producción, la distribución y el consumo, y prioriza la reutilización y reparación para extender la vida útil de los productos. Finalmente, los materiales se recolectan y reciclan para reintegrarse al ciclo productivo, dejando solo una mínima fracción como residuo."/>
+                    <pic:cNvPicPr>
+                      <a:picLocks noChangeAspect="1" noChangeArrowheads="1"/>
+                    </pic:cNvPicPr>
                   </pic:nvPicPr>
-                  <pic:blipFill rotWithShape="1">
-                    <a:blip r:embed="rId18" cstate="print">
+                  <pic:blipFill>
+                    <a:blip r:embed="rId18">
                       <a:extLst>
                         <a:ext uri="{28A0092B-C50C-407E-A947-70E740481C1C}">
                           <a14:useLocalDpi xmlns:a14="http://schemas.microsoft.com/office/drawing/2010/main" val="0"/>
                         </a:ext>
                       </a:extLst>
                     </a:blip>
-                    <a:srcRect r="1753"/>
-                    <a:stretch/>
+                    <a:srcRect/>
+                    <a:stretch>
+                      <a:fillRect/>
+                    </a:stretch>
                   </pic:blipFill>
                   <pic:spPr bwMode="auto">
                     <a:xfrm>
                       <a:off x="0" y="0"/>
-                      <a:ext cx="5775328" cy="3365754"/>
+                      <a:ext cx="3723557" cy="3540430"/>
                     </a:xfrm>
                     <a:prstGeom prst="rect">
                       <a:avLst/>
                     </a:prstGeom>
-                    <a:ln>
-                      <a:noFill/>
-                    </a:ln>
-                    <a:extLst>
-                      <a:ext uri="{53640926-AAD7-44D8-BBD7-CCE9431645EC}">
-                        <a14:shadowObscured xmlns:a14="http://schemas.microsoft.com/office/drawing/2010/main"/>
-                      </a:ext>
-                    </a:extLst>
+                    <a:noFill/>
                   </pic:spPr>
                 </pic:pic>
               </a:graphicData>
@@ -7432,31 +6322,25 @@
           </wp:inline>
         </w:drawing>
       </w:r>
-      <w:r>
-        <w:rPr>
-          <w:lang w:eastAsia="es-CO"/>
-        </w:rPr>
-        <w:tab/>
-      </w:r>
-      <w:r>
-        <w:rPr>
-          <w:lang w:eastAsia="es-CO"/>
-        </w:rPr>
-        <w:tab/>
-      </w:r>
-    </w:p>
-    <w:p>
-      <w:pPr>
-        <w:rPr>
-          <w:lang w:eastAsia="es-CO"/>
-        </w:rPr>
-      </w:pPr>
+    </w:p>
+    <w:p>
+      <w:pPr>
+        <w:rPr>
+          <w:lang w:eastAsia="es-CO"/>
+        </w:rPr>
+      </w:pPr>
+      <w:r>
+        <w:rPr>
+          <w:lang w:eastAsia="es-CO"/>
+        </w:rPr>
+        <w:t xml:space="preserve">La principal diferencia radica en el cierre de ciclos. La economía circular procura que los productos y materiales permanezcan dentro del ciclo de valor mediante la reutilización, reparación, reacondicionamiento y reciclaje. Este enfoque disminuye la necesidad de extraer nuevas materias primas, reduce la generación de residuos y alivia </w:t>
+      </w:r>
       <w:r>
         <w:rPr>
           <w:lang w:eastAsia="es-CO"/>
         </w:rPr>
         <w:lastRenderedPageBreak/>
-        <w:t>La principal diferencia radica en el cierre de ciclos. La economía circular procura que los productos y materiales permanezcan dentro del ciclo de valor mediante la reutilización, reparación, reacondicionamiento y reciclaje. Este enfoque disminuye la necesidad de extraer nuevas materias primas, reduce la generación de residuos y alivia la presión sobre los ecosistemas, contribuyendo directamente al logro de los objetivos de sostenibilidad.</w:t>
+        <w:t>la presión sobre los ecosistemas, contribuyendo directamente al logro de los objetivos de sostenibilidad.</w:t>
       </w:r>
     </w:p>
     <w:p>
@@ -7635,7 +6519,6 @@
           <w:b/>
           <w:lang w:eastAsia="es-CO"/>
         </w:rPr>
-        <w:lastRenderedPageBreak/>
         <w:t>Reciclaje:</w:t>
       </w:r>
       <w:r>
@@ -7667,7 +6550,14 @@
         <w:rPr>
           <w:lang w:eastAsia="es-CO"/>
         </w:rPr>
-        <w:t xml:space="preserve"> la economía circular no solo minimiza los daños, sino que busca activamente restaurar y mejorar los sistemas naturales. Esto implica utilizar energía renovable y devolver los materiales biológicos al suelo de forma segura (por ejemplo, a través del compostaje). La economía se convierte en una fuerza positiva que regenera el capital natural en lugar de agotarlo.</w:t>
+        <w:t xml:space="preserve"> la economía circular no solo minimiza los daños, sino que busca activamente restaurar y mejorar los sistemas naturales. Esto </w:t>
+      </w:r>
+      <w:r>
+        <w:rPr>
+          <w:lang w:eastAsia="es-CO"/>
+        </w:rPr>
+        <w:lastRenderedPageBreak/>
+        <w:t>implica utilizar energía renovable y devolver los materiales biológicos al suelo de forma segura (por ejemplo, a través del compostaje). La economía se convierte en una fuerza positiva que regenera el capital natural en lugar de agotarlo.</w:t>
       </w:r>
     </w:p>
     <w:p>
@@ -7745,6 +6635,7 @@
     </w:p>
     <w:p>
       <w:pPr>
+        <w:spacing w:before="0" w:after="0"/>
         <w:rPr>
           <w:lang w:eastAsia="es-CO"/>
         </w:rPr>
@@ -7754,120 +6645,6 @@
           <w:lang w:eastAsia="es-CO"/>
         </w:rPr>
         <w:t>Este modelo, predominante desde la Revolución Industrial, funciona como un flujo unidireccional: se extraen recursos de la naturaleza, se transforman en productos, se utilizan y finalmente se desechan cuando dejan de ser útiles. En este esquema, el residuo es un resultado inevitable y sin valor, lo que impulsa el agotamiento de recursos finitos, el incremento de desechos y la creciente contaminación ambiental.</w:t>
-      </w:r>
-      <w:r>
-        <w:rPr>
-          <w:lang w:eastAsia="es-CO"/>
-        </w:rPr>
-        <w:tab/>
-      </w:r>
-      <w:r>
-        <w:rPr>
-          <w:lang w:eastAsia="es-CO"/>
-        </w:rPr>
-        <w:tab/>
-      </w:r>
-      <w:r>
-        <w:rPr>
-          <w:lang w:eastAsia="es-CO"/>
-        </w:rPr>
-        <w:tab/>
-      </w:r>
-      <w:r>
-        <w:rPr>
-          <w:lang w:eastAsia="es-CO"/>
-        </w:rPr>
-        <w:tab/>
-      </w:r>
-      <w:r>
-        <w:rPr>
-          <w:lang w:eastAsia="es-CO"/>
-        </w:rPr>
-        <w:tab/>
-      </w:r>
-      <w:r>
-        <w:rPr>
-          <w:lang w:eastAsia="es-CO"/>
-        </w:rPr>
-        <w:tab/>
-      </w:r>
-      <w:r>
-        <w:rPr>
-          <w:lang w:eastAsia="es-CO"/>
-        </w:rPr>
-        <w:tab/>
-      </w:r>
-      <w:r>
-        <w:rPr>
-          <w:lang w:eastAsia="es-CO"/>
-        </w:rPr>
-        <w:tab/>
-      </w:r>
-      <w:r>
-        <w:rPr>
-          <w:lang w:eastAsia="es-CO"/>
-        </w:rPr>
-        <w:tab/>
-      </w:r>
-      <w:r>
-        <w:rPr>
-          <w:lang w:eastAsia="es-CO"/>
-        </w:rPr>
-        <w:tab/>
-      </w:r>
-      <w:r>
-        <w:rPr>
-          <w:lang w:eastAsia="es-CO"/>
-        </w:rPr>
-        <w:tab/>
-      </w:r>
-      <w:r>
-        <w:rPr>
-          <w:lang w:eastAsia="es-CO"/>
-        </w:rPr>
-        <w:tab/>
-      </w:r>
-      <w:r>
-        <w:rPr>
-          <w:lang w:eastAsia="es-CO"/>
-        </w:rPr>
-        <w:tab/>
-      </w:r>
-      <w:r>
-        <w:rPr>
-          <w:lang w:eastAsia="es-CO"/>
-        </w:rPr>
-        <w:tab/>
-      </w:r>
-      <w:r>
-        <w:rPr>
-          <w:lang w:eastAsia="es-CO"/>
-        </w:rPr>
-        <w:tab/>
-      </w:r>
-      <w:r>
-        <w:rPr>
-          <w:lang w:eastAsia="es-CO"/>
-        </w:rPr>
-        <w:tab/>
-      </w:r>
-      <w:r>
-        <w:rPr>
-          <w:lang w:eastAsia="es-CO"/>
-        </w:rPr>
-        <w:tab/>
-      </w:r>
-      <w:r>
-        <w:rPr>
-          <w:lang w:eastAsia="es-CO"/>
-        </w:rPr>
-        <w:tab/>
-      </w:r>
-      <w:r>
-        <w:rPr>
-          <w:lang w:eastAsia="es-CO"/>
-        </w:rPr>
-        <w:tab/>
       </w:r>
       <w:r>
         <w:rPr>
@@ -7883,6 +6660,7 @@
           <w:ilvl w:val="0"/>
           <w:numId w:val="22"/>
         </w:numPr>
+        <w:spacing w:before="0" w:after="0"/>
         <w:rPr>
           <w:b/>
           <w:lang w:eastAsia="es-CO"/>
@@ -7893,21 +6671,27 @@
           <w:b/>
           <w:lang w:eastAsia="es-CO"/>
         </w:rPr>
+        <w:t>Economía circular: el “cierre de ciclos”</w:t>
+      </w:r>
+    </w:p>
+    <w:p>
+      <w:pPr>
+        <w:rPr>
+          <w:lang w:eastAsia="es-CO"/>
+        </w:rPr>
+      </w:pPr>
+      <w:r>
+        <w:rPr>
+          <w:lang w:eastAsia="es-CO"/>
+        </w:rPr>
+        <w:t xml:space="preserve">En contraste, la economía circular busca eliminar el concepto mismo de residuo. Propone un sistema en el que los productos y materiales se mantienen dentro de un ciclo continuo de valor. En lugar de finalizar en un vertedero, los materiales regresan al sistema productivo mediante estrategias como la reutilización, reparación, </w:t>
+      </w:r>
+      <w:r>
+        <w:rPr>
+          <w:lang w:eastAsia="es-CO"/>
+        </w:rPr>
         <w:lastRenderedPageBreak/>
-        <w:t>Economía circular: el “cierre de ciclos”</w:t>
-      </w:r>
-    </w:p>
-    <w:p>
-      <w:pPr>
-        <w:rPr>
-          <w:lang w:eastAsia="es-CO"/>
-        </w:rPr>
-      </w:pPr>
-      <w:r>
-        <w:rPr>
-          <w:lang w:eastAsia="es-CO"/>
-        </w:rPr>
-        <w:t>En contraste, la economía circular busca eliminar el concepto mismo de residuo. Propone un sistema en el que los productos y materiales se mantienen dentro de un ciclo continuo de valor. En lugar de finalizar en un vertedero, los materiales regresan al sistema productivo mediante estrategias como la reutilización, reparación, remanufactura y reciclaje. Esto permite reducir significativamente la extracción de nuevas materias primas y emular los ciclos naturales.</w:t>
+        <w:t>remanufactura y reciclaje. Esto permite reducir significativamente la extracción de nuevas materias primas y emular los ciclos naturales.</w:t>
       </w:r>
     </w:p>
     <w:p>
@@ -8018,11 +6802,18 @@
     </w:p>
     <w:p>
       <w:pPr>
+        <w:spacing w:before="0" w:after="0" w:line="240" w:lineRule="auto"/>
         <w:ind w:firstLine="0"/>
         <w:rPr>
           <w:lang w:eastAsia="es-CO"/>
         </w:rPr>
       </w:pPr>
+      <w:r>
+        <w:rPr>
+          <w:lang w:eastAsia="es-CO"/>
+        </w:rPr>
+        <w:br w:type="page"/>
+      </w:r>
     </w:p>
     <w:p>
       <w:pPr>
@@ -8037,7 +6828,7 @@
         <w:spacing w:after="120"/>
         <w:ind w:left="720"/>
       </w:pPr>
-      <w:bookmarkStart w:id="7" w:name="_Toc223941842"/>
+      <w:bookmarkStart w:id="7" w:name="_Toc227574136"/>
       <w:r>
         <w:lastRenderedPageBreak/>
         <w:t>El ciclo de vida del proceso energético</w:t>
@@ -8073,6 +6864,8 @@
     </w:p>
     <w:p>
       <w:pPr>
+        <w:ind w:firstLine="0"/>
+        <w:jc w:val="center"/>
         <w:rPr>
           <w:lang w:eastAsia="es-CO"/>
         </w:rPr>
@@ -8083,10 +6876,10 @@
           <w:lang w:eastAsia="es-CO"/>
         </w:rPr>
         <w:drawing>
-          <wp:inline distT="0" distB="0" distL="0" distR="0" wp14:anchorId="6276F869" wp14:editId="44670E1C">
-            <wp:extent cx="5670550" cy="3638550"/>
-            <wp:effectExtent l="0" t="0" r="6350" b="0"/>
-            <wp:docPr id="28" name="Imagen 28" descr="El Análisis del Ciclo de Vida (ACV) se muestra como un ciclo cerrado que incluye la obtención de materias primas, la producción, la distribución, el uso y el reciclaje. Cada etapa se conecta para reincorporar materiales al sistema y reducir la extracción de nuevos recursos, todo enmarcado dentro del concepto central del ACV."/>
+          <wp:inline distT="0" distB="0" distL="0" distR="0" wp14:anchorId="79EB9E8C" wp14:editId="2DF61DAF">
+            <wp:extent cx="3464596" cy="3203331"/>
+            <wp:effectExtent l="0" t="0" r="2540" b="0"/>
+            <wp:docPr id="763016234" name="Imagen 8" descr="El Análisis del Ciclo de Vida (ACV) se muestra como un ciclo cerrado que incluye la obtención de materias primas, la producción, la distribución, el uso y el reciclaje. Cada etapa se conecta para reincorporar materiales al sistema y reducir la extracción de nuevos recursos, todo enmarcado dentro del concepto central del ACV."/>
             <wp:cNvGraphicFramePr>
               <a:graphicFrameLocks xmlns:a="http://schemas.openxmlformats.org/drawingml/2006/main" noChangeAspect="1"/>
             </wp:cNvGraphicFramePr>
@@ -8094,8 +6887,10 @@
               <a:graphicData uri="http://schemas.openxmlformats.org/drawingml/2006/picture">
                 <pic:pic xmlns:pic="http://schemas.openxmlformats.org/drawingml/2006/picture">
                   <pic:nvPicPr>
-                    <pic:cNvPr id="28" name="1E07104.tmp"/>
-                    <pic:cNvPicPr/>
+                    <pic:cNvPr id="763016234" name="Imagen 8" descr="El Análisis del Ciclo de Vida (ACV) se muestra como un ciclo cerrado que incluye la obtención de materias primas, la producción, la distribución, el uso y el reciclaje. Cada etapa se conecta para reincorporar materiales al sistema y reducir la extracción de nuevos recursos, todo enmarcado dentro del concepto central del ACV."/>
+                    <pic:cNvPicPr>
+                      <a:picLocks noChangeAspect="1" noChangeArrowheads="1"/>
+                    </pic:cNvPicPr>
                   </pic:nvPicPr>
                   <pic:blipFill>
                     <a:blip r:embed="rId19">
@@ -8105,18 +6900,20 @@
                         </a:ext>
                       </a:extLst>
                     </a:blip>
+                    <a:srcRect/>
                     <a:stretch>
                       <a:fillRect/>
                     </a:stretch>
                   </pic:blipFill>
-                  <pic:spPr>
+                  <pic:spPr bwMode="auto">
                     <a:xfrm>
                       <a:off x="0" y="0"/>
-                      <a:ext cx="5725257" cy="3673653"/>
+                      <a:ext cx="3471387" cy="3209610"/>
                     </a:xfrm>
                     <a:prstGeom prst="rect">
                       <a:avLst/>
                     </a:prstGeom>
+                    <a:noFill/>
                   </pic:spPr>
                 </pic:pic>
               </a:graphicData>
@@ -8168,14 +6965,14 @@
         <w:rPr>
           <w:lang w:eastAsia="es-CO"/>
         </w:rPr>
-        <w:t xml:space="preserve">La extracción de materia prima es la primera etapa del ciclo de vida de un producto y consiste en obtener recursos naturales directamente del ambiente. Esta </w:t>
+        <w:t xml:space="preserve">La extracción de materia prima es la primera etapa del ciclo de vida de un producto y consiste en obtener recursos naturales directamente del ambiente. Esta actividad es fundamental para los procesos productivos, pero también genera impactos ambientales significativos, como deforestación, erosión, contaminación del agua y </w:t>
       </w:r>
       <w:r>
         <w:rPr>
           <w:lang w:eastAsia="es-CO"/>
         </w:rPr>
         <w:lastRenderedPageBreak/>
-        <w:t>actividad es fundamental para los procesos productivos, pero también genera impactos ambientales significativos, como deforestación, erosión, contaminación del agua y afectaciones al suelo. Tanto en combustibles fósiles como en energías renovables, es necesario aplicar prácticas responsables que reduzcan el daño a los ecosistemas y promuevan un uso sostenible de los recursos naturales.</w:t>
+        <w:t>afectaciones al suelo. Tanto en combustibles fósiles como en energías renovables, es necesario aplicar prácticas responsables que reduzcan el daño a los ecosistemas y promuevan un uso sostenible de los recursos naturales.</w:t>
       </w:r>
     </w:p>
     <w:p>
@@ -8199,8 +6996,8 @@
         <w:tblLook w:val="04A0" w:firstRow="1" w:lastRow="0" w:firstColumn="1" w:lastColumn="0" w:noHBand="0" w:noVBand="1"/>
       </w:tblPr>
       <w:tblGrid>
-        <w:gridCol w:w="4981"/>
-        <w:gridCol w:w="4981"/>
+        <w:gridCol w:w="3681"/>
+        <w:gridCol w:w="6281"/>
       </w:tblGrid>
       <w:tr>
         <w:trPr>
@@ -8209,10 +7006,11 @@
         </w:trPr>
         <w:tc>
           <w:tcPr>
-            <w:tcW w:w="4981" w:type="dxa"/>
+            <w:tcW w:w="3681" w:type="dxa"/>
           </w:tcPr>
           <w:p>
             <w:pPr>
+              <w:spacing w:before="0" w:after="0"/>
               <w:ind w:firstLine="0"/>
               <w:rPr>
                 <w:lang w:eastAsia="es-CO"/>
@@ -8225,10 +7023,11 @@
         </w:tc>
         <w:tc>
           <w:tcPr>
-            <w:tcW w:w="4981" w:type="dxa"/>
+            <w:tcW w:w="6281" w:type="dxa"/>
           </w:tcPr>
           <w:p>
             <w:pPr>
+              <w:spacing w:before="0" w:after="0"/>
               <w:ind w:firstLine="0"/>
               <w:rPr>
                 <w:lang w:eastAsia="es-CO"/>
@@ -8246,10 +7045,11 @@
         </w:trPr>
         <w:tc>
           <w:tcPr>
-            <w:tcW w:w="4981" w:type="dxa"/>
+            <w:tcW w:w="3681" w:type="dxa"/>
           </w:tcPr>
           <w:p>
             <w:pPr>
+              <w:spacing w:before="0" w:after="0"/>
               <w:ind w:firstLine="0"/>
               <w:rPr>
                 <w:b/>
@@ -8266,10 +7066,11 @@
         </w:tc>
         <w:tc>
           <w:tcPr>
-            <w:tcW w:w="4981" w:type="dxa"/>
+            <w:tcW w:w="6281" w:type="dxa"/>
           </w:tcPr>
           <w:p>
             <w:pPr>
+              <w:spacing w:before="0" w:after="0"/>
               <w:ind w:firstLine="0"/>
               <w:rPr>
                 <w:lang w:eastAsia="es-CO"/>
@@ -8284,10 +7085,11 @@
       <w:tr>
         <w:tc>
           <w:tcPr>
-            <w:tcW w:w="4981" w:type="dxa"/>
+            <w:tcW w:w="3681" w:type="dxa"/>
           </w:tcPr>
           <w:p>
             <w:pPr>
+              <w:spacing w:before="0" w:after="0"/>
               <w:ind w:firstLine="0"/>
               <w:rPr>
                 <w:b/>
@@ -8304,10 +7106,11 @@
         </w:tc>
         <w:tc>
           <w:tcPr>
-            <w:tcW w:w="4981" w:type="dxa"/>
+            <w:tcW w:w="6281" w:type="dxa"/>
           </w:tcPr>
           <w:p>
             <w:pPr>
+              <w:spacing w:before="0" w:after="0"/>
               <w:ind w:firstLine="0"/>
               <w:rPr>
                 <w:lang w:eastAsia="es-CO"/>
@@ -8328,10 +7131,11 @@
         </w:trPr>
         <w:tc>
           <w:tcPr>
-            <w:tcW w:w="4981" w:type="dxa"/>
+            <w:tcW w:w="3681" w:type="dxa"/>
           </w:tcPr>
           <w:p>
             <w:pPr>
+              <w:spacing w:before="0" w:after="0"/>
               <w:ind w:firstLine="0"/>
               <w:rPr>
                 <w:b/>
@@ -8348,7 +7152,7 @@
         </w:tc>
         <w:tc>
           <w:tcPr>
-            <w:tcW w:w="4981" w:type="dxa"/>
+            <w:tcW w:w="6281" w:type="dxa"/>
           </w:tcPr>
           <w:p>
             <w:pPr>
@@ -8357,6 +7161,7 @@
                 <w:ilvl w:val="0"/>
                 <w:numId w:val="17"/>
               </w:numPr>
+              <w:spacing w:before="0" w:after="0"/>
               <w:ind w:left="293"/>
               <w:rPr>
                 <w:lang w:eastAsia="es-CO"/>
@@ -8384,6 +7189,7 @@
                 <w:ilvl w:val="0"/>
                 <w:numId w:val="23"/>
               </w:numPr>
+              <w:spacing w:before="0" w:after="0"/>
               <w:rPr>
                 <w:lang w:eastAsia="es-CO"/>
               </w:rPr>
@@ -8409,6 +7215,7 @@
                 <w:ilvl w:val="0"/>
                 <w:numId w:val="23"/>
               </w:numPr>
+              <w:spacing w:before="0" w:after="0"/>
               <w:rPr>
                 <w:lang w:eastAsia="es-CO"/>
               </w:rPr>
@@ -8444,10 +7251,11 @@
       <w:tr>
         <w:tc>
           <w:tcPr>
-            <w:tcW w:w="4981" w:type="dxa"/>
+            <w:tcW w:w="3681" w:type="dxa"/>
           </w:tcPr>
           <w:p>
             <w:pPr>
+              <w:spacing w:before="0" w:after="0"/>
               <w:ind w:firstLine="0"/>
               <w:rPr>
                 <w:b/>
@@ -8458,14 +7266,13 @@
               <w:rPr>
                 <w:b/>
               </w:rPr>
-              <w:lastRenderedPageBreak/>
               <w:t>Impactos en energías renovables</w:t>
             </w:r>
           </w:p>
         </w:tc>
         <w:tc>
           <w:tcPr>
-            <w:tcW w:w="4981" w:type="dxa"/>
+            <w:tcW w:w="6281" w:type="dxa"/>
           </w:tcPr>
           <w:p>
             <w:pPr>
@@ -8474,6 +7281,7 @@
                 <w:ilvl w:val="0"/>
                 <w:numId w:val="17"/>
               </w:numPr>
+              <w:spacing w:before="0" w:after="0"/>
               <w:ind w:left="293"/>
               <w:rPr>
                 <w:lang w:eastAsia="es-CO"/>
@@ -8500,6 +7308,7 @@
                 <w:ilvl w:val="0"/>
                 <w:numId w:val="17"/>
               </w:numPr>
+              <w:spacing w:before="0" w:after="0"/>
               <w:ind w:left="293"/>
               <w:rPr>
                 <w:lang w:eastAsia="es-CO"/>
@@ -8526,6 +7335,7 @@
                 <w:ilvl w:val="0"/>
                 <w:numId w:val="17"/>
               </w:numPr>
+              <w:spacing w:before="0" w:after="0"/>
               <w:ind w:left="293"/>
               <w:rPr>
                 <w:lang w:eastAsia="es-CO"/>
@@ -8553,10 +7363,11 @@
         </w:trPr>
         <w:tc>
           <w:tcPr>
-            <w:tcW w:w="4981" w:type="dxa"/>
+            <w:tcW w:w="3681" w:type="dxa"/>
           </w:tcPr>
           <w:p>
             <w:pPr>
+              <w:spacing w:before="0" w:after="0"/>
               <w:ind w:firstLine="0"/>
               <w:rPr>
                 <w:b/>
@@ -8573,10 +7384,11 @@
         </w:tc>
         <w:tc>
           <w:tcPr>
-            <w:tcW w:w="4981" w:type="dxa"/>
+            <w:tcW w:w="6281" w:type="dxa"/>
           </w:tcPr>
           <w:p>
             <w:pPr>
+              <w:spacing w:before="0" w:after="0"/>
               <w:ind w:firstLine="0"/>
               <w:rPr>
                 <w:lang w:eastAsia="es-CO"/>
@@ -8617,6 +7429,7 @@
         <w:rPr>
           <w:lang w:eastAsia="es-CO"/>
         </w:rPr>
+        <w:lastRenderedPageBreak/>
         <w:t xml:space="preserve">El procesamiento es la etapa en la que los recursos extraídos se transforman para su uso, generando consumo de energía y emisiones. Tanto en combustibles fósiles como en energías renovables existen impactos ambientales, por lo que se requieren medidas </w:t>
       </w:r>
       <w:r>
@@ -8647,8 +7460,8 @@
         <w:tblLook w:val="04A0" w:firstRow="1" w:lastRow="0" w:firstColumn="1" w:lastColumn="0" w:noHBand="0" w:noVBand="1"/>
       </w:tblPr>
       <w:tblGrid>
-        <w:gridCol w:w="4981"/>
-        <w:gridCol w:w="4981"/>
+        <w:gridCol w:w="3823"/>
+        <w:gridCol w:w="6139"/>
       </w:tblGrid>
       <w:tr>
         <w:trPr>
@@ -8657,10 +7470,11 @@
         </w:trPr>
         <w:tc>
           <w:tcPr>
-            <w:tcW w:w="4981" w:type="dxa"/>
+            <w:tcW w:w="3823" w:type="dxa"/>
           </w:tcPr>
           <w:p>
             <w:pPr>
+              <w:spacing w:before="0" w:after="0"/>
               <w:ind w:firstLine="0"/>
               <w:rPr>
                 <w:lang w:eastAsia="es-CO"/>
@@ -8673,10 +7487,11 @@
         </w:tc>
         <w:tc>
           <w:tcPr>
-            <w:tcW w:w="4981" w:type="dxa"/>
+            <w:tcW w:w="6139" w:type="dxa"/>
           </w:tcPr>
           <w:p>
             <w:pPr>
+              <w:spacing w:before="0" w:after="0"/>
               <w:ind w:firstLine="0"/>
               <w:rPr>
                 <w:lang w:eastAsia="es-CO"/>
@@ -8694,10 +7509,11 @@
         </w:trPr>
         <w:tc>
           <w:tcPr>
-            <w:tcW w:w="4981" w:type="dxa"/>
+            <w:tcW w:w="3823" w:type="dxa"/>
           </w:tcPr>
           <w:p>
             <w:pPr>
+              <w:spacing w:before="0" w:after="0"/>
               <w:ind w:firstLine="0"/>
               <w:rPr>
                 <w:b/>
@@ -8714,10 +7530,11 @@
         </w:tc>
         <w:tc>
           <w:tcPr>
-            <w:tcW w:w="4981" w:type="dxa"/>
+            <w:tcW w:w="6139" w:type="dxa"/>
           </w:tcPr>
           <w:p>
             <w:pPr>
+              <w:spacing w:before="0" w:after="0"/>
               <w:ind w:firstLine="0"/>
               <w:rPr>
                 <w:lang w:eastAsia="es-CO"/>
@@ -8732,10 +7549,11 @@
       <w:tr>
         <w:tc>
           <w:tcPr>
-            <w:tcW w:w="4981" w:type="dxa"/>
+            <w:tcW w:w="3823" w:type="dxa"/>
           </w:tcPr>
           <w:p>
             <w:pPr>
+              <w:spacing w:before="0" w:after="0"/>
               <w:ind w:firstLine="0"/>
               <w:rPr>
                 <w:b/>
@@ -8746,17 +7564,17 @@
               <w:rPr>
                 <w:b/>
               </w:rPr>
-              <w:lastRenderedPageBreak/>
               <w:t>Importancia</w:t>
             </w:r>
           </w:p>
         </w:tc>
         <w:tc>
           <w:tcPr>
-            <w:tcW w:w="4981" w:type="dxa"/>
+            <w:tcW w:w="6139" w:type="dxa"/>
           </w:tcPr>
           <w:p>
             <w:pPr>
+              <w:spacing w:before="0" w:after="0"/>
               <w:ind w:firstLine="0"/>
               <w:rPr>
                 <w:lang w:eastAsia="es-CO"/>
@@ -8777,10 +7595,11 @@
         </w:trPr>
         <w:tc>
           <w:tcPr>
-            <w:tcW w:w="4981" w:type="dxa"/>
+            <w:tcW w:w="3823" w:type="dxa"/>
           </w:tcPr>
           <w:p>
             <w:pPr>
+              <w:spacing w:before="0" w:after="0"/>
               <w:ind w:firstLine="0"/>
               <w:rPr>
                 <w:b/>
@@ -8797,7 +7616,7 @@
         </w:tc>
         <w:tc>
           <w:tcPr>
-            <w:tcW w:w="4981" w:type="dxa"/>
+            <w:tcW w:w="6139" w:type="dxa"/>
           </w:tcPr>
           <w:p>
             <w:pPr>
@@ -8806,6 +7625,7 @@
                 <w:ilvl w:val="0"/>
                 <w:numId w:val="17"/>
               </w:numPr>
+              <w:spacing w:before="0" w:after="0"/>
               <w:ind w:left="293"/>
               <w:rPr>
                 <w:b/>
@@ -8852,6 +7672,7 @@
                 <w:ilvl w:val="0"/>
                 <w:numId w:val="17"/>
               </w:numPr>
+              <w:spacing w:before="0" w:after="0"/>
               <w:ind w:left="293"/>
               <w:rPr>
                 <w:b/>
@@ -8884,10 +7705,11 @@
       <w:tr>
         <w:tc>
           <w:tcPr>
-            <w:tcW w:w="4981" w:type="dxa"/>
+            <w:tcW w:w="3823" w:type="dxa"/>
           </w:tcPr>
           <w:p>
             <w:pPr>
+              <w:spacing w:before="0" w:after="0"/>
               <w:ind w:firstLine="0"/>
               <w:rPr>
                 <w:b/>
@@ -8904,7 +7726,7 @@
         </w:tc>
         <w:tc>
           <w:tcPr>
-            <w:tcW w:w="4981" w:type="dxa"/>
+            <w:tcW w:w="6139" w:type="dxa"/>
           </w:tcPr>
           <w:p>
             <w:pPr>
@@ -8913,6 +7735,7 @@
                 <w:ilvl w:val="0"/>
                 <w:numId w:val="17"/>
               </w:numPr>
+              <w:spacing w:before="0" w:after="0"/>
               <w:ind w:left="293"/>
               <w:rPr>
                 <w:b/>
@@ -8954,6 +7777,7 @@
                 <w:ilvl w:val="0"/>
                 <w:numId w:val="17"/>
               </w:numPr>
+              <w:spacing w:before="0" w:after="0"/>
               <w:ind w:left="293"/>
               <w:rPr>
                 <w:lang w:eastAsia="es-CO"/>
@@ -8987,6 +7811,7 @@
                 <w:ilvl w:val="0"/>
                 <w:numId w:val="17"/>
               </w:numPr>
+              <w:spacing w:before="0" w:after="0"/>
               <w:ind w:left="293"/>
               <w:rPr>
                 <w:lang w:eastAsia="es-CO"/>
@@ -9021,10 +7846,11 @@
         </w:trPr>
         <w:tc>
           <w:tcPr>
-            <w:tcW w:w="4981" w:type="dxa"/>
+            <w:tcW w:w="3823" w:type="dxa"/>
           </w:tcPr>
           <w:p>
             <w:pPr>
+              <w:spacing w:before="0" w:after="0"/>
               <w:ind w:firstLine="0"/>
               <w:rPr>
                 <w:b/>
@@ -9035,16 +7861,18 @@
               <w:rPr>
                 <w:b/>
               </w:rPr>
+              <w:lastRenderedPageBreak/>
               <w:t>Consideraciones de sostenibilidad</w:t>
             </w:r>
           </w:p>
         </w:tc>
         <w:tc>
           <w:tcPr>
-            <w:tcW w:w="4981" w:type="dxa"/>
+            <w:tcW w:w="6139" w:type="dxa"/>
           </w:tcPr>
           <w:p>
             <w:pPr>
+              <w:spacing w:before="0" w:after="0"/>
               <w:ind w:firstLine="0"/>
               <w:rPr>
                 <w:lang w:eastAsia="es-CO"/>
@@ -9079,14 +7907,7 @@
         <w:rPr>
           <w:lang w:eastAsia="es-CO"/>
         </w:rPr>
-        <w:t xml:space="preserve">El transporte en el ámbito energético consiste en la movilización de recursos e insumos desde su origen hasta el lugar de uso o transformación, implicando consumo de energía y generación de emisiones. Asimismo, contempla impactos ambientales y la </w:t>
-      </w:r>
-      <w:r>
-        <w:rPr>
-          <w:lang w:eastAsia="es-CO"/>
-        </w:rPr>
-        <w:lastRenderedPageBreak/>
-        <w:t>necesidad de aplicar medidas de sostenibilidad para reducir riesgos y optimizar los procesos.</w:t>
+        <w:t>El transporte en el ámbito energético consiste en la movilización de recursos e insumos desde su origen hasta el lugar de uso o transformación, implicando consumo de energía y generación de emisiones. Asimismo, contempla impactos ambientales y la necesidad de aplicar medidas de sostenibilidad para reducir riesgos y optimizar los procesos.</w:t>
       </w:r>
     </w:p>
     <w:p>
@@ -9110,8 +7931,8 @@
         <w:tblLook w:val="04A0" w:firstRow="1" w:lastRow="0" w:firstColumn="1" w:lastColumn="0" w:noHBand="0" w:noVBand="1"/>
       </w:tblPr>
       <w:tblGrid>
-        <w:gridCol w:w="4981"/>
-        <w:gridCol w:w="4981"/>
+        <w:gridCol w:w="3964"/>
+        <w:gridCol w:w="5998"/>
       </w:tblGrid>
       <w:tr>
         <w:trPr>
@@ -9120,10 +7941,11 @@
         </w:trPr>
         <w:tc>
           <w:tcPr>
-            <w:tcW w:w="4981" w:type="dxa"/>
+            <w:tcW w:w="3964" w:type="dxa"/>
           </w:tcPr>
           <w:p>
             <w:pPr>
+              <w:spacing w:before="0" w:after="0"/>
               <w:ind w:firstLine="0"/>
               <w:rPr>
                 <w:lang w:eastAsia="es-CO"/>
@@ -9136,10 +7958,11 @@
         </w:tc>
         <w:tc>
           <w:tcPr>
-            <w:tcW w:w="4981" w:type="dxa"/>
+            <w:tcW w:w="5998" w:type="dxa"/>
           </w:tcPr>
           <w:p>
             <w:pPr>
+              <w:spacing w:before="0" w:after="0"/>
               <w:ind w:firstLine="0"/>
               <w:rPr>
                 <w:lang w:eastAsia="es-CO"/>
@@ -9157,10 +7980,11 @@
         </w:trPr>
         <w:tc>
           <w:tcPr>
-            <w:tcW w:w="4981" w:type="dxa"/>
+            <w:tcW w:w="3964" w:type="dxa"/>
           </w:tcPr>
           <w:p>
             <w:pPr>
+              <w:spacing w:before="0" w:after="0"/>
               <w:ind w:firstLine="0"/>
               <w:rPr>
                 <w:b/>
@@ -9177,10 +8001,11 @@
         </w:tc>
         <w:tc>
           <w:tcPr>
-            <w:tcW w:w="4981" w:type="dxa"/>
+            <w:tcW w:w="5998" w:type="dxa"/>
           </w:tcPr>
           <w:p>
             <w:pPr>
+              <w:spacing w:before="0" w:after="0"/>
               <w:ind w:firstLine="0"/>
               <w:rPr>
                 <w:lang w:eastAsia="es-CO"/>
@@ -9195,10 +8020,11 @@
       <w:tr>
         <w:tc>
           <w:tcPr>
-            <w:tcW w:w="4981" w:type="dxa"/>
+            <w:tcW w:w="3964" w:type="dxa"/>
           </w:tcPr>
           <w:p>
             <w:pPr>
+              <w:spacing w:before="0" w:after="0"/>
               <w:ind w:firstLine="0"/>
               <w:rPr>
                 <w:b/>
@@ -9215,10 +8041,11 @@
         </w:tc>
         <w:tc>
           <w:tcPr>
-            <w:tcW w:w="4981" w:type="dxa"/>
+            <w:tcW w:w="5998" w:type="dxa"/>
           </w:tcPr>
           <w:p>
             <w:pPr>
+              <w:spacing w:before="0" w:after="0"/>
               <w:ind w:firstLine="0"/>
               <w:rPr>
                 <w:lang w:eastAsia="es-CO"/>
@@ -9236,10 +8063,11 @@
         </w:trPr>
         <w:tc>
           <w:tcPr>
-            <w:tcW w:w="4981" w:type="dxa"/>
+            <w:tcW w:w="3964" w:type="dxa"/>
           </w:tcPr>
           <w:p>
             <w:pPr>
+              <w:spacing w:before="0" w:after="0"/>
               <w:ind w:firstLine="0"/>
               <w:rPr>
                 <w:b/>
@@ -9256,7 +8084,7 @@
         </w:tc>
         <w:tc>
           <w:tcPr>
-            <w:tcW w:w="4981" w:type="dxa"/>
+            <w:tcW w:w="5998" w:type="dxa"/>
           </w:tcPr>
           <w:p>
             <w:pPr>
@@ -9265,6 +8093,7 @@
                 <w:ilvl w:val="0"/>
                 <w:numId w:val="17"/>
               </w:numPr>
+              <w:spacing w:before="0" w:after="0"/>
               <w:ind w:left="293"/>
               <w:rPr>
                 <w:lang w:eastAsia="es-CO"/>
@@ -9291,6 +8120,7 @@
                 <w:ilvl w:val="0"/>
                 <w:numId w:val="17"/>
               </w:numPr>
+              <w:spacing w:before="0" w:after="0"/>
               <w:ind w:left="293"/>
               <w:rPr>
                 <w:lang w:eastAsia="es-CO"/>
@@ -9315,10 +8145,11 @@
       <w:tr>
         <w:tc>
           <w:tcPr>
-            <w:tcW w:w="4981" w:type="dxa"/>
+            <w:tcW w:w="3964" w:type="dxa"/>
           </w:tcPr>
           <w:p>
             <w:pPr>
+              <w:spacing w:before="0" w:after="0"/>
               <w:ind w:firstLine="0"/>
               <w:rPr>
                 <w:b/>
@@ -9335,7 +8166,7 @@
         </w:tc>
         <w:tc>
           <w:tcPr>
-            <w:tcW w:w="4981" w:type="dxa"/>
+            <w:tcW w:w="5998" w:type="dxa"/>
           </w:tcPr>
           <w:p>
             <w:pPr>
@@ -9344,6 +8175,7 @@
                 <w:ilvl w:val="0"/>
                 <w:numId w:val="17"/>
               </w:numPr>
+              <w:spacing w:before="0" w:after="0"/>
               <w:ind w:left="293"/>
               <w:rPr>
                 <w:b/>
@@ -9378,6 +8210,7 @@
                 <w:ilvl w:val="0"/>
                 <w:numId w:val="17"/>
               </w:numPr>
+              <w:spacing w:before="0" w:after="0"/>
               <w:ind w:left="293"/>
               <w:rPr>
                 <w:lang w:eastAsia="es-CO"/>
@@ -9388,6 +8221,7 @@
                 <w:b/>
                 <w:lang w:eastAsia="es-CO"/>
               </w:rPr>
+              <w:lastRenderedPageBreak/>
               <w:t xml:space="preserve">Solar y eólica: </w:t>
             </w:r>
             <w:r>
@@ -9405,10 +8239,11 @@
         </w:trPr>
         <w:tc>
           <w:tcPr>
-            <w:tcW w:w="4981" w:type="dxa"/>
+            <w:tcW w:w="3964" w:type="dxa"/>
           </w:tcPr>
           <w:p>
             <w:pPr>
+              <w:spacing w:before="0" w:after="0"/>
               <w:ind w:firstLine="0"/>
               <w:rPr>
                 <w:b/>
@@ -9426,10 +8261,11 @@
         </w:tc>
         <w:tc>
           <w:tcPr>
-            <w:tcW w:w="4981" w:type="dxa"/>
+            <w:tcW w:w="5998" w:type="dxa"/>
           </w:tcPr>
           <w:p>
             <w:pPr>
+              <w:spacing w:before="0" w:after="0"/>
               <w:ind w:firstLine="0"/>
               <w:rPr>
                 <w:lang w:eastAsia="es-CO"/>
@@ -9488,8 +8324,8 @@
         <w:tblLook w:val="04A0" w:firstRow="1" w:lastRow="0" w:firstColumn="1" w:lastColumn="0" w:noHBand="0" w:noVBand="1"/>
       </w:tblPr>
       <w:tblGrid>
-        <w:gridCol w:w="4981"/>
-        <w:gridCol w:w="4981"/>
+        <w:gridCol w:w="4106"/>
+        <w:gridCol w:w="5856"/>
       </w:tblGrid>
       <w:tr>
         <w:trPr>
@@ -9498,10 +8334,11 @@
         </w:trPr>
         <w:tc>
           <w:tcPr>
-            <w:tcW w:w="4981" w:type="dxa"/>
+            <w:tcW w:w="4106" w:type="dxa"/>
           </w:tcPr>
           <w:p>
             <w:pPr>
+              <w:spacing w:before="0" w:after="0"/>
               <w:ind w:firstLine="0"/>
               <w:rPr>
                 <w:lang w:eastAsia="es-CO"/>
@@ -9514,10 +8351,11 @@
         </w:tc>
         <w:tc>
           <w:tcPr>
-            <w:tcW w:w="4981" w:type="dxa"/>
+            <w:tcW w:w="5856" w:type="dxa"/>
           </w:tcPr>
           <w:p>
             <w:pPr>
+              <w:spacing w:before="0" w:after="0"/>
               <w:ind w:firstLine="0"/>
               <w:rPr>
                 <w:lang w:eastAsia="es-CO"/>
@@ -9535,10 +8373,11 @@
         </w:trPr>
         <w:tc>
           <w:tcPr>
-            <w:tcW w:w="4981" w:type="dxa"/>
+            <w:tcW w:w="4106" w:type="dxa"/>
           </w:tcPr>
           <w:p>
             <w:pPr>
+              <w:spacing w:before="0" w:after="0"/>
               <w:ind w:firstLine="0"/>
               <w:rPr>
                 <w:b/>
@@ -9555,10 +8394,11 @@
         </w:tc>
         <w:tc>
           <w:tcPr>
-            <w:tcW w:w="4981" w:type="dxa"/>
+            <w:tcW w:w="5856" w:type="dxa"/>
           </w:tcPr>
           <w:p>
             <w:pPr>
+              <w:spacing w:before="0" w:after="0"/>
               <w:ind w:firstLine="0"/>
               <w:rPr>
                 <w:lang w:eastAsia="es-CO"/>
@@ -9573,10 +8413,11 @@
       <w:tr>
         <w:tc>
           <w:tcPr>
-            <w:tcW w:w="4981" w:type="dxa"/>
+            <w:tcW w:w="4106" w:type="dxa"/>
           </w:tcPr>
           <w:p>
             <w:pPr>
+              <w:spacing w:before="0" w:after="0"/>
               <w:ind w:firstLine="0"/>
               <w:rPr>
                 <w:b/>
@@ -9593,10 +8434,11 @@
         </w:tc>
         <w:tc>
           <w:tcPr>
-            <w:tcW w:w="4981" w:type="dxa"/>
+            <w:tcW w:w="5856" w:type="dxa"/>
           </w:tcPr>
           <w:p>
             <w:pPr>
+              <w:spacing w:before="0" w:after="0"/>
               <w:ind w:firstLine="0"/>
               <w:rPr>
                 <w:lang w:eastAsia="es-CO"/>
@@ -9614,10 +8456,11 @@
         </w:trPr>
         <w:tc>
           <w:tcPr>
-            <w:tcW w:w="4981" w:type="dxa"/>
+            <w:tcW w:w="4106" w:type="dxa"/>
           </w:tcPr>
           <w:p>
             <w:pPr>
+              <w:spacing w:before="0" w:after="0"/>
               <w:ind w:firstLine="0"/>
               <w:rPr>
                 <w:b/>
@@ -9628,14 +8471,13 @@
               <w:rPr>
                 <w:b/>
               </w:rPr>
-              <w:lastRenderedPageBreak/>
               <w:t>Impactos en combustibles fósiles</w:t>
             </w:r>
           </w:p>
         </w:tc>
         <w:tc>
           <w:tcPr>
-            <w:tcW w:w="4981" w:type="dxa"/>
+            <w:tcW w:w="5856" w:type="dxa"/>
           </w:tcPr>
           <w:p>
             <w:pPr>
@@ -9644,6 +8486,7 @@
                 <w:ilvl w:val="0"/>
                 <w:numId w:val="17"/>
               </w:numPr>
+              <w:spacing w:before="0" w:after="0"/>
               <w:ind w:left="293"/>
               <w:rPr>
                 <w:lang w:eastAsia="es-CO"/>
@@ -9663,6 +8506,7 @@
                 <w:ilvl w:val="0"/>
                 <w:numId w:val="17"/>
               </w:numPr>
+              <w:spacing w:before="0" w:after="0"/>
               <w:ind w:left="293"/>
               <w:rPr>
                 <w:lang w:eastAsia="es-CO"/>
@@ -9680,10 +8524,11 @@
       <w:tr>
         <w:tc>
           <w:tcPr>
-            <w:tcW w:w="4981" w:type="dxa"/>
+            <w:tcW w:w="4106" w:type="dxa"/>
           </w:tcPr>
           <w:p>
             <w:pPr>
+              <w:spacing w:before="0" w:after="0"/>
               <w:ind w:firstLine="0"/>
               <w:rPr>
                 <w:b/>
@@ -9694,13 +8539,14 @@
               <w:rPr>
                 <w:b/>
               </w:rPr>
+              <w:lastRenderedPageBreak/>
               <w:t>Impactos en energías renovables</w:t>
             </w:r>
           </w:p>
         </w:tc>
         <w:tc>
           <w:tcPr>
-            <w:tcW w:w="4981" w:type="dxa"/>
+            <w:tcW w:w="5856" w:type="dxa"/>
           </w:tcPr>
           <w:p>
             <w:pPr>
@@ -9709,6 +8555,7 @@
                 <w:ilvl w:val="0"/>
                 <w:numId w:val="17"/>
               </w:numPr>
+              <w:spacing w:before="0" w:after="0"/>
               <w:ind w:left="293"/>
               <w:rPr>
                 <w:lang w:eastAsia="es-CO"/>
@@ -9735,6 +8582,7 @@
                 <w:ilvl w:val="0"/>
                 <w:numId w:val="17"/>
               </w:numPr>
+              <w:spacing w:before="0" w:after="0"/>
               <w:ind w:left="293"/>
               <w:rPr>
                 <w:lang w:eastAsia="es-CO"/>
@@ -9761,6 +8609,7 @@
                 <w:ilvl w:val="0"/>
                 <w:numId w:val="17"/>
               </w:numPr>
+              <w:spacing w:before="0" w:after="0"/>
               <w:ind w:left="293"/>
               <w:rPr>
                 <w:lang w:eastAsia="es-CO"/>
@@ -9788,10 +8637,11 @@
         </w:trPr>
         <w:tc>
           <w:tcPr>
-            <w:tcW w:w="4981" w:type="dxa"/>
+            <w:tcW w:w="4106" w:type="dxa"/>
           </w:tcPr>
           <w:p>
             <w:pPr>
+              <w:spacing w:before="0" w:after="0"/>
               <w:ind w:firstLine="0"/>
               <w:rPr>
                 <w:b/>
@@ -9808,10 +8658,11 @@
         </w:tc>
         <w:tc>
           <w:tcPr>
-            <w:tcW w:w="4981" w:type="dxa"/>
+            <w:tcW w:w="5856" w:type="dxa"/>
           </w:tcPr>
           <w:p>
             <w:pPr>
+              <w:spacing w:before="0" w:after="0"/>
               <w:ind w:firstLine="0"/>
               <w:rPr>
                 <w:lang w:eastAsia="es-CO"/>
@@ -9846,14 +8697,7 @@
         <w:rPr>
           <w:lang w:eastAsia="es-CO"/>
         </w:rPr>
-        <w:t xml:space="preserve">La gestión de los desechos al final de la vida útil de los recursos energéticos determina su impacto ambiental a largo plazo y la posibilidad de reincorporación a nuevos ciclos productivos. Los residuos varían según la fuente, desde cenizas y </w:t>
-      </w:r>
-      <w:r>
-        <w:rPr>
-          <w:lang w:eastAsia="es-CO"/>
-        </w:rPr>
-        <w:lastRenderedPageBreak/>
-        <w:t>desechos tóxicos hasta materiales radiactivos o componentes reciclables, por lo que requieren estrategias de reciclaje y manejo seguro.</w:t>
+        <w:t>La gestión de los desechos al final de la vida útil de los recursos energéticos determina su impacto ambiental a largo plazo y la posibilidad de reincorporación a nuevos ciclos productivos. Los residuos varían según la fuente, desde cenizas y desechos tóxicos hasta materiales radiactivos o componentes reciclables, por lo que requieren estrategias de reciclaje y manejo seguro.</w:t>
       </w:r>
     </w:p>
     <w:p>
@@ -9877,8 +8721,8 @@
         <w:tblLook w:val="04A0" w:firstRow="1" w:lastRow="0" w:firstColumn="1" w:lastColumn="0" w:noHBand="0" w:noVBand="1"/>
       </w:tblPr>
       <w:tblGrid>
-        <w:gridCol w:w="4981"/>
-        <w:gridCol w:w="4981"/>
+        <w:gridCol w:w="3539"/>
+        <w:gridCol w:w="6423"/>
       </w:tblGrid>
       <w:tr>
         <w:trPr>
@@ -9887,10 +8731,11 @@
         </w:trPr>
         <w:tc>
           <w:tcPr>
-            <w:tcW w:w="4981" w:type="dxa"/>
+            <w:tcW w:w="3539" w:type="dxa"/>
           </w:tcPr>
           <w:p>
             <w:pPr>
+              <w:spacing w:before="0" w:after="0"/>
               <w:ind w:firstLine="0"/>
               <w:rPr>
                 <w:lang w:eastAsia="es-CO"/>
@@ -9903,10 +8748,11 @@
         </w:tc>
         <w:tc>
           <w:tcPr>
-            <w:tcW w:w="4981" w:type="dxa"/>
+            <w:tcW w:w="6423" w:type="dxa"/>
           </w:tcPr>
           <w:p>
             <w:pPr>
+              <w:spacing w:before="0" w:after="0"/>
               <w:ind w:firstLine="0"/>
               <w:rPr>
                 <w:lang w:eastAsia="es-CO"/>
@@ -9924,10 +8770,11 @@
         </w:trPr>
         <w:tc>
           <w:tcPr>
-            <w:tcW w:w="4981" w:type="dxa"/>
+            <w:tcW w:w="3539" w:type="dxa"/>
           </w:tcPr>
           <w:p>
             <w:pPr>
+              <w:spacing w:before="0" w:after="0"/>
               <w:ind w:firstLine="0"/>
               <w:rPr>
                 <w:b/>
@@ -9944,10 +8791,11 @@
         </w:tc>
         <w:tc>
           <w:tcPr>
-            <w:tcW w:w="4981" w:type="dxa"/>
+            <w:tcW w:w="6423" w:type="dxa"/>
           </w:tcPr>
           <w:p>
             <w:pPr>
+              <w:spacing w:before="0" w:after="0"/>
               <w:ind w:firstLine="0"/>
               <w:rPr>
                 <w:lang w:eastAsia="es-CO"/>
@@ -9962,10 +8810,11 @@
       <w:tr>
         <w:tc>
           <w:tcPr>
-            <w:tcW w:w="4981" w:type="dxa"/>
+            <w:tcW w:w="3539" w:type="dxa"/>
           </w:tcPr>
           <w:p>
             <w:pPr>
+              <w:spacing w:before="0" w:after="0"/>
               <w:ind w:firstLine="0"/>
               <w:rPr>
                 <w:b/>
@@ -9982,10 +8831,11 @@
         </w:tc>
         <w:tc>
           <w:tcPr>
-            <w:tcW w:w="4981" w:type="dxa"/>
+            <w:tcW w:w="6423" w:type="dxa"/>
           </w:tcPr>
           <w:p>
             <w:pPr>
+              <w:spacing w:before="0" w:after="0"/>
               <w:ind w:firstLine="0"/>
               <w:rPr>
                 <w:lang w:eastAsia="es-CO"/>
@@ -10003,10 +8853,11 @@
         </w:trPr>
         <w:tc>
           <w:tcPr>
-            <w:tcW w:w="4981" w:type="dxa"/>
+            <w:tcW w:w="3539" w:type="dxa"/>
           </w:tcPr>
           <w:p>
             <w:pPr>
+              <w:spacing w:before="0" w:after="0"/>
               <w:ind w:firstLine="0"/>
               <w:rPr>
                 <w:b/>
@@ -10017,13 +8868,14 @@
               <w:rPr>
                 <w:b/>
               </w:rPr>
+              <w:lastRenderedPageBreak/>
               <w:t>Residuos de Combustibles Fósiles</w:t>
             </w:r>
           </w:p>
         </w:tc>
         <w:tc>
           <w:tcPr>
-            <w:tcW w:w="4981" w:type="dxa"/>
+            <w:tcW w:w="6423" w:type="dxa"/>
           </w:tcPr>
           <w:p>
             <w:pPr>
@@ -10032,6 +8884,7 @@
                 <w:ilvl w:val="0"/>
                 <w:numId w:val="17"/>
               </w:numPr>
+              <w:spacing w:before="0" w:after="0"/>
               <w:ind w:left="293"/>
               <w:rPr>
                 <w:lang w:eastAsia="es-CO"/>
@@ -10051,6 +8904,7 @@
                 <w:ilvl w:val="0"/>
                 <w:numId w:val="17"/>
               </w:numPr>
+              <w:spacing w:before="0" w:after="0"/>
               <w:ind w:left="293"/>
               <w:rPr>
                 <w:lang w:eastAsia="es-CO"/>
@@ -10068,10 +8922,11 @@
       <w:tr>
         <w:tc>
           <w:tcPr>
-            <w:tcW w:w="4981" w:type="dxa"/>
+            <w:tcW w:w="3539" w:type="dxa"/>
           </w:tcPr>
           <w:p>
             <w:pPr>
+              <w:spacing w:before="0" w:after="0"/>
               <w:ind w:firstLine="0"/>
               <w:rPr>
                 <w:b/>
@@ -10088,7 +8943,7 @@
         </w:tc>
         <w:tc>
           <w:tcPr>
-            <w:tcW w:w="4981" w:type="dxa"/>
+            <w:tcW w:w="6423" w:type="dxa"/>
           </w:tcPr>
           <w:p>
             <w:pPr>
@@ -10097,6 +8952,7 @@
                 <w:ilvl w:val="0"/>
                 <w:numId w:val="17"/>
               </w:numPr>
+              <w:spacing w:before="0" w:after="0"/>
               <w:ind w:left="293"/>
               <w:rPr>
                 <w:lang w:eastAsia="es-CO"/>
@@ -10123,10 +8979,11 @@
         </w:trPr>
         <w:tc>
           <w:tcPr>
-            <w:tcW w:w="4981" w:type="dxa"/>
+            <w:tcW w:w="3539" w:type="dxa"/>
           </w:tcPr>
           <w:p>
             <w:pPr>
+              <w:spacing w:before="0" w:after="0"/>
               <w:ind w:firstLine="0"/>
               <w:rPr>
                 <w:b/>
@@ -10143,7 +9000,7 @@
         </w:tc>
         <w:tc>
           <w:tcPr>
-            <w:tcW w:w="4981" w:type="dxa"/>
+            <w:tcW w:w="6423" w:type="dxa"/>
           </w:tcPr>
           <w:p>
             <w:pPr>
@@ -10152,6 +9009,7 @@
                 <w:ilvl w:val="0"/>
                 <w:numId w:val="17"/>
               </w:numPr>
+              <w:spacing w:before="0" w:after="0"/>
               <w:ind w:left="293"/>
               <w:rPr>
                 <w:lang w:eastAsia="es-CO"/>
@@ -10178,6 +9036,7 @@
                 <w:ilvl w:val="0"/>
                 <w:numId w:val="17"/>
               </w:numPr>
+              <w:spacing w:before="0" w:after="0"/>
               <w:ind w:left="293"/>
               <w:rPr>
                 <w:lang w:eastAsia="es-CO"/>
@@ -10211,6 +9070,7 @@
                 <w:ilvl w:val="0"/>
                 <w:numId w:val="17"/>
               </w:numPr>
+              <w:spacing w:before="0" w:after="0"/>
               <w:ind w:left="293"/>
               <w:rPr>
                 <w:lang w:eastAsia="es-CO"/>
@@ -10221,7 +9081,6 @@
                 <w:b/>
                 <w:lang w:eastAsia="es-CO"/>
               </w:rPr>
-              <w:lastRenderedPageBreak/>
               <w:t>Baterías:</w:t>
             </w:r>
             <w:r>
@@ -10243,10 +9102,11 @@
       <w:tr>
         <w:tc>
           <w:tcPr>
-            <w:tcW w:w="4981" w:type="dxa"/>
+            <w:tcW w:w="3539" w:type="dxa"/>
           </w:tcPr>
           <w:p>
             <w:pPr>
+              <w:spacing w:before="0" w:after="0"/>
               <w:ind w:firstLine="0"/>
               <w:rPr>
                 <w:b/>
@@ -10257,17 +9117,17 @@
               <w:rPr>
                 <w:b/>
               </w:rPr>
-              <w:lastRenderedPageBreak/>
               <w:t>Consideraciones de Sostenibilidad</w:t>
             </w:r>
           </w:p>
         </w:tc>
         <w:tc>
           <w:tcPr>
-            <w:tcW w:w="4981" w:type="dxa"/>
+            <w:tcW w:w="6423" w:type="dxa"/>
           </w:tcPr>
           <w:p>
             <w:pPr>
+              <w:spacing w:before="0" w:after="0"/>
               <w:ind w:firstLine="0"/>
               <w:rPr>
                 <w:lang w:eastAsia="es-CO"/>
@@ -10294,534 +9154,6 @@
           <w:lang w:eastAsia="es-CO"/>
         </w:rPr>
         <w:t>La disposición final de los residuos es un aspecto clave en el análisis del ciclo de vida, pues incluso un proyecto que parece limpio durante su operación puede generar impactos ambientales significativos en esta etapa si no cuenta con un plan adecuado y sostenible de gestión de desechos.</w:t>
-      </w:r>
-      <w:r>
-        <w:rPr>
-          <w:lang w:eastAsia="es-CO"/>
-        </w:rPr>
-        <w:tab/>
-      </w:r>
-      <w:r>
-        <w:rPr>
-          <w:lang w:eastAsia="es-CO"/>
-        </w:rPr>
-        <w:tab/>
-      </w:r>
-      <w:r>
-        <w:rPr>
-          <w:lang w:eastAsia="es-CO"/>
-        </w:rPr>
-        <w:tab/>
-      </w:r>
-      <w:r>
-        <w:rPr>
-          <w:lang w:eastAsia="es-CO"/>
-        </w:rPr>
-        <w:tab/>
-      </w:r>
-      <w:r>
-        <w:rPr>
-          <w:lang w:eastAsia="es-CO"/>
-        </w:rPr>
-        <w:tab/>
-      </w:r>
-      <w:r>
-        <w:rPr>
-          <w:lang w:eastAsia="es-CO"/>
-        </w:rPr>
-        <w:tab/>
-      </w:r>
-      <w:r>
-        <w:rPr>
-          <w:lang w:eastAsia="es-CO"/>
-        </w:rPr>
-        <w:tab/>
-      </w:r>
-      <w:r>
-        <w:rPr>
-          <w:lang w:eastAsia="es-CO"/>
-        </w:rPr>
-        <w:tab/>
-      </w:r>
-      <w:r>
-        <w:rPr>
-          <w:lang w:eastAsia="es-CO"/>
-        </w:rPr>
-        <w:tab/>
-      </w:r>
-      <w:r>
-        <w:rPr>
-          <w:lang w:eastAsia="es-CO"/>
-        </w:rPr>
-        <w:tab/>
-      </w:r>
-      <w:r>
-        <w:rPr>
-          <w:lang w:eastAsia="es-CO"/>
-        </w:rPr>
-        <w:tab/>
-      </w:r>
-      <w:r>
-        <w:rPr>
-          <w:lang w:eastAsia="es-CO"/>
-        </w:rPr>
-        <w:tab/>
-      </w:r>
-      <w:r>
-        <w:rPr>
-          <w:lang w:eastAsia="es-CO"/>
-        </w:rPr>
-        <w:tab/>
-      </w:r>
-      <w:r>
-        <w:rPr>
-          <w:lang w:eastAsia="es-CO"/>
-        </w:rPr>
-        <w:tab/>
-      </w:r>
-      <w:r>
-        <w:rPr>
-          <w:lang w:eastAsia="es-CO"/>
-        </w:rPr>
-        <w:tab/>
-      </w:r>
-      <w:r>
-        <w:rPr>
-          <w:lang w:eastAsia="es-CO"/>
-        </w:rPr>
-        <w:tab/>
-      </w:r>
-      <w:r>
-        <w:rPr>
-          <w:lang w:eastAsia="es-CO"/>
-        </w:rPr>
-        <w:tab/>
-      </w:r>
-      <w:r>
-        <w:rPr>
-          <w:lang w:eastAsia="es-CO"/>
-        </w:rPr>
-        <w:tab/>
-      </w:r>
-      <w:r>
-        <w:rPr>
-          <w:lang w:eastAsia="es-CO"/>
-        </w:rPr>
-        <w:tab/>
-      </w:r>
-      <w:r>
-        <w:rPr>
-          <w:lang w:eastAsia="es-CO"/>
-        </w:rPr>
-        <w:tab/>
-      </w:r>
-      <w:r>
-        <w:rPr>
-          <w:lang w:eastAsia="es-CO"/>
-        </w:rPr>
-        <w:tab/>
-      </w:r>
-      <w:r>
-        <w:rPr>
-          <w:lang w:eastAsia="es-CO"/>
-        </w:rPr>
-        <w:tab/>
-      </w:r>
-      <w:r>
-        <w:rPr>
-          <w:lang w:eastAsia="es-CO"/>
-        </w:rPr>
-        <w:tab/>
-      </w:r>
-      <w:r>
-        <w:rPr>
-          <w:lang w:eastAsia="es-CO"/>
-        </w:rPr>
-        <w:tab/>
-      </w:r>
-      <w:r>
-        <w:rPr>
-          <w:lang w:eastAsia="es-CO"/>
-        </w:rPr>
-        <w:tab/>
-      </w:r>
-      <w:r>
-        <w:rPr>
-          <w:lang w:eastAsia="es-CO"/>
-        </w:rPr>
-        <w:tab/>
-      </w:r>
-      <w:r>
-        <w:rPr>
-          <w:lang w:eastAsia="es-CO"/>
-        </w:rPr>
-        <w:tab/>
-      </w:r>
-      <w:r>
-        <w:rPr>
-          <w:lang w:eastAsia="es-CO"/>
-        </w:rPr>
-        <w:tab/>
-      </w:r>
-      <w:r>
-        <w:rPr>
-          <w:lang w:eastAsia="es-CO"/>
-        </w:rPr>
-        <w:tab/>
-      </w:r>
-      <w:r>
-        <w:rPr>
-          <w:lang w:eastAsia="es-CO"/>
-        </w:rPr>
-        <w:tab/>
-      </w:r>
-      <w:r>
-        <w:rPr>
-          <w:lang w:eastAsia="es-CO"/>
-        </w:rPr>
-        <w:tab/>
-      </w:r>
-      <w:r>
-        <w:rPr>
-          <w:lang w:eastAsia="es-CO"/>
-        </w:rPr>
-        <w:tab/>
-      </w:r>
-      <w:r>
-        <w:rPr>
-          <w:lang w:eastAsia="es-CO"/>
-        </w:rPr>
-        <w:tab/>
-      </w:r>
-      <w:r>
-        <w:rPr>
-          <w:lang w:eastAsia="es-CO"/>
-        </w:rPr>
-        <w:tab/>
-      </w:r>
-      <w:r>
-        <w:rPr>
-          <w:lang w:eastAsia="es-CO"/>
-        </w:rPr>
-        <w:tab/>
-      </w:r>
-      <w:r>
-        <w:rPr>
-          <w:lang w:eastAsia="es-CO"/>
-        </w:rPr>
-        <w:tab/>
-      </w:r>
-      <w:r>
-        <w:rPr>
-          <w:lang w:eastAsia="es-CO"/>
-        </w:rPr>
-        <w:tab/>
-      </w:r>
-      <w:r>
-        <w:rPr>
-          <w:lang w:eastAsia="es-CO"/>
-        </w:rPr>
-        <w:tab/>
-      </w:r>
-      <w:r>
-        <w:rPr>
-          <w:lang w:eastAsia="es-CO"/>
-        </w:rPr>
-        <w:tab/>
-      </w:r>
-      <w:r>
-        <w:rPr>
-          <w:lang w:eastAsia="es-CO"/>
-        </w:rPr>
-        <w:tab/>
-      </w:r>
-      <w:r>
-        <w:rPr>
-          <w:lang w:eastAsia="es-CO"/>
-        </w:rPr>
-        <w:tab/>
-      </w:r>
-      <w:r>
-        <w:rPr>
-          <w:lang w:eastAsia="es-CO"/>
-        </w:rPr>
-        <w:tab/>
-      </w:r>
-      <w:r>
-        <w:rPr>
-          <w:lang w:eastAsia="es-CO"/>
-        </w:rPr>
-        <w:tab/>
-      </w:r>
-      <w:r>
-        <w:rPr>
-          <w:lang w:eastAsia="es-CO"/>
-        </w:rPr>
-        <w:tab/>
-      </w:r>
-      <w:r>
-        <w:rPr>
-          <w:lang w:eastAsia="es-CO"/>
-        </w:rPr>
-        <w:tab/>
-      </w:r>
-      <w:r>
-        <w:rPr>
-          <w:lang w:eastAsia="es-CO"/>
-        </w:rPr>
-        <w:tab/>
-      </w:r>
-      <w:r>
-        <w:rPr>
-          <w:lang w:eastAsia="es-CO"/>
-        </w:rPr>
-        <w:tab/>
-      </w:r>
-      <w:r>
-        <w:rPr>
-          <w:lang w:eastAsia="es-CO"/>
-        </w:rPr>
-        <w:tab/>
-      </w:r>
-      <w:r>
-        <w:rPr>
-          <w:lang w:eastAsia="es-CO"/>
-        </w:rPr>
-        <w:tab/>
-      </w:r>
-      <w:r>
-        <w:rPr>
-          <w:lang w:eastAsia="es-CO"/>
-        </w:rPr>
-        <w:tab/>
-      </w:r>
-      <w:r>
-        <w:rPr>
-          <w:lang w:eastAsia="es-CO"/>
-        </w:rPr>
-        <w:tab/>
-      </w:r>
-      <w:r>
-        <w:rPr>
-          <w:lang w:eastAsia="es-CO"/>
-        </w:rPr>
-        <w:tab/>
-      </w:r>
-      <w:r>
-        <w:rPr>
-          <w:lang w:eastAsia="es-CO"/>
-        </w:rPr>
-        <w:tab/>
-      </w:r>
-      <w:r>
-        <w:rPr>
-          <w:lang w:eastAsia="es-CO"/>
-        </w:rPr>
-        <w:tab/>
-      </w:r>
-      <w:r>
-        <w:rPr>
-          <w:lang w:eastAsia="es-CO"/>
-        </w:rPr>
-        <w:tab/>
-      </w:r>
-      <w:r>
-        <w:rPr>
-          <w:lang w:eastAsia="es-CO"/>
-        </w:rPr>
-        <w:tab/>
-      </w:r>
-      <w:r>
-        <w:rPr>
-          <w:lang w:eastAsia="es-CO"/>
-        </w:rPr>
-        <w:tab/>
-      </w:r>
-      <w:r>
-        <w:rPr>
-          <w:lang w:eastAsia="es-CO"/>
-        </w:rPr>
-        <w:tab/>
-      </w:r>
-      <w:r>
-        <w:rPr>
-          <w:lang w:eastAsia="es-CO"/>
-        </w:rPr>
-        <w:tab/>
-      </w:r>
-      <w:r>
-        <w:rPr>
-          <w:lang w:eastAsia="es-CO"/>
-        </w:rPr>
-        <w:tab/>
-      </w:r>
-      <w:r>
-        <w:rPr>
-          <w:lang w:eastAsia="es-CO"/>
-        </w:rPr>
-        <w:tab/>
-      </w:r>
-      <w:r>
-        <w:rPr>
-          <w:lang w:eastAsia="es-CO"/>
-        </w:rPr>
-        <w:tab/>
-      </w:r>
-      <w:r>
-        <w:rPr>
-          <w:lang w:eastAsia="es-CO"/>
-        </w:rPr>
-        <w:tab/>
-      </w:r>
-      <w:r>
-        <w:rPr>
-          <w:lang w:eastAsia="es-CO"/>
-        </w:rPr>
-        <w:tab/>
-      </w:r>
-      <w:r>
-        <w:rPr>
-          <w:lang w:eastAsia="es-CO"/>
-        </w:rPr>
-        <w:tab/>
-      </w:r>
-      <w:r>
-        <w:rPr>
-          <w:lang w:eastAsia="es-CO"/>
-        </w:rPr>
-        <w:tab/>
-      </w:r>
-      <w:r>
-        <w:rPr>
-          <w:lang w:eastAsia="es-CO"/>
-        </w:rPr>
-        <w:tab/>
-      </w:r>
-      <w:r>
-        <w:rPr>
-          <w:lang w:eastAsia="es-CO"/>
-        </w:rPr>
-        <w:tab/>
-      </w:r>
-      <w:r>
-        <w:rPr>
-          <w:lang w:eastAsia="es-CO"/>
-        </w:rPr>
-        <w:tab/>
-      </w:r>
-      <w:r>
-        <w:rPr>
-          <w:lang w:eastAsia="es-CO"/>
-        </w:rPr>
-        <w:tab/>
-      </w:r>
-      <w:r>
-        <w:rPr>
-          <w:lang w:eastAsia="es-CO"/>
-        </w:rPr>
-        <w:tab/>
-      </w:r>
-      <w:r>
-        <w:rPr>
-          <w:lang w:eastAsia="es-CO"/>
-        </w:rPr>
-        <w:tab/>
-      </w:r>
-      <w:r>
-        <w:rPr>
-          <w:lang w:eastAsia="es-CO"/>
-        </w:rPr>
-        <w:tab/>
-      </w:r>
-      <w:r>
-        <w:rPr>
-          <w:lang w:eastAsia="es-CO"/>
-        </w:rPr>
-        <w:tab/>
-      </w:r>
-      <w:r>
-        <w:rPr>
-          <w:lang w:eastAsia="es-CO"/>
-        </w:rPr>
-        <w:tab/>
-      </w:r>
-      <w:r>
-        <w:rPr>
-          <w:lang w:eastAsia="es-CO"/>
-        </w:rPr>
-        <w:tab/>
-      </w:r>
-      <w:r>
-        <w:rPr>
-          <w:lang w:eastAsia="es-CO"/>
-        </w:rPr>
-        <w:tab/>
-      </w:r>
-      <w:r>
-        <w:rPr>
-          <w:lang w:eastAsia="es-CO"/>
-        </w:rPr>
-        <w:tab/>
-      </w:r>
-      <w:r>
-        <w:rPr>
-          <w:lang w:eastAsia="es-CO"/>
-        </w:rPr>
-        <w:tab/>
-      </w:r>
-      <w:r>
-        <w:rPr>
-          <w:lang w:eastAsia="es-CO"/>
-        </w:rPr>
-        <w:tab/>
-      </w:r>
-      <w:r>
-        <w:rPr>
-          <w:lang w:eastAsia="es-CO"/>
-        </w:rPr>
-        <w:tab/>
-      </w:r>
-      <w:r>
-        <w:rPr>
-          <w:lang w:eastAsia="es-CO"/>
-        </w:rPr>
-        <w:tab/>
-      </w:r>
-      <w:r>
-        <w:rPr>
-          <w:lang w:eastAsia="es-CO"/>
-        </w:rPr>
-        <w:tab/>
-      </w:r>
-      <w:r>
-        <w:rPr>
-          <w:lang w:eastAsia="es-CO"/>
-        </w:rPr>
-        <w:tab/>
-      </w:r>
-      <w:r>
-        <w:rPr>
-          <w:lang w:eastAsia="es-CO"/>
-        </w:rPr>
-        <w:tab/>
-      </w:r>
-      <w:r>
-        <w:rPr>
-          <w:lang w:eastAsia="es-CO"/>
-        </w:rPr>
-        <w:tab/>
-      </w:r>
-      <w:r>
-        <w:rPr>
-          <w:lang w:eastAsia="es-CO"/>
-        </w:rPr>
-        <w:tab/>
-      </w:r>
-      <w:r>
-        <w:rPr>
-          <w:lang w:eastAsia="es-CO"/>
-        </w:rPr>
-        <w:tab/>
       </w:r>
       <w:r>
         <w:rPr>
@@ -11389,7 +9721,7 @@
         <w:spacing w:after="120"/>
         <w:ind w:left="720"/>
       </w:pPr>
-      <w:bookmarkStart w:id="8" w:name="_Toc223941843"/>
+      <w:bookmarkStart w:id="8" w:name="_Toc227574137"/>
       <w:r>
         <w:lastRenderedPageBreak/>
         <w:t>Impactos ambientales en el proceso energético</w:t>
@@ -11398,7 +9730,7 @@
     </w:p>
     <w:p>
       <w:pPr>
-        <w:spacing w:before="240"/>
+        <w:spacing w:before="0" w:after="0"/>
         <w:rPr>
           <w:lang w:eastAsia="es-CO"/>
         </w:rPr>
@@ -11417,6 +9749,7 @@
           <w:ilvl w:val="0"/>
           <w:numId w:val="15"/>
         </w:numPr>
+        <w:spacing w:before="0" w:after="0"/>
       </w:pPr>
       <w:r>
         <w:t>Deforestación y alteración del paisaje</w:t>
@@ -11424,6 +9757,7 @@
     </w:p>
     <w:p>
       <w:pPr>
+        <w:spacing w:before="0" w:after="0"/>
         <w:rPr>
           <w:lang w:eastAsia="es-CO"/>
         </w:rPr>
@@ -11448,6 +9782,7 @@
           <w:ilvl w:val="0"/>
           <w:numId w:val="11"/>
         </w:numPr>
+        <w:spacing w:before="0" w:after="0"/>
         <w:rPr>
           <w:b/>
           <w:lang w:eastAsia="es-CO"/>
@@ -11474,6 +9809,7 @@
           <w:ilvl w:val="0"/>
           <w:numId w:val="11"/>
         </w:numPr>
+        <w:spacing w:before="0" w:after="0"/>
         <w:rPr>
           <w:lang w:eastAsia="es-CO"/>
         </w:rPr>
@@ -11499,6 +9835,7 @@
           <w:ilvl w:val="0"/>
           <w:numId w:val="16"/>
         </w:numPr>
+        <w:spacing w:before="0" w:after="0"/>
         <w:rPr>
           <w:b/>
           <w:lang w:eastAsia="es-CO"/>
@@ -11514,6 +9851,7 @@
     </w:p>
     <w:p>
       <w:pPr>
+        <w:spacing w:before="0" w:after="0"/>
         <w:rPr>
           <w:lang w:eastAsia="es-CO"/>
         </w:rPr>
@@ -11524,6 +9862,14 @@
         </w:rPr>
         <w:t>La contaminación ambiental es un impacto transversal que puede presentarse en diversas etapas del ciclo de vida energético.</w:t>
       </w:r>
+    </w:p>
+    <w:p>
+      <w:pPr>
+        <w:spacing w:before="0" w:after="0"/>
+        <w:rPr>
+          <w:lang w:eastAsia="es-CO"/>
+        </w:rPr>
+      </w:pPr>
     </w:p>
     <w:p>
       <w:pPr>
@@ -11532,6 +9878,7 @@
           <w:ilvl w:val="0"/>
           <w:numId w:val="12"/>
         </w:numPr>
+        <w:spacing w:before="0" w:after="0"/>
         <w:rPr>
           <w:b/>
           <w:lang w:eastAsia="es-CO"/>
@@ -11553,6 +9900,7 @@
           <w:ilvl w:val="0"/>
           <w:numId w:val="11"/>
         </w:numPr>
+        <w:spacing w:before="0" w:after="0"/>
         <w:rPr>
           <w:lang w:eastAsia="es-CO"/>
         </w:rPr>
@@ -11585,6 +9933,7 @@
           <w:ilvl w:val="0"/>
           <w:numId w:val="11"/>
         </w:numPr>
+        <w:spacing w:before="0" w:after="0"/>
         <w:rPr>
           <w:lang w:eastAsia="es-CO"/>
         </w:rPr>
@@ -11617,6 +9966,7 @@
           <w:ilvl w:val="0"/>
           <w:numId w:val="11"/>
         </w:numPr>
+        <w:spacing w:before="0" w:after="0"/>
         <w:rPr>
           <w:lang w:eastAsia="es-CO"/>
         </w:rPr>
@@ -11642,6 +9992,7 @@
           <w:ilvl w:val="0"/>
           <w:numId w:val="12"/>
         </w:numPr>
+        <w:spacing w:before="0" w:after="0"/>
         <w:rPr>
           <w:b/>
           <w:lang w:eastAsia="es-CO"/>
@@ -11662,6 +10013,7 @@
           <w:ilvl w:val="0"/>
           <w:numId w:val="11"/>
         </w:numPr>
+        <w:spacing w:before="0" w:after="0"/>
         <w:rPr>
           <w:lang w:eastAsia="es-CO"/>
         </w:rPr>
@@ -11687,6 +10039,7 @@
           <w:ilvl w:val="0"/>
           <w:numId w:val="11"/>
         </w:numPr>
+        <w:spacing w:before="0" w:after="0"/>
         <w:rPr>
           <w:lang w:eastAsia="es-CO"/>
         </w:rPr>
@@ -11718,6 +10071,7 @@
           <w:ilvl w:val="0"/>
           <w:numId w:val="16"/>
         </w:numPr>
+        <w:spacing w:before="0" w:after="0"/>
         <w:rPr>
           <w:b/>
           <w:lang w:eastAsia="es-CO"/>
@@ -11733,6 +10087,7 @@
     </w:p>
     <w:p>
       <w:pPr>
+        <w:spacing w:before="0" w:after="0"/>
         <w:rPr>
           <w:lang w:eastAsia="es-CO"/>
         </w:rPr>
@@ -11751,6 +10106,7 @@
           <w:ilvl w:val="0"/>
           <w:numId w:val="11"/>
         </w:numPr>
+        <w:spacing w:before="0" w:after="0"/>
         <w:rPr>
           <w:lang w:eastAsia="es-CO"/>
         </w:rPr>
@@ -11777,6 +10133,7 @@
           <w:ilvl w:val="0"/>
           <w:numId w:val="11"/>
         </w:numPr>
+        <w:spacing w:before="0" w:after="0"/>
         <w:rPr>
           <w:lang w:eastAsia="es-CO"/>
         </w:rPr>
@@ -11802,6 +10159,7 @@
           <w:ilvl w:val="0"/>
           <w:numId w:val="11"/>
         </w:numPr>
+        <w:spacing w:before="0" w:after="0"/>
         <w:rPr>
           <w:lang w:eastAsia="es-CO"/>
         </w:rPr>
@@ -11839,6 +10197,7 @@
           <w:ilvl w:val="0"/>
           <w:numId w:val="16"/>
         </w:numPr>
+        <w:spacing w:before="0" w:after="0"/>
         <w:rPr>
           <w:b/>
           <w:lang w:eastAsia="es-CO"/>
@@ -11854,6 +10213,7 @@
     </w:p>
     <w:p>
       <w:pPr>
+        <w:spacing w:before="0" w:after="0"/>
         <w:rPr>
           <w:lang w:eastAsia="es-CO"/>
         </w:rPr>
@@ -11872,6 +10232,7 @@
           <w:ilvl w:val="0"/>
           <w:numId w:val="11"/>
         </w:numPr>
+        <w:spacing w:before="0" w:after="0"/>
         <w:rPr>
           <w:b/>
           <w:lang w:eastAsia="es-CO"/>
@@ -11898,6 +10259,7 @@
           <w:ilvl w:val="0"/>
           <w:numId w:val="11"/>
         </w:numPr>
+        <w:spacing w:before="0" w:after="0"/>
         <w:rPr>
           <w:lang w:eastAsia="es-CO"/>
         </w:rPr>
@@ -11918,6 +10280,7 @@
     </w:p>
     <w:p>
       <w:pPr>
+        <w:spacing w:before="0" w:after="0"/>
         <w:rPr>
           <w:lang w:eastAsia="es-CO"/>
         </w:rPr>
@@ -11932,6 +10295,7 @@
     </w:p>
     <w:p>
       <w:pPr>
+        <w:spacing w:before="0" w:after="0"/>
         <w:rPr>
           <w:lang w:eastAsia="es-CO"/>
         </w:rPr>
@@ -11953,7 +10317,7 @@
       <w:pPr>
         <w:pStyle w:val="Titulosgenerales"/>
       </w:pPr>
-      <w:bookmarkStart w:id="9" w:name="_Toc223941844"/>
+      <w:bookmarkStart w:id="9" w:name="_Toc227574138"/>
       <w:r>
         <w:lastRenderedPageBreak/>
         <w:t>Síntesis</w:t>
@@ -11995,6 +10359,7 @@
     </w:p>
     <w:p>
       <w:pPr>
+        <w:ind w:firstLine="0"/>
         <w:rPr>
           <w:lang w:eastAsia="es-CO"/>
         </w:rPr>
@@ -12006,15 +10371,15 @@
         </w:rPr>
         <w:lastRenderedPageBreak/>
         <w:drawing>
-          <wp:anchor distT="0" distB="0" distL="114300" distR="114300" simplePos="0" relativeHeight="251659776" behindDoc="0" locked="0" layoutInCell="1" allowOverlap="1" wp14:anchorId="1AAC0310" wp14:editId="4129030F">
+          <wp:anchor distT="0" distB="0" distL="114300" distR="114300" simplePos="0" relativeHeight="251659776" behindDoc="0" locked="0" layoutInCell="1" allowOverlap="1" wp14:anchorId="1AAC0310" wp14:editId="470743E8">
             <wp:simplePos x="0" y="0"/>
             <wp:positionH relativeFrom="column">
-              <wp:posOffset>289560</wp:posOffset>
+              <wp:posOffset>357993</wp:posOffset>
             </wp:positionH>
             <wp:positionV relativeFrom="paragraph">
               <wp:posOffset>0</wp:posOffset>
             </wp:positionV>
-            <wp:extent cx="5911850" cy="3873500"/>
+            <wp:extent cx="5304155" cy="3475355"/>
             <wp:effectExtent l="0" t="0" r="0" b="0"/>
             <wp:wrapTopAndBottom/>
             <wp:docPr id="30" name="Imagen 30" descr="La evaluación de impactos ambientales en los procesos energéticos se basa en la sostenibilidad y en el análisis del ciclo de vida, considerando cada etapa desde la extracción de recursos hasta su disposición final. Este enfoque permite identificar los efectos directos e indirectos que las actividades energéticas generan sobre el ambiente, promoviendo decisiones más responsables y sostenibles."/>
@@ -12043,7 +10408,7 @@
                   <pic:spPr>
                     <a:xfrm>
                       <a:off x="0" y="0"/>
-                      <a:ext cx="5911850" cy="3873500"/>
+                      <a:ext cx="5304155" cy="3475355"/>
                     </a:xfrm>
                     <a:prstGeom prst="rect">
                       <a:avLst/>
@@ -12067,7 +10432,7 @@
         <w:pStyle w:val="Titulosgenerales"/>
       </w:pPr>
       <w:bookmarkStart w:id="10" w:name="_Toc176443725"/>
-      <w:bookmarkStart w:id="11" w:name="_Toc223941845"/>
+      <w:bookmarkStart w:id="11" w:name="_Toc227574139"/>
       <w:r>
         <w:lastRenderedPageBreak/>
         <w:t>Glosario</w:t>
@@ -12422,7 +10787,7 @@
         </w:rPr>
       </w:pPr>
       <w:bookmarkStart w:id="12" w:name="_Toc176443726"/>
-      <w:bookmarkStart w:id="13" w:name="_Toc223941846"/>
+      <w:bookmarkStart w:id="13" w:name="_Toc227574140"/>
       <w:r>
         <w:rPr>
           <w:lang w:val="es-MX"/>
@@ -12435,6 +10800,7 @@
     </w:p>
     <w:p>
       <w:pPr>
+        <w:spacing w:before="0" w:after="0"/>
         <w:rPr>
           <w:lang w:val="es-MX" w:eastAsia="es-CO"/>
         </w:rPr>
@@ -12454,6 +10820,7 @@
     </w:p>
     <w:p>
       <w:pPr>
+        <w:spacing w:before="0" w:after="0"/>
         <w:rPr>
           <w:lang w:val="es-MX" w:eastAsia="es-CO"/>
         </w:rPr>
@@ -12473,6 +10840,7 @@
     </w:p>
     <w:p>
       <w:pPr>
+        <w:spacing w:before="0" w:after="0"/>
         <w:rPr>
           <w:lang w:val="es-MX" w:eastAsia="es-CO"/>
         </w:rPr>
@@ -12486,6 +10854,7 @@
     </w:p>
     <w:p>
       <w:pPr>
+        <w:spacing w:before="0" w:after="0"/>
         <w:rPr>
           <w:lang w:val="es-MX" w:eastAsia="es-CO"/>
         </w:rPr>
@@ -12519,6 +10888,7 @@
     </w:p>
     <w:p>
       <w:pPr>
+        <w:spacing w:before="0" w:after="0"/>
         <w:rPr>
           <w:lang w:val="es-MX" w:eastAsia="es-CO"/>
         </w:rPr>
@@ -12532,6 +10902,7 @@
     </w:p>
     <w:p>
       <w:pPr>
+        <w:spacing w:before="0" w:after="0"/>
         <w:rPr>
           <w:lang w:val="es-MX" w:eastAsia="es-CO"/>
         </w:rPr>
@@ -12551,6 +10922,7 @@
     </w:p>
     <w:p>
       <w:pPr>
+        <w:spacing w:before="0" w:after="0"/>
         <w:rPr>
           <w:lang w:val="es-MX" w:eastAsia="es-CO"/>
         </w:rPr>
@@ -12575,7 +10947,7 @@
         <w:pStyle w:val="Titulosgenerales"/>
       </w:pPr>
       <w:bookmarkStart w:id="14" w:name="_Toc176443727"/>
-      <w:bookmarkStart w:id="15" w:name="_Toc223941847"/>
+      <w:bookmarkStart w:id="15" w:name="_Toc227574141"/>
       <w:r>
         <w:lastRenderedPageBreak/>
         <w:t>Créditos</w:t>
@@ -13265,13 +11637,6 @@
         </w:tc>
       </w:tr>
     </w:tbl>
-    <w:p>
-      <w:pPr>
-        <w:rPr>
-          <w:lang w:val="es-ES_tradnl" w:eastAsia="es-CO"/>
-        </w:rPr>
-      </w:pPr>
-    </w:p>
     <w:p>
       <w:pPr>
         <w:spacing w:before="0" w:after="160" w:line="259" w:lineRule="auto"/>
@@ -17402,6 +15767,18 @@
       <w:bCs/>
     </w:rPr>
   </w:style>
+  <w:style w:type="character" w:styleId="Mencinsinresolver">
+    <w:name w:val="Unresolved Mention"/>
+    <w:basedOn w:val="Fuentedeprrafopredeter"/>
+    <w:uiPriority w:val="99"/>
+    <w:semiHidden/>
+    <w:unhideWhenUsed/>
+    <w:rsid w:val="00B75045"/>
+    <w:rPr>
+      <w:color w:val="605E5C"/>
+      <w:shd w:val="clear" w:color="auto" w:fill="E1DFDD"/>
+    </w:rPr>
+  </w:style>
 </w:styles>
 </file>
 
@@ -17701,30 +16078,6 @@
 </file>
 
 <file path=customXml/item1.xml><?xml version="1.0" encoding="utf-8"?>
-<b:Sources xmlns:b="http://schemas.openxmlformats.org/officeDocument/2006/bibliography" xmlns="http://schemas.openxmlformats.org/officeDocument/2006/bibliography" SelectedStyle="\APASixthEditionOfficeOnline.xsl" StyleName="APA" Version="6"/>
-</file>
-
-<file path=customXml/item2.xml><?xml version="1.0" encoding="utf-8"?>
-<?mso-contentType ?>
-<FormTemplates xmlns="http://schemas.microsoft.com/sharepoint/v3/contenttype/forms">
-  <Display>DocumentLibraryForm</Display>
-  <Edit>DocumentLibraryForm</Edit>
-  <New>DocumentLibraryForm</New>
-</FormTemplates>
-</file>
-
-<file path=customXml/item3.xml><?xml version="1.0" encoding="utf-8"?>
-<p:properties xmlns:p="http://schemas.microsoft.com/office/2006/metadata/properties" xmlns:xsi="http://www.w3.org/2001/XMLSchema-instance" xmlns:pc="http://schemas.microsoft.com/office/infopath/2007/PartnerControls">
-  <documentManagement>
-    <TaxCatchAll xmlns="285d351f-f218-493a-825f-85a9dfbde315" xsi:nil="true"/>
-    <lcf76f155ced4ddcb4097134ff3c332f xmlns="55abea07-cd72-4a95-add0-1082a24cf9e9">
-      <Terms xmlns="http://schemas.microsoft.com/office/infopath/2007/PartnerControls"/>
-    </lcf76f155ced4ddcb4097134ff3c332f>
-  </documentManagement>
-</p:properties>
-</file>
-
-<file path=customXml/item4.xml><?xml version="1.0" encoding="utf-8"?>
 <ct:contentTypeSchema xmlns:ct="http://schemas.microsoft.com/office/2006/metadata/contentType" xmlns:ma="http://schemas.microsoft.com/office/2006/metadata/properties/metaAttributes" ct:_="" ma:_="" ma:contentTypeName="Documento" ma:contentTypeID="0x0101005D7421CBAB376F47AC1876466873BE0C" ma:contentTypeVersion="11" ma:contentTypeDescription="Crear nuevo documento." ma:contentTypeScope="" ma:versionID="f360f8b6fb6f4c8bd21c6a7e407e2e16">
   <xsd:schema xmlns:xsd="http://www.w3.org/2001/XMLSchema" xmlns:xs="http://www.w3.org/2001/XMLSchema" xmlns:p="http://schemas.microsoft.com/office/2006/metadata/properties" xmlns:ns2="55abea07-cd72-4a95-add0-1082a24cf9e9" xmlns:ns3="285d351f-f218-493a-825f-85a9dfbde315" targetNamespace="http://schemas.microsoft.com/office/2006/metadata/properties" ma:root="true" ma:fieldsID="45e32b76c8e436055369618aac27ad35" ns2:_="" ns3:_="">
     <xsd:import namespace="55abea07-cd72-4a95-add0-1082a24cf9e9"/>
@@ -17919,34 +16272,31 @@
 </ct:contentTypeSchema>
 </file>
 
-<file path=customXml/itemProps1.xml><?xml version="1.0" encoding="utf-8"?>
-<ds:datastoreItem xmlns:ds="http://schemas.openxmlformats.org/officeDocument/2006/customXml" ds:itemID="{B6F340F9-2386-4DBD-B5F6-3C33D611CC46}">
-  <ds:schemaRefs>
-    <ds:schemaRef ds:uri="http://schemas.openxmlformats.org/officeDocument/2006/bibliography"/>
-  </ds:schemaRefs>
-</ds:datastoreItem>
+<file path=customXml/item2.xml><?xml version="1.0" encoding="utf-8"?>
+<p:properties xmlns:p="http://schemas.microsoft.com/office/2006/metadata/properties" xmlns:xsi="http://www.w3.org/2001/XMLSchema-instance" xmlns:pc="http://schemas.microsoft.com/office/infopath/2007/PartnerControls">
+  <documentManagement>
+    <TaxCatchAll xmlns="285d351f-f218-493a-825f-85a9dfbde315" xsi:nil="true"/>
+    <lcf76f155ced4ddcb4097134ff3c332f xmlns="55abea07-cd72-4a95-add0-1082a24cf9e9">
+      <Terms xmlns="http://schemas.microsoft.com/office/infopath/2007/PartnerControls"/>
+    </lcf76f155ced4ddcb4097134ff3c332f>
+  </documentManagement>
+</p:properties>
 </file>
 
-<file path=customXml/itemProps2.xml><?xml version="1.0" encoding="utf-8"?>
-<ds:datastoreItem xmlns:ds="http://schemas.openxmlformats.org/officeDocument/2006/customXml" ds:itemID="{91756AAB-0645-4FFC-990B-34BB6096B23B}">
-  <ds:schemaRefs>
-    <ds:schemaRef ds:uri="http://schemas.microsoft.com/sharepoint/v3/contenttype/forms"/>
-  </ds:schemaRefs>
-</ds:datastoreItem>
+<file path=customXml/item3.xml><?xml version="1.0" encoding="utf-8"?>
+<?mso-contentType ?>
+<FormTemplates xmlns="http://schemas.microsoft.com/sharepoint/v3/contenttype/forms">
+  <Display>DocumentLibraryForm</Display>
+  <Edit>DocumentLibraryForm</Edit>
+  <New>DocumentLibraryForm</New>
+</FormTemplates>
 </file>
 
-<file path=customXml/itemProps3.xml><?xml version="1.0" encoding="utf-8"?>
-<ds:datastoreItem xmlns:ds="http://schemas.openxmlformats.org/officeDocument/2006/customXml" ds:itemID="{CEECB56F-E1D8-45BF-A0A3-B5258E7263D4}">
-  <ds:schemaRefs>
-    <ds:schemaRef ds:uri="http://schemas.microsoft.com/office/2006/metadata/properties"/>
-    <ds:schemaRef ds:uri="http://schemas.microsoft.com/office/infopath/2007/PartnerControls"/>
-    <ds:schemaRef ds:uri="285d351f-f218-493a-825f-85a9dfbde315"/>
-    <ds:schemaRef ds:uri="55abea07-cd72-4a95-add0-1082a24cf9e9"/>
-  </ds:schemaRefs>
-</ds:datastoreItem>
+<file path=customXml/item4.xml><?xml version="1.0" encoding="utf-8"?>
+<b:Sources xmlns:b="http://schemas.openxmlformats.org/officeDocument/2006/bibliography" xmlns="http://schemas.openxmlformats.org/officeDocument/2006/bibliography" SelectedStyle="\APASixthEditionOfficeOnline.xsl" StyleName="APA" Version="6"/>
 </file>
 
-<file path=customXml/itemProps4.xml><?xml version="1.0" encoding="utf-8"?>
+<file path=customXml/itemProps1.xml><?xml version="1.0" encoding="utf-8"?>
 <ds:datastoreItem xmlns:ds="http://schemas.openxmlformats.org/officeDocument/2006/customXml" ds:itemID="{C1DF00C1-2CE9-465D-963E-2326FAFE5914}">
   <ds:schemaRefs>
     <ds:schemaRef ds:uri="http://schemas.microsoft.com/office/2006/metadata/contentType"/>
@@ -17963,4 +16313,31 @@
     <ds:schemaRef ds:uri="http://schemas.microsoft.com/internal/obd"/>
   </ds:schemaRefs>
 </ds:datastoreItem>
+</file>
+
+<file path=customXml/itemProps2.xml><?xml version="1.0" encoding="utf-8"?>
+<ds:datastoreItem xmlns:ds="http://schemas.openxmlformats.org/officeDocument/2006/customXml" ds:itemID="{CEECB56F-E1D8-45BF-A0A3-B5258E7263D4}">
+  <ds:schemaRefs>
+    <ds:schemaRef ds:uri="http://schemas.microsoft.com/office/2006/metadata/properties"/>
+    <ds:schemaRef ds:uri="http://schemas.microsoft.com/office/infopath/2007/PartnerControls"/>
+    <ds:schemaRef ds:uri="285d351f-f218-493a-825f-85a9dfbde315"/>
+    <ds:schemaRef ds:uri="55abea07-cd72-4a95-add0-1082a24cf9e9"/>
+  </ds:schemaRefs>
+</ds:datastoreItem>
+</file>
+
+<file path=customXml/itemProps3.xml><?xml version="1.0" encoding="utf-8"?>
+<ds:datastoreItem xmlns:ds="http://schemas.openxmlformats.org/officeDocument/2006/customXml" ds:itemID="{91756AAB-0645-4FFC-990B-34BB6096B23B}">
+  <ds:schemaRefs>
+    <ds:schemaRef ds:uri="http://schemas.microsoft.com/sharepoint/v3/contenttype/forms"/>
+  </ds:schemaRefs>
+</ds:datastoreItem>
+</file>
+
+<file path=customXml/itemProps4.xml><?xml version="1.0" encoding="utf-8"?>
+<ds:datastoreItem xmlns:ds="http://schemas.openxmlformats.org/officeDocument/2006/customXml" ds:itemID="{B6F340F9-2386-4DBD-B5F6-3C33D611CC46}">
+  <ds:schemaRefs>
+    <ds:schemaRef ds:uri="http://schemas.openxmlformats.org/officeDocument/2006/bibliography"/>
+  </ds:schemaRefs>
+</ds:datastoreItem>
 </file>
--- a/fuentes/CFA_01_22230062_DU.docx
+++ b/fuentes/CFA_01_22230062_DU.docx
@@ -1,6 +1,6 @@
 
 <file path=word/document.xml><?xml version="1.0" encoding="utf-8"?>
-<w:document xmlns:wpc="http://schemas.microsoft.com/office/word/2010/wordprocessingCanvas" xmlns:cx="http://schemas.microsoft.com/office/drawing/2014/chartex" xmlns:cx1="http://schemas.microsoft.com/office/drawing/2015/9/8/chartex" xmlns:cx2="http://schemas.microsoft.com/office/drawing/2015/10/21/chartex" xmlns:cx3="http://schemas.microsoft.com/office/drawing/2016/5/9/chartex" xmlns:cx4="http://schemas.microsoft.com/office/drawing/2016/5/10/chartex" xmlns:cx5="http://schemas.microsoft.com/office/drawing/2016/5/11/chartex" xmlns:cx6="http://schemas.microsoft.com/office/drawing/2016/5/12/chartex" xmlns:cx7="http://schemas.microsoft.com/office/drawing/2016/5/13/chartex" xmlns:cx8="http://schemas.microsoft.com/office/drawing/2016/5/14/chartex" xmlns:mc="http://schemas.openxmlformats.org/markup-compatibility/2006" xmlns:aink="http://schemas.microsoft.com/office/drawing/2016/ink" xmlns:am3d="http://schemas.microsoft.com/office/drawing/2017/model3d" xmlns:o="urn:schemas-microsoft-com:office:office" xmlns:oel="http://schemas.microsoft.com/office/2019/extlst" xmlns:r="http://schemas.openxmlformats.org/officeDocument/2006/relationships" xmlns:m="http://schemas.openxmlformats.org/officeDocument/2006/math" xmlns:v="urn:schemas-microsoft-com:vml" xmlns:wp14="http://schemas.microsoft.com/office/word/2010/wordprocessingDrawing" xmlns:wp="http://schemas.openxmlformats.org/drawingml/2006/wordprocessingDrawing" xmlns:w10="urn:schemas-microsoft-com:office:word" xmlns:w="http://schemas.openxmlformats.org/wordprocessingml/2006/main" xmlns:w14="http://schemas.microsoft.com/office/word/2010/wordml" xmlns:w15="http://schemas.microsoft.com/office/word/2012/wordml" xmlns:w16cex="http://schemas.microsoft.com/office/word/2018/wordml/cex" xmlns:w16cid="http://schemas.microsoft.com/office/word/2016/wordml/cid" xmlns:w16="http://schemas.microsoft.com/office/word/2018/wordml" xmlns:w16du="http://schemas.microsoft.com/office/word/2023/wordml/word16du" xmlns:w16sdtdh="http://schemas.microsoft.com/office/word/2020/wordml/sdtdatahash" xmlns:w16sdtfl="http://schemas.microsoft.com/office/word/2024/wordml/sdtformatlock" xmlns:w16se="http://schemas.microsoft.com/office/word/2015/wordml/symex" xmlns:wpg="http://schemas.microsoft.com/office/word/2010/wordprocessingGroup" xmlns:wpi="http://schemas.microsoft.com/office/word/2010/wordprocessingInk" xmlns:wne="http://schemas.microsoft.com/office/word/2006/wordml" xmlns:wps="http://schemas.microsoft.com/office/word/2010/wordprocessingShape" mc:Ignorable="w14 w15 w16se w16cid w16 w16cex w16sdtdh w16sdtfl w16du wp14">
+<w:document xmlns:wpc="http://schemas.microsoft.com/office/word/2010/wordprocessingCanvas" xmlns:cx="http://schemas.microsoft.com/office/drawing/2014/chartex" xmlns:cx1="http://schemas.microsoft.com/office/drawing/2015/9/8/chartex" xmlns:cx2="http://schemas.microsoft.com/office/drawing/2015/10/21/chartex" xmlns:cx3="http://schemas.microsoft.com/office/drawing/2016/5/9/chartex" xmlns:cx4="http://schemas.microsoft.com/office/drawing/2016/5/10/chartex" xmlns:cx5="http://schemas.microsoft.com/office/drawing/2016/5/11/chartex" xmlns:cx6="http://schemas.microsoft.com/office/drawing/2016/5/12/chartex" xmlns:cx7="http://schemas.microsoft.com/office/drawing/2016/5/13/chartex" xmlns:cx8="http://schemas.microsoft.com/office/drawing/2016/5/14/chartex" xmlns:mc="http://schemas.openxmlformats.org/markup-compatibility/2006" xmlns:aink="http://schemas.microsoft.com/office/drawing/2016/ink" xmlns:am3d="http://schemas.microsoft.com/office/drawing/2017/model3d" xmlns:o="urn:schemas-microsoft-com:office:office" xmlns:r="http://schemas.openxmlformats.org/officeDocument/2006/relationships" xmlns:m="http://schemas.openxmlformats.org/officeDocument/2006/math" xmlns:v="urn:schemas-microsoft-com:vml" xmlns:wp14="http://schemas.microsoft.com/office/word/2010/wordprocessingDrawing" xmlns:wp="http://schemas.openxmlformats.org/drawingml/2006/wordprocessingDrawing" xmlns:w10="urn:schemas-microsoft-com:office:word" xmlns:w="http://schemas.openxmlformats.org/wordprocessingml/2006/main" xmlns:w14="http://schemas.microsoft.com/office/word/2010/wordml" xmlns:w15="http://schemas.microsoft.com/office/word/2012/wordml" xmlns:w16cex="http://schemas.microsoft.com/office/word/2018/wordml/cex" xmlns:w16cid="http://schemas.microsoft.com/office/word/2016/wordml/cid" xmlns:w16="http://schemas.microsoft.com/office/word/2018/wordml" xmlns:w16sdtdh="http://schemas.microsoft.com/office/word/2020/wordml/sdtdatahash" xmlns:w16se="http://schemas.microsoft.com/office/word/2015/wordml/symex" xmlns:wpg="http://schemas.microsoft.com/office/word/2010/wordprocessingGroup" xmlns:wpi="http://schemas.microsoft.com/office/word/2010/wordprocessingInk" xmlns:wne="http://schemas.microsoft.com/office/word/2006/wordml" xmlns:wps="http://schemas.microsoft.com/office/word/2010/wordprocessingShape" mc:Ignorable="w14 w15 w16se w16cid w16 w16cex w16sdtdh wp14">
   <w:body>
     <w:p>
       <w:r>
@@ -213,7 +213,7 @@
               </wp:anchor>
             </w:drawing>
           </mc:Choice>
-          <mc:Fallback>
+          <mc:Fallback xmlns:w16sdtfl="http://schemas.microsoft.com/office/word/2024/wordml/sdtformatlock" xmlns:w16du="http://schemas.microsoft.com/office/word/2023/wordml/word16du" xmlns:oel="http://schemas.microsoft.com/office/2019/extlst">
             <w:pict>
               <v:rect w14:anchorId="574FF8BD" id="Rectángulo 4" o:spid="_x0000_s1026" alt="&quot;&quot;" style="position:absolute;margin-left:-55.8pt;margin-top:29.15pt;width:613.85pt;height:190.6pt;z-index:-251659776;visibility:visible;mso-wrap-style:square;mso-width-percent:0;mso-height-percent:0;mso-wrap-distance-left:9pt;mso-wrap-distance-top:0;mso-wrap-distance-right:9pt;mso-wrap-distance-bottom:0;mso-position-horizontal:absolute;mso-position-horizontal-relative:text;mso-position-vertical:absolute;mso-position-vertical-relative:text;mso-width-percent:0;mso-height-percent:0;mso-width-relative:page;mso-height-relative:margin;v-text-anchor:middle" o:gfxdata="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" fillcolor="#00314d" stroked="f" strokeweight="1pt"/>
             </w:pict>
@@ -312,7 +312,7 @@
               </wp:anchor>
             </w:drawing>
           </mc:Choice>
-          <mc:Fallback>
+          <mc:Fallback xmlns:w16sdtfl="http://schemas.microsoft.com/office/word/2024/wordml/sdtformatlock" xmlns:w16du="http://schemas.microsoft.com/office/word/2023/wordml/word16du" xmlns:oel="http://schemas.microsoft.com/office/2019/extlst">
             <w:pict>
               <v:shapetype w14:anchorId="5E459EE6" id="_x0000_t202" coordsize="21600,21600" o:spt="202" path="m,l,21600r21600,l21600,xe">
                 <v:stroke joinstyle="miter"/>
@@ -753,7 +753,7 @@
             <w:noProof/>
             <w:webHidden/>
           </w:rPr>
-          <w:t>14</w:t>
+          <w:t>13</w:t>
         </w:r>
         <w:r>
           <w:rPr>
@@ -1121,7 +1121,7 @@
             <w:noProof/>
             <w:webHidden/>
           </w:rPr>
-          <w:t>34</w:t>
+          <w:t>32</w:t>
         </w:r>
         <w:r>
           <w:rPr>
@@ -1194,7 +1194,7 @@
             <w:noProof/>
             <w:webHidden/>
           </w:rPr>
-          <w:t>39</w:t>
+          <w:t>36</w:t>
         </w:r>
         <w:r>
           <w:rPr>
@@ -1267,7 +1267,7 @@
             <w:noProof/>
             <w:webHidden/>
           </w:rPr>
-          <w:t>41</w:t>
+          <w:t>38</w:t>
         </w:r>
         <w:r>
           <w:rPr>
@@ -1341,7 +1341,7 @@
             <w:noProof/>
             <w:webHidden/>
           </w:rPr>
-          <w:t>43</w:t>
+          <w:t>40</w:t>
         </w:r>
         <w:r>
           <w:rPr>
@@ -1414,7 +1414,7 @@
             <w:noProof/>
             <w:webHidden/>
           </w:rPr>
-          <w:t>44</w:t>
+          <w:t>41</w:t>
         </w:r>
         <w:r>
           <w:rPr>
@@ -1526,9 +1526,9 @@
           <w:noProof/>
         </w:rPr>
         <w:drawing>
-          <wp:inline distT="0" distB="0" distL="0" distR="0" wp14:anchorId="4CF2A0DD" wp14:editId="4D4CFBDA">
-            <wp:extent cx="4168390" cy="2344615"/>
-            <wp:effectExtent l="0" t="0" r="3810" b="0"/>
+          <wp:inline distT="0" distB="0" distL="0" distR="0" wp14:anchorId="4CF2A0DD" wp14:editId="1C0A806E">
+            <wp:extent cx="5052060" cy="2841657"/>
+            <wp:effectExtent l="0" t="0" r="0" b="0"/>
             <wp:docPr id="279627367" name="Imagen 4"/>
             <wp:cNvGraphicFramePr>
               <a:graphicFrameLocks xmlns:a="http://schemas.openxmlformats.org/drawingml/2006/main" noChangeAspect="1"/>
@@ -1558,7 +1558,7 @@
                   <pic:spPr bwMode="auto">
                     <a:xfrm>
                       <a:off x="0" y="0"/>
-                      <a:ext cx="4183402" cy="2353059"/>
+                      <a:ext cx="5075425" cy="2854799"/>
                     </a:xfrm>
                     <a:prstGeom prst="rect">
                       <a:avLst/>
@@ -1600,11 +1600,6 @@
         <w:rPr>
           <w:b/>
         </w:rPr>
-      </w:r>
-      <w:r>
-        <w:rPr>
-          <w:b/>
-        </w:rPr>
         <w:fldChar w:fldCharType="separate"/>
       </w:r>
       <w:r>
@@ -1687,15 +1682,18 @@
               <w:spacing w:before="0" w:after="0"/>
             </w:pPr>
             <w:r>
-              <w:t xml:space="preserve">Este componente formativo busca brindar a los aprendices los conocimientos y habilidades necesarios para analizar cómo los procesos energéticos interactúan con el ambiente, aplicando herramientas de evaluación ambiental y criterios de sostenibilidad. </w:t>
-            </w:r>
-          </w:p>
-          <w:p>
-            <w:pPr>
-              <w:spacing w:before="0" w:after="0"/>
-            </w:pPr>
+              <w:t xml:space="preserve">Este componente formativo busca brindar a los aprendices los conocimientos y habilidades necesarios para analizar cómo los procesos energéticos interactúan con el </w:t>
+            </w:r>
             <w:r>
               <w:lastRenderedPageBreak/>
+              <w:t xml:space="preserve">ambiente, aplicando herramientas de evaluación ambiental y criterios de sostenibilidad. </w:t>
+            </w:r>
+          </w:p>
+          <w:p>
+            <w:pPr>
+              <w:spacing w:before="0" w:after="0"/>
+            </w:pPr>
+            <w:r>
               <w:t xml:space="preserve">A través del estudio del ciclo de vida energético, el aprendiz identifica los impactos directos e indirectos en cada etapa del proceso, y propone acciones de mejora orientadas a la gestión responsable de los recursos naturales. </w:t>
             </w:r>
           </w:p>
@@ -2174,60 +2172,6 @@
         <w:spacing w:before="0" w:after="0"/>
         <w:ind w:firstLine="0"/>
       </w:pPr>
-      <w:r>
-        <w:tab/>
-      </w:r>
-      <w:r>
-        <w:tab/>
-      </w:r>
-      <w:r>
-        <w:tab/>
-      </w:r>
-      <w:r>
-        <w:tab/>
-      </w:r>
-      <w:r>
-        <w:tab/>
-      </w:r>
-      <w:r>
-        <w:tab/>
-      </w:r>
-      <w:r>
-        <w:tab/>
-      </w:r>
-      <w:r>
-        <w:tab/>
-      </w:r>
-      <w:r>
-        <w:tab/>
-      </w:r>
-      <w:r>
-        <w:tab/>
-      </w:r>
-      <w:r>
-        <w:tab/>
-      </w:r>
-      <w:r>
-        <w:tab/>
-      </w:r>
-      <w:r>
-        <w:tab/>
-      </w:r>
-      <w:r>
-        <w:tab/>
-      </w:r>
-      <w:r>
-        <w:tab/>
-      </w:r>
-      <w:r>
-        <w:tab/>
-      </w:r>
-      <w:r>
-        <w:tab/>
-      </w:r>
-      <w:r>
-        <w:tab/>
-      </w:r>
       <w:r>
         <w:tab/>
       </w:r>
@@ -2272,6 +2216,14 @@
         <w:t>La sostenibilidad como marco de referencia</w:t>
       </w:r>
       <w:bookmarkEnd w:id="3"/>
+    </w:p>
+    <w:p>
+      <w:pPr>
+        <w:spacing w:before="0" w:after="0"/>
+        <w:rPr>
+          <w:lang w:eastAsia="es-CO"/>
+        </w:rPr>
+      </w:pPr>
     </w:p>
     <w:p>
       <w:pPr>
@@ -4108,9 +4060,9 @@
           <w:lang w:eastAsia="es-CO"/>
         </w:rPr>
         <w:drawing>
-          <wp:inline distT="0" distB="0" distL="0" distR="0" wp14:anchorId="05320EA4" wp14:editId="0D8B16F2">
-            <wp:extent cx="4015154" cy="3041650"/>
-            <wp:effectExtent l="0" t="0" r="4445" b="6350"/>
+          <wp:inline distT="0" distB="0" distL="0" distR="0" wp14:anchorId="05320EA4" wp14:editId="7F56A6D4">
+            <wp:extent cx="4184478" cy="3169920"/>
+            <wp:effectExtent l="0" t="0" r="6985" b="0"/>
             <wp:docPr id="18" name="Imagen 18" descr="Se representa el concepto de desarrollo sostenible a través de un esquema de superposición de tres componentes fundamentales. En el centro, se define el desarrollo sostenible como el punto de equilibrio entre tres pilares principales: el económico, el social y el ambiental. El modelo indica que el desarrollo es equitativo cuando se logra el balance entre los aspectos económico y social; es viable cuando se equilibra lo económico y lo ambiental; y es vivible (o soportable) cuando se encuentra el balance entre lo social y lo ambiental. El desarrollo sostenible se logra, por lo tanto, únicamente cuando se satisfacen las tres condiciones simultáneamente."/>
             <wp:cNvGraphicFramePr>
               <a:graphicFrameLocks xmlns:a="http://schemas.openxmlformats.org/drawingml/2006/main" noChangeAspect="1"/>
@@ -4137,7 +4089,7 @@
                   <pic:spPr>
                     <a:xfrm>
                       <a:off x="0" y="0"/>
-                      <a:ext cx="4054435" cy="3071407"/>
+                      <a:ext cx="4227277" cy="3202342"/>
                     </a:xfrm>
                     <a:prstGeom prst="rect">
                       <a:avLst/>
@@ -6277,9 +6229,9 @@
           <w:lang w:eastAsia="es-CO"/>
         </w:rPr>
         <w:drawing>
-          <wp:inline distT="0" distB="0" distL="0" distR="0" wp14:anchorId="56320178" wp14:editId="54979AC7">
-            <wp:extent cx="3716215" cy="3533449"/>
-            <wp:effectExtent l="0" t="0" r="0" b="0"/>
+          <wp:inline distT="0" distB="0" distL="0" distR="0" wp14:anchorId="56320178" wp14:editId="6BFC3162">
+            <wp:extent cx="3975014" cy="3779520"/>
+            <wp:effectExtent l="0" t="0" r="6985" b="0"/>
             <wp:docPr id="1203257398" name="Imagen 6" descr="El proceso inicia con las materias primas, continúa con el diseño, la producción, la distribución y el consumo, y prioriza la reutilización y reparación para extender la vida útil de los productos. Finalmente, los materiales se recolectan y reciclan para reintegrarse al ciclo productivo, dejando solo una mínima fracción como residuo."/>
             <wp:cNvGraphicFramePr>
               <a:graphicFrameLocks xmlns:a="http://schemas.openxmlformats.org/drawingml/2006/main" noChangeAspect="1"/>
@@ -6309,7 +6261,7 @@
                   <pic:spPr bwMode="auto">
                     <a:xfrm>
                       <a:off x="0" y="0"/>
-                      <a:ext cx="3723557" cy="3540430"/>
+                      <a:ext cx="3988112" cy="3791974"/>
                     </a:xfrm>
                     <a:prstGeom prst="rect">
                       <a:avLst/>
@@ -6876,9 +6828,9 @@
           <w:lang w:eastAsia="es-CO"/>
         </w:rPr>
         <w:drawing>
-          <wp:inline distT="0" distB="0" distL="0" distR="0" wp14:anchorId="79EB9E8C" wp14:editId="2DF61DAF">
-            <wp:extent cx="3464596" cy="3203331"/>
-            <wp:effectExtent l="0" t="0" r="2540" b="0"/>
+          <wp:inline distT="0" distB="0" distL="0" distR="0" wp14:anchorId="79EB9E8C" wp14:editId="112C094B">
+            <wp:extent cx="3764280" cy="3480416"/>
+            <wp:effectExtent l="0" t="0" r="7620" b="6350"/>
             <wp:docPr id="763016234" name="Imagen 8" descr="El Análisis del Ciclo de Vida (ACV) se muestra como un ciclo cerrado que incluye la obtención de materias primas, la producción, la distribución, el uso y el reciclaje. Cada etapa se conecta para reincorporar materiales al sistema y reducir la extracción de nuevos recursos, todo enmarcado dentro del concepto central del ACV."/>
             <wp:cNvGraphicFramePr>
               <a:graphicFrameLocks xmlns:a="http://schemas.openxmlformats.org/drawingml/2006/main" noChangeAspect="1"/>
@@ -6908,7 +6860,7 @@
                   <pic:spPr bwMode="auto">
                     <a:xfrm>
                       <a:off x="0" y="0"/>
-                      <a:ext cx="3471387" cy="3209610"/>
+                      <a:ext cx="3774002" cy="3489405"/>
                     </a:xfrm>
                     <a:prstGeom prst="rect">
                       <a:avLst/>
@@ -6965,14 +6917,14 @@
         <w:rPr>
           <w:lang w:eastAsia="es-CO"/>
         </w:rPr>
-        <w:t xml:space="preserve">La extracción de materia prima es la primera etapa del ciclo de vida de un producto y consiste en obtener recursos naturales directamente del ambiente. Esta actividad es fundamental para los procesos productivos, pero también genera impactos ambientales significativos, como deforestación, erosión, contaminación del agua y </w:t>
+        <w:t xml:space="preserve">La extracción de materia prima es la primera etapa del ciclo de vida de un producto y consiste en obtener recursos naturales directamente del ambiente. Esta actividad es fundamental para los procesos productivos, pero también genera impactos </w:t>
       </w:r>
       <w:r>
         <w:rPr>
           <w:lang w:eastAsia="es-CO"/>
         </w:rPr>
         <w:lastRenderedPageBreak/>
-        <w:t>afectaciones al suelo. Tanto en combustibles fósiles como en energías renovables, es necesario aplicar prácticas responsables que reduzcan el daño a los ecosistemas y promuevan un uso sostenible de los recursos naturales.</w:t>
+        <w:t>ambientales significativos, como deforestación, erosión, contaminación del agua y afectaciones al suelo. Tanto en combustibles fósiles como en energías renovables, es necesario aplicar prácticas responsables que reduzcan el daño a los ecosistemas y promuevan un uso sostenible de los recursos naturales.</w:t>
       </w:r>
     </w:p>
     <w:p>
@@ -7429,7 +7381,6 @@
         <w:rPr>
           <w:lang w:eastAsia="es-CO"/>
         </w:rPr>
-        <w:lastRenderedPageBreak/>
         <w:t xml:space="preserve">El procesamiento es la etapa en la que los recursos extraídos se transforman para su uso, generando consumo de energía y emisiones. Tanto en combustibles fósiles como en energías renovables existen impactos ambientales, por lo que se requieren medidas </w:t>
       </w:r>
       <w:r>
@@ -11114,7 +11065,7 @@
               </w:rPr>
             </w:pPr>
             <w:r>
-              <w:t>Dirección General</w:t>
+              <w:t>Centro Agroturístico - Regional Santander</w:t>
             </w:r>
           </w:p>
         </w:tc>
@@ -11662,7 +11613,7 @@
 </file>
 
 <file path=word/endnotes.xml><?xml version="1.0" encoding="utf-8"?>
-<w:endnotes xmlns:wpc="http://schemas.microsoft.com/office/word/2010/wordprocessingCanvas" xmlns:cx="http://schemas.microsoft.com/office/drawing/2014/chartex" xmlns:cx1="http://schemas.microsoft.com/office/drawing/2015/9/8/chartex" xmlns:cx2="http://schemas.microsoft.com/office/drawing/2015/10/21/chartex" xmlns:cx3="http://schemas.microsoft.com/office/drawing/2016/5/9/chartex" xmlns:cx4="http://schemas.microsoft.com/office/drawing/2016/5/10/chartex" xmlns:cx5="http://schemas.microsoft.com/office/drawing/2016/5/11/chartex" xmlns:cx6="http://schemas.microsoft.com/office/drawing/2016/5/12/chartex" xmlns:cx7="http://schemas.microsoft.com/office/drawing/2016/5/13/chartex" xmlns:cx8="http://schemas.microsoft.com/office/drawing/2016/5/14/chartex" xmlns:mc="http://schemas.openxmlformats.org/markup-compatibility/2006" xmlns:aink="http://schemas.microsoft.com/office/drawing/2016/ink" xmlns:am3d="http://schemas.microsoft.com/office/drawing/2017/model3d" xmlns:o="urn:schemas-microsoft-com:office:office" xmlns:oel="http://schemas.microsoft.com/office/2019/extlst" xmlns:r="http://schemas.openxmlformats.org/officeDocument/2006/relationships" xmlns:m="http://schemas.openxmlformats.org/officeDocument/2006/math" xmlns:v="urn:schemas-microsoft-com:vml" xmlns:wp14="http://schemas.microsoft.com/office/word/2010/wordprocessingDrawing" xmlns:wp="http://schemas.openxmlformats.org/drawingml/2006/wordprocessingDrawing" xmlns:w10="urn:schemas-microsoft-com:office:word" xmlns:w="http://schemas.openxmlformats.org/wordprocessingml/2006/main" xmlns:w14="http://schemas.microsoft.com/office/word/2010/wordml" xmlns:w15="http://schemas.microsoft.com/office/word/2012/wordml" xmlns:w16cex="http://schemas.microsoft.com/office/word/2018/wordml/cex" xmlns:w16cid="http://schemas.microsoft.com/office/word/2016/wordml/cid" xmlns:w16="http://schemas.microsoft.com/office/word/2018/wordml" xmlns:w16du="http://schemas.microsoft.com/office/word/2023/wordml/word16du" xmlns:w16sdtdh="http://schemas.microsoft.com/office/word/2020/wordml/sdtdatahash" xmlns:w16sdtfl="http://schemas.microsoft.com/office/word/2024/wordml/sdtformatlock" xmlns:w16se="http://schemas.microsoft.com/office/word/2015/wordml/symex" xmlns:wpg="http://schemas.microsoft.com/office/word/2010/wordprocessingGroup" xmlns:wpi="http://schemas.microsoft.com/office/word/2010/wordprocessingInk" xmlns:wne="http://schemas.microsoft.com/office/word/2006/wordml" xmlns:wps="http://schemas.microsoft.com/office/word/2010/wordprocessingShape" mc:Ignorable="w14 w15 w16se w16cid w16 w16cex w16sdtdh w16sdtfl w16du wp14">
+<w:endnotes xmlns:wpc="http://schemas.microsoft.com/office/word/2010/wordprocessingCanvas" xmlns:cx="http://schemas.microsoft.com/office/drawing/2014/chartex" xmlns:cx1="http://schemas.microsoft.com/office/drawing/2015/9/8/chartex" xmlns:cx2="http://schemas.microsoft.com/office/drawing/2015/10/21/chartex" xmlns:cx3="http://schemas.microsoft.com/office/drawing/2016/5/9/chartex" xmlns:cx4="http://schemas.microsoft.com/office/drawing/2016/5/10/chartex" xmlns:cx5="http://schemas.microsoft.com/office/drawing/2016/5/11/chartex" xmlns:cx6="http://schemas.microsoft.com/office/drawing/2016/5/12/chartex" xmlns:cx7="http://schemas.microsoft.com/office/drawing/2016/5/13/chartex" xmlns:cx8="http://schemas.microsoft.com/office/drawing/2016/5/14/chartex" xmlns:mc="http://schemas.openxmlformats.org/markup-compatibility/2006" xmlns:aink="http://schemas.microsoft.com/office/drawing/2016/ink" xmlns:am3d="http://schemas.microsoft.com/office/drawing/2017/model3d" xmlns:o="urn:schemas-microsoft-com:office:office" xmlns:r="http://schemas.openxmlformats.org/officeDocument/2006/relationships" xmlns:m="http://schemas.openxmlformats.org/officeDocument/2006/math" xmlns:v="urn:schemas-microsoft-com:vml" xmlns:wp14="http://schemas.microsoft.com/office/word/2010/wordprocessingDrawing" xmlns:wp="http://schemas.openxmlformats.org/drawingml/2006/wordprocessingDrawing" xmlns:w10="urn:schemas-microsoft-com:office:word" xmlns:w="http://schemas.openxmlformats.org/wordprocessingml/2006/main" xmlns:w14="http://schemas.microsoft.com/office/word/2010/wordml" xmlns:w15="http://schemas.microsoft.com/office/word/2012/wordml" xmlns:w16cex="http://schemas.microsoft.com/office/word/2018/wordml/cex" xmlns:w16cid="http://schemas.microsoft.com/office/word/2016/wordml/cid" xmlns:w16="http://schemas.microsoft.com/office/word/2018/wordml" xmlns:w16sdtdh="http://schemas.microsoft.com/office/word/2020/wordml/sdtdatahash" xmlns:w16se="http://schemas.microsoft.com/office/word/2015/wordml/symex" xmlns:wpg="http://schemas.microsoft.com/office/word/2010/wordprocessingGroup" xmlns:wpi="http://schemas.microsoft.com/office/word/2010/wordprocessingInk" xmlns:wne="http://schemas.microsoft.com/office/word/2006/wordml" xmlns:wps="http://schemas.microsoft.com/office/word/2010/wordprocessingShape" mc:Ignorable="w14 w15 w16se w16cid w16 w16cex w16sdtdh wp14">
   <w:endnote w:type="separator" w:id="-1">
     <w:p>
       <w:pPr>
@@ -11687,7 +11638,7 @@
 </file>
 
 <file path=word/footer1.xml><?xml version="1.0" encoding="utf-8"?>
-<w:ftr xmlns:wpc="http://schemas.microsoft.com/office/word/2010/wordprocessingCanvas" xmlns:cx="http://schemas.microsoft.com/office/drawing/2014/chartex" xmlns:cx1="http://schemas.microsoft.com/office/drawing/2015/9/8/chartex" xmlns:cx2="http://schemas.microsoft.com/office/drawing/2015/10/21/chartex" xmlns:cx3="http://schemas.microsoft.com/office/drawing/2016/5/9/chartex" xmlns:cx4="http://schemas.microsoft.com/office/drawing/2016/5/10/chartex" xmlns:cx5="http://schemas.microsoft.com/office/drawing/2016/5/11/chartex" xmlns:cx6="http://schemas.microsoft.com/office/drawing/2016/5/12/chartex" xmlns:cx7="http://schemas.microsoft.com/office/drawing/2016/5/13/chartex" xmlns:cx8="http://schemas.microsoft.com/office/drawing/2016/5/14/chartex" xmlns:mc="http://schemas.openxmlformats.org/markup-compatibility/2006" xmlns:aink="http://schemas.microsoft.com/office/drawing/2016/ink" xmlns:am3d="http://schemas.microsoft.com/office/drawing/2017/model3d" xmlns:o="urn:schemas-microsoft-com:office:office" xmlns:oel="http://schemas.microsoft.com/office/2019/extlst" xmlns:r="http://schemas.openxmlformats.org/officeDocument/2006/relationships" xmlns:m="http://schemas.openxmlformats.org/officeDocument/2006/math" xmlns:v="urn:schemas-microsoft-com:vml" xmlns:wp14="http://schemas.microsoft.com/office/word/2010/wordprocessingDrawing" xmlns:wp="http://schemas.openxmlformats.org/drawingml/2006/wordprocessingDrawing" xmlns:w10="urn:schemas-microsoft-com:office:word" xmlns:w="http://schemas.openxmlformats.org/wordprocessingml/2006/main" xmlns:w14="http://schemas.microsoft.com/office/word/2010/wordml" xmlns:w15="http://schemas.microsoft.com/office/word/2012/wordml" xmlns:w16cex="http://schemas.microsoft.com/office/word/2018/wordml/cex" xmlns:w16cid="http://schemas.microsoft.com/office/word/2016/wordml/cid" xmlns:w16="http://schemas.microsoft.com/office/word/2018/wordml" xmlns:w16du="http://schemas.microsoft.com/office/word/2023/wordml/word16du" xmlns:w16sdtdh="http://schemas.microsoft.com/office/word/2020/wordml/sdtdatahash" xmlns:w16sdtfl="http://schemas.microsoft.com/office/word/2024/wordml/sdtformatlock" xmlns:w16se="http://schemas.microsoft.com/office/word/2015/wordml/symex" xmlns:wpg="http://schemas.microsoft.com/office/word/2010/wordprocessingGroup" xmlns:wpi="http://schemas.microsoft.com/office/word/2010/wordprocessingInk" xmlns:wne="http://schemas.microsoft.com/office/word/2006/wordml" xmlns:wps="http://schemas.microsoft.com/office/word/2010/wordprocessingShape" mc:Ignorable="w14 w15 w16se w16cid w16 w16cex w16sdtdh w16sdtfl w16du wp14">
+<w:ftr xmlns:wpc="http://schemas.microsoft.com/office/word/2010/wordprocessingCanvas" xmlns:cx="http://schemas.microsoft.com/office/drawing/2014/chartex" xmlns:cx1="http://schemas.microsoft.com/office/drawing/2015/9/8/chartex" xmlns:cx2="http://schemas.microsoft.com/office/drawing/2015/10/21/chartex" xmlns:cx3="http://schemas.microsoft.com/office/drawing/2016/5/9/chartex" xmlns:cx4="http://schemas.microsoft.com/office/drawing/2016/5/10/chartex" xmlns:cx5="http://schemas.microsoft.com/office/drawing/2016/5/11/chartex" xmlns:cx6="http://schemas.microsoft.com/office/drawing/2016/5/12/chartex" xmlns:cx7="http://schemas.microsoft.com/office/drawing/2016/5/13/chartex" xmlns:cx8="http://schemas.microsoft.com/office/drawing/2016/5/14/chartex" xmlns:mc="http://schemas.openxmlformats.org/markup-compatibility/2006" xmlns:aink="http://schemas.microsoft.com/office/drawing/2016/ink" xmlns:am3d="http://schemas.microsoft.com/office/drawing/2017/model3d" xmlns:o="urn:schemas-microsoft-com:office:office" xmlns:r="http://schemas.openxmlformats.org/officeDocument/2006/relationships" xmlns:m="http://schemas.openxmlformats.org/officeDocument/2006/math" xmlns:v="urn:schemas-microsoft-com:vml" xmlns:wp14="http://schemas.microsoft.com/office/word/2010/wordprocessingDrawing" xmlns:wp="http://schemas.openxmlformats.org/drawingml/2006/wordprocessingDrawing" xmlns:w10="urn:schemas-microsoft-com:office:word" xmlns:w="http://schemas.openxmlformats.org/wordprocessingml/2006/main" xmlns:w14="http://schemas.microsoft.com/office/word/2010/wordml" xmlns:w15="http://schemas.microsoft.com/office/word/2012/wordml" xmlns:w16cex="http://schemas.microsoft.com/office/word/2018/wordml/cex" xmlns:w16cid="http://schemas.microsoft.com/office/word/2016/wordml/cid" xmlns:w16="http://schemas.microsoft.com/office/word/2018/wordml" xmlns:w16sdtdh="http://schemas.microsoft.com/office/word/2020/wordml/sdtdatahash" xmlns:w16se="http://schemas.microsoft.com/office/word/2015/wordml/symex" xmlns:wpg="http://schemas.microsoft.com/office/word/2010/wordprocessingGroup" xmlns:wpi="http://schemas.microsoft.com/office/word/2010/wordprocessingInk" xmlns:wne="http://schemas.microsoft.com/office/word/2006/wordml" xmlns:wps="http://schemas.microsoft.com/office/word/2010/wordprocessingShape" mc:Ignorable="w14 w15 w16se w16cid w16 w16cex w16sdtdh wp14">
   <w:p>
     <w:pPr>
       <w:pStyle w:val="Piedepgina"/>
@@ -11769,7 +11720,7 @@
             </wp:anchor>
           </w:drawing>
         </mc:Choice>
-        <mc:Fallback>
+        <mc:Fallback xmlns:w16sdtfl="http://schemas.microsoft.com/office/word/2024/wordml/sdtformatlock" xmlns:w16du="http://schemas.microsoft.com/office/word/2023/wordml/word16du" xmlns:oel="http://schemas.microsoft.com/office/2019/extlst">
           <w:pict>
             <v:shapetype w14:anchorId="30EDB3B0" id="_x0000_t202" coordsize="21600,21600" o:spt="202" path="m,l,21600r21600,l21600,xe">
               <v:stroke joinstyle="miter"/>
@@ -11824,7 +11775,7 @@
 </file>
 
 <file path=word/footnotes.xml><?xml version="1.0" encoding="utf-8"?>
-<w:footnotes xmlns:wpc="http://schemas.microsoft.com/office/word/2010/wordprocessingCanvas" xmlns:cx="http://schemas.microsoft.com/office/drawing/2014/chartex" xmlns:cx1="http://schemas.microsoft.com/office/drawing/2015/9/8/chartex" xmlns:cx2="http://schemas.microsoft.com/office/drawing/2015/10/21/chartex" xmlns:cx3="http://schemas.microsoft.com/office/drawing/2016/5/9/chartex" xmlns:cx4="http://schemas.microsoft.com/office/drawing/2016/5/10/chartex" xmlns:cx5="http://schemas.microsoft.com/office/drawing/2016/5/11/chartex" xmlns:cx6="http://schemas.microsoft.com/office/drawing/2016/5/12/chartex" xmlns:cx7="http://schemas.microsoft.com/office/drawing/2016/5/13/chartex" xmlns:cx8="http://schemas.microsoft.com/office/drawing/2016/5/14/chartex" xmlns:mc="http://schemas.openxmlformats.org/markup-compatibility/2006" xmlns:aink="http://schemas.microsoft.com/office/drawing/2016/ink" xmlns:am3d="http://schemas.microsoft.com/office/drawing/2017/model3d" xmlns:o="urn:schemas-microsoft-com:office:office" xmlns:oel="http://schemas.microsoft.com/office/2019/extlst" xmlns:r="http://schemas.openxmlformats.org/officeDocument/2006/relationships" xmlns:m="http://schemas.openxmlformats.org/officeDocument/2006/math" xmlns:v="urn:schemas-microsoft-com:vml" xmlns:wp14="http://schemas.microsoft.com/office/word/2010/wordprocessingDrawing" xmlns:wp="http://schemas.openxmlformats.org/drawingml/2006/wordprocessingDrawing" xmlns:w10="urn:schemas-microsoft-com:office:word" xmlns:w="http://schemas.openxmlformats.org/wordprocessingml/2006/main" xmlns:w14="http://schemas.microsoft.com/office/word/2010/wordml" xmlns:w15="http://schemas.microsoft.com/office/word/2012/wordml" xmlns:w16cex="http://schemas.microsoft.com/office/word/2018/wordml/cex" xmlns:w16cid="http://schemas.microsoft.com/office/word/2016/wordml/cid" xmlns:w16="http://schemas.microsoft.com/office/word/2018/wordml" xmlns:w16du="http://schemas.microsoft.com/office/word/2023/wordml/word16du" xmlns:w16sdtdh="http://schemas.microsoft.com/office/word/2020/wordml/sdtdatahash" xmlns:w16sdtfl="http://schemas.microsoft.com/office/word/2024/wordml/sdtformatlock" xmlns:w16se="http://schemas.microsoft.com/office/word/2015/wordml/symex" xmlns:wpg="http://schemas.microsoft.com/office/word/2010/wordprocessingGroup" xmlns:wpi="http://schemas.microsoft.com/office/word/2010/wordprocessingInk" xmlns:wne="http://schemas.microsoft.com/office/word/2006/wordml" xmlns:wps="http://schemas.microsoft.com/office/word/2010/wordprocessingShape" mc:Ignorable="w14 w15 w16se w16cid w16 w16cex w16sdtdh w16sdtfl w16du wp14">
+<w:footnotes xmlns:wpc="http://schemas.microsoft.com/office/word/2010/wordprocessingCanvas" xmlns:cx="http://schemas.microsoft.com/office/drawing/2014/chartex" xmlns:cx1="http://schemas.microsoft.com/office/drawing/2015/9/8/chartex" xmlns:cx2="http://schemas.microsoft.com/office/drawing/2015/10/21/chartex" xmlns:cx3="http://schemas.microsoft.com/office/drawing/2016/5/9/chartex" xmlns:cx4="http://schemas.microsoft.com/office/drawing/2016/5/10/chartex" xmlns:cx5="http://schemas.microsoft.com/office/drawing/2016/5/11/chartex" xmlns:cx6="http://schemas.microsoft.com/office/drawing/2016/5/12/chartex" xmlns:cx7="http://schemas.microsoft.com/office/drawing/2016/5/13/chartex" xmlns:cx8="http://schemas.microsoft.com/office/drawing/2016/5/14/chartex" xmlns:mc="http://schemas.openxmlformats.org/markup-compatibility/2006" xmlns:aink="http://schemas.microsoft.com/office/drawing/2016/ink" xmlns:am3d="http://schemas.microsoft.com/office/drawing/2017/model3d" xmlns:o="urn:schemas-microsoft-com:office:office" xmlns:r="http://schemas.openxmlformats.org/officeDocument/2006/relationships" xmlns:m="http://schemas.openxmlformats.org/officeDocument/2006/math" xmlns:v="urn:schemas-microsoft-com:vml" xmlns:wp14="http://schemas.microsoft.com/office/word/2010/wordprocessingDrawing" xmlns:wp="http://schemas.openxmlformats.org/drawingml/2006/wordprocessingDrawing" xmlns:w10="urn:schemas-microsoft-com:office:word" xmlns:w="http://schemas.openxmlformats.org/wordprocessingml/2006/main" xmlns:w14="http://schemas.microsoft.com/office/word/2010/wordml" xmlns:w15="http://schemas.microsoft.com/office/word/2012/wordml" xmlns:w16cex="http://schemas.microsoft.com/office/word/2018/wordml/cex" xmlns:w16cid="http://schemas.microsoft.com/office/word/2016/wordml/cid" xmlns:w16="http://schemas.microsoft.com/office/word/2018/wordml" xmlns:w16sdtdh="http://schemas.microsoft.com/office/word/2020/wordml/sdtdatahash" xmlns:w16se="http://schemas.microsoft.com/office/word/2015/wordml/symex" xmlns:wpg="http://schemas.microsoft.com/office/word/2010/wordprocessingGroup" xmlns:wpi="http://schemas.microsoft.com/office/word/2010/wordprocessingInk" xmlns:wne="http://schemas.microsoft.com/office/word/2006/wordml" xmlns:wps="http://schemas.microsoft.com/office/word/2010/wordprocessingShape" mc:Ignorable="w14 w15 w16se w16cid w16 w16cex w16sdtdh wp14">
   <w:footnote w:type="separator" w:id="-1">
     <w:p>
       <w:pPr>
@@ -11849,7 +11800,7 @@
 </file>
 
 <file path=word/header1.xml><?xml version="1.0" encoding="utf-8"?>
-<w:hdr xmlns:wpc="http://schemas.microsoft.com/office/word/2010/wordprocessingCanvas" xmlns:cx="http://schemas.microsoft.com/office/drawing/2014/chartex" xmlns:cx1="http://schemas.microsoft.com/office/drawing/2015/9/8/chartex" xmlns:cx2="http://schemas.microsoft.com/office/drawing/2015/10/21/chartex" xmlns:cx3="http://schemas.microsoft.com/office/drawing/2016/5/9/chartex" xmlns:cx4="http://schemas.microsoft.com/office/drawing/2016/5/10/chartex" xmlns:cx5="http://schemas.microsoft.com/office/drawing/2016/5/11/chartex" xmlns:cx6="http://schemas.microsoft.com/office/drawing/2016/5/12/chartex" xmlns:cx7="http://schemas.microsoft.com/office/drawing/2016/5/13/chartex" xmlns:cx8="http://schemas.microsoft.com/office/drawing/2016/5/14/chartex" xmlns:mc="http://schemas.openxmlformats.org/markup-compatibility/2006" xmlns:aink="http://schemas.microsoft.com/office/drawing/2016/ink" xmlns:am3d="http://schemas.microsoft.com/office/drawing/2017/model3d" xmlns:o="urn:schemas-microsoft-com:office:office" xmlns:oel="http://schemas.microsoft.com/office/2019/extlst" xmlns:r="http://schemas.openxmlformats.org/officeDocument/2006/relationships" xmlns:m="http://schemas.openxmlformats.org/officeDocument/2006/math" xmlns:v="urn:schemas-microsoft-com:vml" xmlns:wp14="http://schemas.microsoft.com/office/word/2010/wordprocessingDrawing" xmlns:wp="http://schemas.openxmlformats.org/drawingml/2006/wordprocessingDrawing" xmlns:w10="urn:schemas-microsoft-com:office:word" xmlns:w="http://schemas.openxmlformats.org/wordprocessingml/2006/main" xmlns:w14="http://schemas.microsoft.com/office/word/2010/wordml" xmlns:w15="http://schemas.microsoft.com/office/word/2012/wordml" xmlns:w16cex="http://schemas.microsoft.com/office/word/2018/wordml/cex" xmlns:w16cid="http://schemas.microsoft.com/office/word/2016/wordml/cid" xmlns:w16="http://schemas.microsoft.com/office/word/2018/wordml" xmlns:w16du="http://schemas.microsoft.com/office/word/2023/wordml/word16du" xmlns:w16sdtdh="http://schemas.microsoft.com/office/word/2020/wordml/sdtdatahash" xmlns:w16sdtfl="http://schemas.microsoft.com/office/word/2024/wordml/sdtformatlock" xmlns:w16se="http://schemas.microsoft.com/office/word/2015/wordml/symex" xmlns:wpg="http://schemas.microsoft.com/office/word/2010/wordprocessingGroup" xmlns:wpi="http://schemas.microsoft.com/office/word/2010/wordprocessingInk" xmlns:wne="http://schemas.microsoft.com/office/word/2006/wordml" xmlns:wps="http://schemas.microsoft.com/office/word/2010/wordprocessingShape" mc:Ignorable="w14 w15 w16se w16cid w16 w16cex w16sdtdh w16sdtfl w16du wp14">
+<w:hdr xmlns:wpc="http://schemas.microsoft.com/office/word/2010/wordprocessingCanvas" xmlns:cx="http://schemas.microsoft.com/office/drawing/2014/chartex" xmlns:cx1="http://schemas.microsoft.com/office/drawing/2015/9/8/chartex" xmlns:cx2="http://schemas.microsoft.com/office/drawing/2015/10/21/chartex" xmlns:cx3="http://schemas.microsoft.com/office/drawing/2016/5/9/chartex" xmlns:cx4="http://schemas.microsoft.com/office/drawing/2016/5/10/chartex" xmlns:cx5="http://schemas.microsoft.com/office/drawing/2016/5/11/chartex" xmlns:cx6="http://schemas.microsoft.com/office/drawing/2016/5/12/chartex" xmlns:cx7="http://schemas.microsoft.com/office/drawing/2016/5/13/chartex" xmlns:cx8="http://schemas.microsoft.com/office/drawing/2016/5/14/chartex" xmlns:mc="http://schemas.openxmlformats.org/markup-compatibility/2006" xmlns:aink="http://schemas.microsoft.com/office/drawing/2016/ink" xmlns:am3d="http://schemas.microsoft.com/office/drawing/2017/model3d" xmlns:o="urn:schemas-microsoft-com:office:office" xmlns:r="http://schemas.openxmlformats.org/officeDocument/2006/relationships" xmlns:m="http://schemas.openxmlformats.org/officeDocument/2006/math" xmlns:v="urn:schemas-microsoft-com:vml" xmlns:wp14="http://schemas.microsoft.com/office/word/2010/wordprocessingDrawing" xmlns:wp="http://schemas.openxmlformats.org/drawingml/2006/wordprocessingDrawing" xmlns:w10="urn:schemas-microsoft-com:office:word" xmlns:w="http://schemas.openxmlformats.org/wordprocessingml/2006/main" xmlns:w14="http://schemas.microsoft.com/office/word/2010/wordml" xmlns:w15="http://schemas.microsoft.com/office/word/2012/wordml" xmlns:w16cex="http://schemas.microsoft.com/office/word/2018/wordml/cex" xmlns:w16cid="http://schemas.microsoft.com/office/word/2016/wordml/cid" xmlns:w16="http://schemas.microsoft.com/office/word/2018/wordml" xmlns:w16sdtdh="http://schemas.microsoft.com/office/word/2020/wordml/sdtdatahash" xmlns:w16se="http://schemas.microsoft.com/office/word/2015/wordml/symex" xmlns:wpg="http://schemas.microsoft.com/office/word/2010/wordprocessingGroup" xmlns:wpi="http://schemas.microsoft.com/office/word/2010/wordprocessingInk" xmlns:wne="http://schemas.microsoft.com/office/word/2006/wordml" xmlns:wps="http://schemas.microsoft.com/office/word/2010/wordprocessingShape" mc:Ignorable="w14 w15 w16se w16cid w16 w16cex w16sdtdh wp14">
   <w:p>
     <w:pPr>
       <w:pStyle w:val="Encabezado"/>
@@ -11921,7 +11872,7 @@
 </file>
 
 <file path=word/numbering.xml><?xml version="1.0" encoding="utf-8"?>
-<w:numbering xmlns:wpc="http://schemas.microsoft.com/office/word/2010/wordprocessingCanvas" xmlns:cx="http://schemas.microsoft.com/office/drawing/2014/chartex" xmlns:cx1="http://schemas.microsoft.com/office/drawing/2015/9/8/chartex" xmlns:cx2="http://schemas.microsoft.com/office/drawing/2015/10/21/chartex" xmlns:cx3="http://schemas.microsoft.com/office/drawing/2016/5/9/chartex" xmlns:cx4="http://schemas.microsoft.com/office/drawing/2016/5/10/chartex" xmlns:cx5="http://schemas.microsoft.com/office/drawing/2016/5/11/chartex" xmlns:cx6="http://schemas.microsoft.com/office/drawing/2016/5/12/chartex" xmlns:cx7="http://schemas.microsoft.com/office/drawing/2016/5/13/chartex" xmlns:cx8="http://schemas.microsoft.com/office/drawing/2016/5/14/chartex" xmlns:mc="http://schemas.openxmlformats.org/markup-compatibility/2006" xmlns:aink="http://schemas.microsoft.com/office/drawing/2016/ink" xmlns:am3d="http://schemas.microsoft.com/office/drawing/2017/model3d" xmlns:o="urn:schemas-microsoft-com:office:office" xmlns:oel="http://schemas.microsoft.com/office/2019/extlst" xmlns:r="http://schemas.openxmlformats.org/officeDocument/2006/relationships" xmlns:m="http://schemas.openxmlformats.org/officeDocument/2006/math" xmlns:v="urn:schemas-microsoft-com:vml" xmlns:wp14="http://schemas.microsoft.com/office/word/2010/wordprocessingDrawing" xmlns:wp="http://schemas.openxmlformats.org/drawingml/2006/wordprocessingDrawing" xmlns:w10="urn:schemas-microsoft-com:office:word" xmlns:w="http://schemas.openxmlformats.org/wordprocessingml/2006/main" xmlns:w14="http://schemas.microsoft.com/office/word/2010/wordml" xmlns:w15="http://schemas.microsoft.com/office/word/2012/wordml" xmlns:w16cex="http://schemas.microsoft.com/office/word/2018/wordml/cex" xmlns:w16cid="http://schemas.microsoft.com/office/word/2016/wordml/cid" xmlns:w16="http://schemas.microsoft.com/office/word/2018/wordml" xmlns:w16du="http://schemas.microsoft.com/office/word/2023/wordml/word16du" xmlns:w16sdtdh="http://schemas.microsoft.com/office/word/2020/wordml/sdtdatahash" xmlns:w16sdtfl="http://schemas.microsoft.com/office/word/2024/wordml/sdtformatlock" xmlns:w16se="http://schemas.microsoft.com/office/word/2015/wordml/symex" xmlns:wpg="http://schemas.microsoft.com/office/word/2010/wordprocessingGroup" xmlns:wpi="http://schemas.microsoft.com/office/word/2010/wordprocessingInk" xmlns:wne="http://schemas.microsoft.com/office/word/2006/wordml" xmlns:wps="http://schemas.microsoft.com/office/word/2010/wordprocessingShape" mc:Ignorable="w14 w15 w16se w16cid w16 w16cex w16sdtdh w16sdtfl w16du wp14">
+<w:numbering xmlns:wpc="http://schemas.microsoft.com/office/word/2010/wordprocessingCanvas" xmlns:cx="http://schemas.microsoft.com/office/drawing/2014/chartex" xmlns:cx1="http://schemas.microsoft.com/office/drawing/2015/9/8/chartex" xmlns:cx2="http://schemas.microsoft.com/office/drawing/2015/10/21/chartex" xmlns:cx3="http://schemas.microsoft.com/office/drawing/2016/5/9/chartex" xmlns:cx4="http://schemas.microsoft.com/office/drawing/2016/5/10/chartex" xmlns:cx5="http://schemas.microsoft.com/office/drawing/2016/5/11/chartex" xmlns:cx6="http://schemas.microsoft.com/office/drawing/2016/5/12/chartex" xmlns:cx7="http://schemas.microsoft.com/office/drawing/2016/5/13/chartex" xmlns:cx8="http://schemas.microsoft.com/office/drawing/2016/5/14/chartex" xmlns:mc="http://schemas.openxmlformats.org/markup-compatibility/2006" xmlns:aink="http://schemas.microsoft.com/office/drawing/2016/ink" xmlns:am3d="http://schemas.microsoft.com/office/drawing/2017/model3d" xmlns:o="urn:schemas-microsoft-com:office:office" xmlns:r="http://schemas.openxmlformats.org/officeDocument/2006/relationships" xmlns:m="http://schemas.openxmlformats.org/officeDocument/2006/math" xmlns:v="urn:schemas-microsoft-com:vml" xmlns:wp14="http://schemas.microsoft.com/office/word/2010/wordprocessingDrawing" xmlns:wp="http://schemas.openxmlformats.org/drawingml/2006/wordprocessingDrawing" xmlns:w10="urn:schemas-microsoft-com:office:word" xmlns:w="http://schemas.openxmlformats.org/wordprocessingml/2006/main" xmlns:w14="http://schemas.microsoft.com/office/word/2010/wordml" xmlns:w15="http://schemas.microsoft.com/office/word/2012/wordml" xmlns:w16cex="http://schemas.microsoft.com/office/word/2018/wordml/cex" xmlns:w16cid="http://schemas.microsoft.com/office/word/2016/wordml/cid" xmlns:w16="http://schemas.microsoft.com/office/word/2018/wordml" xmlns:w16sdtdh="http://schemas.microsoft.com/office/word/2020/wordml/sdtdatahash" xmlns:w16se="http://schemas.microsoft.com/office/word/2015/wordml/symex" xmlns:wpg="http://schemas.microsoft.com/office/word/2010/wordprocessingGroup" xmlns:wpi="http://schemas.microsoft.com/office/word/2010/wordprocessingInk" xmlns:wne="http://schemas.microsoft.com/office/word/2006/wordml" xmlns:wps="http://schemas.microsoft.com/office/word/2010/wordprocessingShape" mc:Ignorable="w14 w15 w16se w16cid w16 w16cex w16sdtdh wp14">
   <w:abstractNum w:abstractNumId="0" w15:restartNumberingAfterBreak="0">
     <w:nsid w:val="FFFFFF89"/>
     <w:multiLevelType w:val="singleLevel"/>
@@ -14268,73 +14219,73 @@
       </w:pPr>
     </w:lvl>
   </w:abstractNum>
-  <w:num w:numId="1" w16cid:durableId="123423716">
+  <w:num w:numId="1">
     <w:abstractNumId w:val="22"/>
   </w:num>
-  <w:num w:numId="2" w16cid:durableId="1216741828">
+  <w:num w:numId="2">
     <w:abstractNumId w:val="0"/>
   </w:num>
-  <w:num w:numId="3" w16cid:durableId="1543251326">
+  <w:num w:numId="3">
     <w:abstractNumId w:val="16"/>
   </w:num>
-  <w:num w:numId="4" w16cid:durableId="1871843017">
+  <w:num w:numId="4">
     <w:abstractNumId w:val="10"/>
   </w:num>
-  <w:num w:numId="5" w16cid:durableId="811404389">
+  <w:num w:numId="5">
     <w:abstractNumId w:val="15"/>
   </w:num>
-  <w:num w:numId="6" w16cid:durableId="1101683189">
+  <w:num w:numId="6">
     <w:abstractNumId w:val="21"/>
   </w:num>
-  <w:num w:numId="7" w16cid:durableId="928581937">
+  <w:num w:numId="7">
     <w:abstractNumId w:val="12"/>
   </w:num>
-  <w:num w:numId="8" w16cid:durableId="1820802567">
+  <w:num w:numId="8">
     <w:abstractNumId w:val="1"/>
   </w:num>
-  <w:num w:numId="9" w16cid:durableId="1922719098">
+  <w:num w:numId="9">
     <w:abstractNumId w:val="9"/>
   </w:num>
-  <w:num w:numId="10" w16cid:durableId="771128429">
+  <w:num w:numId="10">
     <w:abstractNumId w:val="6"/>
   </w:num>
-  <w:num w:numId="11" w16cid:durableId="988749449">
+  <w:num w:numId="11">
     <w:abstractNumId w:val="4"/>
   </w:num>
-  <w:num w:numId="12" w16cid:durableId="238633780">
+  <w:num w:numId="12">
     <w:abstractNumId w:val="2"/>
   </w:num>
-  <w:num w:numId="13" w16cid:durableId="1506632214">
+  <w:num w:numId="13">
     <w:abstractNumId w:val="20"/>
   </w:num>
-  <w:num w:numId="14" w16cid:durableId="1783451775">
+  <w:num w:numId="14">
     <w:abstractNumId w:val="17"/>
   </w:num>
-  <w:num w:numId="15" w16cid:durableId="1613974463">
+  <w:num w:numId="15">
     <w:abstractNumId w:val="14"/>
   </w:num>
-  <w:num w:numId="16" w16cid:durableId="1727023023">
+  <w:num w:numId="16">
     <w:abstractNumId w:val="11"/>
   </w:num>
-  <w:num w:numId="17" w16cid:durableId="105854109">
+  <w:num w:numId="17">
     <w:abstractNumId w:val="13"/>
   </w:num>
-  <w:num w:numId="18" w16cid:durableId="1672565339">
+  <w:num w:numId="18">
     <w:abstractNumId w:val="5"/>
   </w:num>
-  <w:num w:numId="19" w16cid:durableId="701904924">
+  <w:num w:numId="19">
     <w:abstractNumId w:val="8"/>
   </w:num>
-  <w:num w:numId="20" w16cid:durableId="371803605">
+  <w:num w:numId="20">
     <w:abstractNumId w:val="19"/>
   </w:num>
-  <w:num w:numId="21" w16cid:durableId="1107193295">
+  <w:num w:numId="21">
     <w:abstractNumId w:val="18"/>
   </w:num>
-  <w:num w:numId="22" w16cid:durableId="900673492">
+  <w:num w:numId="22">
     <w:abstractNumId w:val="7"/>
   </w:num>
-  <w:num w:numId="23" w16cid:durableId="492838320">
+  <w:num w:numId="23">
     <w:abstractNumId w:val="3"/>
   </w:num>
   <w:numIdMacAtCleanup w:val="23"/>
@@ -14342,7 +14293,7 @@
 </file>
 
 <file path=word/styles.xml><?xml version="1.0" encoding="utf-8"?>
-<w:styles xmlns:mc="http://schemas.openxmlformats.org/markup-compatibility/2006" xmlns:r="http://schemas.openxmlformats.org/officeDocument/2006/relationships" xmlns:w="http://schemas.openxmlformats.org/wordprocessingml/2006/main" xmlns:w14="http://schemas.microsoft.com/office/word/2010/wordml" xmlns:w15="http://schemas.microsoft.com/office/word/2012/wordml" xmlns:w16cex="http://schemas.microsoft.com/office/word/2018/wordml/cex" xmlns:w16cid="http://schemas.microsoft.com/office/word/2016/wordml/cid" xmlns:w16="http://schemas.microsoft.com/office/word/2018/wordml" xmlns:w16du="http://schemas.microsoft.com/office/word/2023/wordml/word16du" xmlns:w16sdtdh="http://schemas.microsoft.com/office/word/2020/wordml/sdtdatahash" xmlns:w16sdtfl="http://schemas.microsoft.com/office/word/2024/wordml/sdtformatlock" xmlns:w16se="http://schemas.microsoft.com/office/word/2015/wordml/symex" mc:Ignorable="w14 w15 w16se w16cid w16 w16cex w16sdtdh w16sdtfl w16du">
+<w:styles xmlns:mc="http://schemas.openxmlformats.org/markup-compatibility/2006" xmlns:r="http://schemas.openxmlformats.org/officeDocument/2006/relationships" xmlns:w="http://schemas.openxmlformats.org/wordprocessingml/2006/main" xmlns:w14="http://schemas.microsoft.com/office/word/2010/wordml" xmlns:w15="http://schemas.microsoft.com/office/word/2012/wordml" xmlns:w16cex="http://schemas.microsoft.com/office/word/2018/wordml/cex" xmlns:w16cid="http://schemas.microsoft.com/office/word/2016/wordml/cid" xmlns:w16="http://schemas.microsoft.com/office/word/2018/wordml" xmlns:w16sdtdh="http://schemas.microsoft.com/office/word/2020/wordml/sdtdatahash" xmlns:w16se="http://schemas.microsoft.com/office/word/2015/wordml/symex" mc:Ignorable="w14 w15 w16se w16cid w16 w16cex w16sdtdh">
   <w:docDefaults>
     <w:rPrDefault>
       <w:rPr>
@@ -15756,7 +15707,7 @@
       <w:lang w:eastAsia="es-CO"/>
     </w:rPr>
   </w:style>
-  <w:style w:type="character" w:styleId="Fuerte">
+  <w:style w:type="character" w:styleId="Textoennegrita">
     <w:name w:val="Strong"/>
     <w:basedOn w:val="Fuentedeprrafopredeter"/>
     <w:uiPriority w:val="22"/>
@@ -16078,6 +16029,30 @@
 </file>
 
 <file path=customXml/item1.xml><?xml version="1.0" encoding="utf-8"?>
+<b:Sources xmlns:b="http://schemas.openxmlformats.org/officeDocument/2006/bibliography" xmlns="http://schemas.openxmlformats.org/officeDocument/2006/bibliography" SelectedStyle="\APASixthEditionOfficeOnline.xsl" StyleName="APA" Version="6"/>
+</file>
+
+<file path=customXml/item2.xml><?xml version="1.0" encoding="utf-8"?>
+<?mso-contentType ?>
+<FormTemplates xmlns="http://schemas.microsoft.com/sharepoint/v3/contenttype/forms">
+  <Display>DocumentLibraryForm</Display>
+  <Edit>DocumentLibraryForm</Edit>
+  <New>DocumentLibraryForm</New>
+</FormTemplates>
+</file>
+
+<file path=customXml/item3.xml><?xml version="1.0" encoding="utf-8"?>
+<p:properties xmlns:p="http://schemas.microsoft.com/office/2006/metadata/properties" xmlns:xsi="http://www.w3.org/2001/XMLSchema-instance" xmlns:pc="http://schemas.microsoft.com/office/infopath/2007/PartnerControls">
+  <documentManagement>
+    <TaxCatchAll xmlns="285d351f-f218-493a-825f-85a9dfbde315" xsi:nil="true"/>
+    <lcf76f155ced4ddcb4097134ff3c332f xmlns="55abea07-cd72-4a95-add0-1082a24cf9e9">
+      <Terms xmlns="http://schemas.microsoft.com/office/infopath/2007/PartnerControls"/>
+    </lcf76f155ced4ddcb4097134ff3c332f>
+  </documentManagement>
+</p:properties>
+</file>
+
+<file path=customXml/item4.xml><?xml version="1.0" encoding="utf-8"?>
 <ct:contentTypeSchema xmlns:ct="http://schemas.microsoft.com/office/2006/metadata/contentType" xmlns:ma="http://schemas.microsoft.com/office/2006/metadata/properties/metaAttributes" ct:_="" ma:_="" ma:contentTypeName="Documento" ma:contentTypeID="0x0101005D7421CBAB376F47AC1876466873BE0C" ma:contentTypeVersion="11" ma:contentTypeDescription="Crear nuevo documento." ma:contentTypeScope="" ma:versionID="f360f8b6fb6f4c8bd21c6a7e407e2e16">
   <xsd:schema xmlns:xsd="http://www.w3.org/2001/XMLSchema" xmlns:xs="http://www.w3.org/2001/XMLSchema" xmlns:p="http://schemas.microsoft.com/office/2006/metadata/properties" xmlns:ns2="55abea07-cd72-4a95-add0-1082a24cf9e9" xmlns:ns3="285d351f-f218-493a-825f-85a9dfbde315" targetNamespace="http://schemas.microsoft.com/office/2006/metadata/properties" ma:root="true" ma:fieldsID="45e32b76c8e436055369618aac27ad35" ns2:_="" ns3:_="">
     <xsd:import namespace="55abea07-cd72-4a95-add0-1082a24cf9e9"/>
@@ -16272,31 +16247,34 @@
 </ct:contentTypeSchema>
 </file>
 
-<file path=customXml/item2.xml><?xml version="1.0" encoding="utf-8"?>
-<p:properties xmlns:p="http://schemas.microsoft.com/office/2006/metadata/properties" xmlns:xsi="http://www.w3.org/2001/XMLSchema-instance" xmlns:pc="http://schemas.microsoft.com/office/infopath/2007/PartnerControls">
-  <documentManagement>
-    <TaxCatchAll xmlns="285d351f-f218-493a-825f-85a9dfbde315" xsi:nil="true"/>
-    <lcf76f155ced4ddcb4097134ff3c332f xmlns="55abea07-cd72-4a95-add0-1082a24cf9e9">
-      <Terms xmlns="http://schemas.microsoft.com/office/infopath/2007/PartnerControls"/>
-    </lcf76f155ced4ddcb4097134ff3c332f>
-  </documentManagement>
-</p:properties>
+<file path=customXml/itemProps1.xml><?xml version="1.0" encoding="utf-8"?>
+<ds:datastoreItem xmlns:ds="http://schemas.openxmlformats.org/officeDocument/2006/customXml" ds:itemID="{B6F340F9-2386-4DBD-B5F6-3C33D611CC46}">
+  <ds:schemaRefs>
+    <ds:schemaRef ds:uri="http://schemas.openxmlformats.org/officeDocument/2006/bibliography"/>
+  </ds:schemaRefs>
+</ds:datastoreItem>
 </file>
 
-<file path=customXml/item3.xml><?xml version="1.0" encoding="utf-8"?>
-<?mso-contentType ?>
-<FormTemplates xmlns="http://schemas.microsoft.com/sharepoint/v3/contenttype/forms">
-  <Display>DocumentLibraryForm</Display>
-  <Edit>DocumentLibraryForm</Edit>
-  <New>DocumentLibraryForm</New>
-</FormTemplates>
+<file path=customXml/itemProps2.xml><?xml version="1.0" encoding="utf-8"?>
+<ds:datastoreItem xmlns:ds="http://schemas.openxmlformats.org/officeDocument/2006/customXml" ds:itemID="{91756AAB-0645-4FFC-990B-34BB6096B23B}">
+  <ds:schemaRefs>
+    <ds:schemaRef ds:uri="http://schemas.microsoft.com/sharepoint/v3/contenttype/forms"/>
+  </ds:schemaRefs>
+</ds:datastoreItem>
 </file>
 
-<file path=customXml/item4.xml><?xml version="1.0" encoding="utf-8"?>
-<b:Sources xmlns:b="http://schemas.openxmlformats.org/officeDocument/2006/bibliography" xmlns="http://schemas.openxmlformats.org/officeDocument/2006/bibliography" SelectedStyle="\APASixthEditionOfficeOnline.xsl" StyleName="APA" Version="6"/>
+<file path=customXml/itemProps3.xml><?xml version="1.0" encoding="utf-8"?>
+<ds:datastoreItem xmlns:ds="http://schemas.openxmlformats.org/officeDocument/2006/customXml" ds:itemID="{CEECB56F-E1D8-45BF-A0A3-B5258E7263D4}">
+  <ds:schemaRefs>
+    <ds:schemaRef ds:uri="http://schemas.microsoft.com/office/2006/metadata/properties"/>
+    <ds:schemaRef ds:uri="http://schemas.microsoft.com/office/infopath/2007/PartnerControls"/>
+    <ds:schemaRef ds:uri="285d351f-f218-493a-825f-85a9dfbde315"/>
+    <ds:schemaRef ds:uri="55abea07-cd72-4a95-add0-1082a24cf9e9"/>
+  </ds:schemaRefs>
+</ds:datastoreItem>
 </file>
 
-<file path=customXml/itemProps1.xml><?xml version="1.0" encoding="utf-8"?>
+<file path=customXml/itemProps4.xml><?xml version="1.0" encoding="utf-8"?>
 <ds:datastoreItem xmlns:ds="http://schemas.openxmlformats.org/officeDocument/2006/customXml" ds:itemID="{C1DF00C1-2CE9-465D-963E-2326FAFE5914}">
   <ds:schemaRefs>
     <ds:schemaRef ds:uri="http://schemas.microsoft.com/office/2006/metadata/contentType"/>
@@ -16313,31 +16291,4 @@
     <ds:schemaRef ds:uri="http://schemas.microsoft.com/internal/obd"/>
   </ds:schemaRefs>
 </ds:datastoreItem>
-</file>
-
-<file path=customXml/itemProps2.xml><?xml version="1.0" encoding="utf-8"?>
-<ds:datastoreItem xmlns:ds="http://schemas.openxmlformats.org/officeDocument/2006/customXml" ds:itemID="{CEECB56F-E1D8-45BF-A0A3-B5258E7263D4}">
-  <ds:schemaRefs>
-    <ds:schemaRef ds:uri="http://schemas.microsoft.com/office/2006/metadata/properties"/>
-    <ds:schemaRef ds:uri="http://schemas.microsoft.com/office/infopath/2007/PartnerControls"/>
-    <ds:schemaRef ds:uri="285d351f-f218-493a-825f-85a9dfbde315"/>
-    <ds:schemaRef ds:uri="55abea07-cd72-4a95-add0-1082a24cf9e9"/>
-  </ds:schemaRefs>
-</ds:datastoreItem>
-</file>
-
-<file path=customXml/itemProps3.xml><?xml version="1.0" encoding="utf-8"?>
-<ds:datastoreItem xmlns:ds="http://schemas.openxmlformats.org/officeDocument/2006/customXml" ds:itemID="{91756AAB-0645-4FFC-990B-34BB6096B23B}">
-  <ds:schemaRefs>
-    <ds:schemaRef ds:uri="http://schemas.microsoft.com/sharepoint/v3/contenttype/forms"/>
-  </ds:schemaRefs>
-</ds:datastoreItem>
-</file>
-
-<file path=customXml/itemProps4.xml><?xml version="1.0" encoding="utf-8"?>
-<ds:datastoreItem xmlns:ds="http://schemas.openxmlformats.org/officeDocument/2006/customXml" ds:itemID="{B6F340F9-2386-4DBD-B5F6-3C33D611CC46}">
-  <ds:schemaRefs>
-    <ds:schemaRef ds:uri="http://schemas.openxmlformats.org/officeDocument/2006/bibliography"/>
-  </ds:schemaRefs>
-</ds:datastoreItem>
 </file>
--- a/fuentes/CFA_01_22230062_DU.docx
+++ b/fuentes/CFA_01_22230062_DU.docx
@@ -312,7 +312,7 @@
               </wp:anchor>
             </w:drawing>
           </mc:Choice>
-          <mc:Fallback xmlns:w16sdtfl="http://schemas.microsoft.com/office/word/2024/wordml/sdtformatlock" xmlns:w16du="http://schemas.microsoft.com/office/word/2023/wordml/word16du" xmlns:oel="http://schemas.microsoft.com/office/2019/extlst">
+          <mc:Fallback>
             <w:pict>
               <v:shapetype w14:anchorId="5E459EE6" id="_x0000_t202" coordsize="21600,21600" o:spt="202" path="m,l,21600r21600,l21600,xe">
                 <v:stroke joinstyle="miter"/>
@@ -1526,10 +1526,16 @@
           <w:noProof/>
         </w:rPr>
         <w:drawing>
-          <wp:inline distT="0" distB="0" distL="0" distR="0" wp14:anchorId="4CF2A0DD" wp14:editId="1C0A806E">
-            <wp:extent cx="5052060" cy="2841657"/>
+          <wp:inline distT="0" distB="0" distL="0" distR="0" wp14:anchorId="4CF2A0DD" wp14:editId="0C967090">
+            <wp:extent cx="5296984" cy="2979420"/>
             <wp:effectExtent l="0" t="0" r="0" b="0"/>
-            <wp:docPr id="279627367" name="Imagen 4"/>
+            <wp:docPr id="279627367" name="Imagen 4">
+              <a:extLst xmlns:a="http://schemas.openxmlformats.org/drawingml/2006/main">
+                <a:ext uri="{C183D7F6-B498-43B3-948B-1728B52AA6E4}">
+                  <adec:decorative xmlns:adec="http://schemas.microsoft.com/office/drawing/2017/decorative" val="1"/>
+                </a:ext>
+              </a:extLst>
+            </wp:docPr>
             <wp:cNvGraphicFramePr>
               <a:graphicFrameLocks xmlns:a="http://schemas.openxmlformats.org/drawingml/2006/main" noChangeAspect="1"/>
             </wp:cNvGraphicFramePr>
@@ -1537,7 +1543,13 @@
               <a:graphicData uri="http://schemas.openxmlformats.org/drawingml/2006/picture">
                 <pic:pic xmlns:pic="http://schemas.openxmlformats.org/drawingml/2006/picture">
                   <pic:nvPicPr>
-                    <pic:cNvPr id="0" name="Picture 1"/>
+                    <pic:cNvPr id="279627367" name="Imagen 4">
+                      <a:extLst>
+                        <a:ext uri="{C183D7F6-B498-43B3-948B-1728B52AA6E4}">
+                          <adec:decorative xmlns:adec="http://schemas.microsoft.com/office/drawing/2017/decorative" val="1"/>
+                        </a:ext>
+                      </a:extLst>
+                    </pic:cNvPr>
                     <pic:cNvPicPr>
                       <a:picLocks noChangeAspect="1" noChangeArrowheads="1"/>
                     </pic:cNvPicPr>
@@ -1558,7 +1570,7 @@
                   <pic:spPr bwMode="auto">
                     <a:xfrm>
                       <a:off x="0" y="0"/>
-                      <a:ext cx="5075425" cy="2854799"/>
+                      <a:ext cx="5323227" cy="2994181"/>
                     </a:xfrm>
                     <a:prstGeom prst="rect">
                       <a:avLst/>
@@ -10322,15 +10334,15 @@
         </w:rPr>
         <w:lastRenderedPageBreak/>
         <w:drawing>
-          <wp:anchor distT="0" distB="0" distL="114300" distR="114300" simplePos="0" relativeHeight="251659776" behindDoc="0" locked="0" layoutInCell="1" allowOverlap="1" wp14:anchorId="1AAC0310" wp14:editId="470743E8">
+          <wp:anchor distT="0" distB="0" distL="114300" distR="114300" simplePos="0" relativeHeight="251659776" behindDoc="0" locked="0" layoutInCell="1" allowOverlap="1" wp14:anchorId="1AAC0310" wp14:editId="12452A47">
             <wp:simplePos x="0" y="0"/>
             <wp:positionH relativeFrom="column">
-              <wp:posOffset>357993</wp:posOffset>
+              <wp:posOffset>354330</wp:posOffset>
             </wp:positionH>
             <wp:positionV relativeFrom="paragraph">
-              <wp:posOffset>0</wp:posOffset>
+              <wp:posOffset>1905</wp:posOffset>
             </wp:positionV>
-            <wp:extent cx="5304155" cy="3475355"/>
+            <wp:extent cx="5913120" cy="3874135"/>
             <wp:effectExtent l="0" t="0" r="0" b="0"/>
             <wp:wrapTopAndBottom/>
             <wp:docPr id="30" name="Imagen 30" descr="La evaluación de impactos ambientales en los procesos energéticos se basa en la sostenibilidad y en el análisis del ciclo de vida, considerando cada etapa desde la extracción de recursos hasta su disposición final. Este enfoque permite identificar los efectos directos e indirectos que las actividades energéticas generan sobre el ambiente, promoviendo decisiones más responsables y sostenibles."/>
@@ -10359,7 +10371,7 @@
                   <pic:spPr>
                     <a:xfrm>
                       <a:off x="0" y="0"/>
-                      <a:ext cx="5304155" cy="3475355"/>
+                      <a:ext cx="5913120" cy="3874135"/>
                     </a:xfrm>
                     <a:prstGeom prst="rect">
                       <a:avLst/>
@@ -11720,7 +11732,7 @@
             </wp:anchor>
           </w:drawing>
         </mc:Choice>
-        <mc:Fallback xmlns:w16sdtfl="http://schemas.microsoft.com/office/word/2024/wordml/sdtformatlock" xmlns:w16du="http://schemas.microsoft.com/office/word/2023/wordml/word16du" xmlns:oel="http://schemas.microsoft.com/office/2019/extlst">
+        <mc:Fallback>
           <w:pict>
             <v:shapetype w14:anchorId="30EDB3B0" id="_x0000_t202" coordsize="21600,21600" o:spt="202" path="m,l,21600r21600,l21600,xe">
               <v:stroke joinstyle="miter"/>
@@ -16029,19 +16041,6 @@
 </file>
 
 <file path=customXml/item1.xml><?xml version="1.0" encoding="utf-8"?>
-<b:Sources xmlns:b="http://schemas.openxmlformats.org/officeDocument/2006/bibliography" xmlns="http://schemas.openxmlformats.org/officeDocument/2006/bibliography" SelectedStyle="\APASixthEditionOfficeOnline.xsl" StyleName="APA" Version="6"/>
-</file>
-
-<file path=customXml/item2.xml><?xml version="1.0" encoding="utf-8"?>
-<?mso-contentType ?>
-<FormTemplates xmlns="http://schemas.microsoft.com/sharepoint/v3/contenttype/forms">
-  <Display>DocumentLibraryForm</Display>
-  <Edit>DocumentLibraryForm</Edit>
-  <New>DocumentLibraryForm</New>
-</FormTemplates>
-</file>
-
-<file path=customXml/item3.xml><?xml version="1.0" encoding="utf-8"?>
 <p:properties xmlns:p="http://schemas.microsoft.com/office/2006/metadata/properties" xmlns:xsi="http://www.w3.org/2001/XMLSchema-instance" xmlns:pc="http://schemas.microsoft.com/office/infopath/2007/PartnerControls">
   <documentManagement>
     <TaxCatchAll xmlns="285d351f-f218-493a-825f-85a9dfbde315" xsi:nil="true"/>
@@ -16052,7 +16051,7 @@
 </p:properties>
 </file>
 
-<file path=customXml/item4.xml><?xml version="1.0" encoding="utf-8"?>
+<file path=customXml/item2.xml><?xml version="1.0" encoding="utf-8"?>
 <ct:contentTypeSchema xmlns:ct="http://schemas.microsoft.com/office/2006/metadata/contentType" xmlns:ma="http://schemas.microsoft.com/office/2006/metadata/properties/metaAttributes" ct:_="" ma:_="" ma:contentTypeName="Documento" ma:contentTypeID="0x0101005D7421CBAB376F47AC1876466873BE0C" ma:contentTypeVersion="11" ma:contentTypeDescription="Crear nuevo documento." ma:contentTypeScope="" ma:versionID="f360f8b6fb6f4c8bd21c6a7e407e2e16">
   <xsd:schema xmlns:xsd="http://www.w3.org/2001/XMLSchema" xmlns:xs="http://www.w3.org/2001/XMLSchema" xmlns:p="http://schemas.microsoft.com/office/2006/metadata/properties" xmlns:ns2="55abea07-cd72-4a95-add0-1082a24cf9e9" xmlns:ns3="285d351f-f218-493a-825f-85a9dfbde315" targetNamespace="http://schemas.microsoft.com/office/2006/metadata/properties" ma:root="true" ma:fieldsID="45e32b76c8e436055369618aac27ad35" ns2:_="" ns3:_="">
     <xsd:import namespace="55abea07-cd72-4a95-add0-1082a24cf9e9"/>
@@ -16247,23 +16246,20 @@
 </ct:contentTypeSchema>
 </file>
 
-<file path=customXml/itemProps1.xml><?xml version="1.0" encoding="utf-8"?>
-<ds:datastoreItem xmlns:ds="http://schemas.openxmlformats.org/officeDocument/2006/customXml" ds:itemID="{B6F340F9-2386-4DBD-B5F6-3C33D611CC46}">
-  <ds:schemaRefs>
-    <ds:schemaRef ds:uri="http://schemas.openxmlformats.org/officeDocument/2006/bibliography"/>
-  </ds:schemaRefs>
-</ds:datastoreItem>
+<file path=customXml/item3.xml><?xml version="1.0" encoding="utf-8"?>
+<b:Sources xmlns:b="http://schemas.openxmlformats.org/officeDocument/2006/bibliography" xmlns="http://schemas.openxmlformats.org/officeDocument/2006/bibliography" SelectedStyle="\APASixthEditionOfficeOnline.xsl" StyleName="APA" Version="6"/>
 </file>
 
-<file path=customXml/itemProps2.xml><?xml version="1.0" encoding="utf-8"?>
-<ds:datastoreItem xmlns:ds="http://schemas.openxmlformats.org/officeDocument/2006/customXml" ds:itemID="{91756AAB-0645-4FFC-990B-34BB6096B23B}">
-  <ds:schemaRefs>
-    <ds:schemaRef ds:uri="http://schemas.microsoft.com/sharepoint/v3/contenttype/forms"/>
-  </ds:schemaRefs>
-</ds:datastoreItem>
+<file path=customXml/item4.xml><?xml version="1.0" encoding="utf-8"?>
+<?mso-contentType ?>
+<FormTemplates xmlns="http://schemas.microsoft.com/sharepoint/v3/contenttype/forms">
+  <Display>DocumentLibraryForm</Display>
+  <Edit>DocumentLibraryForm</Edit>
+  <New>DocumentLibraryForm</New>
+</FormTemplates>
 </file>
 
-<file path=customXml/itemProps3.xml><?xml version="1.0" encoding="utf-8"?>
+<file path=customXml/itemProps1.xml><?xml version="1.0" encoding="utf-8"?>
 <ds:datastoreItem xmlns:ds="http://schemas.openxmlformats.org/officeDocument/2006/customXml" ds:itemID="{CEECB56F-E1D8-45BF-A0A3-B5258E7263D4}">
   <ds:schemaRefs>
     <ds:schemaRef ds:uri="http://schemas.microsoft.com/office/2006/metadata/properties"/>
@@ -16274,7 +16270,7 @@
 </ds:datastoreItem>
 </file>
 
-<file path=customXml/itemProps4.xml><?xml version="1.0" encoding="utf-8"?>
+<file path=customXml/itemProps2.xml><?xml version="1.0" encoding="utf-8"?>
 <ds:datastoreItem xmlns:ds="http://schemas.openxmlformats.org/officeDocument/2006/customXml" ds:itemID="{C1DF00C1-2CE9-465D-963E-2326FAFE5914}">
   <ds:schemaRefs>
     <ds:schemaRef ds:uri="http://schemas.microsoft.com/office/2006/metadata/contentType"/>
@@ -16291,4 +16287,20 @@
     <ds:schemaRef ds:uri="http://schemas.microsoft.com/internal/obd"/>
   </ds:schemaRefs>
 </ds:datastoreItem>
+</file>
+
+<file path=customXml/itemProps3.xml><?xml version="1.0" encoding="utf-8"?>
+<ds:datastoreItem xmlns:ds="http://schemas.openxmlformats.org/officeDocument/2006/customXml" ds:itemID="{B6F340F9-2386-4DBD-B5F6-3C33D611CC46}">
+  <ds:schemaRefs>
+    <ds:schemaRef ds:uri="http://schemas.openxmlformats.org/officeDocument/2006/bibliography"/>
+  </ds:schemaRefs>
+</ds:datastoreItem>
+</file>
+
+<file path=customXml/itemProps4.xml><?xml version="1.0" encoding="utf-8"?>
+<ds:datastoreItem xmlns:ds="http://schemas.openxmlformats.org/officeDocument/2006/customXml" ds:itemID="{91756AAB-0645-4FFC-990B-34BB6096B23B}">
+  <ds:schemaRefs>
+    <ds:schemaRef ds:uri="http://schemas.microsoft.com/sharepoint/v3/contenttype/forms"/>
+  </ds:schemaRefs>
+</ds:datastoreItem>
 </file>
--- a/fuentes/CFA_01_22230062_DU.docx
+++ b/fuentes/CFA_01_22230062_DU.docx
@@ -7619,13 +7619,27 @@
               <w:rPr>
                 <w:lang w:eastAsia="es-CO"/>
               </w:rPr>
-              <w:t>umo energético y emisiones de SOx y NO</w:t>
-            </w:r>
-            <w:r>
-              <w:rPr>
-                <w:lang w:eastAsia="es-CO"/>
-              </w:rPr>
-              <w:t>x.</w:t>
+              <w:t xml:space="preserve">umo energético y emisiones de SOx y </w:t>
+            </w:r>
+            <w:proofErr w:type="spellStart"/>
+            <w:r>
+              <w:rPr>
+                <w:lang w:eastAsia="es-CO"/>
+              </w:rPr>
+              <w:t>NO</w:t>
+            </w:r>
+            <w:r>
+              <w:rPr>
+                <w:lang w:eastAsia="es-CO"/>
+              </w:rPr>
+              <w:t>x</w:t>
+            </w:r>
+            <w:proofErr w:type="spellEnd"/>
+            <w:r>
+              <w:rPr>
+                <w:lang w:eastAsia="es-CO"/>
+              </w:rPr>
+              <w:t>.</w:t>
             </w:r>
           </w:p>
           <w:p>
@@ -8459,7 +8473,21 @@
               <w:rPr>
                 <w:lang w:eastAsia="es-CO"/>
               </w:rPr>
-              <w:t>Altas emisiones de CO₂, metano y contaminantes (SOx, NOx, partículas, mercurio).</w:t>
+              <w:t xml:space="preserve">Altas emisiones de CO₂, metano y contaminantes (SOx, </w:t>
+            </w:r>
+            <w:proofErr w:type="spellStart"/>
+            <w:r>
+              <w:rPr>
+                <w:lang w:eastAsia="es-CO"/>
+              </w:rPr>
+              <w:t>NOx</w:t>
+            </w:r>
+            <w:proofErr w:type="spellEnd"/>
+            <w:r>
+              <w:rPr>
+                <w:lang w:eastAsia="es-CO"/>
+              </w:rPr>
+              <w:t>, partículas, mercurio).</w:t>
             </w:r>
           </w:p>
           <w:p>
@@ -10132,7 +10160,23 @@
           <w:b/>
           <w:lang w:eastAsia="es-CO"/>
         </w:rPr>
-        <w:t xml:space="preserve">Óxidos de nitrógeno (NOx): </w:t>
+        <w:t>Óxidos de nitrógeno (</w:t>
+      </w:r>
+      <w:proofErr w:type="spellStart"/>
+      <w:r>
+        <w:rPr>
+          <w:b/>
+          <w:lang w:eastAsia="es-CO"/>
+        </w:rPr>
+        <w:t>NOx</w:t>
+      </w:r>
+      <w:proofErr w:type="spellEnd"/>
+      <w:r>
+        <w:rPr>
+          <w:b/>
+          <w:lang w:eastAsia="es-CO"/>
+        </w:rPr>
+        <w:t xml:space="preserve">): </w:t>
       </w:r>
       <w:r>
         <w:rPr>
@@ -10315,14 +10359,8 @@
     </w:p>
     <w:p>
       <w:pPr>
-        <w:rPr>
-          <w:lang w:eastAsia="es-CO"/>
-        </w:rPr>
-      </w:pPr>
-    </w:p>
-    <w:p>
-      <w:pPr>
         <w:ind w:firstLine="0"/>
+        <w:jc w:val="center"/>
         <w:rPr>
           <w:lang w:eastAsia="es-CO"/>
         </w:rPr>
@@ -10334,18 +10372,10 @@
         </w:rPr>
         <w:lastRenderedPageBreak/>
         <w:drawing>
-          <wp:anchor distT="0" distB="0" distL="114300" distR="114300" simplePos="0" relativeHeight="251659776" behindDoc="0" locked="0" layoutInCell="1" allowOverlap="1" wp14:anchorId="1AAC0310" wp14:editId="12452A47">
-            <wp:simplePos x="0" y="0"/>
-            <wp:positionH relativeFrom="column">
-              <wp:posOffset>354330</wp:posOffset>
-            </wp:positionH>
-            <wp:positionV relativeFrom="paragraph">
-              <wp:posOffset>1905</wp:posOffset>
-            </wp:positionV>
-            <wp:extent cx="5913120" cy="3874135"/>
-            <wp:effectExtent l="0" t="0" r="0" b="0"/>
-            <wp:wrapTopAndBottom/>
-            <wp:docPr id="30" name="Imagen 30" descr="La evaluación de impactos ambientales en los procesos energéticos se basa en la sostenibilidad y en el análisis del ciclo de vida, considerando cada etapa desde la extracción de recursos hasta su disposición final. Este enfoque permite identificar los efectos directos e indirectos que las actividades energéticas generan sobre el ambiente, promoviendo decisiones más responsables y sostenibles."/>
+          <wp:inline distT="0" distB="0" distL="0" distR="0" wp14:anchorId="0B8DECFA" wp14:editId="1A0A97C8">
+            <wp:extent cx="4657165" cy="3481665"/>
+            <wp:effectExtent l="0" t="0" r="0" b="5080"/>
+            <wp:docPr id="9" name="Gráfico 9" descr="La evaluación de impactos ambientales en los procesos energéticos se basa en la sostenibilidad y en el análisis del ciclo de vida, considerando cada etapa desde la extracción de recursos hasta su disposición final. Este enfoque permite identificar los efectos directos e indirectos que las actividades energéticas generan sobre el ambiente, promoviendo decisiones más responsables y sostenibles."/>
             <wp:cNvGraphicFramePr>
               <a:graphicFrameLocks xmlns:a="http://schemas.openxmlformats.org/drawingml/2006/main" noChangeAspect="1"/>
             </wp:cNvGraphicFramePr>
@@ -10353,14 +10383,17 @@
               <a:graphicData uri="http://schemas.openxmlformats.org/drawingml/2006/picture">
                 <pic:pic xmlns:pic="http://schemas.openxmlformats.org/drawingml/2006/picture">
                   <pic:nvPicPr>
-                    <pic:cNvPr id="30" name="1E04D6.tmp"/>
+                    <pic:cNvPr id="9" name="Gráfico 9" descr="La evaluación de impactos ambientales en los procesos energéticos se basa en la sostenibilidad y en el análisis del ciclo de vida, considerando cada etapa desde la extracción de recursos hasta su disposición final. Este enfoque permite identificar los efectos directos e indirectos que las actividades energéticas generan sobre el ambiente, promoviendo decisiones más responsables y sostenibles."/>
                     <pic:cNvPicPr/>
                   </pic:nvPicPr>
                   <pic:blipFill>
-                    <a:blip r:embed="rId20">
+                    <a:blip r:embed="rId20" cstate="print">
                       <a:extLst>
                         <a:ext uri="{28A0092B-C50C-407E-A947-70E740481C1C}">
                           <a14:useLocalDpi xmlns:a14="http://schemas.microsoft.com/office/drawing/2010/main" val="0"/>
+                        </a:ext>
+                        <a:ext uri="{96DAC541-7B7A-43D3-8B79-37D633B846F1}">
+                          <asvg:svgBlip xmlns:asvg="http://schemas.microsoft.com/office/drawing/2016/SVG/main" r:embed="rId21"/>
                         </a:ext>
                       </a:extLst>
                     </a:blip>
@@ -10371,7 +10404,7 @@
                   <pic:spPr>
                     <a:xfrm>
                       <a:off x="0" y="0"/>
-                      <a:ext cx="5913120" cy="3874135"/>
+                      <a:ext cx="4663003" cy="3486030"/>
                     </a:xfrm>
                     <a:prstGeom prst="rect">
                       <a:avLst/>
@@ -10380,13 +10413,7 @@
                 </pic:pic>
               </a:graphicData>
             </a:graphic>
-            <wp14:sizeRelH relativeFrom="page">
-              <wp14:pctWidth>0</wp14:pctWidth>
-            </wp14:sizeRelH>
-            <wp14:sizeRelV relativeFrom="page">
-              <wp14:pctHeight>0</wp14:pctHeight>
-            </wp14:sizeRelV>
-          </wp:anchor>
+          </wp:inline>
         </w:drawing>
       </w:r>
     </w:p>
@@ -10589,7 +10616,21 @@
         <w:rPr>
           <w:lang w:eastAsia="es-CO"/>
         </w:rPr>
-        <w:t xml:space="preserve"> liberación de gases de efecto invernadero que contribuyen al calentamiento global, como CO₂, CH₄ y NOx.</w:t>
+        <w:t xml:space="preserve"> liberación de gases de efecto invernadero que contribuyen al calentamiento global, como CO₂, CH₄ y </w:t>
+      </w:r>
+      <w:proofErr w:type="spellStart"/>
+      <w:r>
+        <w:rPr>
+          <w:lang w:eastAsia="es-CO"/>
+        </w:rPr>
+        <w:t>NOx</w:t>
+      </w:r>
+      <w:proofErr w:type="spellEnd"/>
+      <w:r>
+        <w:rPr>
+          <w:lang w:eastAsia="es-CO"/>
+        </w:rPr>
+        <w:t>.</w:t>
       </w:r>
     </w:p>
     <w:p>
@@ -10792,12 +10833,26 @@
         <w:rPr>
           <w:lang w:val="es-MX" w:eastAsia="es-CO"/>
         </w:rPr>
-        <w:t>Global Footprint Network. (2024). Huella Ecológica: Conc</w:t>
-      </w:r>
+        <w:t xml:space="preserve">Global </w:t>
+      </w:r>
+      <w:proofErr w:type="spellStart"/>
       <w:r>
         <w:rPr>
           <w:lang w:val="es-MX" w:eastAsia="es-CO"/>
         </w:rPr>
+        <w:t>Footprint</w:t>
+      </w:r>
+      <w:proofErr w:type="spellEnd"/>
+      <w:r>
+        <w:rPr>
+          <w:lang w:val="es-MX" w:eastAsia="es-CO"/>
+        </w:rPr>
+        <w:t xml:space="preserve"> Network. (2024). Huella Ecológica: Conc</w:t>
+      </w:r>
+      <w:r>
+        <w:rPr>
+          <w:lang w:val="es-MX" w:eastAsia="es-CO"/>
+        </w:rPr>
         <w:t>eptos, medición y aplicaciones.</w:t>
       </w:r>
     </w:p>
@@ -10812,7 +10867,21 @@
         <w:rPr>
           <w:lang w:val="es-MX" w:eastAsia="es-CO"/>
         </w:rPr>
-        <w:t xml:space="preserve">Ellen MacArthur Foundation. (2017). Introducción a la economía circular </w:t>
+        <w:t xml:space="preserve">Ellen MacArthur </w:t>
+      </w:r>
+      <w:proofErr w:type="spellStart"/>
+      <w:r>
+        <w:rPr>
+          <w:lang w:val="es-MX" w:eastAsia="es-CO"/>
+        </w:rPr>
+        <w:t>Foundation</w:t>
+      </w:r>
+      <w:proofErr w:type="spellEnd"/>
+      <w:r>
+        <w:rPr>
+          <w:lang w:val="es-MX" w:eastAsia="es-CO"/>
+        </w:rPr>
+        <w:t xml:space="preserve">. (2017). Introducción a la economía circular </w:t>
       </w:r>
     </w:p>
     <w:p>
@@ -10826,12 +10895,26 @@
         <w:rPr>
           <w:lang w:val="es-MX" w:eastAsia="es-CO"/>
         </w:rPr>
-        <w:t xml:space="preserve">Agencia Internacional de la Energía (IEA). (2023). World Energy </w:t>
-      </w:r>
+        <w:t xml:space="preserve">Agencia Internacional de la Energía (IEA). (2023). </w:t>
+      </w:r>
+      <w:proofErr w:type="spellStart"/>
       <w:r>
         <w:rPr>
           <w:lang w:val="es-MX" w:eastAsia="es-CO"/>
         </w:rPr>
+        <w:t>World</w:t>
+      </w:r>
+      <w:proofErr w:type="spellEnd"/>
+      <w:r>
+        <w:rPr>
+          <w:lang w:val="es-MX" w:eastAsia="es-CO"/>
+        </w:rPr>
+        <w:t xml:space="preserve"> Energy </w:t>
+      </w:r>
+      <w:r>
+        <w:rPr>
+          <w:lang w:val="es-MX" w:eastAsia="es-CO"/>
+        </w:rPr>
         <w:t xml:space="preserve">Outlook 2023. IEA </w:t>
       </w:r>
       <w:proofErr w:type="spellStart"/>
@@ -10874,13 +10957,105 @@
         <w:rPr>
           <w:lang w:val="es-MX" w:eastAsia="es-CO"/>
         </w:rPr>
-        <w:t xml:space="preserve">UNEP, GRID-Arendal. (2018). Energy and the Sustainable Development </w:t>
-      </w:r>
+        <w:t xml:space="preserve">UNEP, GRID-Arendal. (2018). Energy and </w:t>
+      </w:r>
+      <w:proofErr w:type="spellStart"/>
       <w:r>
         <w:rPr>
           <w:lang w:val="es-MX" w:eastAsia="es-CO"/>
         </w:rPr>
-        <w:t xml:space="preserve">Goals: An Integrated Approach. </w:t>
+        <w:t>the</w:t>
+      </w:r>
+      <w:proofErr w:type="spellEnd"/>
+      <w:r>
+        <w:rPr>
+          <w:lang w:val="es-MX" w:eastAsia="es-CO"/>
+        </w:rPr>
+        <w:t xml:space="preserve"> </w:t>
+      </w:r>
+      <w:proofErr w:type="spellStart"/>
+      <w:r>
+        <w:rPr>
+          <w:lang w:val="es-MX" w:eastAsia="es-CO"/>
+        </w:rPr>
+        <w:t>Sustainable</w:t>
+      </w:r>
+      <w:proofErr w:type="spellEnd"/>
+      <w:r>
+        <w:rPr>
+          <w:lang w:val="es-MX" w:eastAsia="es-CO"/>
+        </w:rPr>
+        <w:t xml:space="preserve"> </w:t>
+      </w:r>
+      <w:proofErr w:type="spellStart"/>
+      <w:r>
+        <w:rPr>
+          <w:lang w:val="es-MX" w:eastAsia="es-CO"/>
+        </w:rPr>
+        <w:t>Development</w:t>
+      </w:r>
+      <w:proofErr w:type="spellEnd"/>
+      <w:r>
+        <w:rPr>
+          <w:lang w:val="es-MX" w:eastAsia="es-CO"/>
+        </w:rPr>
+        <w:t xml:space="preserve"> </w:t>
+      </w:r>
+      <w:proofErr w:type="spellStart"/>
+      <w:r>
+        <w:rPr>
+          <w:lang w:val="es-MX" w:eastAsia="es-CO"/>
+        </w:rPr>
+        <w:t>Goals</w:t>
+      </w:r>
+      <w:proofErr w:type="spellEnd"/>
+      <w:r>
+        <w:rPr>
+          <w:lang w:val="es-MX" w:eastAsia="es-CO"/>
+        </w:rPr>
+        <w:t xml:space="preserve">: </w:t>
+      </w:r>
+      <w:proofErr w:type="spellStart"/>
+      <w:r>
+        <w:rPr>
+          <w:lang w:val="es-MX" w:eastAsia="es-CO"/>
+        </w:rPr>
+        <w:t>An</w:t>
+      </w:r>
+      <w:proofErr w:type="spellEnd"/>
+      <w:r>
+        <w:rPr>
+          <w:lang w:val="es-MX" w:eastAsia="es-CO"/>
+        </w:rPr>
+        <w:t xml:space="preserve"> </w:t>
+      </w:r>
+      <w:proofErr w:type="spellStart"/>
+      <w:r>
+        <w:rPr>
+          <w:lang w:val="es-MX" w:eastAsia="es-CO"/>
+        </w:rPr>
+        <w:t>Integrated</w:t>
+      </w:r>
+      <w:proofErr w:type="spellEnd"/>
+      <w:r>
+        <w:rPr>
+          <w:lang w:val="es-MX" w:eastAsia="es-CO"/>
+        </w:rPr>
+        <w:t xml:space="preserve"> </w:t>
+      </w:r>
+      <w:proofErr w:type="spellStart"/>
+      <w:r>
+        <w:rPr>
+          <w:lang w:val="es-MX" w:eastAsia="es-CO"/>
+        </w:rPr>
+        <w:t>Approach</w:t>
+      </w:r>
+      <w:proofErr w:type="spellEnd"/>
+      <w:r>
+        <w:rPr>
+          <w:lang w:val="es-MX" w:eastAsia="es-CO"/>
+        </w:rPr>
+        <w:t xml:space="preserve">. </w:t>
       </w:r>
     </w:p>
     <w:p>
@@ -10894,7 +11069,91 @@
         <w:rPr>
           <w:lang w:val="es-MX" w:eastAsia="es-CO"/>
         </w:rPr>
-        <w:t>U.S. Department of Energy (DOE), Federal Energy Management Program (FEMP). (2022). Advanced Energy Performance Indicator (EnPI) Tool Training.</w:t>
+        <w:t xml:space="preserve">U.S. </w:t>
+      </w:r>
+      <w:proofErr w:type="spellStart"/>
+      <w:r>
+        <w:rPr>
+          <w:lang w:val="es-MX" w:eastAsia="es-CO"/>
+        </w:rPr>
+        <w:t>Department</w:t>
+      </w:r>
+      <w:proofErr w:type="spellEnd"/>
+      <w:r>
+        <w:rPr>
+          <w:lang w:val="es-MX" w:eastAsia="es-CO"/>
+        </w:rPr>
+        <w:t xml:space="preserve"> </w:t>
+      </w:r>
+      <w:proofErr w:type="spellStart"/>
+      <w:r>
+        <w:rPr>
+          <w:lang w:val="es-MX" w:eastAsia="es-CO"/>
+        </w:rPr>
+        <w:t>of</w:t>
+      </w:r>
+      <w:proofErr w:type="spellEnd"/>
+      <w:r>
+        <w:rPr>
+          <w:lang w:val="es-MX" w:eastAsia="es-CO"/>
+        </w:rPr>
+        <w:t xml:space="preserve"> Energy (DOE), Federal Energy Management </w:t>
+      </w:r>
+      <w:proofErr w:type="spellStart"/>
+      <w:r>
+        <w:rPr>
+          <w:lang w:val="es-MX" w:eastAsia="es-CO"/>
+        </w:rPr>
+        <w:t>Program</w:t>
+      </w:r>
+      <w:proofErr w:type="spellEnd"/>
+      <w:r>
+        <w:rPr>
+          <w:lang w:val="es-MX" w:eastAsia="es-CO"/>
+        </w:rPr>
+        <w:t xml:space="preserve"> (FEMP). (2022). </w:t>
+      </w:r>
+      <w:proofErr w:type="spellStart"/>
+      <w:r>
+        <w:rPr>
+          <w:lang w:val="es-MX" w:eastAsia="es-CO"/>
+        </w:rPr>
+        <w:t>Advanced</w:t>
+      </w:r>
+      <w:proofErr w:type="spellEnd"/>
+      <w:r>
+        <w:rPr>
+          <w:lang w:val="es-MX" w:eastAsia="es-CO"/>
+        </w:rPr>
+        <w:t xml:space="preserve"> Energy Performance </w:t>
+      </w:r>
+      <w:proofErr w:type="spellStart"/>
+      <w:r>
+        <w:rPr>
+          <w:lang w:val="es-MX" w:eastAsia="es-CO"/>
+        </w:rPr>
+        <w:t>Indicator</w:t>
+      </w:r>
+      <w:proofErr w:type="spellEnd"/>
+      <w:r>
+        <w:rPr>
+          <w:lang w:val="es-MX" w:eastAsia="es-CO"/>
+        </w:rPr>
+        <w:t xml:space="preserve"> (</w:t>
+      </w:r>
+      <w:proofErr w:type="spellStart"/>
+      <w:r>
+        <w:rPr>
+          <w:lang w:val="es-MX" w:eastAsia="es-CO"/>
+        </w:rPr>
+        <w:t>EnPI</w:t>
+      </w:r>
+      <w:proofErr w:type="spellEnd"/>
+      <w:r>
+        <w:rPr>
+          <w:lang w:val="es-MX" w:eastAsia="es-CO"/>
+        </w:rPr>
+        <w:t>) Tool Training.</w:t>
       </w:r>
     </w:p>
     <w:p>
@@ -11164,8 +11423,13 @@
                 <w:lang w:val="es-ES" w:eastAsia="es-CO"/>
               </w:rPr>
             </w:pPr>
-            <w:r>
-              <w:t>Gianmarco Serrano Cabarcas</w:t>
+            <w:proofErr w:type="spellStart"/>
+            <w:r>
+              <w:t>Gianmarco</w:t>
+            </w:r>
+            <w:proofErr w:type="spellEnd"/>
+            <w:r>
+              <w:t xml:space="preserve"> Serrano Cabarcas</w:t>
             </w:r>
           </w:p>
         </w:tc>
@@ -11291,8 +11555,21 @@
                 <w:lang w:val="es-ES" w:eastAsia="es-CO"/>
               </w:rPr>
             </w:pPr>
-            <w:r>
-              <w:t>Yazmin Rocio Figueroa Pacheco</w:t>
+            <w:proofErr w:type="spellStart"/>
+            <w:r>
+              <w:t>Yazmin</w:t>
+            </w:r>
+            <w:proofErr w:type="spellEnd"/>
+            <w:r>
+              <w:t xml:space="preserve"> </w:t>
+            </w:r>
+            <w:proofErr w:type="spellStart"/>
+            <w:r>
+              <w:t>Rocio</w:t>
+            </w:r>
+            <w:proofErr w:type="spellEnd"/>
+            <w:r>
+              <w:t xml:space="preserve"> Figueroa Pacheco</w:t>
             </w:r>
           </w:p>
         </w:tc>
@@ -11356,8 +11633,13 @@
               </w:rPr>
             </w:pPr>
             <w:r>
-              <w:t>Leonardo Castellanos Rodriguez</w:t>
-            </w:r>
+              <w:t xml:space="preserve">Leonardo Castellanos </w:t>
+            </w:r>
+            <w:proofErr w:type="spellStart"/>
+            <w:r>
+              <w:t>Rodriguez</w:t>
+            </w:r>
+            <w:proofErr w:type="spellEnd"/>
           </w:p>
         </w:tc>
         <w:tc>
@@ -11424,8 +11706,13 @@
                 <w:lang w:val="es-ES" w:eastAsia="es-CO"/>
               </w:rPr>
             </w:pPr>
-            <w:r>
-              <w:t>Maria Alejandra Vera Briceño</w:t>
+            <w:proofErr w:type="spellStart"/>
+            <w:r>
+              <w:t>Maria</w:t>
+            </w:r>
+            <w:proofErr w:type="spellEnd"/>
+            <w:r>
+              <w:t xml:space="preserve"> Alejandra Vera Briceño</w:t>
             </w:r>
           </w:p>
         </w:tc>
@@ -11489,7 +11776,23 @@
               </w:rPr>
             </w:pPr>
             <w:r>
-              <w:t>Yineth Ibette Gonzalez Quintero</w:t>
+              <w:t xml:space="preserve">Yineth </w:t>
+            </w:r>
+            <w:proofErr w:type="spellStart"/>
+            <w:r>
+              <w:t>Ibette</w:t>
+            </w:r>
+            <w:proofErr w:type="spellEnd"/>
+            <w:r>
+              <w:t xml:space="preserve"> </w:t>
+            </w:r>
+            <w:proofErr w:type="spellStart"/>
+            <w:r>
+              <w:t>Gonzalez</w:t>
+            </w:r>
+            <w:proofErr w:type="spellEnd"/>
+            <w:r>
+              <w:t xml:space="preserve"> Quintero</w:t>
             </w:r>
           </w:p>
         </w:tc>
@@ -11552,7 +11855,15 @@
               </w:rPr>
             </w:pPr>
             <w:r>
-              <w:t>Laura Paola Gelvez Manosalva</w:t>
+              <w:t xml:space="preserve">Laura Paola </w:t>
+            </w:r>
+            <w:proofErr w:type="spellStart"/>
+            <w:r>
+              <w:t>Gelvez</w:t>
+            </w:r>
+            <w:proofErr w:type="spellEnd"/>
+            <w:r>
+              <w:t xml:space="preserve"> Manosalva</w:t>
             </w:r>
           </w:p>
         </w:tc>
@@ -11612,8 +11923,8 @@
       </w:pPr>
     </w:p>
     <w:sectPr>
-      <w:headerReference w:type="default" r:id="rId21"/>
-      <w:footerReference w:type="default" r:id="rId22"/>
+      <w:headerReference w:type="default" r:id="rId22"/>
+      <w:footerReference w:type="default" r:id="rId23"/>
       <w:pgSz w:w="12240" w:h="15840"/>
       <w:pgMar w:top="1701" w:right="1134" w:bottom="1134" w:left="1134" w:header="709" w:footer="737" w:gutter="0"/>
       <w:pgNumType w:start="1"/>
@@ -16041,6 +16352,15 @@
 </file>
 
 <file path=customXml/item1.xml><?xml version="1.0" encoding="utf-8"?>
+<?mso-contentType ?>
+<FormTemplates xmlns="http://schemas.microsoft.com/sharepoint/v3/contenttype/forms">
+  <Display>DocumentLibraryForm</Display>
+  <Edit>DocumentLibraryForm</Edit>
+  <New>DocumentLibraryForm</New>
+</FormTemplates>
+</file>
+
+<file path=customXml/item2.xml><?xml version="1.0" encoding="utf-8"?>
 <p:properties xmlns:p="http://schemas.microsoft.com/office/2006/metadata/properties" xmlns:xsi="http://www.w3.org/2001/XMLSchema-instance" xmlns:pc="http://schemas.microsoft.com/office/infopath/2007/PartnerControls">
   <documentManagement>
     <TaxCatchAll xmlns="285d351f-f218-493a-825f-85a9dfbde315" xsi:nil="true"/>
@@ -16051,7 +16371,7 @@
 </p:properties>
 </file>
 
-<file path=customXml/item2.xml><?xml version="1.0" encoding="utf-8"?>
+<file path=customXml/item3.xml><?xml version="1.0" encoding="utf-8"?>
 <ct:contentTypeSchema xmlns:ct="http://schemas.microsoft.com/office/2006/metadata/contentType" xmlns:ma="http://schemas.microsoft.com/office/2006/metadata/properties/metaAttributes" ct:_="" ma:_="" ma:contentTypeName="Documento" ma:contentTypeID="0x0101005D7421CBAB376F47AC1876466873BE0C" ma:contentTypeVersion="11" ma:contentTypeDescription="Crear nuevo documento." ma:contentTypeScope="" ma:versionID="f360f8b6fb6f4c8bd21c6a7e407e2e16">
   <xsd:schema xmlns:xsd="http://www.w3.org/2001/XMLSchema" xmlns:xs="http://www.w3.org/2001/XMLSchema" xmlns:p="http://schemas.microsoft.com/office/2006/metadata/properties" xmlns:ns2="55abea07-cd72-4a95-add0-1082a24cf9e9" xmlns:ns3="285d351f-f218-493a-825f-85a9dfbde315" targetNamespace="http://schemas.microsoft.com/office/2006/metadata/properties" ma:root="true" ma:fieldsID="45e32b76c8e436055369618aac27ad35" ns2:_="" ns3:_="">
     <xsd:import namespace="55abea07-cd72-4a95-add0-1082a24cf9e9"/>
@@ -16246,20 +16566,19 @@
 </ct:contentTypeSchema>
 </file>
 
-<file path=customXml/item3.xml><?xml version="1.0" encoding="utf-8"?>
+<file path=customXml/item4.xml><?xml version="1.0" encoding="utf-8"?>
 <b:Sources xmlns:b="http://schemas.openxmlformats.org/officeDocument/2006/bibliography" xmlns="http://schemas.openxmlformats.org/officeDocument/2006/bibliography" SelectedStyle="\APASixthEditionOfficeOnline.xsl" StyleName="APA" Version="6"/>
 </file>
 
-<file path=customXml/item4.xml><?xml version="1.0" encoding="utf-8"?>
-<?mso-contentType ?>
-<FormTemplates xmlns="http://schemas.microsoft.com/sharepoint/v3/contenttype/forms">
-  <Display>DocumentLibraryForm</Display>
-  <Edit>DocumentLibraryForm</Edit>
-  <New>DocumentLibraryForm</New>
-</FormTemplates>
+<file path=customXml/itemProps1.xml><?xml version="1.0" encoding="utf-8"?>
+<ds:datastoreItem xmlns:ds="http://schemas.openxmlformats.org/officeDocument/2006/customXml" ds:itemID="{91756AAB-0645-4FFC-990B-34BB6096B23B}">
+  <ds:schemaRefs>
+    <ds:schemaRef ds:uri="http://schemas.microsoft.com/sharepoint/v3/contenttype/forms"/>
+  </ds:schemaRefs>
+</ds:datastoreItem>
 </file>
 
-<file path=customXml/itemProps1.xml><?xml version="1.0" encoding="utf-8"?>
+<file path=customXml/itemProps2.xml><?xml version="1.0" encoding="utf-8"?>
 <ds:datastoreItem xmlns:ds="http://schemas.openxmlformats.org/officeDocument/2006/customXml" ds:itemID="{CEECB56F-E1D8-45BF-A0A3-B5258E7263D4}">
   <ds:schemaRefs>
     <ds:schemaRef ds:uri="http://schemas.microsoft.com/office/2006/metadata/properties"/>
@@ -16270,7 +16589,7 @@
 </ds:datastoreItem>
 </file>
 
-<file path=customXml/itemProps2.xml><?xml version="1.0" encoding="utf-8"?>
+<file path=customXml/itemProps3.xml><?xml version="1.0" encoding="utf-8"?>
 <ds:datastoreItem xmlns:ds="http://schemas.openxmlformats.org/officeDocument/2006/customXml" ds:itemID="{C1DF00C1-2CE9-465D-963E-2326FAFE5914}">
   <ds:schemaRefs>
     <ds:schemaRef ds:uri="http://schemas.microsoft.com/office/2006/metadata/contentType"/>
@@ -16289,18 +16608,10 @@
 </ds:datastoreItem>
 </file>
 
-<file path=customXml/itemProps3.xml><?xml version="1.0" encoding="utf-8"?>
+<file path=customXml/itemProps4.xml><?xml version="1.0" encoding="utf-8"?>
 <ds:datastoreItem xmlns:ds="http://schemas.openxmlformats.org/officeDocument/2006/customXml" ds:itemID="{B6F340F9-2386-4DBD-B5F6-3C33D611CC46}">
   <ds:schemaRefs>
     <ds:schemaRef ds:uri="http://schemas.openxmlformats.org/officeDocument/2006/bibliography"/>
   </ds:schemaRefs>
 </ds:datastoreItem>
-</file>
-
-<file path=customXml/itemProps4.xml><?xml version="1.0" encoding="utf-8"?>
-<ds:datastoreItem xmlns:ds="http://schemas.openxmlformats.org/officeDocument/2006/customXml" ds:itemID="{91756AAB-0645-4FFC-990B-34BB6096B23B}">
-  <ds:schemaRefs>
-    <ds:schemaRef ds:uri="http://schemas.microsoft.com/sharepoint/v3/contenttype/forms"/>
-  </ds:schemaRefs>
-</ds:datastoreItem>
 </file>
--- a/fuentes/CFA_01_22230062_DU.docx
+++ b/fuentes/CFA_01_22230062_DU.docx
@@ -213,7 +213,7 @@
               </wp:anchor>
             </w:drawing>
           </mc:Choice>
-          <mc:Fallback xmlns:w16sdtfl="http://schemas.microsoft.com/office/word/2024/wordml/sdtformatlock" xmlns:w16du="http://schemas.microsoft.com/office/word/2023/wordml/word16du" xmlns:oel="http://schemas.microsoft.com/office/2019/extlst">
+          <mc:Fallback xmlns:oel="http://schemas.microsoft.com/office/2019/extlst" xmlns:w16du="http://schemas.microsoft.com/office/word/2023/wordml/word16du" xmlns:w16sdtfl="http://schemas.microsoft.com/office/word/2024/wordml/sdtformatlock">
             <w:pict>
               <v:rect w14:anchorId="574FF8BD" id="Rectángulo 4" o:spid="_x0000_s1026" alt="&quot;&quot;" style="position:absolute;margin-left:-55.8pt;margin-top:29.15pt;width:613.85pt;height:190.6pt;z-index:-251659776;visibility:visible;mso-wrap-style:square;mso-width-percent:0;mso-height-percent:0;mso-wrap-distance-left:9pt;mso-wrap-distance-top:0;mso-wrap-distance-right:9pt;mso-wrap-distance-bottom:0;mso-position-horizontal:absolute;mso-position-horizontal-relative:text;mso-position-vertical:absolute;mso-position-vertical-relative:text;mso-width-percent:0;mso-height-percent:0;mso-width-relative:page;mso-height-relative:margin;v-text-anchor:middle" o:gfxdata="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" fillcolor="#00314d" stroked="f" strokeweight="1pt"/>
             </w:pict>
@@ -10372,9 +10372,9 @@
         </w:rPr>
         <w:lastRenderedPageBreak/>
         <w:drawing>
-          <wp:inline distT="0" distB="0" distL="0" distR="0" wp14:anchorId="0B8DECFA" wp14:editId="1A0A97C8">
-            <wp:extent cx="4657165" cy="3481665"/>
-            <wp:effectExtent l="0" t="0" r="0" b="5080"/>
+          <wp:inline distT="0" distB="0" distL="0" distR="0" wp14:anchorId="0B8DECFA" wp14:editId="67D8FC14">
+            <wp:extent cx="6472370" cy="4838700"/>
+            <wp:effectExtent l="0" t="0" r="5080" b="0"/>
             <wp:docPr id="9" name="Gráfico 9" descr="La evaluación de impactos ambientales en los procesos energéticos se basa en la sostenibilidad y en el análisis del ciclo de vida, considerando cada etapa desde la extracción de recursos hasta su disposición final. Este enfoque permite identificar los efectos directos e indirectos que las actividades energéticas generan sobre el ambiente, promoviendo decisiones más responsables y sostenibles."/>
             <wp:cNvGraphicFramePr>
               <a:graphicFrameLocks xmlns:a="http://schemas.openxmlformats.org/drawingml/2006/main" noChangeAspect="1"/>
@@ -10404,7 +10404,7 @@
                   <pic:spPr>
                     <a:xfrm>
                       <a:off x="0" y="0"/>
-                      <a:ext cx="4663003" cy="3486030"/>
+                      <a:ext cx="6485951" cy="4848853"/>
                     </a:xfrm>
                     <a:prstGeom prst="rect">
                       <a:avLst/>
@@ -10957,14 +10957,14 @@
         <w:rPr>
           <w:lang w:val="es-MX" w:eastAsia="es-CO"/>
         </w:rPr>
-        <w:t xml:space="preserve">UNEP, GRID-Arendal. (2018). Energy and </w:t>
+        <w:t xml:space="preserve">UNEP, GRID-Arendal. (2018). Energy and the </w:t>
       </w:r>
       <w:proofErr w:type="spellStart"/>
       <w:r>
         <w:rPr>
           <w:lang w:val="es-MX" w:eastAsia="es-CO"/>
         </w:rPr>
-        <w:t>the</w:t>
+        <w:t>Sustainable</w:t>
       </w:r>
       <w:proofErr w:type="spellEnd"/>
       <w:r>
@@ -10978,7 +10978,7 @@
         <w:rPr>
           <w:lang w:val="es-MX" w:eastAsia="es-CO"/>
         </w:rPr>
-        <w:t>Sustainable</w:t>
+        <w:t>Development</w:t>
       </w:r>
       <w:proofErr w:type="spellEnd"/>
       <w:r>
@@ -10992,13 +10992,27 @@
         <w:rPr>
           <w:lang w:val="es-MX" w:eastAsia="es-CO"/>
         </w:rPr>
-        <w:t>Development</w:t>
+        <w:t>Goals</w:t>
       </w:r>
       <w:proofErr w:type="spellEnd"/>
       <w:r>
         <w:rPr>
           <w:lang w:val="es-MX" w:eastAsia="es-CO"/>
         </w:rPr>
+        <w:t xml:space="preserve">: An </w:t>
+      </w:r>
+      <w:proofErr w:type="spellStart"/>
+      <w:r>
+        <w:rPr>
+          <w:lang w:val="es-MX" w:eastAsia="es-CO"/>
+        </w:rPr>
+        <w:t>Integrated</w:t>
+      </w:r>
+      <w:proofErr w:type="spellEnd"/>
+      <w:r>
+        <w:rPr>
+          <w:lang w:val="es-MX" w:eastAsia="es-CO"/>
+        </w:rPr>
         <w:t xml:space="preserve"> </w:t>
       </w:r>
       <w:proofErr w:type="spellStart"/>
@@ -11006,98 +11020,42 @@
         <w:rPr>
           <w:lang w:val="es-MX" w:eastAsia="es-CO"/>
         </w:rPr>
-        <w:t>Goals</w:t>
+        <w:t>Approach</w:t>
       </w:r>
       <w:proofErr w:type="spellEnd"/>
       <w:r>
         <w:rPr>
           <w:lang w:val="es-MX" w:eastAsia="es-CO"/>
         </w:rPr>
-        <w:t xml:space="preserve">: </w:t>
+        <w:t xml:space="preserve">. </w:t>
+      </w:r>
+    </w:p>
+    <w:p>
+      <w:pPr>
+        <w:spacing w:before="0" w:after="0"/>
+        <w:rPr>
+          <w:lang w:val="es-MX" w:eastAsia="es-CO"/>
+        </w:rPr>
+      </w:pPr>
+      <w:r>
+        <w:rPr>
+          <w:lang w:val="es-MX" w:eastAsia="es-CO"/>
+        </w:rPr>
+        <w:t xml:space="preserve">U.S. </w:t>
       </w:r>
       <w:proofErr w:type="spellStart"/>
       <w:r>
         <w:rPr>
           <w:lang w:val="es-MX" w:eastAsia="es-CO"/>
         </w:rPr>
-        <w:t>An</w:t>
+        <w:t>Department</w:t>
       </w:r>
       <w:proofErr w:type="spellEnd"/>
       <w:r>
         <w:rPr>
           <w:lang w:val="es-MX" w:eastAsia="es-CO"/>
         </w:rPr>
-        <w:t xml:space="preserve"> </w:t>
-      </w:r>
-      <w:proofErr w:type="spellStart"/>
-      <w:r>
-        <w:rPr>
-          <w:lang w:val="es-MX" w:eastAsia="es-CO"/>
-        </w:rPr>
-        <w:t>Integrated</w:t>
-      </w:r>
-      <w:proofErr w:type="spellEnd"/>
-      <w:r>
-        <w:rPr>
-          <w:lang w:val="es-MX" w:eastAsia="es-CO"/>
-        </w:rPr>
-        <w:t xml:space="preserve"> </w:t>
-      </w:r>
-      <w:proofErr w:type="spellStart"/>
-      <w:r>
-        <w:rPr>
-          <w:lang w:val="es-MX" w:eastAsia="es-CO"/>
-        </w:rPr>
-        <w:t>Approach</w:t>
-      </w:r>
-      <w:proofErr w:type="spellEnd"/>
-      <w:r>
-        <w:rPr>
-          <w:lang w:val="es-MX" w:eastAsia="es-CO"/>
-        </w:rPr>
-        <w:t xml:space="preserve">. </w:t>
-      </w:r>
-    </w:p>
-    <w:p>
-      <w:pPr>
-        <w:spacing w:before="0" w:after="0"/>
-        <w:rPr>
-          <w:lang w:val="es-MX" w:eastAsia="es-CO"/>
-        </w:rPr>
-      </w:pPr>
-      <w:r>
-        <w:rPr>
-          <w:lang w:val="es-MX" w:eastAsia="es-CO"/>
-        </w:rPr>
-        <w:t xml:space="preserve">U.S. </w:t>
-      </w:r>
-      <w:proofErr w:type="spellStart"/>
-      <w:r>
-        <w:rPr>
-          <w:lang w:val="es-MX" w:eastAsia="es-CO"/>
-        </w:rPr>
-        <w:t>Department</w:t>
-      </w:r>
-      <w:proofErr w:type="spellEnd"/>
-      <w:r>
-        <w:rPr>
-          <w:lang w:val="es-MX" w:eastAsia="es-CO"/>
-        </w:rPr>
-        <w:t xml:space="preserve"> </w:t>
-      </w:r>
-      <w:proofErr w:type="spellStart"/>
-      <w:r>
-        <w:rPr>
-          <w:lang w:val="es-MX" w:eastAsia="es-CO"/>
-        </w:rPr>
-        <w:t>of</w:t>
-      </w:r>
-      <w:proofErr w:type="spellEnd"/>
-      <w:r>
-        <w:rPr>
-          <w:lang w:val="es-MX" w:eastAsia="es-CO"/>
-        </w:rPr>
-        <w:t xml:space="preserve"> Energy (DOE), Federal Energy Management </w:t>
+        <w:t xml:space="preserve"> of Energy (DOE), Federal Energy Management </w:t>
       </w:r>
       <w:proofErr w:type="spellStart"/>
       <w:r>
@@ -16352,26 +16310,6 @@
 </file>
 
 <file path=customXml/item1.xml><?xml version="1.0" encoding="utf-8"?>
-<?mso-contentType ?>
-<FormTemplates xmlns="http://schemas.microsoft.com/sharepoint/v3/contenttype/forms">
-  <Display>DocumentLibraryForm</Display>
-  <Edit>DocumentLibraryForm</Edit>
-  <New>DocumentLibraryForm</New>
-</FormTemplates>
-</file>
-
-<file path=customXml/item2.xml><?xml version="1.0" encoding="utf-8"?>
-<p:properties xmlns:p="http://schemas.microsoft.com/office/2006/metadata/properties" xmlns:xsi="http://www.w3.org/2001/XMLSchema-instance" xmlns:pc="http://schemas.microsoft.com/office/infopath/2007/PartnerControls">
-  <documentManagement>
-    <TaxCatchAll xmlns="285d351f-f218-493a-825f-85a9dfbde315" xsi:nil="true"/>
-    <lcf76f155ced4ddcb4097134ff3c332f xmlns="55abea07-cd72-4a95-add0-1082a24cf9e9">
-      <Terms xmlns="http://schemas.microsoft.com/office/infopath/2007/PartnerControls"/>
-    </lcf76f155ced4ddcb4097134ff3c332f>
-  </documentManagement>
-</p:properties>
-</file>
-
-<file path=customXml/item3.xml><?xml version="1.0" encoding="utf-8"?>
 <ct:contentTypeSchema xmlns:ct="http://schemas.microsoft.com/office/2006/metadata/contentType" xmlns:ma="http://schemas.microsoft.com/office/2006/metadata/properties/metaAttributes" ct:_="" ma:_="" ma:contentTypeName="Documento" ma:contentTypeID="0x0101005D7421CBAB376F47AC1876466873BE0C" ma:contentTypeVersion="11" ma:contentTypeDescription="Crear nuevo documento." ma:contentTypeScope="" ma:versionID="f360f8b6fb6f4c8bd21c6a7e407e2e16">
   <xsd:schema xmlns:xsd="http://www.w3.org/2001/XMLSchema" xmlns:xs="http://www.w3.org/2001/XMLSchema" xmlns:p="http://schemas.microsoft.com/office/2006/metadata/properties" xmlns:ns2="55abea07-cd72-4a95-add0-1082a24cf9e9" xmlns:ns3="285d351f-f218-493a-825f-85a9dfbde315" targetNamespace="http://schemas.microsoft.com/office/2006/metadata/properties" ma:root="true" ma:fieldsID="45e32b76c8e436055369618aac27ad35" ns2:_="" ns3:_="">
     <xsd:import namespace="55abea07-cd72-4a95-add0-1082a24cf9e9"/>
@@ -16566,30 +16504,31 @@
 </ct:contentTypeSchema>
 </file>
 
+<file path=customXml/item2.xml><?xml version="1.0" encoding="utf-8"?>
+<p:properties xmlns:p="http://schemas.microsoft.com/office/2006/metadata/properties" xmlns:xsi="http://www.w3.org/2001/XMLSchema-instance" xmlns:pc="http://schemas.microsoft.com/office/infopath/2007/PartnerControls">
+  <documentManagement>
+    <TaxCatchAll xmlns="285d351f-f218-493a-825f-85a9dfbde315" xsi:nil="true"/>
+    <lcf76f155ced4ddcb4097134ff3c332f xmlns="55abea07-cd72-4a95-add0-1082a24cf9e9">
+      <Terms xmlns="http://schemas.microsoft.com/office/infopath/2007/PartnerControls"/>
+    </lcf76f155ced4ddcb4097134ff3c332f>
+  </documentManagement>
+</p:properties>
+</file>
+
+<file path=customXml/item3.xml><?xml version="1.0" encoding="utf-8"?>
+<?mso-contentType ?>
+<FormTemplates xmlns="http://schemas.microsoft.com/sharepoint/v3/contenttype/forms">
+  <Display>DocumentLibraryForm</Display>
+  <Edit>DocumentLibraryForm</Edit>
+  <New>DocumentLibraryForm</New>
+</FormTemplates>
+</file>
+
 <file path=customXml/item4.xml><?xml version="1.0" encoding="utf-8"?>
 <b:Sources xmlns:b="http://schemas.openxmlformats.org/officeDocument/2006/bibliography" xmlns="http://schemas.openxmlformats.org/officeDocument/2006/bibliography" SelectedStyle="\APASixthEditionOfficeOnline.xsl" StyleName="APA" Version="6"/>
 </file>
 
 <file path=customXml/itemProps1.xml><?xml version="1.0" encoding="utf-8"?>
-<ds:datastoreItem xmlns:ds="http://schemas.openxmlformats.org/officeDocument/2006/customXml" ds:itemID="{91756AAB-0645-4FFC-990B-34BB6096B23B}">
-  <ds:schemaRefs>
-    <ds:schemaRef ds:uri="http://schemas.microsoft.com/sharepoint/v3/contenttype/forms"/>
-  </ds:schemaRefs>
-</ds:datastoreItem>
-</file>
-
-<file path=customXml/itemProps2.xml><?xml version="1.0" encoding="utf-8"?>
-<ds:datastoreItem xmlns:ds="http://schemas.openxmlformats.org/officeDocument/2006/customXml" ds:itemID="{CEECB56F-E1D8-45BF-A0A3-B5258E7263D4}">
-  <ds:schemaRefs>
-    <ds:schemaRef ds:uri="http://schemas.microsoft.com/office/2006/metadata/properties"/>
-    <ds:schemaRef ds:uri="http://schemas.microsoft.com/office/infopath/2007/PartnerControls"/>
-    <ds:schemaRef ds:uri="285d351f-f218-493a-825f-85a9dfbde315"/>
-    <ds:schemaRef ds:uri="55abea07-cd72-4a95-add0-1082a24cf9e9"/>
-  </ds:schemaRefs>
-</ds:datastoreItem>
-</file>
-
-<file path=customXml/itemProps3.xml><?xml version="1.0" encoding="utf-8"?>
 <ds:datastoreItem xmlns:ds="http://schemas.openxmlformats.org/officeDocument/2006/customXml" ds:itemID="{C1DF00C1-2CE9-465D-963E-2326FAFE5914}">
   <ds:schemaRefs>
     <ds:schemaRef ds:uri="http://schemas.microsoft.com/office/2006/metadata/contentType"/>
@@ -16608,6 +16547,25 @@
 </ds:datastoreItem>
 </file>
 
+<file path=customXml/itemProps2.xml><?xml version="1.0" encoding="utf-8"?>
+<ds:datastoreItem xmlns:ds="http://schemas.openxmlformats.org/officeDocument/2006/customXml" ds:itemID="{CEECB56F-E1D8-45BF-A0A3-B5258E7263D4}">
+  <ds:schemaRefs>
+    <ds:schemaRef ds:uri="http://schemas.microsoft.com/office/2006/metadata/properties"/>
+    <ds:schemaRef ds:uri="http://schemas.microsoft.com/office/infopath/2007/PartnerControls"/>
+    <ds:schemaRef ds:uri="285d351f-f218-493a-825f-85a9dfbde315"/>
+    <ds:schemaRef ds:uri="55abea07-cd72-4a95-add0-1082a24cf9e9"/>
+  </ds:schemaRefs>
+</ds:datastoreItem>
+</file>
+
+<file path=customXml/itemProps3.xml><?xml version="1.0" encoding="utf-8"?>
+<ds:datastoreItem xmlns:ds="http://schemas.openxmlformats.org/officeDocument/2006/customXml" ds:itemID="{91756AAB-0645-4FFC-990B-34BB6096B23B}">
+  <ds:schemaRefs>
+    <ds:schemaRef ds:uri="http://schemas.microsoft.com/sharepoint/v3/contenttype/forms"/>
+  </ds:schemaRefs>
+</ds:datastoreItem>
+</file>
+
 <file path=customXml/itemProps4.xml><?xml version="1.0" encoding="utf-8"?>
 <ds:datastoreItem xmlns:ds="http://schemas.openxmlformats.org/officeDocument/2006/customXml" ds:itemID="{B6F340F9-2386-4DBD-B5F6-3C33D611CC46}">
   <ds:schemaRefs>
